--- a/docs/manual/callforge_manual.docx
+++ b/docs/manual/callforge_manual.docx
@@ -25,6 +25,11 @@
       <w:r>
         <w:t xml:space="preserve">Bright Adu</w:t>
       </w:r>
+    </w:p>
+    <w:p>
+      <w:pPr>
+        <w:pStyle w:val="Author"/>
+      </w:pPr>
     </w:p>
     <w:p>
       <w:pPr>
@@ -1182,10 +1187,10 @@
         <w:tblLook w:firstRow="1" w:lastRow="0" w:firstColumn="0" w:lastColumn="0" w:noHBand="0" w:noVBand="0" w:val="0020"/>
       </w:tblPr>
       <w:tblGrid>
-        <w:gridCol w:w="1980"/>
-        <w:gridCol w:w="1980"/>
-        <w:gridCol w:w="1980"/>
-        <w:gridCol w:w="1980"/>
+        <w:gridCol w:w="365"/>
+        <w:gridCol w:w="1340"/>
+        <w:gridCol w:w="2558"/>
+        <w:gridCol w:w="3655"/>
       </w:tblGrid>
       <w:tr>
         <w:trPr>
@@ -1196,6 +1201,7 @@
           <w:p>
             <w:pPr>
               <w:pStyle w:val="Compact"/>
+              <w:jc w:val="left"/>
             </w:pPr>
             <w:r>
               <w:t xml:space="preserve">#</w:t>
@@ -1207,6 +1213,7 @@
           <w:p>
             <w:pPr>
               <w:pStyle w:val="Compact"/>
+              <w:jc w:val="left"/>
             </w:pPr>
             <w:r>
               <w:t xml:space="preserve">Stage</w:t>
@@ -1218,6 +1225,7 @@
           <w:p>
             <w:pPr>
               <w:pStyle w:val="Compact"/>
+              <w:jc w:val="left"/>
             </w:pPr>
             <w:r>
               <w:t xml:space="preserve">Key tool(s)</w:t>
@@ -1229,18 +1237,10 @@
           <w:p>
             <w:pPr>
               <w:pStyle w:val="Compact"/>
-            </w:pPr>
-            <w:r>
-              <w:t xml:space="preserve">Main output(s) under</w:t>
-            </w:r>
-            <w:r>
-              <w:t xml:space="preserve"> </w:t>
-            </w:r>
-            <w:r>
-              <w:rPr>
-                <w:rStyle w:val="VerbatimChar"/>
-              </w:rPr>
-              <w:t xml:space="preserve">results/</w:t>
+              <w:jc w:val="left"/>
+            </w:pPr>
+            <w:r>
+              <w:t xml:space="preserve">Output dir + key file(s)</w:t>
             </w:r>
           </w:p>
         </w:tc>
@@ -1251,6 +1251,7 @@
           <w:p>
             <w:pPr>
               <w:pStyle w:val="Compact"/>
+              <w:jc w:val="left"/>
             </w:pPr>
             <w:r>
               <w:t xml:space="preserve">0</w:t>
@@ -1262,6 +1263,7 @@
           <w:p>
             <w:pPr>
               <w:pStyle w:val="Compact"/>
+              <w:jc w:val="left"/>
             </w:pPr>
             <w:r>
               <w:t xml:space="preserve">Inputs &amp; resource discovery</w:t>
@@ -1273,80 +1275,22 @@
           <w:p>
             <w:pPr>
               <w:pStyle w:val="Compact"/>
-            </w:pPr>
-            <w:r>
-              <w:rPr>
-                <w:rStyle w:val="VerbatimChar"/>
-              </w:rPr>
-              <w:t xml:space="preserve">validate_samplesheet</w:t>
-            </w:r>
-            <w:r>
-              <w:t xml:space="preserve">,</w:t>
-            </w:r>
-            <w:r>
-              <w:t xml:space="preserve"> </w:t>
-            </w:r>
-            <w:r>
-              <w:rPr>
-                <w:rStyle w:val="VerbatimChar"/>
-              </w:rPr>
-              <w:t xml:space="preserve">discover_resources</w:t>
-            </w:r>
-            <w:r>
-              <w:t xml:space="preserve">,</w:t>
-            </w:r>
-            <w:r>
-              <w:t xml:space="preserve"> </w:t>
-            </w:r>
-            <w:r>
-              <w:rPr>
-                <w:rStyle w:val="VerbatimChar"/>
-              </w:rPr>
-              <w:t xml:space="preserve">check_reference_invariant</w:t>
-            </w:r>
-            <w:r>
-              <w:t xml:space="preserve">,</w:t>
-            </w:r>
-            <w:r>
-              <w:t xml:space="preserve"> </w:t>
-            </w:r>
-            <w:r>
-              <w:rPr>
-                <w:rStyle w:val="VerbatimChar"/>
-              </w:rPr>
-              <w:t xml:space="preserve">ingest_captureforge</w:t>
-            </w:r>
-          </w:p>
-        </w:tc>
-        <w:tc>
-          <w:tcPr/>
-          <w:p>
-            <w:pPr>
-              <w:pStyle w:val="Compact"/>
-            </w:pPr>
-            <w:r>
-              <w:rPr>
-                <w:rStyle w:val="VerbatimChar"/>
-              </w:rPr>
-              <w:t xml:space="preserve">stage0_inputs/</w:t>
-            </w:r>
-            <w:r>
-              <w:t xml:space="preserve"> </w:t>
-            </w:r>
-            <w:r>
-              <w:t xml:space="preserve">(manifest, invariant,</w:t>
-            </w:r>
-            <w:r>
-              <w:t xml:space="preserve"> </w:t>
-            </w:r>
-            <w:r>
-              <w:rPr>
-                <w:rStyle w:val="VerbatimChar"/>
-              </w:rPr>
-              <w:t xml:space="preserve">gene_metadata.tsv</w:t>
-            </w:r>
-            <w:r>
-              <w:t xml:space="preserve">)</w:t>
+              <w:jc w:val="left"/>
+            </w:pPr>
+            <w:r>
+              <w:t xml:space="preserve">validate_samplesheet, discover_resources, ingest_captureforge</w:t>
+            </w:r>
+          </w:p>
+        </w:tc>
+        <w:tc>
+          <w:tcPr/>
+          <w:p>
+            <w:pPr>
+              <w:pStyle w:val="Compact"/>
+              <w:jc w:val="left"/>
+            </w:pPr>
+            <w:r>
+              <w:t xml:space="preserve">stage0_inputs/ — manifest, invariant, gene_metadata.tsv</w:t>
             </w:r>
           </w:p>
         </w:tc>
@@ -1357,6 +1301,7 @@
           <w:p>
             <w:pPr>
               <w:pStyle w:val="Compact"/>
+              <w:jc w:val="left"/>
             </w:pPr>
             <w:r>
               <w:t xml:space="preserve">1</w:t>
@@ -1368,6 +1313,7 @@
           <w:p>
             <w:pPr>
               <w:pStyle w:val="Compact"/>
+              <w:jc w:val="left"/>
             </w:pPr>
             <w:r>
               <w:t xml:space="preserve">Raw-read QC</w:t>
@@ -1379,6 +1325,7 @@
           <w:p>
             <w:pPr>
               <w:pStyle w:val="Compact"/>
+              <w:jc w:val="left"/>
             </w:pPr>
             <w:r>
               <w:t xml:space="preserve">FastQC</w:t>
@@ -1390,11 +1337,9 @@
           <w:p>
             <w:pPr>
               <w:pStyle w:val="Compact"/>
-            </w:pPr>
-            <w:r>
-              <w:rPr>
-                <w:rStyle w:val="VerbatimChar"/>
-              </w:rPr>
+              <w:jc w:val="left"/>
+            </w:pPr>
+            <w:r>
               <w:t xml:space="preserve">stage1_rawqc/</w:t>
             </w:r>
           </w:p>
@@ -1406,6 +1351,7 @@
           <w:p>
             <w:pPr>
               <w:pStyle w:val="Compact"/>
+              <w:jc w:val="left"/>
             </w:pPr>
             <w:r>
               <w:t xml:space="preserve">2</w:t>
@@ -1417,6 +1363,7 @@
           <w:p>
             <w:pPr>
               <w:pStyle w:val="Compact"/>
+              <w:jc w:val="left"/>
             </w:pPr>
             <w:r>
               <w:t xml:space="preserve">Trimming</w:t>
@@ -1428,6 +1375,7 @@
           <w:p>
             <w:pPr>
               <w:pStyle w:val="Compact"/>
+              <w:jc w:val="left"/>
             </w:pPr>
             <w:r>
               <w:t xml:space="preserve">fastp</w:t>
@@ -1439,11 +1387,9 @@
           <w:p>
             <w:pPr>
               <w:pStyle w:val="Compact"/>
-            </w:pPr>
-            <w:r>
-              <w:rPr>
-                <w:rStyle w:val="VerbatimChar"/>
-              </w:rPr>
+              <w:jc w:val="left"/>
+            </w:pPr>
+            <w:r>
               <w:t xml:space="preserve">stage2_trim/</w:t>
             </w:r>
           </w:p>
@@ -1455,6 +1401,7 @@
           <w:p>
             <w:pPr>
               <w:pStyle w:val="Compact"/>
+              <w:jc w:val="left"/>
             </w:pPr>
             <w:r>
               <w:t xml:space="preserve">3</w:t>
@@ -1466,6 +1413,7 @@
           <w:p>
             <w:pPr>
               <w:pStyle w:val="Compact"/>
+              <w:jc w:val="left"/>
             </w:pPr>
             <w:r>
               <w:t xml:space="preserve">Alignment</w:t>
@@ -1477,22 +1425,21 @@
           <w:p>
             <w:pPr>
               <w:pStyle w:val="Compact"/>
-            </w:pPr>
-            <w:r>
-              <w:t xml:space="preserve">bwa-mem2 → samtools sort</w:t>
-            </w:r>
-          </w:p>
-        </w:tc>
-        <w:tc>
-          <w:tcPr/>
-          <w:p>
-            <w:pPr>
-              <w:pStyle w:val="Compact"/>
-            </w:pPr>
-            <w:r>
-              <w:rPr>
-                <w:rStyle w:val="VerbatimChar"/>
-              </w:rPr>
+              <w:jc w:val="left"/>
+            </w:pPr>
+            <w:r>
+              <w:t xml:space="preserve">bwa-mem2, samtools sort</w:t>
+            </w:r>
+          </w:p>
+        </w:tc>
+        <w:tc>
+          <w:tcPr/>
+          <w:p>
+            <w:pPr>
+              <w:pStyle w:val="Compact"/>
+              <w:jc w:val="left"/>
+            </w:pPr>
+            <w:r>
               <w:t xml:space="preserve">stage3_align/</w:t>
             </w:r>
           </w:p>
@@ -1504,6 +1451,7 @@
           <w:p>
             <w:pPr>
               <w:pStyle w:val="Compact"/>
+              <w:jc w:val="left"/>
             </w:pPr>
             <w:r>
               <w:t xml:space="preserve">4</w:t>
@@ -1515,6 +1463,7 @@
           <w:p>
             <w:pPr>
               <w:pStyle w:val="Compact"/>
+              <w:jc w:val="left"/>
             </w:pPr>
             <w:r>
               <w:t xml:space="preserve">Post-alignment</w:t>
@@ -1526,6 +1475,7 @@
           <w:p>
             <w:pPr>
               <w:pStyle w:val="Compact"/>
+              <w:jc w:val="left"/>
             </w:pPr>
             <w:r>
               <w:t xml:space="preserve">Picard MarkDuplicates, GATK BQSR, CollectHsMetrics, mosdepth</w:t>
@@ -1537,12 +1487,10 @@
           <w:p>
             <w:pPr>
               <w:pStyle w:val="Compact"/>
-            </w:pPr>
-            <w:r>
-              <w:rPr>
-                <w:rStyle w:val="VerbatimChar"/>
-              </w:rPr>
-              <w:t xml:space="preserve">stage4_postalign/</w:t>
+              <w:jc w:val="left"/>
+            </w:pPr>
+            <w:r>
+              <w:t xml:space="preserve">stage4_postalign/ — HsMetrics, mosdepth per-gene depth</w:t>
             </w:r>
           </w:p>
         </w:tc>
@@ -1553,6 +1501,7 @@
           <w:p>
             <w:pPr>
               <w:pStyle w:val="Compact"/>
+              <w:jc w:val="left"/>
             </w:pPr>
             <w:r>
               <w:t xml:space="preserve">5</w:t>
@@ -1564,6 +1513,7 @@
           <w:p>
             <w:pPr>
               <w:pStyle w:val="Compact"/>
+              <w:jc w:val="left"/>
             </w:pPr>
             <w:r>
               <w:t xml:space="preserve">Per-sample QC gate</w:t>
@@ -1575,11 +1525,9 @@
           <w:p>
             <w:pPr>
               <w:pStyle w:val="Compact"/>
-            </w:pPr>
-            <w:r>
-              <w:rPr>
-                <w:rStyle w:val="VerbatimChar"/>
-              </w:rPr>
+              <w:jc w:val="left"/>
+            </w:pPr>
+            <w:r>
               <w:t xml:space="preserve">qc_gate.py</w:t>
             </w:r>
           </w:p>
@@ -1589,39 +1537,10 @@
           <w:p>
             <w:pPr>
               <w:pStyle w:val="Compact"/>
-            </w:pPr>
-            <w:r>
-              <w:rPr>
-                <w:rStyle w:val="VerbatimChar"/>
-              </w:rPr>
-              <w:t xml:space="preserve">stage5_qc_gate/</w:t>
-            </w:r>
-            <w:r>
-              <w:t xml:space="preserve"> </w:t>
-            </w:r>
-            <w:r>
-              <w:t xml:space="preserve">(</w:t>
-            </w:r>
-            <w:r>
-              <w:rPr>
-                <w:rStyle w:val="VerbatimChar"/>
-              </w:rPr>
-              <w:t xml:space="preserve">qc_pass.txt</w:t>
-            </w:r>
-            <w:r>
-              <w:t xml:space="preserve">,</w:t>
-            </w:r>
-            <w:r>
-              <w:t xml:space="preserve"> </w:t>
-            </w:r>
-            <w:r>
-              <w:rPr>
-                <w:rStyle w:val="VerbatimChar"/>
-              </w:rPr>
-              <w:t xml:space="preserve">qc_quarantine.txt</w:t>
-            </w:r>
-            <w:r>
-              <w:t xml:space="preserve">)</w:t>
+              <w:jc w:val="left"/>
+            </w:pPr>
+            <w:r>
+              <w:t xml:space="preserve">stage5_qc_gate/ — qc_pass.txt, qc_quarantine.txt</w:t>
             </w:r>
           </w:p>
         </w:tc>
@@ -1632,6 +1551,7 @@
           <w:p>
             <w:pPr>
               <w:pStyle w:val="Compact"/>
+              <w:jc w:val="left"/>
             </w:pPr>
             <w:r>
               <w:t xml:space="preserve">6</w:t>
@@ -1643,6 +1563,7 @@
           <w:p>
             <w:pPr>
               <w:pStyle w:val="Compact"/>
+              <w:jc w:val="left"/>
             </w:pPr>
             <w:r>
               <w:t xml:space="preserve">SNV/indel joint calling</w:t>
@@ -1654,23 +1575,22 @@
           <w:p>
             <w:pPr>
               <w:pStyle w:val="Compact"/>
-            </w:pPr>
-            <w:r>
-              <w:t xml:space="preserve">GATK HaplotypeCaller → GenomicsDBImport → GenotypeGVCFs</w:t>
-            </w:r>
-          </w:p>
-        </w:tc>
-        <w:tc>
-          <w:tcPr/>
-          <w:p>
-            <w:pPr>
-              <w:pStyle w:val="Compact"/>
-            </w:pPr>
-            <w:r>
-              <w:rPr>
-                <w:rStyle w:val="VerbatimChar"/>
-              </w:rPr>
-              <w:t xml:space="preserve">stage6_calling/joint.vcf.gz</w:t>
+              <w:jc w:val="left"/>
+            </w:pPr>
+            <w:r>
+              <w:t xml:space="preserve">GATK HaplotypeCaller, GenomicsDBImport, GenotypeGVCFs</w:t>
+            </w:r>
+          </w:p>
+        </w:tc>
+        <w:tc>
+          <w:tcPr/>
+          <w:p>
+            <w:pPr>
+              <w:pStyle w:val="Compact"/>
+              <w:jc w:val="left"/>
+            </w:pPr>
+            <w:r>
+              <w:t xml:space="preserve">stage6_calling/ — joint.vcf.gz</w:t>
             </w:r>
           </w:p>
         </w:tc>
@@ -1681,6 +1601,7 @@
           <w:p>
             <w:pPr>
               <w:pStyle w:val="Compact"/>
+              <w:jc w:val="left"/>
             </w:pPr>
             <w:r>
               <w:t xml:space="preserve">7</w:t>
@@ -1692,6 +1613,7 @@
           <w:p>
             <w:pPr>
               <w:pStyle w:val="Compact"/>
+              <w:jc w:val="left"/>
             </w:pPr>
             <w:r>
               <w:t xml:space="preserve">Hard-filtering</w:t>
@@ -1703,23 +1625,22 @@
           <w:p>
             <w:pPr>
               <w:pStyle w:val="Compact"/>
-            </w:pPr>
-            <w:r>
-              <w:t xml:space="preserve">GATK VariantFiltration → MergeVcfs</w:t>
-            </w:r>
-          </w:p>
-        </w:tc>
-        <w:tc>
-          <w:tcPr/>
-          <w:p>
-            <w:pPr>
-              <w:pStyle w:val="Compact"/>
-            </w:pPr>
-            <w:r>
-              <w:rPr>
-                <w:rStyle w:val="VerbatimChar"/>
-              </w:rPr>
-              <w:t xml:space="preserve">stage7_filter/joint.filtered.vcf.gz</w:t>
+              <w:jc w:val="left"/>
+            </w:pPr>
+            <w:r>
+              <w:t xml:space="preserve">GATK VariantFiltration, MergeVcfs</w:t>
+            </w:r>
+          </w:p>
+        </w:tc>
+        <w:tc>
+          <w:tcPr/>
+          <w:p>
+            <w:pPr>
+              <w:pStyle w:val="Compact"/>
+              <w:jc w:val="left"/>
+            </w:pPr>
+            <w:r>
+              <w:t xml:space="preserve">stage7_filter/ — joint.filtered.vcf.gz</w:t>
             </w:r>
           </w:p>
         </w:tc>
@@ -1730,6 +1651,7 @@
           <w:p>
             <w:pPr>
               <w:pStyle w:val="Compact"/>
+              <w:jc w:val="left"/>
             </w:pPr>
             <w:r>
               <w:t xml:space="preserve">8</w:t>
@@ -1741,6 +1663,7 @@
           <w:p>
             <w:pPr>
               <w:pStyle w:val="Compact"/>
+              <w:jc w:val="left"/>
             </w:pPr>
             <w:r>
               <w:t xml:space="preserve">CNV</w:t>
@@ -1752,6 +1675,7 @@
           <w:p>
             <w:pPr>
               <w:pStyle w:val="Compact"/>
+              <w:jc w:val="left"/>
             </w:pPr>
             <w:r>
               <w:t xml:space="preserve">CNVkit</w:t>
@@ -1763,27 +1687,10 @@
           <w:p>
             <w:pPr>
               <w:pStyle w:val="Compact"/>
-            </w:pPr>
-            <w:r>
-              <w:rPr>
-                <w:rStyle w:val="VerbatimChar"/>
-              </w:rPr>
-              <w:t xml:space="preserve">stage8_cnv/</w:t>
-            </w:r>
-            <w:r>
-              <w:t xml:space="preserve"> </w:t>
-            </w:r>
-            <w:r>
-              <w:t xml:space="preserve">(</w:t>
-            </w:r>
-            <w:r>
-              <w:rPr>
-                <w:rStyle w:val="VerbatimChar"/>
-              </w:rPr>
-              <w:t xml:space="preserve">cnv_calls.tsv</w:t>
-            </w:r>
-            <w:r>
-              <w:t xml:space="preserve">, callability)</w:t>
+              <w:jc w:val="left"/>
+            </w:pPr>
+            <w:r>
+              <w:t xml:space="preserve">stage8_cnv/ — cnv_calls.tsv (with callability)</w:t>
             </w:r>
           </w:p>
         </w:tc>
@@ -1794,6 +1701,7 @@
           <w:p>
             <w:pPr>
               <w:pStyle w:val="Compact"/>
+              <w:jc w:val="left"/>
             </w:pPr>
             <w:r>
               <w:t xml:space="preserve">9</w:t>
@@ -1805,6 +1713,7 @@
           <w:p>
             <w:pPr>
               <w:pStyle w:val="Compact"/>
+              <w:jc w:val="left"/>
             </w:pPr>
             <w:r>
               <w:t xml:space="preserve">STR</w:t>
@@ -1816,6 +1725,7 @@
           <w:p>
             <w:pPr>
               <w:pStyle w:val="Compact"/>
+              <w:jc w:val="left"/>
             </w:pPr>
             <w:r>
               <w:t xml:space="preserve">ExpansionHunter</w:t>
@@ -1827,12 +1737,10 @@
           <w:p>
             <w:pPr>
               <w:pStyle w:val="Compact"/>
-            </w:pPr>
-            <w:r>
-              <w:rPr>
-                <w:rStyle w:val="VerbatimChar"/>
-              </w:rPr>
-              <w:t xml:space="preserve">stage9_str/</w:t>
+              <w:jc w:val="left"/>
+            </w:pPr>
+            <w:r>
+              <w:t xml:space="preserve">stage9_str/ — str_calls.tsv</w:t>
             </w:r>
           </w:p>
         </w:tc>
@@ -1843,6 +1751,7 @@
           <w:p>
             <w:pPr>
               <w:pStyle w:val="Compact"/>
+              <w:jc w:val="left"/>
             </w:pPr>
             <w:r>
               <w:t xml:space="preserve">10</w:t>
@@ -1854,6 +1763,7 @@
           <w:p>
             <w:pPr>
               <w:pStyle w:val="Compact"/>
+              <w:jc w:val="left"/>
             </w:pPr>
             <w:r>
               <w:t xml:space="preserve">Paralog-aware</w:t>
@@ -1865,11 +1775,9 @@
           <w:p>
             <w:pPr>
               <w:pStyle w:val="Compact"/>
-            </w:pPr>
-            <w:r>
-              <w:rPr>
-                <w:rStyle w:val="VerbatimChar"/>
-              </w:rPr>
+              <w:jc w:val="left"/>
+            </w:pPr>
+            <w:r>
               <w:t xml:space="preserve">paralog_flag.py</w:t>
             </w:r>
           </w:p>
@@ -1879,12 +1787,10 @@
           <w:p>
             <w:pPr>
               <w:pStyle w:val="Compact"/>
-            </w:pPr>
-            <w:r>
-              <w:rPr>
-                <w:rStyle w:val="VerbatimChar"/>
-              </w:rPr>
-              <w:t xml:space="preserve">stage10_paralog/paralog.annotated.vcf.gz</w:t>
+              <w:jc w:val="left"/>
+            </w:pPr>
+            <w:r>
+              <w:t xml:space="preserve">stage10_paralog/ — paralog.annotated.vcf.gz</w:t>
             </w:r>
           </w:p>
         </w:tc>
@@ -1895,6 +1801,7 @@
           <w:p>
             <w:pPr>
               <w:pStyle w:val="Compact"/>
+              <w:jc w:val="left"/>
             </w:pPr>
             <w:r>
               <w:t xml:space="preserve">11</w:t>
@@ -1906,6 +1813,7 @@
           <w:p>
             <w:pPr>
               <w:pStyle w:val="Compact"/>
+              <w:jc w:val="left"/>
             </w:pPr>
             <w:r>
               <w:t xml:space="preserve">Annotation</w:t>
@@ -1917,35 +1825,22 @@
           <w:p>
             <w:pPr>
               <w:pStyle w:val="Compact"/>
-            </w:pPr>
-            <w:r>
-              <w:t xml:space="preserve">VEP + vcfanno + PhyloP</w:t>
-            </w:r>
-          </w:p>
-        </w:tc>
-        <w:tc>
-          <w:tcPr/>
-          <w:p>
-            <w:pPr>
-              <w:pStyle w:val="Compact"/>
-            </w:pPr>
-            <w:r>
-              <w:rPr>
-                <w:rStyle w:val="VerbatimChar"/>
-              </w:rPr>
-              <w:t xml:space="preserve">stage11_annotation/annotated.vcf.gz</w:t>
-            </w:r>
-            <w:r>
-              <w:t xml:space="preserve">,</w:t>
-            </w:r>
-            <w:r>
-              <w:t xml:space="preserve"> </w:t>
-            </w:r>
-            <w:r>
-              <w:rPr>
-                <w:rStyle w:val="VerbatimChar"/>
-              </w:rPr>
-              <w:t xml:space="preserve">variants.flat.tsv</w:t>
+              <w:jc w:val="left"/>
+            </w:pPr>
+            <w:r>
+              <w:t xml:space="preserve">VEP, vcfanno, PhyloP</w:t>
+            </w:r>
+          </w:p>
+        </w:tc>
+        <w:tc>
+          <w:tcPr/>
+          <w:p>
+            <w:pPr>
+              <w:pStyle w:val="Compact"/>
+              <w:jc w:val="left"/>
+            </w:pPr>
+            <w:r>
+              <w:t xml:space="preserve">stage11_annotation/ — annotated.vcf.gz, variants.flat.tsv</w:t>
             </w:r>
           </w:p>
         </w:tc>
@@ -1956,6 +1851,7 @@
           <w:p>
             <w:pPr>
               <w:pStyle w:val="Compact"/>
+              <w:jc w:val="left"/>
             </w:pPr>
             <w:r>
               <w:t xml:space="preserve">12</w:t>
@@ -1967,6 +1863,7 @@
           <w:p>
             <w:pPr>
               <w:pStyle w:val="Compact"/>
+              <w:jc w:val="left"/>
             </w:pPr>
             <w:r>
               <w:t xml:space="preserve">Cohort QC</w:t>
@@ -1978,6 +1875,7 @@
           <w:p>
             <w:pPr>
               <w:pStyle w:val="Compact"/>
+              <w:jc w:val="left"/>
             </w:pPr>
             <w:r>
               <w:t xml:space="preserve">somalier</w:t>
@@ -1989,11 +1887,9 @@
           <w:p>
             <w:pPr>
               <w:pStyle w:val="Compact"/>
-            </w:pPr>
-            <w:r>
-              <w:rPr>
-                <w:rStyle w:val="VerbatimChar"/>
-              </w:rPr>
+              <w:jc w:val="left"/>
+            </w:pPr>
+            <w:r>
               <w:t xml:space="preserve">stage12_cohortqc/</w:t>
             </w:r>
           </w:p>
@@ -2005,6 +1901,7 @@
           <w:p>
             <w:pPr>
               <w:pStyle w:val="Compact"/>
+              <w:jc w:val="left"/>
             </w:pPr>
             <w:r>
               <w:t xml:space="preserve">13</w:t>
@@ -2016,6 +1913,7 @@
           <w:p>
             <w:pPr>
               <w:pStyle w:val="Compact"/>
+              <w:jc w:val="left"/>
             </w:pPr>
             <w:r>
               <w:t xml:space="preserve">GIAB validation</w:t>
@@ -2027,6 +1925,7 @@
           <w:p>
             <w:pPr>
               <w:pStyle w:val="Compact"/>
+              <w:jc w:val="left"/>
             </w:pPr>
             <w:r>
               <w:t xml:space="preserve">hap.py</w:t>
@@ -2038,11 +1937,9 @@
           <w:p>
             <w:pPr>
               <w:pStyle w:val="Compact"/>
-            </w:pPr>
-            <w:r>
-              <w:rPr>
-                <w:rStyle w:val="VerbatimChar"/>
-              </w:rPr>
+              <w:jc w:val="left"/>
+            </w:pPr>
+            <w:r>
               <w:t xml:space="preserve">stage13_giab/</w:t>
             </w:r>
           </w:p>
@@ -2054,6 +1951,7 @@
           <w:p>
             <w:pPr>
               <w:pStyle w:val="Compact"/>
+              <w:jc w:val="left"/>
             </w:pPr>
             <w:r>
               <w:t xml:space="preserve">14</w:t>
@@ -2065,6 +1963,7 @@
           <w:p>
             <w:pPr>
               <w:pStyle w:val="Compact"/>
+              <w:jc w:val="left"/>
             </w:pPr>
             <w:r>
               <w:t xml:space="preserve">Burden / association</w:t>
@@ -2076,6 +1975,7 @@
           <w:p>
             <w:pPr>
               <w:pStyle w:val="Compact"/>
+              <w:jc w:val="left"/>
             </w:pPr>
             <w:r>
               <w:t xml:space="preserve">collapse / regenie / SKAT-O</w:t>
@@ -2087,12 +1987,10 @@
           <w:p>
             <w:pPr>
               <w:pStyle w:val="Compact"/>
-            </w:pPr>
-            <w:r>
-              <w:rPr>
-                <w:rStyle w:val="VerbatimChar"/>
-              </w:rPr>
-              <w:t xml:space="preserve">stage14_burden/burden_results.tsv</w:t>
+              <w:jc w:val="left"/>
+            </w:pPr>
+            <w:r>
+              <w:t xml:space="preserve">stage14_burden/ — burden_results.tsv</w:t>
             </w:r>
           </w:p>
         </w:tc>
@@ -2103,6 +2001,7 @@
           <w:p>
             <w:pPr>
               <w:pStyle w:val="Compact"/>
+              <w:jc w:val="left"/>
             </w:pPr>
             <w:r>
               <w:t xml:space="preserve">15</w:t>
@@ -2114,6 +2013,7 @@
           <w:p>
             <w:pPr>
               <w:pStyle w:val="Compact"/>
+              <w:jc w:val="left"/>
             </w:pPr>
             <w:r>
               <w:t xml:space="preserve">Reporting</w:t>
@@ -2125,22 +2025,21 @@
           <w:p>
             <w:pPr>
               <w:pStyle w:val="Compact"/>
-            </w:pPr>
-            <w:r>
-              <w:t xml:space="preserve">MultiQC + dashboard + provenance</w:t>
-            </w:r>
-          </w:p>
-        </w:tc>
-        <w:tc>
-          <w:tcPr/>
-          <w:p>
-            <w:pPr>
-              <w:pStyle w:val="Compact"/>
-            </w:pPr>
-            <w:r>
-              <w:rPr>
-                <w:rStyle w:val="VerbatimChar"/>
-              </w:rPr>
+              <w:jc w:val="left"/>
+            </w:pPr>
+            <w:r>
+              <w:t xml:space="preserve">MultiQC, dashboard, provenance</w:t>
+            </w:r>
+          </w:p>
+        </w:tc>
+        <w:tc>
+          <w:tcPr/>
+          <w:p>
+            <w:pPr>
+              <w:pStyle w:val="Compact"/>
+              <w:jc w:val="left"/>
+            </w:pPr>
+            <w:r>
               <w:t xml:space="preserve">stage15_report/</w:t>
             </w:r>
           </w:p>
@@ -2643,7 +2542,7 @@
         <w:rPr>
           <w:rStyle w:val="CommentTok"/>
         </w:rPr>
-        <w:t xml:space="preserve"># 2. clone CallForge (it lives beside CaptureForge)</w:t>
+        <w:t xml:space="preserve"># 2. obtain CallForge and enter the repository</w:t>
       </w:r>
       <w:r>
         <w:br/>
@@ -2658,7 +2557,7 @@
         <w:rPr>
           <w:rStyle w:val="NormalTok"/>
         </w:rPr>
-        <w:t xml:space="preserve"> ~/Documents/Claude/Projects/callforge</w:t>
+        <w:t xml:space="preserve"> /path/to/callforge</w:t>
       </w:r>
       <w:r>
         <w:br/>
@@ -4384,11 +4283,10 @@
         <w:tblLook w:firstRow="1" w:lastRow="0" w:firstColumn="0" w:lastColumn="0" w:noHBand="0" w:noVBand="0" w:val="0020"/>
       </w:tblPr>
       <w:tblGrid>
-        <w:gridCol w:w="1584"/>
-        <w:gridCol w:w="1584"/>
-        <w:gridCol w:w="1584"/>
-        <w:gridCol w:w="1584"/>
-        <w:gridCol w:w="1584"/>
+        <w:gridCol w:w="1102"/>
+        <w:gridCol w:w="2907"/>
+        <w:gridCol w:w="2506"/>
+        <w:gridCol w:w="1403"/>
       </w:tblGrid>
       <w:tr>
         <w:trPr>
@@ -4399,6 +4297,7 @@
           <w:p>
             <w:pPr>
               <w:pStyle w:val="Compact"/>
+              <w:jc w:val="left"/>
             </w:pPr>
             <w:r>
               <w:t xml:space="preserve">Database</w:t>
@@ -4410,6 +4309,7 @@
           <w:p>
             <w:pPr>
               <w:pStyle w:val="Compact"/>
+              <w:jc w:val="left"/>
             </w:pPr>
             <w:r>
               <w:t xml:space="preserve">Provides</w:t>
@@ -4421,31 +4321,22 @@
           <w:p>
             <w:pPr>
               <w:pStyle w:val="Compact"/>
-            </w:pPr>
-            <w:r>
-              <w:t xml:space="preserve">Stage(s)</w:t>
-            </w:r>
-          </w:p>
-        </w:tc>
-        <w:tc>
-          <w:tcPr/>
-          <w:p>
-            <w:pPr>
-              <w:pStyle w:val="Compact"/>
-            </w:pPr>
-            <w:r>
-              <w:t xml:space="preserve">Param</w:t>
-            </w:r>
-          </w:p>
-        </w:tc>
-        <w:tc>
-          <w:tcPr/>
-          <w:p>
-            <w:pPr>
-              <w:pStyle w:val="Compact"/>
-            </w:pPr>
-            <w:r>
-              <w:t xml:space="preserve">Scope requirement</w:t>
+              <w:jc w:val="left"/>
+            </w:pPr>
+            <w:r>
+              <w:t xml:space="preserve">Stage(s) / param</w:t>
+            </w:r>
+          </w:p>
+        </w:tc>
+        <w:tc>
+          <w:tcPr/>
+          <w:p>
+            <w:pPr>
+              <w:pStyle w:val="Compact"/>
+              <w:jc w:val="left"/>
+            </w:pPr>
+            <w:r>
+              <w:t xml:space="preserve">Scope</w:t>
             </w:r>
           </w:p>
         </w:tc>
@@ -4456,84 +4347,43 @@
           <w:p>
             <w:pPr>
               <w:pStyle w:val="Compact"/>
-            </w:pPr>
-            <w:r>
-              <w:rPr>
-                <w:b/>
-                <w:bCs/>
-              </w:rPr>
-              <w:t xml:space="preserve">gnomAD</w:t>
-            </w:r>
-            <w:r>
-              <w:t xml:space="preserve"> </w:t>
-            </w:r>
-            <w:r>
-              <w:t xml:space="preserve">(AFR)</w:t>
-            </w:r>
-          </w:p>
-        </w:tc>
-        <w:tc>
-          <w:tcPr/>
-          <w:p>
-            <w:pPr>
-              <w:pStyle w:val="Compact"/>
-            </w:pPr>
-            <w:r>
-              <w:t xml:space="preserve">population allele frequencies, incl. African-ancestry</w:t>
-            </w:r>
-            <w:r>
-              <w:t xml:space="preserve"> </w:t>
-            </w:r>
-            <w:r>
-              <w:rPr>
-                <w:rStyle w:val="VerbatimChar"/>
-              </w:rPr>
-              <w:t xml:space="preserve">AF_afr</w:t>
-            </w:r>
-          </w:p>
-        </w:tc>
-        <w:tc>
-          <w:tcPr/>
-          <w:p>
-            <w:pPr>
-              <w:pStyle w:val="Compact"/>
-            </w:pPr>
-            <w:r>
-              <w:t xml:space="preserve">11 (vcfanno), 14 (rare filter)</w:t>
-            </w:r>
-          </w:p>
-        </w:tc>
-        <w:tc>
-          <w:tcPr/>
-          <w:p>
-            <w:pPr>
-              <w:pStyle w:val="Compact"/>
-            </w:pPr>
-            <w:r>
-              <w:rPr>
-                <w:rStyle w:val="VerbatimChar"/>
-              </w:rPr>
-              <w:t xml:space="preserve">--gnomad_vcf</w:t>
-            </w:r>
-            <w:r>
-              <w:t xml:space="preserve">,</w:t>
-            </w:r>
-            <w:r>
-              <w:t xml:space="preserve"> </w:t>
-            </w:r>
-            <w:r>
-              <w:rPr>
-                <w:rStyle w:val="VerbatimChar"/>
-              </w:rPr>
-              <w:t xml:space="preserve">--gnomad_af_field AF_afr</w:t>
-            </w:r>
-          </w:p>
-        </w:tc>
-        <w:tc>
-          <w:tcPr/>
-          <w:p>
-            <w:pPr>
-              <w:pStyle w:val="Compact"/>
+              <w:jc w:val="left"/>
+            </w:pPr>
+            <w:r>
+              <w:t xml:space="preserve">gnomAD (AFR)</w:t>
+            </w:r>
+          </w:p>
+        </w:tc>
+        <w:tc>
+          <w:tcPr/>
+          <w:p>
+            <w:pPr>
+              <w:pStyle w:val="Compact"/>
+              <w:jc w:val="left"/>
+            </w:pPr>
+            <w:r>
+              <w:t xml:space="preserve">population allele frequencies, incl. African-ancestry AF_afr</w:t>
+            </w:r>
+          </w:p>
+        </w:tc>
+        <w:tc>
+          <w:tcPr/>
+          <w:p>
+            <w:pPr>
+              <w:pStyle w:val="Compact"/>
+              <w:jc w:val="left"/>
+            </w:pPr>
+            <w:r>
+              <w:t xml:space="preserve">11 (vcfanno), 14 (rare filter); –gnomad_vcf, –gnomad_af_field</w:t>
+            </w:r>
+          </w:p>
+        </w:tc>
+        <w:tc>
+          <w:tcPr/>
+          <w:p>
+            <w:pPr>
+              <w:pStyle w:val="Compact"/>
+              <w:jc w:val="left"/>
             </w:pPr>
             <w:r>
               <w:t xml:space="preserve">genome-wide; scope-gated</w:t>
@@ -4547,12 +4397,9 @@
           <w:p>
             <w:pPr>
               <w:pStyle w:val="Compact"/>
-            </w:pPr>
-            <w:r>
-              <w:rPr>
-                <w:b/>
-                <w:bCs/>
-              </w:rPr>
+              <w:jc w:val="left"/>
+            </w:pPr>
+            <w:r>
               <w:t xml:space="preserve">ClinVar</w:t>
             </w:r>
           </w:p>
@@ -4562,75 +4409,31 @@
           <w:p>
             <w:pPr>
               <w:pStyle w:val="Compact"/>
-            </w:pPr>
-            <w:r>
-              <w:t xml:space="preserve">clinical significance (</w:t>
-            </w:r>
-            <w:r>
-              <w:rPr>
-                <w:rStyle w:val="VerbatimChar"/>
-              </w:rPr>
-              <w:t xml:space="preserve">CLNSIG</w:t>
-            </w:r>
-            <w:r>
-              <w:t xml:space="preserve">,</w:t>
-            </w:r>
-            <w:r>
-              <w:t xml:space="preserve"> </w:t>
-            </w:r>
-            <w:r>
-              <w:rPr>
-                <w:rStyle w:val="VerbatimChar"/>
-              </w:rPr>
-              <w:t xml:space="preserve">CLNDN</w:t>
-            </w:r>
-            <w:r>
-              <w:t xml:space="preserve">,</w:t>
-            </w:r>
-            <w:r>
-              <w:t xml:space="preserve"> </w:t>
-            </w:r>
-            <w:r>
-              <w:rPr>
-                <w:rStyle w:val="VerbatimChar"/>
-              </w:rPr>
-              <w:t xml:space="preserve">CLNREVSTAT</w:t>
-            </w:r>
-            <w:r>
-              <w:t xml:space="preserve">, …)</w:t>
-            </w:r>
-          </w:p>
-        </w:tc>
-        <w:tc>
-          <w:tcPr/>
-          <w:p>
-            <w:pPr>
-              <w:pStyle w:val="Compact"/>
-            </w:pPr>
-            <w:r>
-              <w:t xml:space="preserve">11</w:t>
-            </w:r>
-          </w:p>
-        </w:tc>
-        <w:tc>
-          <w:tcPr/>
-          <w:p>
-            <w:pPr>
-              <w:pStyle w:val="Compact"/>
-            </w:pPr>
-            <w:r>
-              <w:rPr>
-                <w:rStyle w:val="VerbatimChar"/>
-              </w:rPr>
-              <w:t xml:space="preserve">--clinvar_vcf</w:t>
-            </w:r>
-          </w:p>
-        </w:tc>
-        <w:tc>
-          <w:tcPr/>
-          <w:p>
-            <w:pPr>
-              <w:pStyle w:val="Compact"/>
+              <w:jc w:val="left"/>
+            </w:pPr>
+            <w:r>
+              <w:t xml:space="preserve">clinical significance (CLNSIG, CLNDN, CLNREVSTAT, …)</w:t>
+            </w:r>
+          </w:p>
+        </w:tc>
+        <w:tc>
+          <w:tcPr/>
+          <w:p>
+            <w:pPr>
+              <w:pStyle w:val="Compact"/>
+              <w:jc w:val="left"/>
+            </w:pPr>
+            <w:r>
+              <w:t xml:space="preserve">11; –clinvar_vcf</w:t>
+            </w:r>
+          </w:p>
+        </w:tc>
+        <w:tc>
+          <w:tcPr/>
+          <w:p>
+            <w:pPr>
+              <w:pStyle w:val="Compact"/>
+              <w:jc w:val="left"/>
             </w:pPr>
             <w:r>
               <w:t xml:space="preserve">genome-wide; scope-gated</w:t>
@@ -4644,12 +4447,9 @@
           <w:p>
             <w:pPr>
               <w:pStyle w:val="Compact"/>
-            </w:pPr>
-            <w:r>
-              <w:rPr>
-                <w:b/>
-                <w:bCs/>
-              </w:rPr>
+              <w:jc w:val="left"/>
+            </w:pPr>
+            <w:r>
               <w:t xml:space="preserve">dbSNP</w:t>
             </w:r>
           </w:p>
@@ -4659,6 +4459,7 @@
           <w:p>
             <w:pPr>
               <w:pStyle w:val="Compact"/>
+              <w:jc w:val="left"/>
             </w:pPr>
             <w:r>
               <w:t xml:space="preserve">rsIDs (ID column)</w:t>
@@ -4670,43 +4471,19 @@
           <w:p>
             <w:pPr>
               <w:pStyle w:val="Compact"/>
-            </w:pPr>
-            <w:r>
-              <w:t xml:space="preserve">11 (rsID), 4 (BQSR known-site)</w:t>
-            </w:r>
-          </w:p>
-        </w:tc>
-        <w:tc>
-          <w:tcPr/>
-          <w:p>
-            <w:pPr>
-              <w:pStyle w:val="Compact"/>
-            </w:pPr>
-            <w:r>
-              <w:rPr>
-                <w:rStyle w:val="VerbatimChar"/>
-              </w:rPr>
-              <w:t xml:space="preserve">--dbsnp_vcf</w:t>
-            </w:r>
-            <w:r>
-              <w:t xml:space="preserve">,</w:t>
-            </w:r>
-            <w:r>
-              <w:t xml:space="preserve"> </w:t>
-            </w:r>
-            <w:r>
-              <w:rPr>
-                <w:rStyle w:val="VerbatimChar"/>
-              </w:rPr>
-              <w:t xml:space="preserve">--known_sites</w:t>
-            </w:r>
-          </w:p>
-        </w:tc>
-        <w:tc>
-          <w:tcPr/>
-          <w:p>
-            <w:pPr>
-              <w:pStyle w:val="Compact"/>
+              <w:jc w:val="left"/>
+            </w:pPr>
+            <w:r>
+              <w:t xml:space="preserve">11 (rsID), 4 (BQSR); –dbsnp_vcf, –known_sites</w:t>
+            </w:r>
+          </w:p>
+        </w:tc>
+        <w:tc>
+          <w:tcPr/>
+          <w:p>
+            <w:pPr>
+              <w:pStyle w:val="Compact"/>
+              <w:jc w:val="left"/>
             </w:pPr>
             <w:r>
               <w:t xml:space="preserve">genome-wide; scope-gated</w:t>
@@ -4720,12 +4497,9 @@
           <w:p>
             <w:pPr>
               <w:pStyle w:val="Compact"/>
-            </w:pPr>
-            <w:r>
-              <w:rPr>
-                <w:b/>
-                <w:bCs/>
-              </w:rPr>
+              <w:jc w:val="left"/>
+            </w:pPr>
+            <w:r>
               <w:t xml:space="preserve">VEP cache</w:t>
             </w:r>
           </w:p>
@@ -4735,6 +4509,7 @@
           <w:p>
             <w:pPr>
               <w:pStyle w:val="Compact"/>
+              <w:jc w:val="left"/>
             </w:pPr>
             <w:r>
               <w:t xml:space="preserve">consequence, transcript, SIFT/PolyPhen, canonical/MANE</w:t>
@@ -4746,43 +4521,19 @@
           <w:p>
             <w:pPr>
               <w:pStyle w:val="Compact"/>
-            </w:pPr>
-            <w:r>
-              <w:t xml:space="preserve">11</w:t>
-            </w:r>
-          </w:p>
-        </w:tc>
-        <w:tc>
-          <w:tcPr/>
-          <w:p>
-            <w:pPr>
-              <w:pStyle w:val="Compact"/>
-            </w:pPr>
-            <w:r>
-              <w:rPr>
-                <w:rStyle w:val="VerbatimChar"/>
-              </w:rPr>
-              <w:t xml:space="preserve">--vep_cache</w:t>
-            </w:r>
-            <w:r>
-              <w:t xml:space="preserve">,</w:t>
-            </w:r>
-            <w:r>
-              <w:t xml:space="preserve"> </w:t>
-            </w:r>
-            <w:r>
-              <w:rPr>
-                <w:rStyle w:val="VerbatimChar"/>
-              </w:rPr>
-              <w:t xml:space="preserve">--vep_release</w:t>
-            </w:r>
-          </w:p>
-        </w:tc>
-        <w:tc>
-          <w:tcPr/>
-          <w:p>
-            <w:pPr>
-              <w:pStyle w:val="Compact"/>
+              <w:jc w:val="left"/>
+            </w:pPr>
+            <w:r>
+              <w:t xml:space="preserve">11; –vep_cache, –vep_release</w:t>
+            </w:r>
+          </w:p>
+        </w:tc>
+        <w:tc>
+          <w:tcPr/>
+          <w:p>
+            <w:pPr>
+              <w:pStyle w:val="Compact"/>
+              <w:jc w:val="left"/>
             </w:pPr>
             <w:r>
               <w:t xml:space="preserve">species + assembly match</w:t>
@@ -4796,12 +4547,9 @@
           <w:p>
             <w:pPr>
               <w:pStyle w:val="Compact"/>
-            </w:pPr>
-            <w:r>
-              <w:rPr>
-                <w:b/>
-                <w:bCs/>
-              </w:rPr>
+              <w:jc w:val="left"/>
+            </w:pPr>
+            <w:r>
               <w:t xml:space="preserve">PhyloP</w:t>
             </w:r>
           </w:p>
@@ -4811,6 +4559,7 @@
           <w:p>
             <w:pPr>
               <w:pStyle w:val="Compact"/>
+              <w:jc w:val="left"/>
             </w:pPr>
             <w:r>
               <w:t xml:space="preserve">conservation score (bigWig)</w:t>
@@ -4822,31 +4571,19 @@
           <w:p>
             <w:pPr>
               <w:pStyle w:val="Compact"/>
-            </w:pPr>
-            <w:r>
-              <w:t xml:space="preserve">11</w:t>
-            </w:r>
-          </w:p>
-        </w:tc>
-        <w:tc>
-          <w:tcPr/>
-          <w:p>
-            <w:pPr>
-              <w:pStyle w:val="Compact"/>
-            </w:pPr>
-            <w:r>
-              <w:rPr>
-                <w:rStyle w:val="VerbatimChar"/>
-              </w:rPr>
-              <w:t xml:space="preserve">--phylop_bw</w:t>
-            </w:r>
-          </w:p>
-        </w:tc>
-        <w:tc>
-          <w:tcPr/>
-          <w:p>
-            <w:pPr>
-              <w:pStyle w:val="Compact"/>
+              <w:jc w:val="left"/>
+            </w:pPr>
+            <w:r>
+              <w:t xml:space="preserve">11; –phylop_bw</w:t>
+            </w:r>
+          </w:p>
+        </w:tc>
+        <w:tc>
+          <w:tcPr/>
+          <w:p>
+            <w:pPr>
+              <w:pStyle w:val="Compact"/>
+              <w:jc w:val="left"/>
             </w:pPr>
             <w:r>
               <w:t xml:space="preserve">genome-wide</w:t>
@@ -8941,7 +8678,7 @@
       <w:r>
         <w:drawing>
           <wp:inline>
-            <wp:extent cx="3200400" cy="2688336"/>
+            <wp:extent cx="3200400" cy="2936019"/>
             <wp:effectExtent b="0" l="0" r="0" t="0"/>
             <wp:docPr descr="Percent of reads mapped and properly paired per sample (alignment success)." title="" id="41" name="Picture"/>
             <a:graphic>
@@ -8962,7 +8699,7 @@
                   <pic:spPr bwMode="auto">
                     <a:xfrm>
                       <a:off x="0" y="0"/>
-                      <a:ext cx="3200400" cy="2688336"/>
+                      <a:ext cx="3200400" cy="2936019"/>
                     </a:xfrm>
                     <a:prstGeom prst="rect">
                       <a:avLst/>
@@ -8996,7 +8733,7 @@
       <w:r>
         <w:drawing>
           <wp:inline>
-            <wp:extent cx="2933700" cy="2619540"/>
+            <wp:extent cx="2933700" cy="2743031"/>
             <wp:effectExtent b="0" l="0" r="0" t="0"/>
             <wp:docPr descr="Percent of bases on the capture target per sample (capture specificity)." title="" id="44" name="Picture"/>
             <a:graphic>
@@ -9017,7 +8754,7 @@
                   <pic:spPr bwMode="auto">
                     <a:xfrm>
                       <a:off x="0" y="0"/>
-                      <a:ext cx="2933700" cy="2619540"/>
+                      <a:ext cx="2933700" cy="2743031"/>
                     </a:xfrm>
                     <a:prstGeom prst="rect">
                       <a:avLst/>
@@ -9051,7 +8788,7 @@
       <w:r>
         <w:drawing>
           <wp:inline>
-            <wp:extent cx="2933700" cy="2424792"/>
+            <wp:extent cx="2933700" cy="2718934"/>
             <wp:effectExtent b="0" l="0" r="0" t="0"/>
             <wp:docPr descr="Fold-enrichment of on-target vs genome-average coverage (capture performance)." title="" id="47" name="Picture"/>
             <a:graphic>
@@ -9072,7 +8809,7 @@
                   <pic:spPr bwMode="auto">
                     <a:xfrm>
                       <a:off x="0" y="0"/>
-                      <a:ext cx="2933700" cy="2424792"/>
+                      <a:ext cx="2933700" cy="2718934"/>
                     </a:xfrm>
                     <a:prstGeom prst="rect">
                       <a:avLst/>
@@ -9106,7 +8843,7 @@
       <w:r>
         <w:drawing>
           <wp:inline>
-            <wp:extent cx="2933700" cy="2294355"/>
+            <wp:extent cx="2933700" cy="2604533"/>
             <wp:effectExtent b="0" l="0" r="0" t="0"/>
             <wp:docPr descr="FOLD_80_BASE_PENALTY: fold extra sequencing for 80% of targets to reach the mean (1.0 = perfectly uniform)." title="" id="50" name="Picture"/>
             <a:graphic>
@@ -9127,7 +8864,7 @@
                   <pic:spPr bwMode="auto">
                     <a:xfrm>
                       <a:off x="0" y="0"/>
-                      <a:ext cx="2933700" cy="2294355"/>
+                      <a:ext cx="2933700" cy="2604533"/>
                     </a:xfrm>
                     <a:prstGeom prst="rect">
                       <a:avLst/>
@@ -9161,7 +8898,7 @@
       <w:r>
         <w:drawing>
           <wp:inline>
-            <wp:extent cx="3200400" cy="2534677"/>
+            <wp:extent cx="3200400" cy="2859616"/>
             <wp:effectExtent b="0" l="0" r="0" t="0"/>
             <wp:docPr descr="Mean coverage depth per target gene per sample; spot under-covered genes (e.g. CR1/CFH)." title="" id="53" name="Picture"/>
             <a:graphic>
@@ -9182,7 +8919,7 @@
                   <pic:spPr bwMode="auto">
                     <a:xfrm>
                       <a:off x="0" y="0"/>
-                      <a:ext cx="3200400" cy="2534677"/>
+                      <a:ext cx="3200400" cy="2859616"/>
                     </a:xfrm>
                     <a:prstGeom prst="rect">
                       <a:avLst/>
@@ -9216,7 +8953,7 @@
       <w:r>
         <w:drawing>
           <wp:inline>
-            <wp:extent cx="2933700" cy="2074409"/>
+            <wp:extent cx="2933700" cy="2201172"/>
             <wp:effectExtent b="0" l="0" r="0" t="0"/>
             <wp:docPr descr="Fraction of target bases covered at &gt;= each depth, per sample (sensitivity for calling)." title="" id="56" name="Picture"/>
             <a:graphic>
@@ -9237,7 +8974,7 @@
                   <pic:spPr bwMode="auto">
                     <a:xfrm>
                       <a:off x="0" y="0"/>
-                      <a:ext cx="2933700" cy="2074409"/>
+                      <a:ext cx="2933700" cy="2201172"/>
                     </a:xfrm>
                     <a:prstGeom prst="rect">
                       <a:avLst/>
@@ -9348,7 +9085,7 @@
       <w:r>
         <w:drawing>
           <wp:inline>
-            <wp:extent cx="3733800" cy="2092491"/>
+            <wp:extent cx="3733800" cy="2391679"/>
             <wp:effectExtent b="0" l="0" r="0" t="0"/>
             <wp:docPr descr="Per-sample QC checks (green=pass, red=fail, grey=not assessed); sample label shows the gate decision. Quarantined samples are kept and reported, not dropped." title="" id="60" name="Picture"/>
             <a:graphic>
@@ -9369,7 +9106,7 @@
                   <pic:spPr bwMode="auto">
                     <a:xfrm>
                       <a:off x="0" y="0"/>
-                      <a:ext cx="3733800" cy="2092491"/>
+                      <a:ext cx="3733800" cy="2391679"/>
                     </a:xfrm>
                     <a:prstGeom prst="rect">
                       <a:avLst/>
@@ -9515,7 +9252,7 @@
       <w:r>
         <w:drawing>
           <wp:inline>
-            <wp:extent cx="2933700" cy="2098782"/>
+            <wp:extent cx="2933700" cy="2225690"/>
             <wp:effectExtent b="0" l="0" r="0" t="0"/>
             <wp:docPr descr="Distribution of per-sample mean target depth across the cohort vs the gate threshold." title="" id="63" name="Picture"/>
             <a:graphic>
@@ -9536,7 +9273,7 @@
                   <pic:spPr bwMode="auto">
                     <a:xfrm>
                       <a:off x="0" y="0"/>
-                      <a:ext cx="2933700" cy="2098782"/>
+                      <a:ext cx="2933700" cy="2225690"/>
                     </a:xfrm>
                     <a:prstGeom prst="rect">
                       <a:avLst/>
@@ -9570,7 +9307,7 @@
       <w:r>
         <w:drawing>
           <wp:inline>
-            <wp:extent cx="2933700" cy="2238122"/>
+            <wp:extent cx="2933700" cy="2522892"/>
             <wp:effectExtent b="0" l="0" r="0" t="0"/>
             <wp:docPr descr="VerifyBamID2 FREEMIX contamination estimate per sample vs threshold (grey note if no SVD panel available)." title="" id="66" name="Picture"/>
             <a:graphic>
@@ -9591,7 +9328,7 @@
                   <pic:spPr bwMode="auto">
                     <a:xfrm>
                       <a:off x="0" y="0"/>
-                      <a:ext cx="2933700" cy="2238122"/>
+                      <a:ext cx="2933700" cy="2522892"/>
                     </a:xfrm>
                     <a:prstGeom prst="rect">
                       <a:avLst/>
@@ -9625,7 +9362,7 @@
       <w:r>
         <w:drawing>
           <wp:inline>
-            <wp:extent cx="2933700" cy="2036826"/>
+            <wp:extent cx="2933700" cy="2281766"/>
             <wp:effectExtent b="0" l="0" r="0" t="0"/>
             <wp:docPr descr="Declared vs inferred sex per sample (grey note if the panel has no X/Y targets to infer from)." title="" id="69" name="Picture"/>
             <a:graphic>
@@ -9646,7 +9383,7 @@
                   <pic:spPr bwMode="auto">
                     <a:xfrm>
                       <a:off x="0" y="0"/>
-                      <a:ext cx="2933700" cy="2036826"/>
+                      <a:ext cx="2933700" cy="2281766"/>
                     </a:xfrm>
                     <a:prstGeom prst="rect">
                       <a:avLst/>
@@ -9779,7 +9516,7 @@
       <w:r>
         <w:drawing>
           <wp:inline>
-            <wp:extent cx="2933700" cy="2366718"/>
+            <wp:extent cx="2933700" cy="2596493"/>
             <wp:effectExtent b="0" l="0" r="0" t="0"/>
             <wp:docPr descr="Per-sample count of non-reference genotypes in the joint callset (calling yield)." title="" id="75" name="Picture"/>
             <a:graphic>
@@ -9800,7 +9537,7 @@
                   <pic:spPr bwMode="auto">
                     <a:xfrm>
                       <a:off x="0" y="0"/>
-                      <a:ext cx="2933700" cy="2366718"/>
+                      <a:ext cx="2933700" cy="2596493"/>
                     </a:xfrm>
                     <a:prstGeom prst="rect">
                       <a:avLst/>
@@ -9834,7 +9571,7 @@
       <w:r>
         <w:drawing>
           <wp:inline>
-            <wp:extent cx="2933700" cy="2190336"/>
+            <wp:extent cx="2933700" cy="2538144"/>
             <wp:effectExtent b="0" l="0" r="0" t="0"/>
             <wp:docPr descr="Transition/transversion ratio per sample; whole-exome ~3.0, smaller panels vary (calling quality)." title="" id="78" name="Picture"/>
             <a:graphic>
@@ -9855,7 +9592,7 @@
                   <pic:spPr bwMode="auto">
                     <a:xfrm>
                       <a:off x="0" y="0"/>
-                      <a:ext cx="2933700" cy="2190336"/>
+                      <a:ext cx="2933700" cy="2538144"/>
                     </a:xfrm>
                     <a:prstGeom prst="rect">
                       <a:avLst/>
@@ -9889,7 +9626,7 @@
       <w:r>
         <w:drawing>
           <wp:inline>
-            <wp:extent cx="2933700" cy="2214340"/>
+            <wp:extent cx="2933700" cy="2538144"/>
             <wp:effectExtent b="0" l="0" r="0" t="0"/>
             <wp:docPr descr="Heterozygous-to-homozygous-alt ratio per sample; extreme values flag sample-quality issues." title="" id="81" name="Picture"/>
             <a:graphic>
@@ -9910,7 +9647,7 @@
                   <pic:spPr bwMode="auto">
                     <a:xfrm>
                       <a:off x="0" y="0"/>
-                      <a:ext cx="2933700" cy="2214340"/>
+                      <a:ext cx="2933700" cy="2538144"/>
                     </a:xfrm>
                     <a:prstGeom prst="rect">
                       <a:avLst/>
@@ -9944,7 +9681,7 @@
       <w:r>
         <w:drawing>
           <wp:inline>
-            <wp:extent cx="2667000" cy="2174141"/>
+            <wp:extent cx="2667000" cy="2245491"/>
             <wp:effectExtent b="0" l="0" r="0" t="0"/>
             <wp:docPr descr="Variant counts before and after GATK hard-filtering, by type (sites retained)." title="" id="84" name="Picture"/>
             <a:graphic>
@@ -9965,7 +9702,7 @@
                   <pic:spPr bwMode="auto">
                     <a:xfrm>
                       <a:off x="0" y="0"/>
-                      <a:ext cx="2667000" cy="2174141"/>
+                      <a:ext cx="2667000" cy="2245491"/>
                     </a:xfrm>
                     <a:prstGeom prst="rect">
                       <a:avLst/>
@@ -9999,7 +9736,7 @@
       <w:r>
         <w:drawing>
           <wp:inline>
-            <wp:extent cx="2667000" cy="2183905"/>
+            <wp:extent cx="2667000" cy="2265017"/>
             <wp:effectExtent b="0" l="0" r="0" t="0"/>
             <wp:docPr descr="Fraction of called variants passing the GATK hard-filters, by type and overall." title="" id="87" name="Picture"/>
             <a:graphic>
@@ -10020,7 +9757,7 @@
                   <pic:spPr bwMode="auto">
                     <a:xfrm>
                       <a:off x="0" y="0"/>
-                      <a:ext cx="2667000" cy="2183905"/>
+                      <a:ext cx="2667000" cy="2265017"/>
                     </a:xfrm>
                     <a:prstGeom prst="rect">
                       <a:avLst/>
@@ -10054,7 +9791,7 @@
       <w:r>
         <w:drawing>
           <wp:inline>
-            <wp:extent cx="2933700" cy="2409510"/>
+            <wp:extent cx="2933700" cy="2522892"/>
             <wp:effectExtent b="0" l="0" r="0" t="0"/>
             <wp:docPr descr="Number of sites rejected by each hard-filter criterion (which filter removed what)." title="" id="90" name="Picture"/>
             <a:graphic>
@@ -10075,7 +9812,7 @@
                   <pic:spPr bwMode="auto">
                     <a:xfrm>
                       <a:off x="0" y="0"/>
-                      <a:ext cx="2933700" cy="2409510"/>
+                      <a:ext cx="2933700" cy="2522892"/>
                     </a:xfrm>
                     <a:prstGeom prst="rect">
                       <a:avLst/>
@@ -10119,7 +9856,7 @@
       <w:r>
         <w:drawing>
           <wp:inline>
-            <wp:extent cx="2933700" cy="2646825"/>
+            <wp:extent cx="2933700" cy="3060532"/>
             <wp:effectExtent b="0" l="0" r="0" t="0"/>
             <wp:docPr descr="CNV-target genes coloured by CaptureForge callability: green=depth-callable, red=breakpoint-blind (low-confidence, e.g. CR1/CFH)." title="" id="94" name="Picture"/>
             <a:graphic>
@@ -10140,7 +9877,7 @@
                   <pic:spPr bwMode="auto">
                     <a:xfrm>
                       <a:off x="0" y="0"/>
-                      <a:ext cx="2933700" cy="2646825"/>
+                      <a:ext cx="2933700" cy="3060532"/>
                     </a:xfrm>
                     <a:prstGeom prst="rect">
                       <a:avLst/>
@@ -10174,7 +9911,7 @@
       <w:r>
         <w:drawing>
           <wp:inline>
-            <wp:extent cx="3200400" cy="1961766"/>
+            <wp:extent cx="3200400" cy="2095988"/>
             <wp:effectExtent b="0" l="0" r="0" t="0"/>
             <wp:docPr descr="Per-target log2 copy ratio per sample; deviations from 0 indicate copy-number change." title="" id="97" name="Picture"/>
             <a:graphic>
@@ -10195,7 +9932,7 @@
                   <pic:spPr bwMode="auto">
                     <a:xfrm>
                       <a:off x="0" y="0"/>
-                      <a:ext cx="3200400" cy="1961766"/>
+                      <a:ext cx="3200400" cy="2095988"/>
                     </a:xfrm>
                     <a:prstGeom prst="rect">
                       <a:avLst/>
@@ -10294,7 +10031,7 @@
       <w:r>
         <w:drawing>
           <wp:inline>
-            <wp:extent cx="2933700" cy="2199271"/>
+            <wp:extent cx="2933700" cy="2326465"/>
             <wp:effectExtent b="0" l="0" r="0" t="0"/>
             <wp:docPr descr="Distribution of genotyped repeat-unit counts (allele sizes) per STR locus." title="" id="100" name="Picture"/>
             <a:graphic>
@@ -10315,7 +10052,7 @@
                   <pic:spPr bwMode="auto">
                     <a:xfrm>
                       <a:off x="0" y="0"/>
-                      <a:ext cx="2933700" cy="2199271"/>
+                      <a:ext cx="2933700" cy="2326465"/>
                     </a:xfrm>
                     <a:prstGeom prst="rect">
                       <a:avLst/>
@@ -10349,7 +10086,7 @@
       <w:r>
         <w:drawing>
           <wp:inline>
-            <wp:extent cx="2933700" cy="2315645"/>
+            <wp:extent cx="2933700" cy="2693162"/>
             <wp:effectExtent b="0" l="0" r="0" t="0"/>
             <wp:docPr descr="Variants in each paralog-ambiguous gene region, split into confident (uniquely callable, high MQ) vs flagged low-confidence (multimapping-ambiguous, low MQ)." title="" id="103" name="Picture"/>
             <a:graphic>
@@ -10370,7 +10107,7 @@
                   <pic:spPr bwMode="auto">
                     <a:xfrm>
                       <a:off x="0" y="0"/>
-                      <a:ext cx="2933700" cy="2315645"/>
+                      <a:ext cx="2933700" cy="2693162"/>
                     </a:xfrm>
                     <a:prstGeom prst="rect">
                       <a:avLst/>
@@ -10467,7 +10204,7 @@
       <w:r>
         <w:drawing>
           <wp:inline>
-            <wp:extent cx="2933700" cy="2250678"/>
+            <wp:extent cx="2933700" cy="2358227"/>
             <wp:effectExtent b="0" l="0" r="0" t="0"/>
             <wp:docPr descr="Fraction of callset variants that actually received each annotation (proof the annotation landed, not silently missed on a contig-name mismatch)." title="" id="107" name="Picture"/>
             <a:graphic>
@@ -10488,7 +10225,7 @@
                   <pic:spPr bwMode="auto">
                     <a:xfrm>
                       <a:off x="0" y="0"/>
-                      <a:ext cx="2933700" cy="2250678"/>
+                      <a:ext cx="2933700" cy="2358227"/>
                     </a:xfrm>
                     <a:prstGeom prst="rect">
                       <a:avLst/>
@@ -10522,7 +10259,7 @@
       <w:r>
         <w:drawing>
           <wp:inline>
-            <wp:extent cx="3200400" cy="1657674"/>
+            <wp:extent cx="3200400" cy="1783495"/>
             <wp:effectExtent b="0" l="0" r="0" t="0"/>
             <wp:docPr descr="Most-severe VEP consequence per variant across the callset." title="" id="110" name="Picture"/>
             <a:graphic>
@@ -10543,7 +10280,7 @@
                   <pic:spPr bwMode="auto">
                     <a:xfrm>
                       <a:off x="0" y="0"/>
-                      <a:ext cx="3200400" cy="1657674"/>
+                      <a:ext cx="3200400" cy="1783495"/>
                     </a:xfrm>
                     <a:prstGeom prst="rect">
                       <a:avLst/>
@@ -10577,7 +10314,7 @@
       <w:r>
         <w:drawing>
           <wp:inline>
-            <wp:extent cx="2400300" cy="2114273"/>
+            <wp:extent cx="2400300" cy="2190928"/>
             <wp:effectExtent b="0" l="0" r="0" t="0"/>
             <wp:docPr descr="Variants with a dbSNP rsID (known) vs without (novel) — novelty rate." title="" id="113" name="Picture"/>
             <a:graphic>
@@ -10598,7 +10335,7 @@
                   <pic:spPr bwMode="auto">
                     <a:xfrm>
                       <a:off x="0" y="0"/>
-                      <a:ext cx="2400300" cy="2114273"/>
+                      <a:ext cx="2400300" cy="2190928"/>
                     </a:xfrm>
                     <a:prstGeom prst="rect">
                       <a:avLst/>
@@ -10632,7 +10369,7 @@
       <w:r>
         <w:drawing>
           <wp:inline>
-            <wp:extent cx="2933700" cy="1895834"/>
+            <wp:extent cx="2933700" cy="2083844"/>
             <wp:effectExtent b="0" l="0" r="0" t="0"/>
             <wp:docPr descr="Distribution of gnomAD African-ancestry allele frequencies; title shows the % of variants carrying an AFR AF (key for rare-variant filtering / burden)." title="" id="116" name="Picture"/>
             <a:graphic>
@@ -10653,7 +10390,7 @@
                   <pic:spPr bwMode="auto">
                     <a:xfrm>
                       <a:off x="0" y="0"/>
-                      <a:ext cx="2933700" cy="1895834"/>
+                      <a:ext cx="2933700" cy="2083844"/>
                     </a:xfrm>
                     <a:prstGeom prst="rect">
                       <a:avLst/>
@@ -10687,7 +10424,7 @@
       <w:r>
         <w:drawing>
           <wp:inline>
-            <wp:extent cx="2933700" cy="2171493"/>
+            <wp:extent cx="2933700" cy="2201214"/>
             <wp:effectExtent b="0" l="0" r="0" t="0"/>
             <wp:docPr descr="PhyloP conservation-score distribution; positive = conserved (likely functional)." title="" id="119" name="Picture"/>
             <a:graphic>
@@ -10708,7 +10445,7 @@
                   <pic:spPr bwMode="auto">
                     <a:xfrm>
                       <a:off x="0" y="0"/>
-                      <a:ext cx="2933700" cy="2171493"/>
+                      <a:ext cx="2933700" cy="2201214"/>
                     </a:xfrm>
                     <a:prstGeom prst="rect">
                       <a:avLst/>
@@ -10752,7 +10489,7 @@
       <w:r>
         <w:drawing>
           <wp:inline>
-            <wp:extent cx="2667000" cy="2235854"/>
+            <wp:extent cx="2667000" cy="2392569"/>
             <wp:effectExtent b="0" l="0" r="0" t="0"/>
             <wp:docPr descr="Pairwise somalier relatedness; synthetic test samples are near-identical so values run high (machinery proven) — a real cohort shows true relatedness structure." title="" id="123" name="Picture"/>
             <a:graphic>
@@ -10773,7 +10510,7 @@
                   <pic:spPr bwMode="auto">
                     <a:xfrm>
                       <a:off x="0" y="0"/>
-                      <a:ext cx="2667000" cy="2235854"/>
+                      <a:ext cx="2667000" cy="2392569"/>
                     </a:xfrm>
                     <a:prstGeom prst="rect">
                       <a:avLst/>
@@ -10807,7 +10544,7 @@
       <w:r>
         <w:drawing>
           <wp:inline>
-            <wp:extent cx="2667000" cy="2170730"/>
+            <wp:extent cx="2667000" cy="2368693"/>
             <wp:effectExtent b="0" l="0" r="0" t="0"/>
             <wp:docPr descr="Genotype PCA of the cohort; on a tight panel few on-target sites give weak structure — real ancestry assignment uses somalier with the 1000G-labelled reference (off-target sites)." title="" id="126" name="Picture"/>
             <a:graphic>
@@ -10828,7 +10565,7 @@
                   <pic:spPr bwMode="auto">
                     <a:xfrm>
                       <a:off x="0" y="0"/>
-                      <a:ext cx="2667000" cy="2170730"/>
+                      <a:ext cx="2667000" cy="2368693"/>
                     </a:xfrm>
                     <a:prstGeom prst="rect">
                       <a:avLst/>
@@ -10862,7 +10599,7 @@
       <w:r>
         <w:drawing>
           <wp:inline>
-            <wp:extent cx="2933700" cy="2316309"/>
+            <wp:extent cx="2933700" cy="2714357"/>
             <wp:effectExtent b="0" l="0" r="0" t="0"/>
             <wp:docPr descr="Declared vs somalier-inferred sex per sample (somalier infers from X/Y signal incl. off-target reads — the backstop for an autosomal panel with no X/Y targets)." title="" id="129" name="Picture"/>
             <a:graphic>
@@ -10883,7 +10620,7 @@
                   <pic:spPr bwMode="auto">
                     <a:xfrm>
                       <a:off x="0" y="0"/>
-                      <a:ext cx="2933700" cy="2316309"/>
+                      <a:ext cx="2933700" cy="2714357"/>
                     </a:xfrm>
                     <a:prstGeom prst="rect">
                       <a:avLst/>
@@ -10917,7 +10654,7 @@
       <w:r>
         <w:drawing>
           <wp:inline>
-            <wp:extent cx="2933700" cy="2346108"/>
+            <wp:extent cx="2933700" cy="2538144"/>
             <wp:effectExtent b="0" l="0" r="0" t="0"/>
             <wp:docPr descr="Per-sample fraction of no-call genotypes in the joint callset (sample quality)." title="" id="132" name="Picture"/>
             <a:graphic>
@@ -10938,7 +10675,7 @@
                   <pic:spPr bwMode="auto">
                     <a:xfrm>
                       <a:off x="0" y="0"/>
-                      <a:ext cx="2933700" cy="2346108"/>
+                      <a:ext cx="2933700" cy="2538144"/>
                     </a:xfrm>
                     <a:prstGeom prst="rect">
                       <a:avLst/>
@@ -10982,7 +10719,7 @@
       <w:r>
         <w:drawing>
           <wp:inline>
-            <wp:extent cx="2667000" cy="1958186"/>
+            <wp:extent cx="2667000" cy="2198118"/>
             <wp:effectExtent b="0" l="0" r="0" t="0"/>
             <wp:docPr descr="hap.py precision &amp; recall vs GIAB truth, restricted to the panel BED (on-target). Synthetic test only proves the machinery; real numbers need a GIAB control + truth v4.2.1." title="" id="136" name="Picture"/>
             <a:graphic>
@@ -11003,7 +10740,7 @@
                   <pic:spPr bwMode="auto">
                     <a:xfrm>
                       <a:off x="0" y="0"/>
-                      <a:ext cx="2667000" cy="1958186"/>
+                      <a:ext cx="2667000" cy="2198118"/>
                     </a:xfrm>
                     <a:prstGeom prst="rect">
                       <a:avLst/>
@@ -11037,7 +10774,7 @@
       <w:r>
         <w:drawing>
           <wp:inline>
-            <wp:extent cx="2400300" cy="1936525"/>
+            <wp:extent cx="2400300" cy="2059408"/>
             <wp:effectExtent b="0" l="0" r="0" t="0"/>
             <wp:docPr descr="hap.py F1 per variant type vs GIAB truth, restricted to the panel BED (on-target)." title="" id="139" name="Picture"/>
             <a:graphic>
@@ -11058,7 +10795,7 @@
                   <pic:spPr bwMode="auto">
                     <a:xfrm>
                       <a:off x="0" y="0"/>
-                      <a:ext cx="2400300" cy="1936525"/>
+                      <a:ext cx="2400300" cy="2059408"/>
                     </a:xfrm>
                     <a:prstGeom prst="rect">
                       <a:avLst/>
@@ -11102,7 +10839,7 @@
       <w:r>
         <w:drawing>
           <wp:inline>
-            <wp:extent cx="2667000" cy="2549058"/>
+            <wp:extent cx="2667000" cy="2815383"/>
             <wp:effectExtent b="0" l="0" r="0" t="0"/>
             <wp:docPr descr="QQ plot of gene-burden p-values vs uniform expectation; lambda = genomic inflation. Small-N synthetic results prove the machinery only — not valid association." title="" id="143" name="Picture"/>
             <a:graphic>
@@ -11123,7 +10860,7 @@
                   <pic:spPr bwMode="auto">
                     <a:xfrm>
                       <a:off x="0" y="0"/>
-                      <a:ext cx="2667000" cy="2549058"/>
+                      <a:ext cx="2667000" cy="2815383"/>
                     </a:xfrm>
                     <a:prstGeom prst="rect">
                       <a:avLst/>
@@ -11157,7 +10894,7 @@
       <w:r>
         <w:drawing>
           <wp:inline>
-            <wp:extent cx="2933700" cy="2296294"/>
+            <wp:extent cx="2933700" cy="2693162"/>
             <wp:effectExtent b="0" l="0" r="0" t="0"/>
             <wp:docPr descr="Per-gene burden significance (-log10 p) with a Bonferroni line; collapses rare+functional variants per gene. Validity depends on N, phenotype definition, ancestry matching." title="" id="146" name="Picture"/>
             <a:graphic>
@@ -11178,7 +10915,7 @@
                   <pic:spPr bwMode="auto">
                     <a:xfrm>
                       <a:off x="0" y="0"/>
-                      <a:ext cx="2933700" cy="2296294"/>
+                      <a:ext cx="2933700" cy="2693162"/>
                     </a:xfrm>
                     <a:prstGeom prst="rect">
                       <a:avLst/>
@@ -11224,9 +10961,9 @@
         <w:tblLook w:firstRow="1" w:lastRow="0" w:firstColumn="0" w:lastColumn="0" w:noHBand="0" w:noVBand="0" w:val="0020"/>
       </w:tblPr>
       <w:tblGrid>
-        <w:gridCol w:w="2640"/>
-        <w:gridCol w:w="2640"/>
-        <w:gridCol w:w="2640"/>
+        <w:gridCol w:w="1410"/>
+        <w:gridCol w:w="1627"/>
+        <w:gridCol w:w="4882"/>
       </w:tblGrid>
       <w:tr>
         <w:trPr>
@@ -11237,6 +10974,7 @@
           <w:p>
             <w:pPr>
               <w:pStyle w:val="Compact"/>
+              <w:jc w:val="left"/>
             </w:pPr>
             <w:r>
               <w:t xml:space="preserve">Output</w:t>
@@ -11248,20 +10986,22 @@
           <w:p>
             <w:pPr>
               <w:pStyle w:val="Compact"/>
-            </w:pPr>
-            <w:r>
-              <w:t xml:space="preserve">Path</w:t>
-            </w:r>
-          </w:p>
-        </w:tc>
-        <w:tc>
-          <w:tcPr/>
-          <w:p>
-            <w:pPr>
-              <w:pStyle w:val="Compact"/>
-            </w:pPr>
-            <w:r>
-              <w:t xml:space="preserve">Notes</w:t>
+              <w:jc w:val="left"/>
+            </w:pPr>
+            <w:r>
+              <w:t xml:space="preserve">Location</w:t>
+            </w:r>
+          </w:p>
+        </w:tc>
+        <w:tc>
+          <w:tcPr/>
+          <w:p>
+            <w:pPr>
+              <w:pStyle w:val="Compact"/>
+              <w:jc w:val="left"/>
+            </w:pPr>
+            <w:r>
+              <w:t xml:space="preserve">File + notes</w:t>
             </w:r>
           </w:p>
         </w:tc>
@@ -11272,6 +11012,7 @@
           <w:p>
             <w:pPr>
               <w:pStyle w:val="Compact"/>
+              <w:jc w:val="left"/>
             </w:pPr>
             <w:r>
               <w:t xml:space="preserve">Annotated joint VCF</w:t>
@@ -11283,68 +11024,22 @@
           <w:p>
             <w:pPr>
               <w:pStyle w:val="Compact"/>
-            </w:pPr>
-            <w:r>
-              <w:rPr>
-                <w:rStyle w:val="VerbatimChar"/>
-              </w:rPr>
-              <w:t xml:space="preserve">stage11_annotation/annotated.vcf.gz</w:t>
-            </w:r>
-          </w:p>
-        </w:tc>
-        <w:tc>
-          <w:tcPr/>
-          <w:p>
-            <w:pPr>
-              <w:pStyle w:val="Compact"/>
-            </w:pPr>
-            <w:r>
-              <w:t xml:space="preserve">VEP CSQ +</w:t>
-            </w:r>
-            <w:r>
-              <w:t xml:space="preserve"> </w:t>
-            </w:r>
-            <w:r>
-              <w:rPr>
-                <w:rStyle w:val="VerbatimChar"/>
-              </w:rPr>
-              <w:t xml:space="preserve">gnomAD_*</w:t>
-            </w:r>
-            <w:r>
-              <w:t xml:space="preserve"> </w:t>
-            </w:r>
-            <w:r>
-              <w:t xml:space="preserve">+</w:t>
-            </w:r>
-            <w:r>
-              <w:t xml:space="preserve"> </w:t>
-            </w:r>
-            <w:r>
-              <w:rPr>
-                <w:rStyle w:val="VerbatimChar"/>
-              </w:rPr>
-              <w:t xml:space="preserve">ClinVar_*</w:t>
-            </w:r>
-            <w:r>
-              <w:t xml:space="preserve"> </w:t>
-            </w:r>
-            <w:r>
-              <w:t xml:space="preserve">+</w:t>
-            </w:r>
-            <w:r>
-              <w:t xml:space="preserve"> </w:t>
-            </w:r>
-            <w:r>
-              <w:rPr>
-                <w:rStyle w:val="VerbatimChar"/>
-              </w:rPr>
-              <w:t xml:space="preserve">PhyloP</w:t>
-            </w:r>
-            <w:r>
-              <w:t xml:space="preserve"> </w:t>
-            </w:r>
-            <w:r>
-              <w:t xml:space="preserve">+ paralog flags</w:t>
+              <w:jc w:val="left"/>
+            </w:pPr>
+            <w:r>
+              <w:t xml:space="preserve">stage11_annotation/</w:t>
+            </w:r>
+          </w:p>
+        </w:tc>
+        <w:tc>
+          <w:tcPr/>
+          <w:p>
+            <w:pPr>
+              <w:pStyle w:val="Compact"/>
+              <w:jc w:val="left"/>
+            </w:pPr>
+            <w:r>
+              <w:t xml:space="preserve">annotated.vcf.gz — VEP CSQ + gnomAD_* + ClinVar_* + PhyloP + paralog flags</w:t>
             </w:r>
           </w:p>
         </w:tc>
@@ -11355,6 +11050,7 @@
           <w:p>
             <w:pPr>
               <w:pStyle w:val="Compact"/>
+              <w:jc w:val="left"/>
             </w:pPr>
             <w:r>
               <w:t xml:space="preserve">Per-variant TSV</w:t>
@@ -11366,23 +11062,22 @@
           <w:p>
             <w:pPr>
               <w:pStyle w:val="Compact"/>
-            </w:pPr>
-            <w:r>
-              <w:rPr>
-                <w:rStyle w:val="VerbatimChar"/>
-              </w:rPr>
-              <w:t xml:space="preserve">stage11_annotation/variants.flat.tsv</w:t>
-            </w:r>
-          </w:p>
-        </w:tc>
-        <w:tc>
-          <w:tcPr/>
-          <w:p>
-            <w:pPr>
-              <w:pStyle w:val="Compact"/>
-            </w:pPr>
-            <w:r>
-              <w:t xml:space="preserve">flattened; columns below</w:t>
+              <w:jc w:val="left"/>
+            </w:pPr>
+            <w:r>
+              <w:t xml:space="preserve">stage11_annotation/</w:t>
+            </w:r>
+          </w:p>
+        </w:tc>
+        <w:tc>
+          <w:tcPr/>
+          <w:p>
+            <w:pPr>
+              <w:pStyle w:val="Compact"/>
+              <w:jc w:val="left"/>
+            </w:pPr>
+            <w:r>
+              <w:t xml:space="preserve">variants.flat.tsv — flattened (columns below)</w:t>
             </w:r>
           </w:p>
         </w:tc>
@@ -11393,6 +11088,7 @@
           <w:p>
             <w:pPr>
               <w:pStyle w:val="Compact"/>
+              <w:jc w:val="left"/>
             </w:pPr>
             <w:r>
               <w:t xml:space="preserve">Filtered joint VCF</w:t>
@@ -11404,23 +11100,22 @@
           <w:p>
             <w:pPr>
               <w:pStyle w:val="Compact"/>
-            </w:pPr>
-            <w:r>
-              <w:rPr>
-                <w:rStyle w:val="VerbatimChar"/>
-              </w:rPr>
-              <w:t xml:space="preserve">stage7_filter/joint.filtered.vcf.gz</w:t>
-            </w:r>
-          </w:p>
-        </w:tc>
-        <w:tc>
-          <w:tcPr/>
-          <w:p>
-            <w:pPr>
-              <w:pStyle w:val="Compact"/>
-            </w:pPr>
-            <w:r>
-              <w:t xml:space="preserve">FILTER = PASS / hard-filter name</w:t>
+              <w:jc w:val="left"/>
+            </w:pPr>
+            <w:r>
+              <w:t xml:space="preserve">stage7_filter/</w:t>
+            </w:r>
+          </w:p>
+        </w:tc>
+        <w:tc>
+          <w:tcPr/>
+          <w:p>
+            <w:pPr>
+              <w:pStyle w:val="Compact"/>
+              <w:jc w:val="left"/>
+            </w:pPr>
+            <w:r>
+              <w:t xml:space="preserve">joint.filtered.vcf.gz — FILTER = PASS or hard-filter name</w:t>
             </w:r>
           </w:p>
         </w:tc>
@@ -11431,6 +11126,7 @@
           <w:p>
             <w:pPr>
               <w:pStyle w:val="Compact"/>
+              <w:jc w:val="left"/>
             </w:pPr>
             <w:r>
               <w:t xml:space="preserve">CNV calls</w:t>
@@ -11442,47 +11138,22 @@
           <w:p>
             <w:pPr>
               <w:pStyle w:val="Compact"/>
-            </w:pPr>
-            <w:r>
-              <w:rPr>
-                <w:rStyle w:val="VerbatimChar"/>
-              </w:rPr>
-              <w:t xml:space="preserve">stage8_cnv/cnv_calls.tsv</w:t>
-            </w:r>
-          </w:p>
-        </w:tc>
-        <w:tc>
-          <w:tcPr/>
-          <w:p>
-            <w:pPr>
-              <w:pStyle w:val="Compact"/>
-            </w:pPr>
-            <w:r>
-              <w:t xml:space="preserve">with</w:t>
-            </w:r>
-            <w:r>
-              <w:t xml:space="preserve"> </w:t>
-            </w:r>
-            <w:r>
-              <w:rPr>
-                <w:rStyle w:val="VerbatimChar"/>
-              </w:rPr>
-              <w:t xml:space="preserve">cnv_callable</w:t>
-            </w:r>
-            <w:r>
-              <w:t xml:space="preserve"> </w:t>
-            </w:r>
-            <w:r>
-              <w:t xml:space="preserve">+</w:t>
-            </w:r>
-            <w:r>
-              <w:t xml:space="preserve"> </w:t>
-            </w:r>
-            <w:r>
-              <w:rPr>
-                <w:rStyle w:val="VerbatimChar"/>
-              </w:rPr>
-              <w:t xml:space="preserve">confidence</w:t>
+              <w:jc w:val="left"/>
+            </w:pPr>
+            <w:r>
+              <w:t xml:space="preserve">stage8_cnv/</w:t>
+            </w:r>
+          </w:p>
+        </w:tc>
+        <w:tc>
+          <w:tcPr/>
+          <w:p>
+            <w:pPr>
+              <w:pStyle w:val="Compact"/>
+              <w:jc w:val="left"/>
+            </w:pPr>
+            <w:r>
+              <w:t xml:space="preserve">cnv_calls.tsv — with cnv_callable + confidence columns</w:t>
             </w:r>
           </w:p>
         </w:tc>
@@ -11493,6 +11164,7 @@
           <w:p>
             <w:pPr>
               <w:pStyle w:val="Compact"/>
+              <w:jc w:val="left"/>
             </w:pPr>
             <w:r>
               <w:t xml:space="preserve">STR genotypes</w:t>
@@ -11504,23 +11176,22 @@
           <w:p>
             <w:pPr>
               <w:pStyle w:val="Compact"/>
-            </w:pPr>
-            <w:r>
-              <w:rPr>
-                <w:rStyle w:val="VerbatimChar"/>
-              </w:rPr>
-              <w:t xml:space="preserve">stage9_str/str_calls.tsv</w:t>
-            </w:r>
-          </w:p>
-        </w:tc>
-        <w:tc>
-          <w:tcPr/>
-          <w:p>
-            <w:pPr>
-              <w:pStyle w:val="Compact"/>
-            </w:pPr>
-            <w:r>
-              <w:t xml:space="preserve">repeat units, read support, call rate</w:t>
+              <w:jc w:val="left"/>
+            </w:pPr>
+            <w:r>
+              <w:t xml:space="preserve">stage9_str/</w:t>
+            </w:r>
+          </w:p>
+        </w:tc>
+        <w:tc>
+          <w:tcPr/>
+          <w:p>
+            <w:pPr>
+              <w:pStyle w:val="Compact"/>
+              <w:jc w:val="left"/>
+            </w:pPr>
+            <w:r>
+              <w:t xml:space="preserve">str_calls.tsv — repeat units, read support, call rate</w:t>
             </w:r>
           </w:p>
         </w:tc>
@@ -11531,6 +11202,7 @@
           <w:p>
             <w:pPr>
               <w:pStyle w:val="Compact"/>
+              <w:jc w:val="left"/>
             </w:pPr>
             <w:r>
               <w:t xml:space="preserve">Paralog VCF</w:t>
@@ -11542,38 +11214,22 @@
           <w:p>
             <w:pPr>
               <w:pStyle w:val="Compact"/>
-            </w:pPr>
-            <w:r>
-              <w:rPr>
-                <w:rStyle w:val="VerbatimChar"/>
-              </w:rPr>
-              <w:t xml:space="preserve">stage10_paralog/paralog.annotated.vcf.gz</w:t>
-            </w:r>
-          </w:p>
-        </w:tc>
-        <w:tc>
-          <w:tcPr/>
-          <w:p>
-            <w:pPr>
-              <w:pStyle w:val="Compact"/>
-            </w:pPr>
-            <w:r>
-              <w:rPr>
-                <w:rStyle w:val="VerbatimChar"/>
-              </w:rPr>
-              <w:t xml:space="preserve">INFO/PARALOG_GENE</w:t>
-            </w:r>
-            <w:r>
-              <w:t xml:space="preserve">,</w:t>
-            </w:r>
-            <w:r>
-              <w:t xml:space="preserve"> </w:t>
-            </w:r>
-            <w:r>
-              <w:rPr>
-                <w:rStyle w:val="VerbatimChar"/>
-              </w:rPr>
-              <w:t xml:space="preserve">PARALOG_CONF</w:t>
+              <w:jc w:val="left"/>
+            </w:pPr>
+            <w:r>
+              <w:t xml:space="preserve">stage10_paralog/</w:t>
+            </w:r>
+          </w:p>
+        </w:tc>
+        <w:tc>
+          <w:tcPr/>
+          <w:p>
+            <w:pPr>
+              <w:pStyle w:val="Compact"/>
+              <w:jc w:val="left"/>
+            </w:pPr>
+            <w:r>
+              <w:t xml:space="preserve">paralog.annotated.vcf.gz — INFO/PARALOG_GENE, PARALOG_CONF</w:t>
             </w:r>
           </w:p>
         </w:tc>
@@ -11584,6 +11240,7 @@
           <w:p>
             <w:pPr>
               <w:pStyle w:val="Compact"/>
+              <w:jc w:val="left"/>
             </w:pPr>
             <w:r>
               <w:t xml:space="preserve">Burden results</w:t>
@@ -11595,32 +11252,22 @@
           <w:p>
             <w:pPr>
               <w:pStyle w:val="Compact"/>
-            </w:pPr>
-            <w:r>
-              <w:rPr>
-                <w:rStyle w:val="VerbatimChar"/>
-              </w:rPr>
-              <w:t xml:space="preserve">stage14_burden/burden_results.tsv</w:t>
-            </w:r>
-          </w:p>
-        </w:tc>
-        <w:tc>
-          <w:tcPr/>
-          <w:p>
-            <w:pPr>
-              <w:pStyle w:val="Compact"/>
-            </w:pPr>
-            <w:r>
-              <w:rPr>
-                <w:rStyle w:val="VerbatimChar"/>
-              </w:rPr>
-              <w:t xml:space="preserve">engine</w:t>
-            </w:r>
-            <w:r>
-              <w:t xml:space="preserve"> </w:t>
-            </w:r>
-            <w:r>
-              <w:t xml:space="preserve">column stamps the method</w:t>
+              <w:jc w:val="left"/>
+            </w:pPr>
+            <w:r>
+              <w:t xml:space="preserve">stage14_burden/</w:t>
+            </w:r>
+          </w:p>
+        </w:tc>
+        <w:tc>
+          <w:tcPr/>
+          <w:p>
+            <w:pPr>
+              <w:pStyle w:val="Compact"/>
+              <w:jc w:val="left"/>
+            </w:pPr>
+            <w:r>
+              <w:t xml:space="preserve">burden_results.tsv — engine column stamps the method</w:t>
             </w:r>
           </w:p>
         </w:tc>
@@ -11631,6 +11278,7 @@
           <w:p>
             <w:pPr>
               <w:pStyle w:val="Compact"/>
+              <w:jc w:val="left"/>
             </w:pPr>
             <w:r>
               <w:t xml:space="preserve">Cohort QC</w:t>
@@ -11642,23 +11290,22 @@
           <w:p>
             <w:pPr>
               <w:pStyle w:val="Compact"/>
-            </w:pPr>
-            <w:r>
-              <w:rPr>
-                <w:rStyle w:val="VerbatimChar"/>
-              </w:rPr>
-              <w:t xml:space="preserve">stage12_cohortqc/cohort_qc.json</w:t>
-            </w:r>
-          </w:p>
-        </w:tc>
-        <w:tc>
-          <w:tcPr/>
-          <w:p>
-            <w:pPr>
-              <w:pStyle w:val="Compact"/>
-            </w:pPr>
-            <w:r>
-              <w:t xml:space="preserve">relatedness, sex, missingness, PCA</w:t>
+              <w:jc w:val="left"/>
+            </w:pPr>
+            <w:r>
+              <w:t xml:space="preserve">stage12_cohortqc/</w:t>
+            </w:r>
+          </w:p>
+        </w:tc>
+        <w:tc>
+          <w:tcPr/>
+          <w:p>
+            <w:pPr>
+              <w:pStyle w:val="Compact"/>
+              <w:jc w:val="left"/>
+            </w:pPr>
+            <w:r>
+              <w:t xml:space="preserve">cohort_qc.json — relatedness, sex, missingness, PCA</w:t>
             </w:r>
           </w:p>
         </w:tc>
@@ -11669,6 +11316,7 @@
           <w:p>
             <w:pPr>
               <w:pStyle w:val="Compact"/>
+              <w:jc w:val="left"/>
             </w:pPr>
             <w:r>
               <w:t xml:space="preserve">GIAB metrics</w:t>
@@ -11680,23 +11328,22 @@
           <w:p>
             <w:pPr>
               <w:pStyle w:val="Compact"/>
-            </w:pPr>
-            <w:r>
-              <w:rPr>
-                <w:rStyle w:val="VerbatimChar"/>
-              </w:rPr>
-              <w:t xml:space="preserve">stage13_giab/plots/giab_metrics.json</w:t>
-            </w:r>
-          </w:p>
-        </w:tc>
-        <w:tc>
-          <w:tcPr/>
-          <w:p>
-            <w:pPr>
-              <w:pStyle w:val="Compact"/>
-            </w:pPr>
-            <w:r>
-              <w:t xml:space="preserve">precision/recall/F1, on-target</w:t>
+              <w:jc w:val="left"/>
+            </w:pPr>
+            <w:r>
+              <w:t xml:space="preserve">stage13_giab/</w:t>
+            </w:r>
+          </w:p>
+        </w:tc>
+        <w:tc>
+          <w:tcPr/>
+          <w:p>
+            <w:pPr>
+              <w:pStyle w:val="Compact"/>
+              <w:jc w:val="left"/>
+            </w:pPr>
+            <w:r>
+              <w:t xml:space="preserve">giab_metrics.json — precision/recall/F1, on-target</w:t>
             </w:r>
           </w:p>
         </w:tc>
@@ -11707,6 +11354,7 @@
           <w:p>
             <w:pPr>
               <w:pStyle w:val="Compact"/>
+              <w:jc w:val="left"/>
             </w:pPr>
             <w:r>
               <w:t xml:space="preserve">Provenance</w:t>
@@ -11718,23 +11366,22 @@
           <w:p>
             <w:pPr>
               <w:pStyle w:val="Compact"/>
-            </w:pPr>
-            <w:r>
-              <w:rPr>
-                <w:rStyle w:val="VerbatimChar"/>
-              </w:rPr>
-              <w:t xml:space="preserve">stage15_report/provenance.json</w:t>
-            </w:r>
-          </w:p>
-        </w:tc>
-        <w:tc>
-          <w:tcPr/>
-          <w:p>
-            <w:pPr>
-              <w:pStyle w:val="Compact"/>
-            </w:pPr>
-            <w:r>
-              <w:t xml:space="preserve">versions, resources, quarantine, PC gate</w:t>
+              <w:jc w:val="left"/>
+            </w:pPr>
+            <w:r>
+              <w:t xml:space="preserve">stage15_report/</w:t>
+            </w:r>
+          </w:p>
+        </w:tc>
+        <w:tc>
+          <w:tcPr/>
+          <w:p>
+            <w:pPr>
+              <w:pStyle w:val="Compact"/>
+              <w:jc w:val="left"/>
+            </w:pPr>
+            <w:r>
+              <w:t xml:space="preserve">provenance.json — versions, resources, quarantine, PC gate</w:t>
             </w:r>
           </w:p>
         </w:tc>
@@ -11745,6 +11392,7 @@
           <w:p>
             <w:pPr>
               <w:pStyle w:val="Compact"/>
+              <w:jc w:val="left"/>
             </w:pPr>
             <w:r>
               <w:t xml:space="preserve">Dashboard</w:t>
@@ -11756,23 +11404,22 @@
           <w:p>
             <w:pPr>
               <w:pStyle w:val="Compact"/>
-            </w:pPr>
-            <w:r>
-              <w:rPr>
-                <w:rStyle w:val="VerbatimChar"/>
-              </w:rPr>
-              <w:t xml:space="preserve">stage15_report/cohort_qc_dashboard.html</w:t>
-            </w:r>
-          </w:p>
-        </w:tc>
-        <w:tc>
-          <w:tcPr/>
-          <w:p>
-            <w:pPr>
-              <w:pStyle w:val="Compact"/>
-            </w:pPr>
-            <w:r>
-              <w:t xml:space="preserve">all figures + tables</w:t>
+              <w:jc w:val="left"/>
+            </w:pPr>
+            <w:r>
+              <w:t xml:space="preserve">stage15_report/</w:t>
+            </w:r>
+          </w:p>
+        </w:tc>
+        <w:tc>
+          <w:tcPr/>
+          <w:p>
+            <w:pPr>
+              <w:pStyle w:val="Compact"/>
+              <w:jc w:val="left"/>
+            </w:pPr>
+            <w:r>
+              <w:t xml:space="preserve">cohort_qc_dashboard.html — all figures + tables</w:t>
             </w:r>
           </w:p>
         </w:tc>

--- a/docs/manual/callforge_manual.docx
+++ b/docs/manual/callforge_manual.docx
@@ -3508,7 +3508,19 @@
         <w:t xml:space="preserve"> </w:t>
       </w:r>
       <w:r>
-        <w:t xml:space="preserve">unique;</w:t>
+        <w:t xml:space="preserve">unique,</w:t>
+      </w:r>
+      <w:r>
+        <w:t xml:space="preserve"> </w:t>
+      </w:r>
+      <w:r>
+        <w:rPr>
+          <w:rStyle w:val="VerbatimChar"/>
+        </w:rPr>
+        <w:t xml:space="preserve">[A-Za-z0-9._-]</w:t>
+      </w:r>
+      <w:r>
+        <w:t xml:space="preserve">;</w:t>
       </w:r>
       <w:r>
         <w:t xml:space="preserve"> </w:t>
@@ -3532,13 +3544,13 @@
         <w:t xml:space="preserve"> </w:t>
       </w:r>
       <w:r>
-        <w:t xml:space="preserve">are the paired-end reads (validated to exist and</w:t>
-      </w:r>
-      <w:r>
-        <w:t xml:space="preserve"> </w:t>
-      </w:r>
-      <w:r>
-        <w:t xml:space="preserve">differ).</w:t>
+        <w:t xml:space="preserve">are the paired-end reads</w:t>
+      </w:r>
+      <w:r>
+        <w:t xml:space="preserve"> </w:t>
+      </w:r>
+      <w:r>
+        <w:t xml:space="preserve">(validated to exist and differ).</w:t>
       </w:r>
       <w:r>
         <w:t xml:space="preserve"> </w:t>
@@ -3761,6 +3773,1467 @@
       </w:r>
       <w:r>
         <w:t xml:space="preserve">).</w:t>
+      </w:r>
+    </w:p>
+    <w:p>
+      <w:pPr>
+        <w:pStyle w:val="BodyText"/>
+      </w:pPr>
+      <w:r>
+        <w:rPr>
+          <w:b/>
+          <w:bCs/>
+        </w:rPr>
+        <w:t xml:space="preserve">Where the sample sheet comes from.</w:t>
+      </w:r>
+      <w:r>
+        <w:t xml:space="preserve"> </w:t>
+      </w:r>
+      <w:r>
+        <w:t xml:space="preserve">It is</w:t>
+      </w:r>
+      <w:r>
+        <w:t xml:space="preserve"> </w:t>
+      </w:r>
+      <w:r>
+        <w:rPr>
+          <w:b/>
+          <w:bCs/>
+        </w:rPr>
+        <w:t xml:space="preserve">not</w:t>
+      </w:r>
+      <w:r>
+        <w:t xml:space="preserve"> </w:t>
+      </w:r>
+      <w:r>
+        <w:t xml:space="preserve">a CaptureForge output — the design</w:t>
+      </w:r>
+      <w:r>
+        <w:t xml:space="preserve"> </w:t>
+      </w:r>
+      <w:r>
+        <w:t xml:space="preserve">pipeline never saw your samples or their phenotypes. The two halves of the sheet have two</w:t>
+      </w:r>
+      <w:r>
+        <w:t xml:space="preserve"> </w:t>
+      </w:r>
+      <w:r>
+        <w:t xml:space="preserve">different origins:</w:t>
+      </w:r>
+    </w:p>
+    <w:p>
+      <w:pPr>
+        <w:pStyle w:val="Compact"/>
+        <w:numPr>
+          <w:ilvl w:val="0"/>
+          <w:numId w:val="1003"/>
+        </w:numPr>
+      </w:pPr>
+      <w:r>
+        <w:rPr>
+          <w:rStyle w:val="VerbatimChar"/>
+        </w:rPr>
+        <w:t xml:space="preserve">sample_id, fastq_1, fastq_2</w:t>
+      </w:r>
+      <w:r>
+        <w:t xml:space="preserve"> </w:t>
+      </w:r>
+      <w:r>
+        <w:t xml:space="preserve">come from your</w:t>
+      </w:r>
+      <w:r>
+        <w:t xml:space="preserve"> </w:t>
+      </w:r>
+      <w:r>
+        <w:rPr>
+          <w:b/>
+          <w:bCs/>
+        </w:rPr>
+        <w:t xml:space="preserve">sequencing core’s demultiplexing</w:t>
+      </w:r>
+      <w:r>
+        <w:t xml:space="preserve"> </w:t>
+      </w:r>
+      <w:r>
+        <w:t xml:space="preserve">(the FASTQ files and their names).</w:t>
+      </w:r>
+    </w:p>
+    <w:p>
+      <w:pPr>
+        <w:pStyle w:val="Compact"/>
+        <w:numPr>
+          <w:ilvl w:val="0"/>
+          <w:numId w:val="1003"/>
+        </w:numPr>
+      </w:pPr>
+      <w:r>
+        <w:rPr>
+          <w:rStyle w:val="VerbatimChar"/>
+        </w:rPr>
+        <w:t xml:space="preserve">sex, phenotype, covariate_*, batch</w:t>
+      </w:r>
+      <w:r>
+        <w:t xml:space="preserve"> </w:t>
+      </w:r>
+      <w:r>
+        <w:t xml:space="preserve">come from</w:t>
+      </w:r>
+      <w:r>
+        <w:t xml:space="preserve"> </w:t>
+      </w:r>
+      <w:r>
+        <w:rPr>
+          <w:b/>
+          <w:bCs/>
+        </w:rPr>
+        <w:t xml:space="preserve">your study / clinical metadata</w:t>
+      </w:r>
+      <w:r>
+        <w:t xml:space="preserve">.</w:t>
+      </w:r>
+    </w:p>
+    <w:p>
+      <w:pPr>
+        <w:pStyle w:val="FirstParagraph"/>
+      </w:pPr>
+      <w:r>
+        <w:t xml:space="preserve">The</w:t>
+      </w:r>
+      <w:r>
+        <w:t xml:space="preserve"> </w:t>
+      </w:r>
+      <w:r>
+        <w:rPr>
+          <w:b/>
+          <w:bCs/>
+        </w:rPr>
+        <w:t xml:space="preserve">phenotype is irreducibly yours</w:t>
+      </w:r>
+      <w:r>
+        <w:t xml:space="preserve">: CallForge never invents, guesses, or defaults it.</w:t>
+      </w:r>
+      <w:r>
+        <w:t xml:space="preserve"> </w:t>
+      </w:r>
+      <w:r>
+        <w:t xml:space="preserve">The helper below only</w:t>
+      </w:r>
+      <w:r>
+        <w:t xml:space="preserve"> </w:t>
+      </w:r>
+      <w:r>
+        <w:rPr>
+          <w:i/>
+          <w:iCs/>
+        </w:rPr>
+        <w:t xml:space="preserve">pairs FASTQs</w:t>
+      </w:r>
+      <w:r>
+        <w:t xml:space="preserve"> </w:t>
+      </w:r>
+      <w:r>
+        <w:t xml:space="preserve">and</w:t>
+      </w:r>
+      <w:r>
+        <w:t xml:space="preserve"> </w:t>
+      </w:r>
+      <w:r>
+        <w:rPr>
+          <w:i/>
+          <w:iCs/>
+        </w:rPr>
+        <w:t xml:space="preserve">joins metadata you supply</w:t>
+      </w:r>
+      <w:r>
+        <w:t xml:space="preserve">; anything it cannot</w:t>
+      </w:r>
+      <w:r>
+        <w:t xml:space="preserve"> </w:t>
+      </w:r>
+      <w:r>
+        <w:t xml:space="preserve">resolve it</w:t>
+      </w:r>
+      <w:r>
+        <w:t xml:space="preserve"> </w:t>
+      </w:r>
+      <w:r>
+        <w:rPr>
+          <w:b/>
+          <w:bCs/>
+        </w:rPr>
+        <w:t xml:space="preserve">reports</w:t>
+      </w:r>
+      <w:r>
+        <w:t xml:space="preserve"> </w:t>
+      </w:r>
+      <w:r>
+        <w:t xml:space="preserve">rather than fills.</w:t>
+      </w:r>
+    </w:p>
+    <w:p>
+      <w:pPr>
+        <w:pStyle w:val="BodyText"/>
+      </w:pPr>
+      <w:r>
+        <w:rPr>
+          <w:b/>
+          <w:bCs/>
+        </w:rPr>
+        <w:t xml:space="preserve">Three ways to build one.</w:t>
+      </w:r>
+    </w:p>
+    <w:p>
+      <w:pPr>
+        <w:pStyle w:val="BodyText"/>
+      </w:pPr>
+      <w:r>
+        <w:rPr>
+          <w:i/>
+          <w:iCs/>
+        </w:rPr>
+        <w:t xml:space="preserve">1 — Hand-author the CSV.</w:t>
+      </w:r>
+      <w:r>
+        <w:t xml:space="preserve"> </w:t>
+      </w:r>
+      <w:r>
+        <w:t xml:space="preserve">Write the schema above directly (absolute FASTQ paths). Fine</w:t>
+      </w:r>
+      <w:r>
+        <w:t xml:space="preserve"> </w:t>
+      </w:r>
+      <w:r>
+        <w:t xml:space="preserve">for a handful of samples.</w:t>
+      </w:r>
+    </w:p>
+    <w:p>
+      <w:pPr>
+        <w:pStyle w:val="BodyText"/>
+      </w:pPr>
+      <w:r>
+        <w:rPr>
+          <w:i/>
+          <w:iCs/>
+        </w:rPr>
+        <w:t xml:space="preserve">2 — Scaffold from a FASTQ directory</w:t>
+      </w:r>
+      <w:r>
+        <w:t xml:space="preserve"> </w:t>
+      </w:r>
+      <w:r>
+        <w:t xml:space="preserve">(</w:t>
+      </w:r>
+      <w:r>
+        <w:rPr>
+          <w:rStyle w:val="VerbatimChar"/>
+        </w:rPr>
+        <w:t xml:space="preserve">init_sample_sheet.py</w:t>
+      </w:r>
+      <w:r>
+        <w:t xml:space="preserve">, Mode A). Pairs R1/R2 by the</w:t>
+      </w:r>
+      <w:r>
+        <w:t xml:space="preserve"> </w:t>
+      </w:r>
+      <w:r>
+        <w:t xml:space="preserve">usual Illumina conventions and infers</w:t>
+      </w:r>
+      <w:r>
+        <w:t xml:space="preserve"> </w:t>
+      </w:r>
+      <w:r>
+        <w:rPr>
+          <w:rStyle w:val="VerbatimChar"/>
+        </w:rPr>
+        <w:t xml:space="preserve">sample_id</w:t>
+      </w:r>
+      <w:r>
+        <w:t xml:space="preserve"> </w:t>
+      </w:r>
+      <w:r>
+        <w:t xml:space="preserve">from the filename, leaving the metadata</w:t>
+      </w:r>
+      <w:r>
+        <w:t xml:space="preserve"> </w:t>
+      </w:r>
+      <w:r>
+        <w:t xml:space="preserve">columns blank for you to complete:</w:t>
+      </w:r>
+    </w:p>
+    <w:p>
+      <w:pPr>
+        <w:pStyle w:val="SourceCode"/>
+      </w:pPr>
+      <w:r>
+        <w:rPr>
+          <w:rStyle w:val="ExtensionTok"/>
+        </w:rPr>
+        <w:t xml:space="preserve">python3</w:t>
+      </w:r>
+      <w:r>
+        <w:rPr>
+          <w:rStyle w:val="NormalTok"/>
+        </w:rPr>
+        <w:t xml:space="preserve"> bin/init_sample_sheet.py </w:t>
+      </w:r>
+      <w:r>
+        <w:rPr>
+          <w:rStyle w:val="DataTypeTok"/>
+        </w:rPr>
+        <w:t xml:space="preserve">\</w:t>
+      </w:r>
+      <w:r>
+        <w:br/>
+      </w:r>
+      <w:r>
+        <w:rPr>
+          <w:rStyle w:val="NormalTok"/>
+        </w:rPr>
+        <w:t xml:space="preserve">    </w:t>
+      </w:r>
+      <w:r>
+        <w:rPr>
+          <w:rStyle w:val="AttributeTok"/>
+        </w:rPr>
+        <w:t xml:space="preserve">--fastq-dir</w:t>
+      </w:r>
+      <w:r>
+        <w:rPr>
+          <w:rStyle w:val="NormalTok"/>
+        </w:rPr>
+        <w:t xml:space="preserve"> /data/fq </w:t>
+      </w:r>
+      <w:r>
+        <w:rPr>
+          <w:rStyle w:val="DataTypeTok"/>
+        </w:rPr>
+        <w:t xml:space="preserve">\</w:t>
+      </w:r>
+      <w:r>
+        <w:br/>
+      </w:r>
+      <w:r>
+        <w:rPr>
+          <w:rStyle w:val="NormalTok"/>
+        </w:rPr>
+        <w:t xml:space="preserve">    </w:t>
+      </w:r>
+      <w:r>
+        <w:rPr>
+          <w:rStyle w:val="AttributeTok"/>
+        </w:rPr>
+        <w:t xml:space="preserve">--out</w:t>
+      </w:r>
+      <w:r>
+        <w:rPr>
+          <w:rStyle w:val="NormalTok"/>
+        </w:rPr>
+        <w:t xml:space="preserve"> sample_sheet.csv</w:t>
+      </w:r>
+      <w:r>
+        <w:br/>
+      </w:r>
+      <w:r>
+        <w:rPr>
+          <w:rStyle w:val="CommentTok"/>
+        </w:rPr>
+        <w:t xml:space="preserve"># then open sample_sheet.csv and fill sex / phenotype / covariate_* / batch</w:t>
+      </w:r>
+    </w:p>
+    <w:p>
+      <w:pPr>
+        <w:pStyle w:val="FirstParagraph"/>
+      </w:pPr>
+      <w:r>
+        <w:rPr>
+          <w:i/>
+          <w:iCs/>
+        </w:rPr>
+        <w:t xml:space="preserve">3 — Scaffold FASTQs</w:t>
+      </w:r>
+      <w:r>
+        <w:rPr>
+          <w:i/>
+          <w:iCs/>
+        </w:rPr>
+        <w:t xml:space="preserve"> </w:t>
+      </w:r>
+      <w:r>
+        <w:rPr>
+          <w:b/>
+          <w:bCs/>
+          <w:i/>
+          <w:iCs/>
+        </w:rPr>
+        <w:t xml:space="preserve">and</w:t>
+      </w:r>
+      <w:r>
+        <w:rPr>
+          <w:i/>
+          <w:iCs/>
+        </w:rPr>
+        <w:t xml:space="preserve"> </w:t>
+      </w:r>
+      <w:r>
+        <w:rPr>
+          <w:i/>
+          <w:iCs/>
+        </w:rPr>
+        <w:t xml:space="preserve">join a metadata CSV</w:t>
+      </w:r>
+      <w:r>
+        <w:t xml:space="preserve"> </w:t>
+      </w:r>
+      <w:r>
+        <w:t xml:space="preserve">(Mode B) — the complete sheet in one</w:t>
+      </w:r>
+      <w:r>
+        <w:t xml:space="preserve"> </w:t>
+      </w:r>
+      <w:r>
+        <w:t xml:space="preserve">step. Provide a clinical CSV keyed on</w:t>
+      </w:r>
+      <w:r>
+        <w:t xml:space="preserve"> </w:t>
+      </w:r>
+      <w:r>
+        <w:rPr>
+          <w:rStyle w:val="VerbatimChar"/>
+        </w:rPr>
+        <w:t xml:space="preserve">sample_id</w:t>
+      </w:r>
+      <w:r>
+        <w:t xml:space="preserve"> </w:t>
+      </w:r>
+      <w:r>
+        <w:t xml:space="preserve">(override with</w:t>
+      </w:r>
+      <w:r>
+        <w:t xml:space="preserve"> </w:t>
+      </w:r>
+      <w:r>
+        <w:rPr>
+          <w:rStyle w:val="VerbatimChar"/>
+        </w:rPr>
+        <w:t xml:space="preserve">--metadata-id-col</w:t>
+      </w:r>
+      <w:r>
+        <w:t xml:space="preserve">):</w:t>
+      </w:r>
+    </w:p>
+    <w:p>
+      <w:pPr>
+        <w:pStyle w:val="SourceCode"/>
+      </w:pPr>
+      <w:r>
+        <w:rPr>
+          <w:rStyle w:val="ExtensionTok"/>
+        </w:rPr>
+        <w:t xml:space="preserve">python3</w:t>
+      </w:r>
+      <w:r>
+        <w:rPr>
+          <w:rStyle w:val="NormalTok"/>
+        </w:rPr>
+        <w:t xml:space="preserve"> bin/init_sample_sheet.py </w:t>
+      </w:r>
+      <w:r>
+        <w:rPr>
+          <w:rStyle w:val="DataTypeTok"/>
+        </w:rPr>
+        <w:t xml:space="preserve">\</w:t>
+      </w:r>
+      <w:r>
+        <w:br/>
+      </w:r>
+      <w:r>
+        <w:rPr>
+          <w:rStyle w:val="NormalTok"/>
+        </w:rPr>
+        <w:t xml:space="preserve">    </w:t>
+      </w:r>
+      <w:r>
+        <w:rPr>
+          <w:rStyle w:val="AttributeTok"/>
+        </w:rPr>
+        <w:t xml:space="preserve">--fastq-dir</w:t>
+      </w:r>
+      <w:r>
+        <w:rPr>
+          <w:rStyle w:val="NormalTok"/>
+        </w:rPr>
+        <w:t xml:space="preserve"> /data/fq </w:t>
+      </w:r>
+      <w:r>
+        <w:rPr>
+          <w:rStyle w:val="DataTypeTok"/>
+        </w:rPr>
+        <w:t xml:space="preserve">\</w:t>
+      </w:r>
+      <w:r>
+        <w:br/>
+      </w:r>
+      <w:r>
+        <w:rPr>
+          <w:rStyle w:val="NormalTok"/>
+        </w:rPr>
+        <w:t xml:space="preserve">    </w:t>
+      </w:r>
+      <w:r>
+        <w:rPr>
+          <w:rStyle w:val="AttributeTok"/>
+        </w:rPr>
+        <w:t xml:space="preserve">--metadata</w:t>
+      </w:r>
+      <w:r>
+        <w:rPr>
+          <w:rStyle w:val="NormalTok"/>
+        </w:rPr>
+        <w:t xml:space="preserve"> clinical.csv </w:t>
+      </w:r>
+      <w:r>
+        <w:rPr>
+          <w:rStyle w:val="DataTypeTok"/>
+        </w:rPr>
+        <w:t xml:space="preserve">\</w:t>
+      </w:r>
+      <w:r>
+        <w:br/>
+      </w:r>
+      <w:r>
+        <w:rPr>
+          <w:rStyle w:val="NormalTok"/>
+        </w:rPr>
+        <w:t xml:space="preserve">    </w:t>
+      </w:r>
+      <w:r>
+        <w:rPr>
+          <w:rStyle w:val="AttributeTok"/>
+        </w:rPr>
+        <w:t xml:space="preserve">--metadata-id-col</w:t>
+      </w:r>
+      <w:r>
+        <w:rPr>
+          <w:rStyle w:val="NormalTok"/>
+        </w:rPr>
+        <w:t xml:space="preserve"> sample_id </w:t>
+      </w:r>
+      <w:r>
+        <w:rPr>
+          <w:rStyle w:val="DataTypeTok"/>
+        </w:rPr>
+        <w:t xml:space="preserve">\</w:t>
+      </w:r>
+      <w:r>
+        <w:br/>
+      </w:r>
+      <w:r>
+        <w:rPr>
+          <w:rStyle w:val="NormalTok"/>
+        </w:rPr>
+        <w:t xml:space="preserve">    </w:t>
+      </w:r>
+      <w:r>
+        <w:rPr>
+          <w:rStyle w:val="AttributeTok"/>
+        </w:rPr>
+        <w:t xml:space="preserve">--keep-extra-cols</w:t>
+      </w:r>
+      <w:r>
+        <w:rPr>
+          <w:rStyle w:val="NormalTok"/>
+        </w:rPr>
+        <w:t xml:space="preserve"> </w:t>
+      </w:r>
+      <w:r>
+        <w:rPr>
+          <w:rStyle w:val="DataTypeTok"/>
+        </w:rPr>
+        <w:t xml:space="preserve">\</w:t>
+      </w:r>
+      <w:r>
+        <w:br/>
+      </w:r>
+      <w:r>
+        <w:rPr>
+          <w:rStyle w:val="NormalTok"/>
+        </w:rPr>
+        <w:t xml:space="preserve">    </w:t>
+      </w:r>
+      <w:r>
+        <w:rPr>
+          <w:rStyle w:val="AttributeTok"/>
+        </w:rPr>
+        <w:t xml:space="preserve">--out</w:t>
+      </w:r>
+      <w:r>
+        <w:rPr>
+          <w:rStyle w:val="NormalTok"/>
+        </w:rPr>
+        <w:t xml:space="preserve"> sample_sheet.csv</w:t>
+      </w:r>
+    </w:p>
+    <w:p>
+      <w:pPr>
+        <w:pStyle w:val="FirstParagraph"/>
+      </w:pPr>
+      <w:r>
+        <w:t xml:space="preserve">where</w:t>
+      </w:r>
+      <w:r>
+        <w:t xml:space="preserve"> </w:t>
+      </w:r>
+      <w:r>
+        <w:rPr>
+          <w:rStyle w:val="VerbatimChar"/>
+        </w:rPr>
+        <w:t xml:space="preserve">clinical.csv</w:t>
+      </w:r>
+      <w:r>
+        <w:t xml:space="preserve"> </w:t>
+      </w:r>
+      <w:r>
+        <w:t xml:space="preserve">is your own study table, e.g.:</w:t>
+      </w:r>
+    </w:p>
+    <w:p>
+      <w:pPr>
+        <w:pStyle w:val="SourceCode"/>
+      </w:pPr>
+      <w:r>
+        <w:rPr>
+          <w:rStyle w:val="VerbatimChar"/>
+        </w:rPr>
+        <w:t xml:space="preserve">sample_id,sex,phenotype,covariate_age,batch</w:t>
+      </w:r>
+      <w:r>
+        <w:br/>
+      </w:r>
+      <w:r>
+        <w:rPr>
+          <w:rStyle w:val="VerbatimChar"/>
+        </w:rPr>
+        <w:t xml:space="preserve">S001,F,case,41,b1</w:t>
+      </w:r>
+      <w:r>
+        <w:br/>
+      </w:r>
+      <w:r>
+        <w:rPr>
+          <w:rStyle w:val="VerbatimChar"/>
+        </w:rPr>
+        <w:t xml:space="preserve">S002,M,control,55,b1</w:t>
+      </w:r>
+    </w:p>
+    <w:p>
+      <w:pPr>
+        <w:pStyle w:val="FirstParagraph"/>
+      </w:pPr>
+      <w:r>
+        <w:rPr>
+          <w:i/>
+          <w:iCs/>
+        </w:rPr>
+        <w:t xml:space="preserve">Mode C — map your core’s manifest.</w:t>
+      </w:r>
+      <w:r>
+        <w:t xml:space="preserve"> </w:t>
+      </w:r>
+      <w:r>
+        <w:t xml:space="preserve">If the core already gave you a</w:t>
+      </w:r>
+      <w:r>
+        <w:t xml:space="preserve"> </w:t>
+      </w:r>
+      <w:r>
+        <w:rPr>
+          <w:rStyle w:val="VerbatimChar"/>
+        </w:rPr>
+        <w:t xml:space="preserve">sample_id,fastq_1,fastq_2</w:t>
+      </w:r>
+      <w:r>
+        <w:t xml:space="preserve"> </w:t>
+      </w:r>
+      <w:r>
+        <w:t xml:space="preserve">export (a LIMS manifest), join metadata straight onto it</w:t>
+      </w:r>
+      <w:r>
+        <w:t xml:space="preserve"> </w:t>
+      </w:r>
+      <w:r>
+        <w:t xml:space="preserve">without re-scanning a directory:</w:t>
+      </w:r>
+    </w:p>
+    <w:p>
+      <w:pPr>
+        <w:pStyle w:val="SourceCode"/>
+      </w:pPr>
+      <w:r>
+        <w:rPr>
+          <w:rStyle w:val="ExtensionTok"/>
+        </w:rPr>
+        <w:t xml:space="preserve">python3</w:t>
+      </w:r>
+      <w:r>
+        <w:rPr>
+          <w:rStyle w:val="NormalTok"/>
+        </w:rPr>
+        <w:t xml:space="preserve"> bin/init_sample_sheet.py </w:t>
+      </w:r>
+      <w:r>
+        <w:rPr>
+          <w:rStyle w:val="DataTypeTok"/>
+        </w:rPr>
+        <w:t xml:space="preserve">\</w:t>
+      </w:r>
+      <w:r>
+        <w:br/>
+      </w:r>
+      <w:r>
+        <w:rPr>
+          <w:rStyle w:val="NormalTok"/>
+        </w:rPr>
+        <w:t xml:space="preserve">    </w:t>
+      </w:r>
+      <w:r>
+        <w:rPr>
+          <w:rStyle w:val="AttributeTok"/>
+        </w:rPr>
+        <w:t xml:space="preserve">--fastq-csv</w:t>
+      </w:r>
+      <w:r>
+        <w:rPr>
+          <w:rStyle w:val="NormalTok"/>
+        </w:rPr>
+        <w:t xml:space="preserve"> lims_manifest.csv </w:t>
+      </w:r>
+      <w:r>
+        <w:rPr>
+          <w:rStyle w:val="DataTypeTok"/>
+        </w:rPr>
+        <w:t xml:space="preserve">\</w:t>
+      </w:r>
+      <w:r>
+        <w:br/>
+      </w:r>
+      <w:r>
+        <w:rPr>
+          <w:rStyle w:val="NormalTok"/>
+        </w:rPr>
+        <w:t xml:space="preserve">    </w:t>
+      </w:r>
+      <w:r>
+        <w:rPr>
+          <w:rStyle w:val="AttributeTok"/>
+        </w:rPr>
+        <w:t xml:space="preserve">--metadata</w:t>
+      </w:r>
+      <w:r>
+        <w:rPr>
+          <w:rStyle w:val="NormalTok"/>
+        </w:rPr>
+        <w:t xml:space="preserve"> clinical.csv </w:t>
+      </w:r>
+      <w:r>
+        <w:rPr>
+          <w:rStyle w:val="DataTypeTok"/>
+        </w:rPr>
+        <w:t xml:space="preserve">\</w:t>
+      </w:r>
+      <w:r>
+        <w:br/>
+      </w:r>
+      <w:r>
+        <w:rPr>
+          <w:rStyle w:val="NormalTok"/>
+        </w:rPr>
+        <w:t xml:space="preserve">    </w:t>
+      </w:r>
+      <w:r>
+        <w:rPr>
+          <w:rStyle w:val="AttributeTok"/>
+        </w:rPr>
+        <w:t xml:space="preserve">--out</w:t>
+      </w:r>
+      <w:r>
+        <w:rPr>
+          <w:rStyle w:val="NormalTok"/>
+        </w:rPr>
+        <w:t xml:space="preserve"> sample_sheet.csv</w:t>
+      </w:r>
+    </w:p>
+    <w:p>
+      <w:pPr>
+        <w:pStyle w:val="FirstParagraph"/>
+      </w:pPr>
+      <w:r>
+        <w:t xml:space="preserve">Useful flags:</w:t>
+      </w:r>
+      <w:r>
+        <w:t xml:space="preserve"> </w:t>
+      </w:r>
+      <w:r>
+        <w:rPr>
+          <w:rStyle w:val="VerbatimChar"/>
+        </w:rPr>
+        <w:t xml:space="preserve">--recursive</w:t>
+      </w:r>
+      <w:r>
+        <w:t xml:space="preserve"> </w:t>
+      </w:r>
+      <w:r>
+        <w:t xml:space="preserve">(walk sub-directories),</w:t>
+      </w:r>
+      <w:r>
+        <w:t xml:space="preserve"> </w:t>
+      </w:r>
+      <w:r>
+        <w:rPr>
+          <w:rStyle w:val="VerbatimChar"/>
+        </w:rPr>
+        <w:t xml:space="preserve">--r1-pattern</w:t>
+      </w:r>
+      <w:r>
+        <w:t xml:space="preserve">/</w:t>
+      </w:r>
+      <w:r>
+        <w:rPr>
+          <w:rStyle w:val="VerbatimChar"/>
+        </w:rPr>
+        <w:t xml:space="preserve">--r2-pattern</w:t>
+      </w:r>
+      <w:r>
+        <w:t xml:space="preserve"> </w:t>
+      </w:r>
+      <w:r>
+        <w:t xml:space="preserve">(custom</w:t>
+      </w:r>
+      <w:r>
+        <w:t xml:space="preserve"> </w:t>
+      </w:r>
+      <w:r>
+        <w:t xml:space="preserve">read markers),</w:t>
+      </w:r>
+      <w:r>
+        <w:t xml:space="preserve"> </w:t>
+      </w:r>
+      <w:r>
+        <w:rPr>
+          <w:rStyle w:val="VerbatimChar"/>
+        </w:rPr>
+        <w:t xml:space="preserve">--id-regex</w:t>
+      </w:r>
+      <w:r>
+        <w:t xml:space="preserve"> </w:t>
+      </w:r>
+      <w:r>
+        <w:t xml:space="preserve">(custom</w:t>
+      </w:r>
+      <w:r>
+        <w:t xml:space="preserve"> </w:t>
+      </w:r>
+      <w:r>
+        <w:rPr>
+          <w:rStyle w:val="VerbatimChar"/>
+        </w:rPr>
+        <w:t xml:space="preserve">sample_id</w:t>
+      </w:r>
+      <w:r>
+        <w:t xml:space="preserve"> </w:t>
+      </w:r>
+      <w:r>
+        <w:t xml:space="preserve">extraction),</w:t>
+      </w:r>
+      <w:r>
+        <w:t xml:space="preserve"> </w:t>
+      </w:r>
+      <w:r>
+        <w:rPr>
+          <w:rStyle w:val="VerbatimChar"/>
+        </w:rPr>
+        <w:t xml:space="preserve">--strip-suffixes</w:t>
+      </w:r>
+      <w:r>
+        <w:t xml:space="preserve"> </w:t>
+      </w:r>
+      <w:r>
+        <w:t xml:space="preserve">/</w:t>
+      </w:r>
+      <w:r>
+        <w:t xml:space="preserve"> </w:t>
+      </w:r>
+      <w:r>
+        <w:rPr>
+          <w:rStyle w:val="VerbatimChar"/>
+        </w:rPr>
+        <w:t xml:space="preserve">--lowercase-ids</w:t>
+      </w:r>
+      <w:r>
+        <w:t xml:space="preserve"> </w:t>
+      </w:r>
+      <w:r>
+        <w:t xml:space="preserve">(reconcile minor ID naming differences), and</w:t>
+      </w:r>
+      <w:r>
+        <w:t xml:space="preserve"> </w:t>
+      </w:r>
+      <w:r>
+        <w:rPr>
+          <w:rStyle w:val="VerbatimChar"/>
+        </w:rPr>
+        <w:t xml:space="preserve">--overwrite</w:t>
+      </w:r>
+      <w:r>
+        <w:t xml:space="preserve">. The helper</w:t>
+      </w:r>
+      <w:r>
+        <w:t xml:space="preserve"> </w:t>
+      </w:r>
+      <w:r>
+        <w:rPr>
+          <w:b/>
+          <w:bCs/>
+        </w:rPr>
+        <w:t xml:space="preserve">only reads</w:t>
+      </w:r>
+      <w:r>
+        <w:t xml:space="preserve"> </w:t>
+      </w:r>
+      <w:r>
+        <w:t xml:space="preserve">the FASTQ/metadata files — it never moves or modifies them.</w:t>
+      </w:r>
+    </w:p>
+    <w:p>
+      <w:pPr>
+        <w:pStyle w:val="BodyText"/>
+      </w:pPr>
+      <w:r>
+        <w:rPr>
+          <w:b/>
+          <w:bCs/>
+        </w:rPr>
+        <w:t xml:space="preserve">The reconciliation report.</w:t>
+      </w:r>
+      <w:r>
+        <w:t xml:space="preserve"> </w:t>
+      </w:r>
+      <w:r>
+        <w:t xml:space="preserve">Alongside the CSV the helper writes</w:t>
+      </w:r>
+      <w:r>
+        <w:t xml:space="preserve"> </w:t>
+      </w:r>
+      <w:r>
+        <w:rPr>
+          <w:rStyle w:val="VerbatimChar"/>
+        </w:rPr>
+        <w:t xml:space="preserve">&lt;out&gt;_report.txt</w:t>
+      </w:r>
+      <w:r>
+        <w:t xml:space="preserve"> </w:t>
+      </w:r>
+      <w:r>
+        <w:t xml:space="preserve">and prints it. It explicitly lists every join discrepancy so a broken</w:t>
+      </w:r>
+      <w:r>
+        <w:t xml:space="preserve"> </w:t>
+      </w:r>
+      <w:r>
+        <w:t xml:space="preserve">sheet cannot slip through silently:</w:t>
+      </w:r>
+    </w:p>
+    <w:p>
+      <w:pPr>
+        <w:pStyle w:val="Compact"/>
+        <w:numPr>
+          <w:ilvl w:val="0"/>
+          <w:numId w:val="1004"/>
+        </w:numPr>
+      </w:pPr>
+      <w:r>
+        <w:rPr>
+          <w:b/>
+          <w:bCs/>
+        </w:rPr>
+        <w:t xml:space="preserve">orphan FASTQs</w:t>
+      </w:r>
+      <w:r>
+        <w:t xml:space="preserve"> </w:t>
+      </w:r>
+      <w:r>
+        <w:t xml:space="preserve">— an R1 or R2 with no mate (or no read marker at all);</w:t>
+      </w:r>
+    </w:p>
+    <w:p>
+      <w:pPr>
+        <w:pStyle w:val="Compact"/>
+        <w:numPr>
+          <w:ilvl w:val="0"/>
+          <w:numId w:val="1004"/>
+        </w:numPr>
+      </w:pPr>
+      <w:r>
+        <w:rPr>
+          <w:b/>
+          <w:bCs/>
+        </w:rPr>
+        <w:t xml:space="preserve">sequence without metadata</w:t>
+      </w:r>
+      <w:r>
+        <w:t xml:space="preserve"> </w:t>
+      </w:r>
+      <w:r>
+        <w:t xml:space="preserve">— FASTQ paired but no clinical row;</w:t>
+      </w:r>
+    </w:p>
+    <w:p>
+      <w:pPr>
+        <w:pStyle w:val="Compact"/>
+        <w:numPr>
+          <w:ilvl w:val="0"/>
+          <w:numId w:val="1004"/>
+        </w:numPr>
+      </w:pPr>
+      <w:r>
+        <w:rPr>
+          <w:b/>
+          <w:bCs/>
+        </w:rPr>
+        <w:t xml:space="preserve">metadata without sequence</w:t>
+      </w:r>
+      <w:r>
+        <w:t xml:space="preserve"> </w:t>
+      </w:r>
+      <w:r>
+        <w:t xml:space="preserve">— a clinical row with no FASTQ,</w:t>
+      </w:r>
+      <w:r>
+        <w:t xml:space="preserve"> </w:t>
+      </w:r>
+      <w:r>
+        <w:rPr>
+          <w:i/>
+          <w:iCs/>
+        </w:rPr>
+        <w:t xml:space="preserve">with the closest FASTQ</w:t>
+      </w:r>
+      <w:r>
+        <w:rPr>
+          <w:i/>
+          <w:iCs/>
+        </w:rPr>
+        <w:t xml:space="preserve"> </w:t>
+      </w:r>
+      <w:r>
+        <w:rPr>
+          <w:rStyle w:val="VerbatimChar"/>
+          <w:i/>
+          <w:iCs/>
+        </w:rPr>
+        <w:t xml:space="preserve">sample_id</w:t>
+      </w:r>
+      <w:r>
+        <w:rPr>
+          <w:i/>
+          <w:iCs/>
+        </w:rPr>
+        <w:t xml:space="preserve"> </w:t>
+      </w:r>
+      <w:r>
+        <w:rPr>
+          <w:i/>
+          <w:iCs/>
+        </w:rPr>
+        <w:t xml:space="preserve">as a near-miss hint</w:t>
+      </w:r>
+      <w:r>
+        <w:t xml:space="preserve"> </w:t>
+      </w:r>
+      <w:r>
+        <w:t xml:space="preserve">(e.g. </w:t>
+      </w:r>
+      <w:r>
+        <w:rPr>
+          <w:rStyle w:val="VerbatimChar"/>
+        </w:rPr>
+        <w:t xml:space="preserve">S02 [closest FASTQ id: S2]</w:t>
+      </w:r>
+      <w:r>
+        <w:t xml:space="preserve">);</w:t>
+      </w:r>
+    </w:p>
+    <w:p>
+      <w:pPr>
+        <w:pStyle w:val="Compact"/>
+        <w:numPr>
+          <w:ilvl w:val="0"/>
+          <w:numId w:val="1004"/>
+        </w:numPr>
+      </w:pPr>
+      <w:r>
+        <w:rPr>
+          <w:b/>
+          <w:bCs/>
+        </w:rPr>
+        <w:t xml:space="preserve">duplicate</w:t>
+      </w:r>
+      <w:r>
+        <w:rPr>
+          <w:b/>
+          <w:bCs/>
+        </w:rPr>
+        <w:t xml:space="preserve"> </w:t>
+      </w:r>
+      <w:r>
+        <w:rPr>
+          <w:rStyle w:val="VerbatimChar"/>
+          <w:b/>
+          <w:bCs/>
+        </w:rPr>
+        <w:t xml:space="preserve">sample_id</w:t>
+      </w:r>
+      <w:r>
+        <w:t xml:space="preserve"> </w:t>
+      </w:r>
+      <w:r>
+        <w:t xml:space="preserve">(in the FASTQs or the metadata);</w:t>
+      </w:r>
+    </w:p>
+    <w:p>
+      <w:pPr>
+        <w:pStyle w:val="Compact"/>
+        <w:numPr>
+          <w:ilvl w:val="0"/>
+          <w:numId w:val="1004"/>
+        </w:numPr>
+      </w:pPr>
+      <w:r>
+        <w:rPr>
+          <w:b/>
+          <w:bCs/>
+        </w:rPr>
+        <w:t xml:space="preserve">rows missing a required field</w:t>
+      </w:r>
+      <w:r>
+        <w:t xml:space="preserve"> </w:t>
+      </w:r>
+      <w:r>
+        <w:t xml:space="preserve">after assembly;</w:t>
+      </w:r>
+    </w:p>
+    <w:p>
+      <w:pPr>
+        <w:pStyle w:val="Compact"/>
+        <w:numPr>
+          <w:ilvl w:val="0"/>
+          <w:numId w:val="1004"/>
+        </w:numPr>
+      </w:pPr>
+      <w:r>
+        <w:rPr>
+          <w:b/>
+          <w:bCs/>
+        </w:rPr>
+        <w:t xml:space="preserve">blank phenotype</w:t>
+      </w:r>
+      <w:r>
+        <w:t xml:space="preserve"> </w:t>
+      </w:r>
+      <w:r>
+        <w:t xml:space="preserve">— warned (burden needs it) but</w:t>
+      </w:r>
+      <w:r>
+        <w:t xml:space="preserve"> </w:t>
+      </w:r>
+      <w:r>
+        <w:rPr>
+          <w:b/>
+          <w:bCs/>
+        </w:rPr>
+        <w:t xml:space="preserve">never auto-filled</w:t>
+      </w:r>
+      <w:r>
+        <w:t xml:space="preserve">;</w:t>
+      </w:r>
+    </w:p>
+    <w:p>
+      <w:pPr>
+        <w:pStyle w:val="Compact"/>
+        <w:numPr>
+          <w:ilvl w:val="0"/>
+          <w:numId w:val="1004"/>
+        </w:numPr>
+      </w:pPr>
+      <w:r>
+        <w:t xml:space="preserve">a one-line summary:</w:t>
+      </w:r>
+      <w:r>
+        <w:t xml:space="preserve"> </w:t>
+      </w:r>
+      <w:r>
+        <w:rPr>
+          <w:i/>
+          <w:iCs/>
+        </w:rPr>
+        <w:t xml:space="preserve">N written, N fully-joined, N sequence-only, N metadata-only,</w:t>
+      </w:r>
+      <w:r>
+        <w:rPr>
+          <w:i/>
+          <w:iCs/>
+        </w:rPr>
+        <w:t xml:space="preserve"> </w:t>
+      </w:r>
+      <w:r>
+        <w:rPr>
+          <w:i/>
+          <w:iCs/>
+        </w:rPr>
+        <w:t xml:space="preserve">N orphan FASTQs</w:t>
+      </w:r>
+      <w:r>
+        <w:t xml:space="preserve">.</w:t>
+      </w:r>
+    </w:p>
+    <w:p>
+      <w:pPr>
+        <w:pStyle w:val="FirstParagraph"/>
+      </w:pPr>
+      <w:r>
+        <w:t xml:space="preserve">The helper</w:t>
+      </w:r>
+      <w:r>
+        <w:t xml:space="preserve"> </w:t>
+      </w:r>
+      <w:r>
+        <w:rPr>
+          <w:b/>
+          <w:bCs/>
+        </w:rPr>
+        <w:t xml:space="preserve">exits non-zero</w:t>
+      </w:r>
+      <w:r>
+        <w:t xml:space="preserve"> </w:t>
+      </w:r>
+      <w:r>
+        <w:t xml:space="preserve">on a</w:t>
+      </w:r>
+      <w:r>
+        <w:t xml:space="preserve"> </w:t>
+      </w:r>
+      <w:r>
+        <w:rPr>
+          <w:i/>
+          <w:iCs/>
+        </w:rPr>
+        <w:t xml:space="preserve">hard</w:t>
+      </w:r>
+      <w:r>
+        <w:t xml:space="preserve"> </w:t>
+      </w:r>
+      <w:r>
+        <w:t xml:space="preserve">problem — a duplicate</w:t>
+      </w:r>
+      <w:r>
+        <w:t xml:space="preserve"> </w:t>
+      </w:r>
+      <w:r>
+        <w:rPr>
+          <w:rStyle w:val="VerbatimChar"/>
+        </w:rPr>
+        <w:t xml:space="preserve">sample_id</w:t>
+      </w:r>
+      <w:r>
+        <w:t xml:space="preserve">, a row missing</w:t>
+      </w:r>
+      <w:r>
+        <w:t xml:space="preserve"> </w:t>
+      </w:r>
+      <w:r>
+        <w:t xml:space="preserve">a required field, or</w:t>
+      </w:r>
+      <w:r>
+        <w:t xml:space="preserve"> </w:t>
+      </w:r>
+      <w:r>
+        <w:rPr>
+          <w:rStyle w:val="VerbatimChar"/>
+        </w:rPr>
+        <w:t xml:space="preserve">fastq_1 == fastq_2</w:t>
+      </w:r>
+      <w:r>
+        <w:t xml:space="preserve"> </w:t>
+      </w:r>
+      <w:r>
+        <w:t xml:space="preserve">— and in that case writes</w:t>
+      </w:r>
+      <w:r>
+        <w:t xml:space="preserve"> </w:t>
+      </w:r>
+      <w:r>
+        <w:rPr>
+          <w:b/>
+          <w:bCs/>
+        </w:rPr>
+        <w:t xml:space="preserve">no</w:t>
+      </w:r>
+      <w:r>
+        <w:t xml:space="preserve"> </w:t>
+      </w:r>
+      <w:r>
+        <w:t xml:space="preserve">sheet. Soft</w:t>
+      </w:r>
+      <w:r>
+        <w:t xml:space="preserve"> </w:t>
+      </w:r>
+      <w:r>
+        <w:t xml:space="preserve">problems (orphans, unmatched IDs, blank phenotype) print as warnings but do not fail, so</w:t>
+      </w:r>
+      <w:r>
+        <w:t xml:space="preserve"> </w:t>
+      </w:r>
+      <w:r>
+        <w:t xml:space="preserve">you still get a sheet to finish by hand. Example report:</w:t>
+      </w:r>
+    </w:p>
+    <w:p>
+      <w:pPr>
+        <w:pStyle w:val="SourceCode"/>
+      </w:pPr>
+      <w:r>
+        <w:rPr>
+          <w:rStyle w:val="VerbatimChar"/>
+        </w:rPr>
+        <w:t xml:space="preserve">CallForge sample-sheet reconciliation report (mode B)</w:t>
+      </w:r>
+      <w:r>
+        <w:br/>
+      </w:r>
+      <w:r>
+        <w:rPr>
+          <w:rStyle w:val="VerbatimChar"/>
+        </w:rPr>
+        <w:t xml:space="preserve">============================================================</w:t>
+      </w:r>
+      <w:r>
+        <w:br/>
+      </w:r>
+      <w:r>
+        <w:rPr>
+          <w:rStyle w:val="VerbatimChar"/>
+        </w:rPr>
+        <w:t xml:space="preserve">summary: 4 sample(s) written, 3 fully-joined, 1 sequence-only,</w:t>
+      </w:r>
+      <w:r>
+        <w:br/>
+      </w:r>
+      <w:r>
+        <w:rPr>
+          <w:rStyle w:val="VerbatimChar"/>
+        </w:rPr>
+        <w:t xml:space="preserve">         1 metadata-only, 0 orphan FASTQ(s)</w:t>
+      </w:r>
+      <w:r>
+        <w:br/>
+      </w:r>
+      <w:r>
+        <w:br/>
+      </w:r>
+      <w:r>
+        <w:rPr>
+          <w:rStyle w:val="VerbatimChar"/>
+        </w:rPr>
+        <w:t xml:space="preserve">[SEQUENCE WITHOUT METADATA (FASTQ paired, no clinical row)] (1)</w:t>
+      </w:r>
+      <w:r>
+        <w:br/>
+      </w:r>
+      <w:r>
+        <w:rPr>
+          <w:rStyle w:val="VerbatimChar"/>
+        </w:rPr>
+        <w:t xml:space="preserve">  - LOWQC</w:t>
+      </w:r>
+      <w:r>
+        <w:br/>
+      </w:r>
+      <w:r>
+        <w:rPr>
+          <w:rStyle w:val="VerbatimChar"/>
+        </w:rPr>
+        <w:t xml:space="preserve">[METADATA WITHOUT SEQUENCE (clinical row, no FASTQ)] (1)</w:t>
+      </w:r>
+      <w:r>
+        <w:br/>
+      </w:r>
+      <w:r>
+        <w:rPr>
+          <w:rStyle w:val="VerbatimChar"/>
+        </w:rPr>
+        <w:t xml:space="preserve">  - S07  [closest FASTQ id: S2]</w:t>
+      </w:r>
+      <w:r>
+        <w:br/>
+      </w:r>
+      <w:r>
+        <w:rPr>
+          <w:rStyle w:val="VerbatimChar"/>
+        </w:rPr>
+        <w:t xml:space="preserve">[BLANK PHENOTYPE (burden needs it — fill manually, never auto-filled)] (1)</w:t>
+      </w:r>
+      <w:r>
+        <w:br/>
+      </w:r>
+      <w:r>
+        <w:rPr>
+          <w:rStyle w:val="VerbatimChar"/>
+        </w:rPr>
+        <w:t xml:space="preserve">  - LOWQC</w:t>
+      </w:r>
+    </w:p>
+    <w:p>
+      <w:pPr>
+        <w:pStyle w:val="FirstParagraph"/>
+      </w:pPr>
+      <w:r>
+        <w:t xml:space="preserve">Feed the result back through validation (</w:t>
+      </w:r>
+      <w:r>
+        <w:rPr>
+          <w:rStyle w:val="VerbatimChar"/>
+        </w:rPr>
+        <w:t xml:space="preserve">validate_samplesheet.py</w:t>
+      </w:r>
+      <w:r>
+        <w:t xml:space="preserve">, run automatically by</w:t>
+      </w:r>
+      <w:r>
+        <w:t xml:space="preserve"> </w:t>
+      </w:r>
+      <w:r>
+        <w:t xml:space="preserve">Stage 0) before a full run. Remember:</w:t>
+      </w:r>
+      <w:r>
+        <w:t xml:space="preserve"> </w:t>
+      </w:r>
+      <w:r>
+        <w:rPr>
+          <w:b/>
+          <w:bCs/>
+        </w:rPr>
+        <w:t xml:space="preserve">phenotype is required only for the burden stage</w:t>
+      </w:r>
+      <w:r>
+        <w:t xml:space="preserve"> </w:t>
+      </w:r>
+      <w:r>
+        <w:t xml:space="preserve">—</w:t>
+      </w:r>
+      <w:r>
+        <w:t xml:space="preserve"> </w:t>
+      </w:r>
+      <w:r>
+        <w:t xml:space="preserve">without it the pipeline still produces the annotated joint callset and simply skips burden.</w:t>
       </w:r>
     </w:p>
     <w:bookmarkEnd w:id="18"/>
@@ -11909,97 +13382,26 @@
         <w:pStyle w:val="Compact"/>
         <w:numPr>
           <w:ilvl w:val="0"/>
-          <w:numId w:val="1003"/>
-        </w:numPr>
-      </w:pPr>
-      <w:r>
-        <w:t xml:space="preserve">Demultiplexed FASTQs + sample sheet (with</w:t>
-      </w:r>
-      <w:r>
-        <w:t xml:space="preserve"> </w:t>
-      </w:r>
-      <w:r>
-        <w:rPr>
-          <w:rStyle w:val="VerbatimChar"/>
-        </w:rPr>
-        <w:t xml:space="preserve">phenotype</w:t>
-      </w:r>
-      <w:r>
-        <w:t xml:space="preserve"> </w:t>
-      </w:r>
-      <w:r>
-        <w:t xml:space="preserve">for burden).</w:t>
-      </w:r>
-    </w:p>
-    <w:p>
-      <w:pPr>
-        <w:pStyle w:val="Compact"/>
-        <w:numPr>
-          <w:ilvl w:val="0"/>
-          <w:numId w:val="1004"/>
-        </w:numPr>
-      </w:pPr>
-      <w:r>
-        <w:rPr>
-          <w:b/>
-          <w:bCs/>
-        </w:rPr>
-        <w:t xml:space="preserve">Genome-wide gnomAD (AFR), ClinVar, dbSNP, PhyloP</w:t>
-      </w:r>
-      <w:r>
-        <w:t xml:space="preserve"> </w:t>
-      </w:r>
-      <w:r>
-        <w:t xml:space="preserve">— each must pass the scope gate.</w:t>
-      </w:r>
-      <w:r>
-        <w:t xml:space="preserve"> </w:t>
-      </w:r>
-      <w:r>
-        <w:t xml:space="preserve">dbSNP is needed in</w:t>
-      </w:r>
-      <w:r>
-        <w:t xml:space="preserve"> </w:t>
-      </w:r>
-      <w:r>
-        <w:rPr>
-          <w:b/>
-          <w:bCs/>
-        </w:rPr>
-        <w:t xml:space="preserve">two</w:t>
-      </w:r>
-      <w:r>
-        <w:t xml:space="preserve"> </w:t>
-      </w:r>
-      <w:r>
-        <w:t xml:space="preserve">places (annotation rsIDs + BQSR known-sites).</w:t>
-      </w:r>
-    </w:p>
-    <w:p>
-      <w:pPr>
-        <w:pStyle w:val="Compact"/>
-        <w:numPr>
-          <w:ilvl w:val="0"/>
           <w:numId w:val="1005"/>
         </w:numPr>
       </w:pPr>
       <w:r>
-        <w:t xml:space="preserve">BQSR known-sites via</w:t>
-      </w:r>
-      <w:r>
-        <w:t xml:space="preserve"> </w:t>
-      </w:r>
-      <w:r>
-        <w:rPr>
-          <w:rStyle w:val="VerbatimChar"/>
-        </w:rPr>
-        <w:t xml:space="preserve">--known_sites</w:t>
-      </w:r>
-      <w:r>
-        <w:t xml:space="preserve"> </w:t>
-      </w:r>
-      <w:r>
-        <w:t xml:space="preserve">(dbSNP + Mills + 1000G indels).</w:t>
+        <w:t xml:space="preserve">Demultiplexed FASTQs + sample sheet (with</w:t>
+      </w:r>
+      <w:r>
+        <w:t xml:space="preserve"> </w:t>
+      </w:r>
+      <w:r>
+        <w:rPr>
+          <w:rStyle w:val="VerbatimChar"/>
+        </w:rPr>
+        <w:t xml:space="preserve">phenotype</w:t>
+      </w:r>
+      <w:r>
+        <w:t xml:space="preserve"> </w:t>
+      </w:r>
+      <w:r>
+        <w:t xml:space="preserve">for burden).</w:t>
       </w:r>
     </w:p>
     <w:p>
@@ -12015,25 +13417,35 @@
           <w:b/>
           <w:bCs/>
         </w:rPr>
-        <w:t xml:space="preserve">1000G GRCh38 somalier sites</w:t>
-      </w:r>
-      <w:r>
-        <w:t xml:space="preserve"> </w:t>
-      </w:r>
-      <w:r>
-        <w:t xml:space="preserve">via</w:t>
-      </w:r>
-      <w:r>
-        <w:t xml:space="preserve"> </w:t>
-      </w:r>
-      <w:r>
-        <w:rPr>
-          <w:rStyle w:val="VerbatimChar"/>
-        </w:rPr>
-        <w:t xml:space="preserve">--somalier_sites</w:t>
-      </w:r>
-      <w:r>
-        <w:t xml:space="preserve">.</w:t>
+        <w:t xml:space="preserve">Genome-wide gnomAD (AFR), ClinVar, dbSNP, PhyloP</w:t>
+      </w:r>
+      <w:r>
+        <w:t xml:space="preserve"> </w:t>
+      </w:r>
+      <w:r>
+        <w:t xml:space="preserve">— each must pass the scope gate.</w:t>
+      </w:r>
+      <w:r>
+        <w:t xml:space="preserve"> </w:t>
+      </w:r>
+      <w:r>
+        <w:t xml:space="preserve">dbSNP is needed in</w:t>
+      </w:r>
+      <w:r>
+        <w:t xml:space="preserve"> </w:t>
+      </w:r>
+      <w:r>
+        <w:rPr>
+          <w:b/>
+          <w:bCs/>
+        </w:rPr>
+        <w:t xml:space="preserve">two</w:t>
+      </w:r>
+      <w:r>
+        <w:t xml:space="preserve"> </w:t>
+      </w:r>
+      <w:r>
+        <w:t xml:space="preserve">places (annotation rsIDs + BQSR known-sites).</w:t>
       </w:r>
     </w:p>
     <w:p>
@@ -12045,28 +13457,22 @@
         </w:numPr>
       </w:pPr>
       <w:r>
-        <w:t xml:space="preserve">GIAB control in the sheet + truth v4.2.1 (</w:t>
-      </w:r>
-      <w:r>
-        <w:rPr>
-          <w:rStyle w:val="VerbatimChar"/>
-        </w:rPr>
-        <w:t xml:space="preserve">--giab_control_id</w:t>
-      </w:r>
-      <w:r>
-        <w:t xml:space="preserve">,</w:t>
-      </w:r>
-      <w:r>
-        <w:t xml:space="preserve"> </w:t>
-      </w:r>
-      <w:r>
-        <w:rPr>
-          <w:rStyle w:val="VerbatimChar"/>
-        </w:rPr>
-        <w:t xml:space="preserve">--giab_truth_vcf/bed</w:t>
-      </w:r>
-      <w:r>
-        <w:t xml:space="preserve">).</w:t>
+        <w:t xml:space="preserve">BQSR known-sites via</w:t>
+      </w:r>
+      <w:r>
+        <w:t xml:space="preserve"> </w:t>
+      </w:r>
+      <w:r>
+        <w:rPr>
+          <w:rStyle w:val="VerbatimChar"/>
+        </w:rPr>
+        <w:t xml:space="preserve">--known_sites</w:t>
+      </w:r>
+      <w:r>
+        <w:t xml:space="preserve"> </w:t>
+      </w:r>
+      <w:r>
+        <w:t xml:space="preserve">(dbSNP + Mills + 1000G indels).</w:t>
       </w:r>
     </w:p>
     <w:p>
@@ -12082,19 +13488,25 @@
           <w:b/>
           <w:bCs/>
         </w:rPr>
-        <w:t xml:space="preserve">Confirm ancestry PCs are stable</w:t>
-      </w:r>
-      <w:r>
-        <w:t xml:space="preserve"> </w:t>
-      </w:r>
-      <w:r>
-        <w:t xml:space="preserve">before using them as burden covariates (the gate</w:t>
-      </w:r>
-      <w:r>
-        <w:t xml:space="preserve"> </w:t>
-      </w:r>
-      <w:r>
-        <w:t xml:space="preserve">enforces this; if unstable it runs unadjusted and says so).</w:t>
+        <w:t xml:space="preserve">1000G GRCh38 somalier sites</w:t>
+      </w:r>
+      <w:r>
+        <w:t xml:space="preserve"> </w:t>
+      </w:r>
+      <w:r>
+        <w:t xml:space="preserve">via</w:t>
+      </w:r>
+      <w:r>
+        <w:t xml:space="preserve"> </w:t>
+      </w:r>
+      <w:r>
+        <w:rPr>
+          <w:rStyle w:val="VerbatimChar"/>
+        </w:rPr>
+        <w:t xml:space="preserve">--somalier_sites</w:t>
+      </w:r>
+      <w:r>
+        <w:t xml:space="preserve">.</w:t>
       </w:r>
     </w:p>
     <w:p>
@@ -12106,14 +13518,28 @@
         </w:numPr>
       </w:pPr>
       <w:r>
-        <w:rPr>
-          <w:b/>
-          <w:bCs/>
-        </w:rPr>
-        <w:t xml:space="preserve">Validate-before-production engines</w:t>
-      </w:r>
-      <w:r>
-        <w:t xml:space="preserve">: DeepVariant+GLnexus, regenie, SKAT-O/STAAR.</w:t>
+        <w:t xml:space="preserve">GIAB control in the sheet + truth v4.2.1 (</w:t>
+      </w:r>
+      <w:r>
+        <w:rPr>
+          <w:rStyle w:val="VerbatimChar"/>
+        </w:rPr>
+        <w:t xml:space="preserve">--giab_control_id</w:t>
+      </w:r>
+      <w:r>
+        <w:t xml:space="preserve">,</w:t>
+      </w:r>
+      <w:r>
+        <w:t xml:space="preserve"> </w:t>
+      </w:r>
+      <w:r>
+        <w:rPr>
+          <w:rStyle w:val="VerbatimChar"/>
+        </w:rPr>
+        <w:t xml:space="preserve">--giab_truth_vcf/bed</w:t>
+      </w:r>
+      <w:r>
+        <w:t xml:space="preserve">).</w:t>
       </w:r>
     </w:p>
     <w:p>
@@ -12125,7 +13551,23 @@
         </w:numPr>
       </w:pPr>
       <w:r>
-        <w:t xml:space="preserve">Re-generate the genome-wide gnomAD panel slice on the HPC (fast network).</w:t>
+        <w:rPr>
+          <w:b/>
+          <w:bCs/>
+        </w:rPr>
+        <w:t xml:space="preserve">Confirm ancestry PCs are stable</w:t>
+      </w:r>
+      <w:r>
+        <w:t xml:space="preserve"> </w:t>
+      </w:r>
+      <w:r>
+        <w:t xml:space="preserve">before using them as burden covariates (the gate</w:t>
+      </w:r>
+      <w:r>
+        <w:t xml:space="preserve"> </w:t>
+      </w:r>
+      <w:r>
+        <w:t xml:space="preserve">enforces this; if unstable it runs unadjusted and says so).</w:t>
       </w:r>
     </w:p>
     <w:p>
@@ -12134,6 +13576,37 @@
         <w:numPr>
           <w:ilvl w:val="0"/>
           <w:numId w:val="1011"/>
+        </w:numPr>
+      </w:pPr>
+      <w:r>
+        <w:rPr>
+          <w:b/>
+          <w:bCs/>
+        </w:rPr>
+        <w:t xml:space="preserve">Validate-before-production engines</w:t>
+      </w:r>
+      <w:r>
+        <w:t xml:space="preserve">: DeepVariant+GLnexus, regenie, SKAT-O/STAAR.</w:t>
+      </w:r>
+    </w:p>
+    <w:p>
+      <w:pPr>
+        <w:pStyle w:val="Compact"/>
+        <w:numPr>
+          <w:ilvl w:val="0"/>
+          <w:numId w:val="1012"/>
+        </w:numPr>
+      </w:pPr>
+      <w:r>
+        <w:t xml:space="preserve">Re-generate the genome-wide gnomAD panel slice on the HPC (fast network).</w:t>
+      </w:r>
+    </w:p>
+    <w:p>
+      <w:pPr>
+        <w:pStyle w:val="Compact"/>
+        <w:numPr>
+          <w:ilvl w:val="0"/>
+          <w:numId w:val="1013"/>
         </w:numPr>
       </w:pPr>
       <w:r>
@@ -12591,7 +14064,7 @@
         <w:pStyle w:val="Compact"/>
         <w:numPr>
           <w:ilvl w:val="0"/>
-          <w:numId w:val="1012"/>
+          <w:numId w:val="1014"/>
         </w:numPr>
       </w:pPr>
       <w:r>
@@ -12625,7 +14098,7 @@
         <w:pStyle w:val="Compact"/>
         <w:numPr>
           <w:ilvl w:val="0"/>
-          <w:numId w:val="1012"/>
+          <w:numId w:val="1014"/>
         </w:numPr>
       </w:pPr>
       <w:r>
@@ -12659,7 +14132,7 @@
         <w:pStyle w:val="Compact"/>
         <w:numPr>
           <w:ilvl w:val="0"/>
-          <w:numId w:val="1012"/>
+          <w:numId w:val="1014"/>
         </w:numPr>
       </w:pPr>
       <w:r>
@@ -12678,7 +14151,7 @@
         <w:pStyle w:val="Compact"/>
         <w:numPr>
           <w:ilvl w:val="0"/>
-          <w:numId w:val="1012"/>
+          <w:numId w:val="1014"/>
         </w:numPr>
       </w:pPr>
       <w:r>
@@ -12946,7 +14419,7 @@
         <w:pStyle w:val="Compact"/>
         <w:numPr>
           <w:ilvl w:val="0"/>
-          <w:numId w:val="1013"/>
+          <w:numId w:val="1015"/>
         </w:numPr>
       </w:pPr>
       <w:r>
@@ -13004,7 +14477,7 @@
         <w:pStyle w:val="Compact"/>
         <w:numPr>
           <w:ilvl w:val="0"/>
-          <w:numId w:val="1013"/>
+          <w:numId w:val="1015"/>
         </w:numPr>
       </w:pPr>
       <w:r>
@@ -13032,7 +14505,7 @@
         <w:pStyle w:val="Compact"/>
         <w:numPr>
           <w:ilvl w:val="0"/>
-          <w:numId w:val="1013"/>
+          <w:numId w:val="1015"/>
         </w:numPr>
       </w:pPr>
       <w:r>
@@ -13446,10 +14919,10 @@
     <w:abstractNumId w:val="991"/>
   </w:num>
   <w:num w:numId="1003">
-    <w:abstractNumId w:val="992"/>
+    <w:abstractNumId w:val="991"/>
   </w:num>
   <w:num w:numId="1004">
-    <w:abstractNumId w:val="992"/>
+    <w:abstractNumId w:val="991"/>
   </w:num>
   <w:num w:numId="1005">
     <w:abstractNumId w:val="992"/>
@@ -13473,9 +14946,15 @@
     <w:abstractNumId w:val="992"/>
   </w:num>
   <w:num w:numId="1012">
+    <w:abstractNumId w:val="992"/>
+  </w:num>
+  <w:num w:numId="1013">
+    <w:abstractNumId w:val="992"/>
+  </w:num>
+  <w:num w:numId="1014">
     <w:abstractNumId w:val="991"/>
   </w:num>
-  <w:num w:numId="1013">
+  <w:num w:numId="1015">
     <w:abstractNumId w:val="991"/>
   </w:num>
 </w:numbering>

--- a/docs/manual/callforge_manual.docx
+++ b/docs/manual/callforge_manual.docx
@@ -1119,7 +1119,7 @@
       <w:r>
         <w:drawing>
           <wp:inline>
-            <wp:extent cx="5334000" cy="4356404"/>
+            <wp:extent cx="5334000" cy="4597729"/>
             <wp:effectExtent b="0" l="0" r="0" t="0"/>
             <wp:docPr descr="CallForge pipeline DAG — stages colour-coded by group; external inputs (reference, CaptureForge handoff, annotation databases, FASTQs) feed in; alternative engines (DeepVariant+GLnexus, gatk_gcnv, collapse/regenie/SKAT-O) shown as dashed branches." title="" id="12" name="Picture"/>
             <a:graphic>
@@ -1140,7 +1140,7 @@
                   <pic:spPr bwMode="auto">
                     <a:xfrm>
                       <a:off x="0" y="0"/>
-                      <a:ext cx="5334000" cy="4356404"/>
+                      <a:ext cx="5334000" cy="4597729"/>
                     </a:xfrm>
                     <a:prstGeom prst="rect">
                       <a:avLst/>
@@ -9718,7 +9718,7 @@
       </w:r>
     </w:p>
     <w:bookmarkEnd w:id="31"/>
-    <w:bookmarkStart w:id="42" w:name="running-step-by-step-scenarios"/>
+    <w:bookmarkStart w:id="44" w:name="running-step-by-step-scenarios"/>
     <w:p>
       <w:pPr>
         <w:pStyle w:val="Heading1"/>
@@ -12197,14 +12197,13 @@
       </w:r>
     </w:p>
     <w:bookmarkEnd w:id="41"/>
-    <w:bookmarkEnd w:id="42"/>
-    <w:bookmarkStart w:id="76" w:name="quality-control"/>
-    <w:p>
-      <w:pPr>
-        <w:pStyle w:val="Heading1"/>
-      </w:pPr>
-      <w:r>
-        <w:t xml:space="preserve">9. Quality control</w:t>
+    <w:bookmarkStart w:id="43" w:name="X167e637decc32e3006546f1caffb618ce05f0a7"/>
+    <w:p>
+      <w:pPr>
+        <w:pStyle w:val="Heading2"/>
+      </w:pPr>
+      <w:r>
+        <w:t xml:space="preserve">8.10 Stage subcommands (run one stage standalone)</w:t>
       </w:r>
     </w:p>
     <w:p>
@@ -12212,7 +12211,7 @@
         <w:pStyle w:val="FirstParagraph"/>
       </w:pPr>
       <w:r>
-        <w:t xml:space="preserve">CallForge’s QC philosophy:</w:t>
+        <w:t xml:space="preserve">Sometimes you only want to re-run</w:t>
       </w:r>
       <w:r>
         <w:t xml:space="preserve"> </w:t>
@@ -12222,19 +12221,91 @@
           <w:b/>
           <w:bCs/>
         </w:rPr>
-        <w:t xml:space="preserve">a plot at every applicable stage</w:t>
-      </w:r>
-      <w:r>
-        <w:t xml:space="preserve"> </w:t>
-      </w:r>
-      <w:r>
-        <w:t xml:space="preserve">(each with a one-line</w:t>
-      </w:r>
-      <w:r>
-        <w:t xml:space="preserve"> </w:t>
-      </w:r>
-      <w:r>
-        <w:t xml:space="preserve">caption), gates that</w:t>
+        <w:t xml:space="preserve">one</w:t>
+      </w:r>
+      <w:r>
+        <w:t xml:space="preserve"> </w:t>
+      </w:r>
+      <w:r>
+        <w:t xml:space="preserve">stage on its own inputs — re-annotate after an</w:t>
+      </w:r>
+      <w:r>
+        <w:t xml:space="preserve"> </w:t>
+      </w:r>
+      <w:r>
+        <w:t xml:space="preserve">annotation-database update, re-run burden with new thresholds, re-call CNV — without</w:t>
+      </w:r>
+      <w:r>
+        <w:t xml:space="preserve"> </w:t>
+      </w:r>
+      <w:r>
+        <w:t xml:space="preserve">repeating the whole pipeline. Each analytical stage is exposed as</w:t>
+      </w:r>
+      <w:r>
+        <w:t xml:space="preserve"> </w:t>
+      </w:r>
+      <w:r>
+        <w:rPr>
+          <w:rStyle w:val="VerbatimChar"/>
+        </w:rPr>
+        <w:t xml:space="preserve">callforge &lt;stage&gt;</w:t>
+      </w:r>
+      <w:r>
+        <w:t xml:space="preserve">,</w:t>
+      </w:r>
+      <w:r>
+        <w:t xml:space="preserve"> </w:t>
+      </w:r>
+      <w:r>
+        <w:t xml:space="preserve">which runs</w:t>
+      </w:r>
+      <w:r>
+        <w:t xml:space="preserve"> </w:t>
+      </w:r>
+      <w:r>
+        <w:rPr>
+          <w:rStyle w:val="VerbatimChar"/>
+        </w:rPr>
+        <w:t xml:space="preserve">nextflow run main.nf --stage &lt;stage&gt; …</w:t>
+      </w:r>
+      <w:r>
+        <w:t xml:space="preserve"> </w:t>
+      </w:r>
+      <w:r>
+        <w:t xml:space="preserve">(a</w:t>
+      </w:r>
+      <w:r>
+        <w:t xml:space="preserve"> </w:t>
+      </w:r>
+      <w:r>
+        <w:rPr>
+          <w:rStyle w:val="VerbatimChar"/>
+        </w:rPr>
+        <w:t xml:space="preserve">--stage</w:t>
+      </w:r>
+      <w:r>
+        <w:t xml:space="preserve"> </w:t>
+      </w:r>
+      <w:r>
+        <w:t xml:space="preserve">param, not</w:t>
+      </w:r>
+      <w:r>
+        <w:t xml:space="preserve"> </w:t>
+      </w:r>
+      <w:r>
+        <w:rPr>
+          <w:rStyle w:val="VerbatimChar"/>
+        </w:rPr>
+        <w:t xml:space="preserve">-entry</w:t>
+      </w:r>
+      <w:r>
+        <w:t xml:space="preserve">:</w:t>
+      </w:r>
+      <w:r>
+        <w:t xml:space="preserve"> </w:t>
+      </w:r>
+      <w:r>
+        <w:t xml:space="preserve">portable across Nextflow versions).</w:t>
       </w:r>
       <w:r>
         <w:t xml:space="preserve"> </w:t>
@@ -12244,6 +12315,2703 @@
           <w:b/>
           <w:bCs/>
         </w:rPr>
+        <w:t xml:space="preserve">Every stage subcommand invokes the exact same module</w:t>
+      </w:r>
+      <w:r>
+        <w:rPr>
+          <w:b/>
+          <w:bCs/>
+        </w:rPr>
+        <w:t xml:space="preserve"> </w:t>
+      </w:r>
+      <w:r>
+        <w:rPr>
+          <w:b/>
+          <w:bCs/>
+        </w:rPr>
+        <w:t xml:space="preserve">the full pipeline uses</w:t>
+      </w:r>
+      <w:r>
+        <w:t xml:space="preserve"> </w:t>
+      </w:r>
+      <w:r>
+        <w:t xml:space="preserve">— standalone and in-pipeline execution are the same code path, so</w:t>
+      </w:r>
+      <w:r>
+        <w:t xml:space="preserve"> </w:t>
+      </w:r>
+      <w:r>
+        <w:t xml:space="preserve">results never depend on how the stage was launched.</w:t>
+      </w:r>
+    </w:p>
+    <w:p>
+      <w:pPr>
+        <w:pStyle w:val="BodyText"/>
+      </w:pPr>
+      <w:r>
+        <w:t xml:space="preserve">Three things hold for every stage subcommand:</w:t>
+      </w:r>
+    </w:p>
+    <w:p>
+      <w:pPr>
+        <w:pStyle w:val="Compact"/>
+        <w:numPr>
+          <w:ilvl w:val="0"/>
+          <w:numId w:val="1008"/>
+        </w:numPr>
+      </w:pPr>
+      <w:r>
+        <w:rPr>
+          <w:b/>
+          <w:bCs/>
+        </w:rPr>
+        <w:t xml:space="preserve">Non-destructive by default.</w:t>
+      </w:r>
+      <w:r>
+        <w:t xml:space="preserve"> </w:t>
+      </w:r>
+      <w:r>
+        <w:t xml:space="preserve">Output goes to a fresh</w:t>
+      </w:r>
+      <w:r>
+        <w:t xml:space="preserve"> </w:t>
+      </w:r>
+      <w:r>
+        <w:rPr>
+          <w:rStyle w:val="VerbatimChar"/>
+        </w:rPr>
+        <w:t xml:space="preserve">results/standalone/&lt;stage&gt;_&lt;timestamp&gt;/</w:t>
+      </w:r>
+      <w:r>
+        <w:t xml:space="preserve"> </w:t>
+      </w:r>
+      <w:r>
+        <w:t xml:space="preserve">so a re-run never overwrites the pipeline’s</w:t>
+      </w:r>
+      <w:r>
+        <w:t xml:space="preserve"> </w:t>
+      </w:r>
+      <w:r>
+        <w:rPr>
+          <w:rStyle w:val="VerbatimChar"/>
+        </w:rPr>
+        <w:t xml:space="preserve">results/stageXX_*</w:t>
+      </w:r>
+      <w:r>
+        <w:t xml:space="preserve">. Override with</w:t>
+      </w:r>
+      <w:r>
+        <w:t xml:space="preserve"> </w:t>
+      </w:r>
+      <w:r>
+        <w:rPr>
+          <w:rStyle w:val="VerbatimChar"/>
+        </w:rPr>
+        <w:t xml:space="preserve">--outdir &lt;dir&gt;</w:t>
+      </w:r>
+      <w:r>
+        <w:t xml:space="preserve">,</w:t>
+      </w:r>
+      <w:r>
+        <w:t xml:space="preserve"> </w:t>
+      </w:r>
+      <w:r>
+        <w:t xml:space="preserve">or opt into updating</w:t>
+      </w:r>
+      <w:r>
+        <w:t xml:space="preserve"> </w:t>
+      </w:r>
+      <w:r>
+        <w:rPr>
+          <w:rStyle w:val="VerbatimChar"/>
+        </w:rPr>
+        <w:t xml:space="preserve">results/</w:t>
+      </w:r>
+      <w:r>
+        <w:t xml:space="preserve"> </w:t>
+      </w:r>
+      <w:r>
+        <w:t xml:space="preserve">in place with</w:t>
+      </w:r>
+      <w:r>
+        <w:t xml:space="preserve"> </w:t>
+      </w:r>
+      <w:r>
+        <w:rPr>
+          <w:rStyle w:val="VerbatimChar"/>
+        </w:rPr>
+        <w:t xml:space="preserve">--in-place</w:t>
+      </w:r>
+      <w:r>
+        <w:t xml:space="preserve">.</w:t>
+      </w:r>
+    </w:p>
+    <w:p>
+      <w:pPr>
+        <w:pStyle w:val="Compact"/>
+        <w:numPr>
+          <w:ilvl w:val="0"/>
+          <w:numId w:val="1008"/>
+        </w:numPr>
+      </w:pPr>
+      <w:r>
+        <w:rPr>
+          <w:b/>
+          <w:bCs/>
+        </w:rPr>
+        <w:t xml:space="preserve">Each stage emits its own report + provenance</w:t>
+      </w:r>
+      <w:r>
+        <w:t xml:space="preserve"> </w:t>
+      </w:r>
+      <w:r>
+        <w:t xml:space="preserve">in its stage dir:</w:t>
+      </w:r>
+      <w:r>
+        <w:t xml:space="preserve"> </w:t>
+      </w:r>
+      <w:r>
+        <w:rPr>
+          <w:rStyle w:val="VerbatimChar"/>
+        </w:rPr>
+        <w:t xml:space="preserve">&lt;stage&gt;_report.md</w:t>
+      </w:r>
+      <w:r>
+        <w:t xml:space="preserve"> </w:t>
+      </w:r>
+      <w:r>
+        <w:t xml:space="preserve">(key metrics + that stage’s QC plots with captions) and</w:t>
+      </w:r>
+      <w:r>
+        <w:t xml:space="preserve"> </w:t>
+      </w:r>
+      <w:r>
+        <w:rPr>
+          <w:rStyle w:val="VerbatimChar"/>
+        </w:rPr>
+        <w:t xml:space="preserve">&lt;stage&gt;_provenance.json</w:t>
+      </w:r>
+      <w:r>
+        <w:t xml:space="preserve"> </w:t>
+      </w:r>
+      <w:r>
+        <w:t xml:space="preserve">(inputs + checksums, parameters, tool versions, git commit).</w:t>
+      </w:r>
+    </w:p>
+    <w:p>
+      <w:pPr>
+        <w:pStyle w:val="Compact"/>
+        <w:numPr>
+          <w:ilvl w:val="0"/>
+          <w:numId w:val="1008"/>
+        </w:numPr>
+      </w:pPr>
+      <w:r>
+        <w:rPr>
+          <w:b/>
+          <w:bCs/>
+        </w:rPr>
+        <w:t xml:space="preserve">Inputs are validated fail-loud</w:t>
+      </w:r>
+      <w:r>
+        <w:t xml:space="preserve"> </w:t>
+      </w:r>
+      <w:r>
+        <w:t xml:space="preserve">before the stage runs (index/contig agreement, the</w:t>
+      </w:r>
+      <w:r>
+        <w:t xml:space="preserve"> </w:t>
+      </w:r>
+      <w:r>
+        <w:t xml:space="preserve">reference invariant and DB scope gate where relevant, phenotype for burden), exiting</w:t>
+      </w:r>
+      <w:r>
+        <w:t xml:space="preserve"> </w:t>
+      </w:r>
+      <w:r>
+        <w:t xml:space="preserve">non-zero on a mismatch.</w:t>
+      </w:r>
+    </w:p>
+    <w:p>
+      <w:pPr>
+        <w:pStyle w:val="FirstParagraph"/>
+      </w:pPr>
+      <w:r>
+        <w:rPr>
+          <w:rStyle w:val="VerbatimChar"/>
+        </w:rPr>
+        <w:t xml:space="preserve">callforge &lt;stage&gt; --help</w:t>
+      </w:r>
+      <w:r>
+        <w:t xml:space="preserve"> </w:t>
+      </w:r>
+      <w:r>
+        <w:t xml:space="preserve">prints that stage’s required + optional input files.</w:t>
+      </w:r>
+    </w:p>
+    <w:p>
+      <w:pPr>
+        <w:pStyle w:val="BodyText"/>
+      </w:pPr>
+      <w:r>
+        <w:t xml:space="preserve">Key-output filenames below are relative to the stage’s own output directory</w:t>
+      </w:r>
+      <w:r>
+        <w:t xml:space="preserve"> </w:t>
+      </w:r>
+      <w:r>
+        <w:t xml:space="preserve">(</w:t>
+      </w:r>
+      <w:r>
+        <w:rPr>
+          <w:rStyle w:val="VerbatimChar"/>
+        </w:rPr>
+        <w:t xml:space="preserve">stageXX_…/</w:t>
+      </w:r>
+      <w:r>
+        <w:t xml:space="preserve">), e.g. </w:t>
+      </w:r>
+      <w:r>
+        <w:rPr>
+          <w:rStyle w:val="VerbatimChar"/>
+        </w:rPr>
+        <w:t xml:space="preserve">align</w:t>
+      </w:r>
+      <w:r>
+        <w:t xml:space="preserve"> </w:t>
+      </w:r>
+      <w:r>
+        <w:t xml:space="preserve">writes</w:t>
+      </w:r>
+      <w:r>
+        <w:t xml:space="preserve"> </w:t>
+      </w:r>
+      <w:r>
+        <w:rPr>
+          <w:rStyle w:val="VerbatimChar"/>
+        </w:rPr>
+        <w:t xml:space="preserve">stage4_postalign/</w:t>
+      </w:r>
+      <w:r>
+        <w:t xml:space="preserve">,</w:t>
+      </w:r>
+      <w:r>
+        <w:t xml:space="preserve"> </w:t>
+      </w:r>
+      <w:r>
+        <w:rPr>
+          <w:rStyle w:val="VerbatimChar"/>
+        </w:rPr>
+        <w:t xml:space="preserve">anno</w:t>
+      </w:r>
+      <w:r>
+        <w:t xml:space="preserve"> </w:t>
+      </w:r>
+      <w:r>
+        <w:t xml:space="preserve">writes</w:t>
+      </w:r>
+      <w:r>
+        <w:t xml:space="preserve"> </w:t>
+      </w:r>
+      <w:r>
+        <w:rPr>
+          <w:rStyle w:val="VerbatimChar"/>
+        </w:rPr>
+        <w:t xml:space="preserve">stage11_annotation/</w:t>
+      </w:r>
+      <w:r>
+        <w:t xml:space="preserve">. Each stage also writes</w:t>
+      </w:r>
+      <w:r>
+        <w:t xml:space="preserve"> </w:t>
+      </w:r>
+      <w:r>
+        <w:rPr>
+          <w:rStyle w:val="VerbatimChar"/>
+        </w:rPr>
+        <w:t xml:space="preserve">&lt;stage&gt;_report.md</w:t>
+      </w:r>
+      <w:r>
+        <w:t xml:space="preserve"> </w:t>
+      </w:r>
+      <w:r>
+        <w:t xml:space="preserve">+</w:t>
+      </w:r>
+      <w:r>
+        <w:t xml:space="preserve"> </w:t>
+      </w:r>
+      <w:r>
+        <w:rPr>
+          <w:rStyle w:val="VerbatimChar"/>
+        </w:rPr>
+        <w:t xml:space="preserve">_provenance.json</w:t>
+      </w:r>
+      <w:r>
+        <w:t xml:space="preserve">.</w:t>
+      </w:r>
+    </w:p>
+    <w:tbl>
+      <w:tblPr>
+        <w:tblStyle w:val="Table"/>
+        <w:tblW w:type="pct" w:w="5000"/>
+        <w:tblLayout w:type="fixed"/>
+        <w:tblLook w:firstRow="1" w:lastRow="0" w:firstColumn="0" w:lastColumn="0" w:noHBand="0" w:noVBand="0" w:val="0020"/>
+      </w:tblPr>
+      <w:tblGrid>
+        <w:gridCol w:w="1046"/>
+        <w:gridCol w:w="1793"/>
+        <w:gridCol w:w="2839"/>
+        <w:gridCol w:w="2241"/>
+      </w:tblGrid>
+      <w:tr>
+        <w:trPr>
+          <w:tblHeader w:val="on"/>
+        </w:trPr>
+        <w:tc>
+          <w:tcPr/>
+          <w:p>
+            <w:pPr>
+              <w:pStyle w:val="Compact"/>
+              <w:jc w:val="left"/>
+            </w:pPr>
+            <w:r>
+              <w:rPr>
+                <w:rStyle w:val="VerbatimChar"/>
+              </w:rPr>
+              <w:t xml:space="preserve">callforge</w:t>
+            </w:r>
+          </w:p>
+        </w:tc>
+        <w:tc>
+          <w:tcPr/>
+          <w:p>
+            <w:pPr>
+              <w:pStyle w:val="Compact"/>
+              <w:jc w:val="left"/>
+            </w:pPr>
+            <w:r>
+              <w:t xml:space="preserve">Required input files</w:t>
+            </w:r>
+          </w:p>
+        </w:tc>
+        <w:tc>
+          <w:tcPr/>
+          <w:p>
+            <w:pPr>
+              <w:pStyle w:val="Compact"/>
+              <w:jc w:val="left"/>
+            </w:pPr>
+            <w:r>
+              <w:t xml:space="preserve">Key output(s)</w:t>
+            </w:r>
+          </w:p>
+        </w:tc>
+        <w:tc>
+          <w:tcPr/>
+          <w:p>
+            <w:pPr>
+              <w:pStyle w:val="Compact"/>
+              <w:jc w:val="left"/>
+            </w:pPr>
+            <w:r>
+              <w:t xml:space="preserve">QC plots</w:t>
+            </w:r>
+          </w:p>
+        </w:tc>
+      </w:tr>
+      <w:tr>
+        <w:tc>
+          <w:tcPr/>
+          <w:p>
+            <w:pPr>
+              <w:pStyle w:val="Compact"/>
+              <w:jc w:val="left"/>
+            </w:pPr>
+            <w:r>
+              <w:rPr>
+                <w:rStyle w:val="VerbatimChar"/>
+              </w:rPr>
+              <w:t xml:space="preserve">align</w:t>
+            </w:r>
+            <w:r>
+              <w:t xml:space="preserve"> </w:t>
+            </w:r>
+            <w:r>
+              <w:rPr>
+                <w:i/>
+                <w:iCs/>
+              </w:rPr>
+              <w:t xml:space="preserve">(per-sample)</w:t>
+            </w:r>
+          </w:p>
+        </w:tc>
+        <w:tc>
+          <w:tcPr/>
+          <w:p>
+            <w:pPr>
+              <w:pStyle w:val="Compact"/>
+              <w:jc w:val="left"/>
+            </w:pPr>
+            <w:r>
+              <w:rPr>
+                <w:rStyle w:val="VerbatimChar"/>
+              </w:rPr>
+              <w:t xml:space="preserve">--input</w:t>
+            </w:r>
+            <w:r>
+              <w:t xml:space="preserve"> </w:t>
+            </w:r>
+            <w:r>
+              <w:t xml:space="preserve">or</w:t>
+            </w:r>
+            <w:r>
+              <w:t xml:space="preserve"> </w:t>
+            </w:r>
+            <w:r>
+              <w:rPr>
+                <w:rStyle w:val="VerbatimChar"/>
+              </w:rPr>
+              <w:t xml:space="preserve">--fastq_1/2</w:t>
+            </w:r>
+            <w:r>
+              <w:t xml:space="preserve">;</w:t>
+            </w:r>
+            <w:r>
+              <w:t xml:space="preserve"> </w:t>
+            </w:r>
+            <w:r>
+              <w:rPr>
+                <w:rStyle w:val="VerbatimChar"/>
+              </w:rPr>
+              <w:t xml:space="preserve">--genome_fasta</w:t>
+            </w:r>
+            <w:r>
+              <w:t xml:space="preserve">;</w:t>
+            </w:r>
+            <w:r>
+              <w:t xml:space="preserve"> </w:t>
+            </w:r>
+            <w:r>
+              <w:rPr>
+                <w:rStyle w:val="VerbatimChar"/>
+              </w:rPr>
+              <w:t xml:space="preserve">--target_bed</w:t>
+            </w:r>
+          </w:p>
+        </w:tc>
+        <w:tc>
+          <w:tcPr/>
+          <w:p>
+            <w:pPr>
+              <w:pStyle w:val="Compact"/>
+              <w:jc w:val="left"/>
+            </w:pPr>
+            <w:r>
+              <w:rPr>
+                <w:rStyle w:val="VerbatimChar"/>
+              </w:rPr>
+              <w:t xml:space="preserve">&lt;sample&gt;.analysis.bam</w:t>
+            </w:r>
+          </w:p>
+        </w:tc>
+        <w:tc>
+          <w:tcPr/>
+          <w:p>
+            <w:pPr>
+              <w:pStyle w:val="Compact"/>
+              <w:jc w:val="left"/>
+            </w:pPr>
+            <w:r>
+              <w:t xml:space="preserve">mapping rate, insert size, dup rate</w:t>
+            </w:r>
+          </w:p>
+        </w:tc>
+      </w:tr>
+      <w:tr>
+        <w:tc>
+          <w:tcPr/>
+          <w:p>
+            <w:pPr>
+              <w:pStyle w:val="Compact"/>
+              <w:jc w:val="left"/>
+            </w:pPr>
+            <w:r>
+              <w:rPr>
+                <w:rStyle w:val="VerbatimChar"/>
+              </w:rPr>
+              <w:t xml:space="preserve">coverage</w:t>
+            </w:r>
+            <w:r>
+              <w:t xml:space="preserve"> </w:t>
+            </w:r>
+            <w:r>
+              <w:rPr>
+                <w:i/>
+                <w:iCs/>
+              </w:rPr>
+              <w:t xml:space="preserve">(per-sample → gate)</w:t>
+            </w:r>
+          </w:p>
+        </w:tc>
+        <w:tc>
+          <w:tcPr/>
+          <w:p>
+            <w:pPr>
+              <w:pStyle w:val="Compact"/>
+              <w:jc w:val="left"/>
+            </w:pPr>
+            <w:r>
+              <w:rPr>
+                <w:rStyle w:val="VerbatimChar"/>
+              </w:rPr>
+              <w:t xml:space="preserve">--input_bams</w:t>
+            </w:r>
+            <w:r>
+              <w:t xml:space="preserve">;</w:t>
+            </w:r>
+            <w:r>
+              <w:t xml:space="preserve"> </w:t>
+            </w:r>
+            <w:r>
+              <w:rPr>
+                <w:rStyle w:val="VerbatimChar"/>
+              </w:rPr>
+              <w:t xml:space="preserve">--genome_fasta</w:t>
+            </w:r>
+            <w:r>
+              <w:t xml:space="preserve">;</w:t>
+            </w:r>
+            <w:r>
+              <w:t xml:space="preserve"> </w:t>
+            </w:r>
+            <w:r>
+              <w:rPr>
+                <w:rStyle w:val="VerbatimChar"/>
+              </w:rPr>
+              <w:t xml:space="preserve">--target_bed</w:t>
+            </w:r>
+          </w:p>
+        </w:tc>
+        <w:tc>
+          <w:tcPr/>
+          <w:p>
+            <w:pPr>
+              <w:pStyle w:val="Compact"/>
+              <w:jc w:val="left"/>
+            </w:pPr>
+            <w:r>
+              <w:rPr>
+                <w:rStyle w:val="VerbatimChar"/>
+              </w:rPr>
+              <w:t xml:space="preserve">qc_scorecard.tsv</w:t>
+            </w:r>
+            <w:r>
+              <w:t xml:space="preserve">,</w:t>
+            </w:r>
+            <w:r>
+              <w:t xml:space="preserve"> </w:t>
+            </w:r>
+            <w:r>
+              <w:rPr>
+                <w:rStyle w:val="VerbatimChar"/>
+              </w:rPr>
+              <w:t xml:space="preserve">qc_pass.txt</w:t>
+            </w:r>
+            <w:r>
+              <w:t xml:space="preserve">,</w:t>
+            </w:r>
+            <w:r>
+              <w:t xml:space="preserve"> </w:t>
+            </w:r>
+            <w:r>
+              <w:rPr>
+                <w:rStyle w:val="VerbatimChar"/>
+              </w:rPr>
+              <w:t xml:space="preserve">qc_quarantine.txt</w:t>
+            </w:r>
+          </w:p>
+        </w:tc>
+        <w:tc>
+          <w:tcPr/>
+          <w:p>
+            <w:pPr>
+              <w:pStyle w:val="Compact"/>
+              <w:jc w:val="left"/>
+            </w:pPr>
+            <w:r>
+              <w:t xml:space="preserve">on-target enrichment, coverage uniformity, per-gene depth, coverage cumulative, QC scorecard</w:t>
+            </w:r>
+          </w:p>
+        </w:tc>
+      </w:tr>
+      <w:tr>
+        <w:tc>
+          <w:tcPr/>
+          <w:p>
+            <w:pPr>
+              <w:pStyle w:val="Compact"/>
+              <w:jc w:val="left"/>
+            </w:pPr>
+            <w:r>
+              <w:rPr>
+                <w:rStyle w:val="VerbatimChar"/>
+              </w:rPr>
+              <w:t xml:space="preserve">call</w:t>
+            </w:r>
+            <w:r>
+              <w:t xml:space="preserve"> </w:t>
+            </w:r>
+            <w:r>
+              <w:rPr>
+                <w:i/>
+                <w:iCs/>
+              </w:rPr>
+              <w:t xml:space="preserve">(joint)</w:t>
+            </w:r>
+          </w:p>
+        </w:tc>
+        <w:tc>
+          <w:tcPr/>
+          <w:p>
+            <w:pPr>
+              <w:pStyle w:val="Compact"/>
+              <w:jc w:val="left"/>
+            </w:pPr>
+            <w:r>
+              <w:rPr>
+                <w:rStyle w:val="VerbatimChar"/>
+              </w:rPr>
+              <w:t xml:space="preserve">--input_bams</w:t>
+            </w:r>
+            <w:r>
+              <w:t xml:space="preserve"> </w:t>
+            </w:r>
+            <w:r>
+              <w:t xml:space="preserve">(QC-pass);</w:t>
+            </w:r>
+            <w:r>
+              <w:t xml:space="preserve"> </w:t>
+            </w:r>
+            <w:r>
+              <w:rPr>
+                <w:rStyle w:val="VerbatimChar"/>
+              </w:rPr>
+              <w:t xml:space="preserve">--genome_fasta</w:t>
+            </w:r>
+            <w:r>
+              <w:t xml:space="preserve">;</w:t>
+            </w:r>
+            <w:r>
+              <w:t xml:space="preserve"> </w:t>
+            </w:r>
+            <w:r>
+              <w:rPr>
+                <w:rStyle w:val="VerbatimChar"/>
+              </w:rPr>
+              <w:t xml:space="preserve">--target_bed</w:t>
+            </w:r>
+          </w:p>
+        </w:tc>
+        <w:tc>
+          <w:tcPr/>
+          <w:p>
+            <w:pPr>
+              <w:pStyle w:val="Compact"/>
+              <w:jc w:val="left"/>
+            </w:pPr>
+            <w:r>
+              <w:rPr>
+                <w:rStyle w:val="VerbatimChar"/>
+              </w:rPr>
+              <w:t xml:space="preserve">joint.filtered.vcf.gz</w:t>
+            </w:r>
+          </w:p>
+        </w:tc>
+        <w:tc>
+          <w:tcPr/>
+          <w:p>
+            <w:pPr>
+              <w:pStyle w:val="Compact"/>
+              <w:jc w:val="left"/>
+            </w:pPr>
+            <w:r>
+              <w:t xml:space="preserve">variants per sample, Ti/Tv, het:hom, QUAL/DP, filter counts</w:t>
+            </w:r>
+          </w:p>
+        </w:tc>
+      </w:tr>
+      <w:tr>
+        <w:tc>
+          <w:tcPr/>
+          <w:p>
+            <w:pPr>
+              <w:pStyle w:val="Compact"/>
+              <w:jc w:val="left"/>
+            </w:pPr>
+            <w:r>
+              <w:rPr>
+                <w:rStyle w:val="VerbatimChar"/>
+              </w:rPr>
+              <w:t xml:space="preserve">cnv</w:t>
+            </w:r>
+            <w:r>
+              <w:t xml:space="preserve"> </w:t>
+            </w:r>
+            <w:r>
+              <w:rPr>
+                <w:i/>
+                <w:iCs/>
+              </w:rPr>
+              <w:t xml:space="preserve">(per-sample)</w:t>
+            </w:r>
+          </w:p>
+        </w:tc>
+        <w:tc>
+          <w:tcPr/>
+          <w:p>
+            <w:pPr>
+              <w:pStyle w:val="Compact"/>
+              <w:jc w:val="left"/>
+            </w:pPr>
+            <w:r>
+              <w:rPr>
+                <w:rStyle w:val="VerbatimChar"/>
+              </w:rPr>
+              <w:t xml:space="preserve">--input_bams</w:t>
+            </w:r>
+            <w:r>
+              <w:t xml:space="preserve">;</w:t>
+            </w:r>
+            <w:r>
+              <w:t xml:space="preserve"> </w:t>
+            </w:r>
+            <w:r>
+              <w:rPr>
+                <w:rStyle w:val="VerbatimChar"/>
+              </w:rPr>
+              <w:t xml:space="preserve">--genome_fasta</w:t>
+            </w:r>
+            <w:r>
+              <w:t xml:space="preserve">;</w:t>
+            </w:r>
+            <w:r>
+              <w:t xml:space="preserve"> </w:t>
+            </w:r>
+            <w:r>
+              <w:rPr>
+                <w:rStyle w:val="VerbatimChar"/>
+              </w:rPr>
+              <w:t xml:space="preserve">--target_bed</w:t>
+            </w:r>
+          </w:p>
+        </w:tc>
+        <w:tc>
+          <w:tcPr/>
+          <w:p>
+            <w:pPr>
+              <w:pStyle w:val="Compact"/>
+              <w:jc w:val="left"/>
+            </w:pPr>
+            <w:r>
+              <w:rPr>
+                <w:rStyle w:val="VerbatimChar"/>
+              </w:rPr>
+              <w:t xml:space="preserve">cnv_calls.tsv</w:t>
+            </w:r>
+            <w:r>
+              <w:t xml:space="preserve"> </w:t>
+            </w:r>
+            <w:r>
+              <w:t xml:space="preserve">(callability-labelled)</w:t>
+            </w:r>
+          </w:p>
+        </w:tc>
+        <w:tc>
+          <w:tcPr/>
+          <w:p>
+            <w:pPr>
+              <w:pStyle w:val="Compact"/>
+              <w:jc w:val="left"/>
+            </w:pPr>
+            <w:r>
+              <w:t xml:space="preserve">copy ratio, calls per sample, callability</w:t>
+            </w:r>
+          </w:p>
+        </w:tc>
+      </w:tr>
+      <w:tr>
+        <w:tc>
+          <w:tcPr/>
+          <w:p>
+            <w:pPr>
+              <w:pStyle w:val="Compact"/>
+              <w:jc w:val="left"/>
+            </w:pPr>
+            <w:r>
+              <w:rPr>
+                <w:rStyle w:val="VerbatimChar"/>
+              </w:rPr>
+              <w:t xml:space="preserve">str</w:t>
+            </w:r>
+            <w:r>
+              <w:t xml:space="preserve"> </w:t>
+            </w:r>
+            <w:r>
+              <w:rPr>
+                <w:i/>
+                <w:iCs/>
+              </w:rPr>
+              <w:t xml:space="preserve">(per-sample)</w:t>
+            </w:r>
+          </w:p>
+        </w:tc>
+        <w:tc>
+          <w:tcPr/>
+          <w:p>
+            <w:pPr>
+              <w:pStyle w:val="Compact"/>
+              <w:jc w:val="left"/>
+            </w:pPr>
+            <w:r>
+              <w:rPr>
+                <w:rStyle w:val="VerbatimChar"/>
+              </w:rPr>
+              <w:t xml:space="preserve">--input_bams</w:t>
+            </w:r>
+            <w:r>
+              <w:t xml:space="preserve">;</w:t>
+            </w:r>
+            <w:r>
+              <w:t xml:space="preserve"> </w:t>
+            </w:r>
+            <w:r>
+              <w:rPr>
+                <w:rStyle w:val="VerbatimChar"/>
+              </w:rPr>
+              <w:t xml:space="preserve">--genome_fasta</w:t>
+            </w:r>
+            <w:r>
+              <w:t xml:space="preserve">;</w:t>
+            </w:r>
+            <w:r>
+              <w:t xml:space="preserve"> </w:t>
+            </w:r>
+            <w:r>
+              <w:rPr>
+                <w:rStyle w:val="VerbatimChar"/>
+              </w:rPr>
+              <w:t xml:space="preserve">--target_bed</w:t>
+            </w:r>
+          </w:p>
+        </w:tc>
+        <w:tc>
+          <w:tcPr/>
+          <w:p>
+            <w:pPr>
+              <w:pStyle w:val="Compact"/>
+              <w:jc w:val="left"/>
+            </w:pPr>
+            <w:r>
+              <w:rPr>
+                <w:rStyle w:val="VerbatimChar"/>
+              </w:rPr>
+              <w:t xml:space="preserve">str_calls.tsv</w:t>
+            </w:r>
+          </w:p>
+        </w:tc>
+        <w:tc>
+          <w:tcPr/>
+          <w:p>
+            <w:pPr>
+              <w:pStyle w:val="Compact"/>
+              <w:jc w:val="left"/>
+            </w:pPr>
+            <w:r>
+              <w:t xml:space="preserve">allele sizes, call rate, read support</w:t>
+            </w:r>
+          </w:p>
+        </w:tc>
+      </w:tr>
+      <w:tr>
+        <w:tc>
+          <w:tcPr/>
+          <w:p>
+            <w:pPr>
+              <w:pStyle w:val="Compact"/>
+              <w:jc w:val="left"/>
+            </w:pPr>
+            <w:r>
+              <w:rPr>
+                <w:rStyle w:val="VerbatimChar"/>
+              </w:rPr>
+              <w:t xml:space="preserve">paralog</w:t>
+            </w:r>
+            <w:r>
+              <w:t xml:space="preserve"> </w:t>
+            </w:r>
+            <w:r>
+              <w:rPr>
+                <w:i/>
+                <w:iCs/>
+              </w:rPr>
+              <w:t xml:space="preserve">(joint VCF)</w:t>
+            </w:r>
+          </w:p>
+        </w:tc>
+        <w:tc>
+          <w:tcPr/>
+          <w:p>
+            <w:pPr>
+              <w:pStyle w:val="Compact"/>
+              <w:jc w:val="left"/>
+            </w:pPr>
+            <w:r>
+              <w:rPr>
+                <w:rStyle w:val="VerbatimChar"/>
+              </w:rPr>
+              <w:t xml:space="preserve">--input_vcf</w:t>
+            </w:r>
+            <w:r>
+              <w:t xml:space="preserve">;</w:t>
+            </w:r>
+            <w:r>
+              <w:t xml:space="preserve"> </w:t>
+            </w:r>
+            <w:r>
+              <w:rPr>
+                <w:rStyle w:val="VerbatimChar"/>
+              </w:rPr>
+              <w:t xml:space="preserve">--target_bed</w:t>
+            </w:r>
+          </w:p>
+        </w:tc>
+        <w:tc>
+          <w:tcPr/>
+          <w:p>
+            <w:pPr>
+              <w:pStyle w:val="Compact"/>
+              <w:jc w:val="left"/>
+            </w:pPr>
+            <w:r>
+              <w:rPr>
+                <w:rStyle w:val="VerbatimChar"/>
+              </w:rPr>
+              <w:t xml:space="preserve">paralog.annotated.vcf.gz</w:t>
+            </w:r>
+            <w:r>
+              <w:t xml:space="preserve"> </w:t>
+            </w:r>
+            <w:r>
+              <w:t xml:space="preserve">(</w:t>
+            </w:r>
+            <w:r>
+              <w:rPr>
+                <w:rStyle w:val="VerbatimChar"/>
+              </w:rPr>
+              <w:t xml:space="preserve">PARALOG_GENE</w:t>
+            </w:r>
+            <w:r>
+              <w:t xml:space="preserve">/</w:t>
+            </w:r>
+            <w:r>
+              <w:rPr>
+                <w:rStyle w:val="VerbatimChar"/>
+              </w:rPr>
+              <w:t xml:space="preserve">CONF</w:t>
+            </w:r>
+            <w:r>
+              <w:t xml:space="preserve">)</w:t>
+            </w:r>
+          </w:p>
+        </w:tc>
+        <w:tc>
+          <w:tcPr/>
+          <w:p>
+            <w:pPr>
+              <w:pStyle w:val="Compact"/>
+              <w:jc w:val="left"/>
+            </w:pPr>
+            <w:r>
+              <w:t xml:space="preserve">paralog confidence</w:t>
+            </w:r>
+          </w:p>
+        </w:tc>
+      </w:tr>
+      <w:tr>
+        <w:tc>
+          <w:tcPr/>
+          <w:p>
+            <w:pPr>
+              <w:pStyle w:val="Compact"/>
+              <w:jc w:val="left"/>
+            </w:pPr>
+            <w:r>
+              <w:rPr>
+                <w:rStyle w:val="VerbatimChar"/>
+              </w:rPr>
+              <w:t xml:space="preserve">anno</w:t>
+            </w:r>
+            <w:r>
+              <w:t xml:space="preserve"> </w:t>
+            </w:r>
+            <w:r>
+              <w:rPr>
+                <w:i/>
+                <w:iCs/>
+              </w:rPr>
+              <w:t xml:space="preserve">(VCF)</w:t>
+            </w:r>
+          </w:p>
+        </w:tc>
+        <w:tc>
+          <w:tcPr/>
+          <w:p>
+            <w:pPr>
+              <w:pStyle w:val="Compact"/>
+              <w:jc w:val="left"/>
+            </w:pPr>
+            <w:r>
+              <w:rPr>
+                <w:rStyle w:val="VerbatimChar"/>
+              </w:rPr>
+              <w:t xml:space="preserve">--input_vcf</w:t>
+            </w:r>
+            <w:r>
+              <w:t xml:space="preserve">;</w:t>
+            </w:r>
+            <w:r>
+              <w:t xml:space="preserve"> </w:t>
+            </w:r>
+            <w:r>
+              <w:rPr>
+                <w:rStyle w:val="VerbatimChar"/>
+              </w:rPr>
+              <w:t xml:space="preserve">--genome_fasta</w:t>
+            </w:r>
+            <w:r>
+              <w:t xml:space="preserve">;</w:t>
+            </w:r>
+            <w:r>
+              <w:t xml:space="preserve"> </w:t>
+            </w:r>
+            <w:r>
+              <w:rPr>
+                <w:rStyle w:val="VerbatimChar"/>
+              </w:rPr>
+              <w:t xml:space="preserve">--target_bed</w:t>
+            </w:r>
+          </w:p>
+        </w:tc>
+        <w:tc>
+          <w:tcPr/>
+          <w:p>
+            <w:pPr>
+              <w:pStyle w:val="Compact"/>
+              <w:jc w:val="left"/>
+            </w:pPr>
+            <w:r>
+              <w:rPr>
+                <w:rStyle w:val="VerbatimChar"/>
+              </w:rPr>
+              <w:t xml:space="preserve">annotated.vcf.gz</w:t>
+            </w:r>
+            <w:r>
+              <w:t xml:space="preserve">,</w:t>
+            </w:r>
+            <w:r>
+              <w:t xml:space="preserve"> </w:t>
+            </w:r>
+            <w:r>
+              <w:rPr>
+                <w:rStyle w:val="VerbatimChar"/>
+              </w:rPr>
+              <w:t xml:space="preserve">variants.flat.tsv</w:t>
+            </w:r>
+          </w:p>
+        </w:tc>
+        <w:tc>
+          <w:tcPr/>
+          <w:p>
+            <w:pPr>
+              <w:pStyle w:val="Compact"/>
+              <w:jc w:val="left"/>
+            </w:pPr>
+            <w:r>
+              <w:t xml:space="preserve">annotation landing, consequence dist., novel vs known, gnomAD-AFR AF, PhyloP</w:t>
+            </w:r>
+          </w:p>
+        </w:tc>
+      </w:tr>
+      <w:tr>
+        <w:tc>
+          <w:tcPr/>
+          <w:p>
+            <w:pPr>
+              <w:pStyle w:val="Compact"/>
+              <w:jc w:val="left"/>
+            </w:pPr>
+            <w:r>
+              <w:rPr>
+                <w:rStyle w:val="VerbatimChar"/>
+              </w:rPr>
+              <w:t xml:space="preserve">cohortqc</w:t>
+            </w:r>
+            <w:r>
+              <w:t xml:space="preserve"> </w:t>
+            </w:r>
+            <w:r>
+              <w:rPr>
+                <w:i/>
+                <w:iCs/>
+              </w:rPr>
+              <w:t xml:space="preserve">(cohort)</w:t>
+            </w:r>
+          </w:p>
+        </w:tc>
+        <w:tc>
+          <w:tcPr/>
+          <w:p>
+            <w:pPr>
+              <w:pStyle w:val="Compact"/>
+              <w:jc w:val="left"/>
+            </w:pPr>
+            <w:r>
+              <w:rPr>
+                <w:rStyle w:val="VerbatimChar"/>
+              </w:rPr>
+              <w:t xml:space="preserve">--input_bams</w:t>
+            </w:r>
+            <w:r>
+              <w:t xml:space="preserve">;</w:t>
+            </w:r>
+            <w:r>
+              <w:t xml:space="preserve"> </w:t>
+            </w:r>
+            <w:r>
+              <w:rPr>
+                <w:rStyle w:val="VerbatimChar"/>
+              </w:rPr>
+              <w:t xml:space="preserve">--input_vcf</w:t>
+            </w:r>
+            <w:r>
+              <w:t xml:space="preserve">;</w:t>
+            </w:r>
+            <w:r>
+              <w:t xml:space="preserve"> </w:t>
+            </w:r>
+            <w:r>
+              <w:rPr>
+                <w:rStyle w:val="VerbatimChar"/>
+              </w:rPr>
+              <w:t xml:space="preserve">--genome_fasta</w:t>
+            </w:r>
+            <w:r>
+              <w:t xml:space="preserve">;</w:t>
+            </w:r>
+            <w:r>
+              <w:t xml:space="preserve"> </w:t>
+            </w:r>
+            <w:r>
+              <w:rPr>
+                <w:rStyle w:val="VerbatimChar"/>
+              </w:rPr>
+              <w:t xml:space="preserve">--somalier_sites</w:t>
+            </w:r>
+            <w:r>
+              <w:t xml:space="preserve">;</w:t>
+            </w:r>
+            <w:r>
+              <w:t xml:space="preserve"> </w:t>
+            </w:r>
+            <w:r>
+              <w:rPr>
+                <w:rStyle w:val="VerbatimChar"/>
+              </w:rPr>
+              <w:t xml:space="preserve">--input</w:t>
+            </w:r>
+          </w:p>
+        </w:tc>
+        <w:tc>
+          <w:tcPr/>
+          <w:p>
+            <w:pPr>
+              <w:pStyle w:val="Compact"/>
+              <w:jc w:val="left"/>
+            </w:pPr>
+            <w:r>
+              <w:rPr>
+                <w:rStyle w:val="VerbatimChar"/>
+              </w:rPr>
+              <w:t xml:space="preserve">cohort_qc.json</w:t>
+            </w:r>
+          </w:p>
+        </w:tc>
+        <w:tc>
+          <w:tcPr/>
+          <w:p>
+            <w:pPr>
+              <w:pStyle w:val="Compact"/>
+              <w:jc w:val="left"/>
+            </w:pPr>
+            <w:r>
+              <w:t xml:space="preserve">relatedness heatmap, ancestry PCA, sex check, missingness</w:t>
+            </w:r>
+          </w:p>
+        </w:tc>
+      </w:tr>
+      <w:tr>
+        <w:tc>
+          <w:tcPr/>
+          <w:p>
+            <w:pPr>
+              <w:pStyle w:val="Compact"/>
+              <w:jc w:val="left"/>
+            </w:pPr>
+            <w:r>
+              <w:rPr>
+                <w:rStyle w:val="VerbatimChar"/>
+              </w:rPr>
+              <w:t xml:space="preserve">giab</w:t>
+            </w:r>
+            <w:r>
+              <w:t xml:space="preserve"> </w:t>
+            </w:r>
+            <w:r>
+              <w:rPr>
+                <w:i/>
+                <w:iCs/>
+              </w:rPr>
+              <w:t xml:space="preserve">(control)</w:t>
+            </w:r>
+          </w:p>
+        </w:tc>
+        <w:tc>
+          <w:tcPr/>
+          <w:p>
+            <w:pPr>
+              <w:pStyle w:val="Compact"/>
+              <w:jc w:val="left"/>
+            </w:pPr>
+            <w:r>
+              <w:rPr>
+                <w:rStyle w:val="VerbatimChar"/>
+              </w:rPr>
+              <w:t xml:space="preserve">--input_vcf</w:t>
+            </w:r>
+            <w:r>
+              <w:t xml:space="preserve">;</w:t>
+            </w:r>
+            <w:r>
+              <w:t xml:space="preserve"> </w:t>
+            </w:r>
+            <w:r>
+              <w:rPr>
+                <w:rStyle w:val="VerbatimChar"/>
+              </w:rPr>
+              <w:t xml:space="preserve">--giab_control_id</w:t>
+            </w:r>
+            <w:r>
+              <w:t xml:space="preserve">;</w:t>
+            </w:r>
+            <w:r>
+              <w:t xml:space="preserve"> </w:t>
+            </w:r>
+            <w:r>
+              <w:rPr>
+                <w:rStyle w:val="VerbatimChar"/>
+              </w:rPr>
+              <w:t xml:space="preserve">--giab_truth_vcf</w:t>
+            </w:r>
+            <w:r>
+              <w:t xml:space="preserve">/</w:t>
+            </w:r>
+            <w:r>
+              <w:rPr>
+                <w:rStyle w:val="VerbatimChar"/>
+              </w:rPr>
+              <w:t xml:space="preserve">_bed</w:t>
+            </w:r>
+            <w:r>
+              <w:t xml:space="preserve">;</w:t>
+            </w:r>
+            <w:r>
+              <w:t xml:space="preserve"> </w:t>
+            </w:r>
+            <w:r>
+              <w:rPr>
+                <w:rStyle w:val="VerbatimChar"/>
+              </w:rPr>
+              <w:t xml:space="preserve">--target_bed</w:t>
+            </w:r>
+            <w:r>
+              <w:t xml:space="preserve">;</w:t>
+            </w:r>
+            <w:r>
+              <w:t xml:space="preserve"> </w:t>
+            </w:r>
+            <w:r>
+              <w:rPr>
+                <w:rStyle w:val="VerbatimChar"/>
+              </w:rPr>
+              <w:t xml:space="preserve">--genome_fasta</w:t>
+            </w:r>
+          </w:p>
+        </w:tc>
+        <w:tc>
+          <w:tcPr/>
+          <w:p>
+            <w:pPr>
+              <w:pStyle w:val="Compact"/>
+              <w:jc w:val="left"/>
+            </w:pPr>
+            <w:r>
+              <w:rPr>
+                <w:rStyle w:val="VerbatimChar"/>
+              </w:rPr>
+              <w:t xml:space="preserve">happy.summary.csv</w:t>
+            </w:r>
+            <w:r>
+              <w:t xml:space="preserve">,</w:t>
+            </w:r>
+            <w:r>
+              <w:t xml:space="preserve"> </w:t>
+            </w:r>
+            <w:r>
+              <w:rPr>
+                <w:rStyle w:val="VerbatimChar"/>
+              </w:rPr>
+              <w:t xml:space="preserve">happy.runinfo.json</w:t>
+            </w:r>
+          </w:p>
+        </w:tc>
+        <w:tc>
+          <w:tcPr/>
+          <w:p>
+            <w:pPr>
+              <w:pStyle w:val="Compact"/>
+              <w:jc w:val="left"/>
+            </w:pPr>
+            <w:r>
+              <w:t xml:space="preserve">precision/recall, F1</w:t>
+            </w:r>
+          </w:p>
+        </w:tc>
+      </w:tr>
+      <w:tr>
+        <w:tc>
+          <w:tcPr/>
+          <w:p>
+            <w:pPr>
+              <w:pStyle w:val="Compact"/>
+              <w:jc w:val="left"/>
+            </w:pPr>
+            <w:r>
+              <w:rPr>
+                <w:rStyle w:val="VerbatimChar"/>
+              </w:rPr>
+              <w:t xml:space="preserve">burden</w:t>
+            </w:r>
+            <w:r>
+              <w:t xml:space="preserve"> </w:t>
+            </w:r>
+            <w:r>
+              <w:rPr>
+                <w:i/>
+                <w:iCs/>
+              </w:rPr>
+              <w:t xml:space="preserve">(cohort)</w:t>
+            </w:r>
+          </w:p>
+        </w:tc>
+        <w:tc>
+          <w:tcPr/>
+          <w:p>
+            <w:pPr>
+              <w:pStyle w:val="Compact"/>
+              <w:jc w:val="left"/>
+            </w:pPr>
+            <w:r>
+              <w:rPr>
+                <w:rStyle w:val="VerbatimChar"/>
+              </w:rPr>
+              <w:t xml:space="preserve">--input_vcf</w:t>
+            </w:r>
+            <w:r>
+              <w:t xml:space="preserve">;</w:t>
+            </w:r>
+            <w:r>
+              <w:t xml:space="preserve"> </w:t>
+            </w:r>
+            <w:r>
+              <w:rPr>
+                <w:rStyle w:val="VerbatimChar"/>
+              </w:rPr>
+              <w:t xml:space="preserve">--input</w:t>
+            </w:r>
+            <w:r>
+              <w:t xml:space="preserve"> </w:t>
+            </w:r>
+            <w:r>
+              <w:t xml:space="preserve">(phenotype);</w:t>
+            </w:r>
+            <w:r>
+              <w:t xml:space="preserve"> </w:t>
+            </w:r>
+            <w:r>
+              <w:rPr>
+                <w:rStyle w:val="VerbatimChar"/>
+              </w:rPr>
+              <w:t xml:space="preserve">--target_bed</w:t>
+            </w:r>
+          </w:p>
+        </w:tc>
+        <w:tc>
+          <w:tcPr/>
+          <w:p>
+            <w:pPr>
+              <w:pStyle w:val="Compact"/>
+              <w:jc w:val="left"/>
+            </w:pPr>
+            <w:r>
+              <w:rPr>
+                <w:rStyle w:val="VerbatimChar"/>
+              </w:rPr>
+              <w:t xml:space="preserve">burden_results.tsv</w:t>
+            </w:r>
+          </w:p>
+        </w:tc>
+        <w:tc>
+          <w:tcPr/>
+          <w:p>
+            <w:pPr>
+              <w:pStyle w:val="Compact"/>
+              <w:jc w:val="left"/>
+            </w:pPr>
+            <w:r>
+              <w:t xml:space="preserve">Q–Q, Manhattan</w:t>
+            </w:r>
+          </w:p>
+        </w:tc>
+      </w:tr>
+    </w:tbl>
+    <w:p>
+      <w:pPr>
+        <w:pStyle w:val="BodyText"/>
+      </w:pPr>
+      <w:r>
+        <w:t xml:space="preserve">Notable</w:t>
+      </w:r>
+      <w:r>
+        <w:t xml:space="preserve"> </w:t>
+      </w:r>
+      <w:r>
+        <w:rPr>
+          <w:b/>
+          <w:bCs/>
+        </w:rPr>
+        <w:t xml:space="preserve">optional</w:t>
+      </w:r>
+      <w:r>
+        <w:t xml:space="preserve"> </w:t>
+      </w:r>
+      <w:r>
+        <w:t xml:space="preserve">inputs:</w:t>
+      </w:r>
+      <w:r>
+        <w:t xml:space="preserve"> </w:t>
+      </w:r>
+      <w:r>
+        <w:rPr>
+          <w:rStyle w:val="VerbatimChar"/>
+        </w:rPr>
+        <w:t xml:space="preserve">align</w:t>
+      </w:r>
+      <w:r>
+        <w:t xml:space="preserve"> </w:t>
+      </w:r>
+      <w:r>
+        <w:rPr>
+          <w:rStyle w:val="VerbatimChar"/>
+        </w:rPr>
+        <w:t xml:space="preserve">--known_sites</w:t>
+      </w:r>
+      <w:r>
+        <w:t xml:space="preserve">;</w:t>
+      </w:r>
+      <w:r>
+        <w:t xml:space="preserve"> </w:t>
+      </w:r>
+      <w:r>
+        <w:rPr>
+          <w:rStyle w:val="VerbatimChar"/>
+        </w:rPr>
+        <w:t xml:space="preserve">call</w:t>
+      </w:r>
+      <w:r>
+        <w:t xml:space="preserve"> </w:t>
+      </w:r>
+      <w:r>
+        <w:rPr>
+          <w:rStyle w:val="VerbatimChar"/>
+        </w:rPr>
+        <w:t xml:space="preserve">--caller deepvariant</w:t>
+      </w:r>
+      <w:r>
+        <w:t xml:space="preserve"> </w:t>
+      </w:r>
+      <w:r>
+        <w:t xml:space="preserve">/</w:t>
+      </w:r>
+      <w:r>
+        <w:t xml:space="preserve"> </w:t>
+      </w:r>
+      <w:r>
+        <w:rPr>
+          <w:rStyle w:val="VerbatimChar"/>
+        </w:rPr>
+        <w:t xml:space="preserve">--joint_method</w:t>
+      </w:r>
+      <w:r>
+        <w:t xml:space="preserve">;</w:t>
+      </w:r>
+      <w:r>
+        <w:t xml:space="preserve"> </w:t>
+      </w:r>
+      <w:r>
+        <w:rPr>
+          <w:rStyle w:val="VerbatimChar"/>
+        </w:rPr>
+        <w:t xml:space="preserve">cnv</w:t>
+      </w:r>
+      <w:r>
+        <w:t xml:space="preserve"> </w:t>
+      </w:r>
+      <w:r>
+        <w:rPr>
+          <w:rStyle w:val="VerbatimChar"/>
+        </w:rPr>
+        <w:t xml:space="preserve">--cnv_method</w:t>
+      </w:r>
+      <w:r>
+        <w:t xml:space="preserve">/</w:t>
+      </w:r>
+      <w:r>
+        <w:rPr>
+          <w:rStyle w:val="VerbatimChar"/>
+        </w:rPr>
+        <w:t xml:space="preserve">--cnv_segment_method</w:t>
+      </w:r>
+      <w:r>
+        <w:t xml:space="preserve"> </w:t>
+      </w:r>
+      <w:r>
+        <w:t xml:space="preserve">(a different CNV</w:t>
+      </w:r>
+      <w:r>
+        <w:t xml:space="preserve"> </w:t>
+      </w:r>
+      <w:r>
+        <w:rPr>
+          <w:i/>
+          <w:iCs/>
+        </w:rPr>
+        <w:t xml:space="preserve">caller</w:t>
+      </w:r>
+      <w:r>
+        <w:t xml:space="preserve">,</w:t>
+      </w:r>
+      <w:r>
+        <w:t xml:space="preserve"> </w:t>
+      </w:r>
+      <w:r>
+        <w:rPr>
+          <w:rStyle w:val="VerbatimChar"/>
+        </w:rPr>
+        <w:t xml:space="preserve">gatk_gcnv</w:t>
+      </w:r>
+      <w:r>
+        <w:t xml:space="preserve">, is documented but not yet wired — same as the pipeline);</w:t>
+      </w:r>
+      <w:r>
+        <w:t xml:space="preserve"> </w:t>
+      </w:r>
+      <w:r>
+        <w:rPr>
+          <w:rStyle w:val="VerbatimChar"/>
+        </w:rPr>
+        <w:t xml:space="preserve">str</w:t>
+      </w:r>
+      <w:r>
+        <w:t xml:space="preserve"> </w:t>
+      </w:r>
+      <w:r>
+        <w:rPr>
+          <w:rStyle w:val="VerbatimChar"/>
+        </w:rPr>
+        <w:t xml:space="preserve">--str_catalog</w:t>
+      </w:r>
+      <w:r>
+        <w:t xml:space="preserve">;</w:t>
+      </w:r>
+      <w:r>
+        <w:t xml:space="preserve"> </w:t>
+      </w:r>
+      <w:r>
+        <w:rPr>
+          <w:rStyle w:val="VerbatimChar"/>
+        </w:rPr>
+        <w:t xml:space="preserve">anno</w:t>
+      </w:r>
+      <w:r>
+        <w:t xml:space="preserve"> </w:t>
+      </w:r>
+      <w:r>
+        <w:rPr>
+          <w:rStyle w:val="VerbatimChar"/>
+        </w:rPr>
+        <w:t xml:space="preserve">--vcfanno_toml</w:t>
+      </w:r>
+      <w:r>
+        <w:t xml:space="preserve">/</w:t>
+      </w:r>
+      <w:r>
+        <w:rPr>
+          <w:rStyle w:val="VerbatimChar"/>
+        </w:rPr>
+        <w:t xml:space="preserve">--species</w:t>
+      </w:r>
+      <w:r>
+        <w:t xml:space="preserve">;</w:t>
+      </w:r>
+      <w:r>
+        <w:t xml:space="preserve"> </w:t>
+      </w:r>
+      <w:r>
+        <w:rPr>
+          <w:rStyle w:val="VerbatimChar"/>
+        </w:rPr>
+        <w:t xml:space="preserve">burden</w:t>
+      </w:r>
+      <w:r>
+        <w:t xml:space="preserve"> </w:t>
+      </w:r>
+      <w:r>
+        <w:rPr>
+          <w:rStyle w:val="VerbatimChar"/>
+        </w:rPr>
+        <w:t xml:space="preserve">--burden_engine</w:t>
+      </w:r>
+      <w:r>
+        <w:t xml:space="preserve">/</w:t>
+      </w:r>
+      <w:r>
+        <w:rPr>
+          <w:rStyle w:val="VerbatimChar"/>
+        </w:rPr>
+        <w:t xml:space="preserve">--burden_af_max</w:t>
+      </w:r>
+      <w:r>
+        <w:t xml:space="preserve">/</w:t>
+      </w:r>
+      <w:r>
+        <w:rPr>
+          <w:rStyle w:val="VerbatimChar"/>
+        </w:rPr>
+        <w:t xml:space="preserve">--burden_csq</w:t>
+      </w:r>
+      <w:r>
+        <w:t xml:space="preserve"> </w:t>
+      </w:r>
+      <w:r>
+        <w:t xml:space="preserve">and</w:t>
+      </w:r>
+      <w:r>
+        <w:t xml:space="preserve"> </w:t>
+      </w:r>
+      <w:r>
+        <w:rPr>
+          <w:rStyle w:val="VerbatimChar"/>
+        </w:rPr>
+        <w:t xml:space="preserve">--cohort_qc_json</w:t>
+      </w:r>
+      <w:r>
+        <w:t xml:space="preserve"> </w:t>
+      </w:r>
+      <w:r>
+        <w:t xml:space="preserve">(ancestry PCs from a prior</w:t>
+      </w:r>
+      <w:r>
+        <w:t xml:space="preserve"> </w:t>
+      </w:r>
+      <w:r>
+        <w:rPr>
+          <w:rStyle w:val="VerbatimChar"/>
+        </w:rPr>
+        <w:t xml:space="preserve">cohortqc</w:t>
+      </w:r>
+      <w:r>
+        <w:t xml:space="preserve"> </w:t>
+      </w:r>
+      <w:r>
+        <w:t xml:space="preserve">run). The CaptureForge</w:t>
+      </w:r>
+      <w:r>
+        <w:t xml:space="preserve"> </w:t>
+      </w:r>
+      <w:r>
+        <w:t xml:space="preserve">metadata (callability, STR catalog, paralog regions, burden groups) is rebuilt from</w:t>
+      </w:r>
+      <w:r>
+        <w:t xml:space="preserve"> </w:t>
+      </w:r>
+      <w:r>
+        <w:rPr>
+          <w:rStyle w:val="VerbatimChar"/>
+        </w:rPr>
+        <w:t xml:space="preserve">--target_bed</w:t>
+      </w:r>
+      <w:r>
+        <w:t xml:space="preserve"> </w:t>
+      </w:r>
+      <w:r>
+        <w:t xml:space="preserve">+</w:t>
+      </w:r>
+      <w:r>
+        <w:t xml:space="preserve"> </w:t>
+      </w:r>
+      <w:r>
+        <w:rPr>
+          <w:rStyle w:val="VerbatimChar"/>
+        </w:rPr>
+        <w:t xml:space="preserve">--cf_metrics_json</w:t>
+      </w:r>
+      <w:r>
+        <w:t xml:space="preserve">/</w:t>
+      </w:r>
+      <w:r>
+        <w:rPr>
+          <w:rStyle w:val="VerbatimChar"/>
+        </w:rPr>
+        <w:t xml:space="preserve">--captureforge_dir</w:t>
+      </w:r>
+      <w:r>
+        <w:t xml:space="preserve"> </w:t>
+      </w:r>
+      <w:r>
+        <w:t xml:space="preserve">exactly as in-pipeline, so those</w:t>
+      </w:r>
+      <w:r>
+        <w:t xml:space="preserve"> </w:t>
+      </w:r>
+      <w:r>
+        <w:t xml:space="preserve">labels appear on standalone outputs too.</w:t>
+      </w:r>
+      <w:r>
+        <w:t xml:space="preserve"> </w:t>
+      </w:r>
+      <w:r>
+        <w:rPr>
+          <w:rStyle w:val="VerbatimChar"/>
+        </w:rPr>
+        <w:t xml:space="preserve">paralog</w:t>
+      </w:r>
+      <w:r>
+        <w:t xml:space="preserve"> </w:t>
+      </w:r>
+      <w:r>
+        <w:t xml:space="preserve">uses the VCF’s own</w:t>
+      </w:r>
+      <w:r>
+        <w:t xml:space="preserve"> </w:t>
+      </w:r>
+      <w:r>
+        <w:rPr>
+          <w:rStyle w:val="VerbatimChar"/>
+        </w:rPr>
+        <w:t xml:space="preserve">MQ</w:t>
+      </w:r>
+      <w:r>
+        <w:t xml:space="preserve"> </w:t>
+      </w:r>
+      <w:r>
+        <w:t xml:space="preserve">(it does</w:t>
+      </w:r>
+      <w:r>
+        <w:t xml:space="preserve"> </w:t>
+      </w:r>
+      <w:r>
+        <w:rPr>
+          <w:b/>
+          <w:bCs/>
+        </w:rPr>
+        <w:t xml:space="preserve">not</w:t>
+      </w:r>
+      <w:r>
+        <w:t xml:space="preserve"> </w:t>
+      </w:r>
+      <w:r>
+        <w:t xml:space="preserve">take BAMs);</w:t>
+      </w:r>
+      <w:r>
+        <w:t xml:space="preserve"> </w:t>
+      </w:r>
+      <w:r>
+        <w:rPr>
+          <w:rStyle w:val="VerbatimChar"/>
+        </w:rPr>
+        <w:t xml:space="preserve">cohortqc</w:t>
+      </w:r>
+      <w:r>
+        <w:t xml:space="preserve"> </w:t>
+      </w:r>
+      <w:r>
+        <w:t xml:space="preserve">needs</w:t>
+      </w:r>
+      <w:r>
+        <w:t xml:space="preserve"> </w:t>
+      </w:r>
+      <w:r>
+        <w:rPr>
+          <w:b/>
+          <w:bCs/>
+        </w:rPr>
+        <w:t xml:space="preserve">both</w:t>
+      </w:r>
+      <w:r>
+        <w:t xml:space="preserve"> </w:t>
+      </w:r>
+      <w:r>
+        <w:t xml:space="preserve">BAMs (somalier/sex) and the joint VCF (missingness/PCA).</w:t>
+      </w:r>
+    </w:p>
+    <w:bookmarkStart w:id="42" w:name="worked-examples"/>
+    <w:p>
+      <w:pPr>
+        <w:pStyle w:val="Heading3"/>
+      </w:pPr>
+      <w:r>
+        <w:t xml:space="preserve">Worked examples</w:t>
+      </w:r>
+    </w:p>
+    <w:p>
+      <w:pPr>
+        <w:pStyle w:val="FirstParagraph"/>
+      </w:pPr>
+      <w:r>
+        <w:rPr>
+          <w:b/>
+          <w:bCs/>
+        </w:rPr>
+        <w:t xml:space="preserve">1 — Re-annotate after an annotation-database update</w:t>
+      </w:r>
+      <w:r>
+        <w:t xml:space="preserve"> </w:t>
+      </w:r>
+      <w:r>
+        <w:t xml:space="preserve">(e.g. a new ClinVar release). Point</w:t>
+      </w:r>
+      <w:r>
+        <w:t xml:space="preserve"> </w:t>
+      </w:r>
+      <w:r>
+        <w:t xml:space="preserve">discovery at the updated database directory and re-run only Stage 11 on the existing</w:t>
+      </w:r>
+      <w:r>
+        <w:t xml:space="preserve"> </w:t>
+      </w:r>
+      <w:r>
+        <w:t xml:space="preserve">paralog-flagged callset:</w:t>
+      </w:r>
+    </w:p>
+    <w:p>
+      <w:pPr>
+        <w:pStyle w:val="SourceCode"/>
+      </w:pPr>
+      <w:r>
+        <w:rPr>
+          <w:rStyle w:val="ExtensionTok"/>
+        </w:rPr>
+        <w:t xml:space="preserve">callforge</w:t>
+      </w:r>
+      <w:r>
+        <w:rPr>
+          <w:rStyle w:val="NormalTok"/>
+        </w:rPr>
+        <w:t xml:space="preserve"> anno </w:t>
+      </w:r>
+      <w:r>
+        <w:rPr>
+          <w:rStyle w:val="DataTypeTok"/>
+        </w:rPr>
+        <w:t xml:space="preserve">\</w:t>
+      </w:r>
+      <w:r>
+        <w:br/>
+      </w:r>
+      <w:r>
+        <w:rPr>
+          <w:rStyle w:val="NormalTok"/>
+        </w:rPr>
+        <w:t xml:space="preserve">    </w:t>
+      </w:r>
+      <w:r>
+        <w:rPr>
+          <w:rStyle w:val="AttributeTok"/>
+        </w:rPr>
+        <w:t xml:space="preserve">--input_vcf</w:t>
+      </w:r>
+      <w:r>
+        <w:rPr>
+          <w:rStyle w:val="NormalTok"/>
+        </w:rPr>
+        <w:t xml:space="preserve"> results/stage10_paralog/paralog.annotated.vcf.gz </w:t>
+      </w:r>
+      <w:r>
+        <w:rPr>
+          <w:rStyle w:val="DataTypeTok"/>
+        </w:rPr>
+        <w:t xml:space="preserve">\</w:t>
+      </w:r>
+      <w:r>
+        <w:br/>
+      </w:r>
+      <w:r>
+        <w:rPr>
+          <w:rStyle w:val="NormalTok"/>
+        </w:rPr>
+        <w:t xml:space="preserve">    </w:t>
+      </w:r>
+      <w:r>
+        <w:rPr>
+          <w:rStyle w:val="AttributeTok"/>
+        </w:rPr>
+        <w:t xml:space="preserve">--genome_fasta</w:t>
+      </w:r>
+      <w:r>
+        <w:rPr>
+          <w:rStyle w:val="NormalTok"/>
+        </w:rPr>
+        <w:t xml:space="preserve"> /refs/GRCh38_noalt.fa </w:t>
+      </w:r>
+      <w:r>
+        <w:rPr>
+          <w:rStyle w:val="DataTypeTok"/>
+        </w:rPr>
+        <w:t xml:space="preserve">\</w:t>
+      </w:r>
+      <w:r>
+        <w:br/>
+      </w:r>
+      <w:r>
+        <w:rPr>
+          <w:rStyle w:val="NormalTok"/>
+        </w:rPr>
+        <w:t xml:space="preserve">    </w:t>
+      </w:r>
+      <w:r>
+        <w:rPr>
+          <w:rStyle w:val="AttributeTok"/>
+        </w:rPr>
+        <w:t xml:space="preserve">--target_bed</w:t>
+      </w:r>
+      <w:r>
+        <w:rPr>
+          <w:rStyle w:val="NormalTok"/>
+        </w:rPr>
+        <w:t xml:space="preserve"> /captureforge/final_covered_targets.bed </w:t>
+      </w:r>
+      <w:r>
+        <w:rPr>
+          <w:rStyle w:val="DataTypeTok"/>
+        </w:rPr>
+        <w:t xml:space="preserve">\</w:t>
+      </w:r>
+      <w:r>
+        <w:br/>
+      </w:r>
+      <w:r>
+        <w:rPr>
+          <w:rStyle w:val="NormalTok"/>
+        </w:rPr>
+        <w:t xml:space="preserve">    </w:t>
+      </w:r>
+      <w:r>
+        <w:rPr>
+          <w:rStyle w:val="AttributeTok"/>
+        </w:rPr>
+        <w:t xml:space="preserve">--resource_dirs</w:t>
+      </w:r>
+      <w:r>
+        <w:rPr>
+          <w:rStyle w:val="NormalTok"/>
+        </w:rPr>
+        <w:t xml:space="preserve"> /refs/annotation_db_2025_06 </w:t>
+      </w:r>
+      <w:r>
+        <w:rPr>
+          <w:rStyle w:val="DataTypeTok"/>
+        </w:rPr>
+        <w:t xml:space="preserve">\</w:t>
+      </w:r>
+      <w:r>
+        <w:br/>
+      </w:r>
+      <w:r>
+        <w:rPr>
+          <w:rStyle w:val="NormalTok"/>
+        </w:rPr>
+        <w:t xml:space="preserve">    </w:t>
+      </w:r>
+      <w:r>
+        <w:rPr>
+          <w:rStyle w:val="AttributeTok"/>
+        </w:rPr>
+        <w:t xml:space="preserve">-profile</w:t>
+      </w:r>
+      <w:r>
+        <w:rPr>
+          <w:rStyle w:val="NormalTok"/>
+        </w:rPr>
+        <w:t xml:space="preserve"> mac_local,conda</w:t>
+      </w:r>
+      <w:r>
+        <w:br/>
+      </w:r>
+      <w:r>
+        <w:rPr>
+          <w:rStyle w:val="CommentTok"/>
+        </w:rPr>
+        <w:t xml:space="preserve"># -&gt; results/standalone/anno_&lt;timestamp&gt;/stage11_annotation/annotated.vcf.gz</w:t>
+      </w:r>
+      <w:r>
+        <w:br/>
+      </w:r>
+      <w:r>
+        <w:rPr>
+          <w:rStyle w:val="CommentTok"/>
+        </w:rPr>
+        <w:t xml:space="preserve">#    + variants.flat.tsv, anno_report.md, anno_provenance.json</w:t>
+      </w:r>
+    </w:p>
+    <w:p>
+      <w:pPr>
+        <w:pStyle w:val="FirstParagraph"/>
+      </w:pPr>
+      <w:r>
+        <w:rPr>
+          <w:b/>
+          <w:bCs/>
+        </w:rPr>
+        <w:t xml:space="preserve">2 — Re-run burden with a new AF cutoff, consequence set, and engine.</w:t>
+      </w:r>
+      <w:r>
+        <w:t xml:space="preserve"> </w:t>
+      </w:r>
+      <w:r>
+        <w:t xml:space="preserve">Reuse the annotated</w:t>
+      </w:r>
+      <w:r>
+        <w:t xml:space="preserve"> </w:t>
+      </w:r>
+      <w:r>
+        <w:t xml:space="preserve">callset; change only the thresholds/engine. Optionally reuse ancestry PCs from a prior</w:t>
+      </w:r>
+      <w:r>
+        <w:t xml:space="preserve"> </w:t>
+      </w:r>
+      <w:r>
+        <w:rPr>
+          <w:rStyle w:val="VerbatimChar"/>
+        </w:rPr>
+        <w:t xml:space="preserve">cohortqc</w:t>
+      </w:r>
+      <w:r>
+        <w:t xml:space="preserve"> </w:t>
+      </w:r>
+      <w:r>
+        <w:t xml:space="preserve">run:</w:t>
+      </w:r>
+    </w:p>
+    <w:p>
+      <w:pPr>
+        <w:pStyle w:val="SourceCode"/>
+      </w:pPr>
+      <w:r>
+        <w:rPr>
+          <w:rStyle w:val="ExtensionTok"/>
+        </w:rPr>
+        <w:t xml:space="preserve">callforge</w:t>
+      </w:r>
+      <w:r>
+        <w:rPr>
+          <w:rStyle w:val="NormalTok"/>
+        </w:rPr>
+        <w:t xml:space="preserve"> burden </w:t>
+      </w:r>
+      <w:r>
+        <w:rPr>
+          <w:rStyle w:val="DataTypeTok"/>
+        </w:rPr>
+        <w:t xml:space="preserve">\</w:t>
+      </w:r>
+      <w:r>
+        <w:br/>
+      </w:r>
+      <w:r>
+        <w:rPr>
+          <w:rStyle w:val="NormalTok"/>
+        </w:rPr>
+        <w:t xml:space="preserve">    </w:t>
+      </w:r>
+      <w:r>
+        <w:rPr>
+          <w:rStyle w:val="AttributeTok"/>
+        </w:rPr>
+        <w:t xml:space="preserve">--input_vcf</w:t>
+      </w:r>
+      <w:r>
+        <w:rPr>
+          <w:rStyle w:val="NormalTok"/>
+        </w:rPr>
+        <w:t xml:space="preserve"> results/stage11_annotation/annotated.vcf.gz </w:t>
+      </w:r>
+      <w:r>
+        <w:rPr>
+          <w:rStyle w:val="DataTypeTok"/>
+        </w:rPr>
+        <w:t xml:space="preserve">\</w:t>
+      </w:r>
+      <w:r>
+        <w:br/>
+      </w:r>
+      <w:r>
+        <w:rPr>
+          <w:rStyle w:val="NormalTok"/>
+        </w:rPr>
+        <w:t xml:space="preserve">    </w:t>
+      </w:r>
+      <w:r>
+        <w:rPr>
+          <w:rStyle w:val="AttributeTok"/>
+        </w:rPr>
+        <w:t xml:space="preserve">--input</w:t>
+      </w:r>
+      <w:r>
+        <w:rPr>
+          <w:rStyle w:val="NormalTok"/>
+        </w:rPr>
+        <w:t xml:space="preserve"> sample_sheet.csv </w:t>
+      </w:r>
+      <w:r>
+        <w:rPr>
+          <w:rStyle w:val="DataTypeTok"/>
+        </w:rPr>
+        <w:t xml:space="preserve">\</w:t>
+      </w:r>
+      <w:r>
+        <w:br/>
+      </w:r>
+      <w:r>
+        <w:rPr>
+          <w:rStyle w:val="NormalTok"/>
+        </w:rPr>
+        <w:t xml:space="preserve">    </w:t>
+      </w:r>
+      <w:r>
+        <w:rPr>
+          <w:rStyle w:val="AttributeTok"/>
+        </w:rPr>
+        <w:t xml:space="preserve">--target_bed</w:t>
+      </w:r>
+      <w:r>
+        <w:rPr>
+          <w:rStyle w:val="NormalTok"/>
+        </w:rPr>
+        <w:t xml:space="preserve"> /captureforge/final_covered_targets.bed </w:t>
+      </w:r>
+      <w:r>
+        <w:rPr>
+          <w:rStyle w:val="DataTypeTok"/>
+        </w:rPr>
+        <w:t xml:space="preserve">\</w:t>
+      </w:r>
+      <w:r>
+        <w:br/>
+      </w:r>
+      <w:r>
+        <w:rPr>
+          <w:rStyle w:val="NormalTok"/>
+        </w:rPr>
+        <w:t xml:space="preserve">    </w:t>
+      </w:r>
+      <w:r>
+        <w:rPr>
+          <w:rStyle w:val="AttributeTok"/>
+        </w:rPr>
+        <w:t xml:space="preserve">--burden_af_max</w:t>
+      </w:r>
+      <w:r>
+        <w:rPr>
+          <w:rStyle w:val="NormalTok"/>
+        </w:rPr>
+        <w:t xml:space="preserve"> 0.005 </w:t>
+      </w:r>
+      <w:r>
+        <w:rPr>
+          <w:rStyle w:val="DataTypeTok"/>
+        </w:rPr>
+        <w:t xml:space="preserve">\</w:t>
+      </w:r>
+      <w:r>
+        <w:br/>
+      </w:r>
+      <w:r>
+        <w:rPr>
+          <w:rStyle w:val="NormalTok"/>
+        </w:rPr>
+        <w:t xml:space="preserve">    </w:t>
+      </w:r>
+      <w:r>
+        <w:rPr>
+          <w:rStyle w:val="AttributeTok"/>
+        </w:rPr>
+        <w:t xml:space="preserve">--burden_csq</w:t>
+      </w:r>
+      <w:r>
+        <w:rPr>
+          <w:rStyle w:val="NormalTok"/>
+        </w:rPr>
+        <w:t xml:space="preserve"> </w:t>
+      </w:r>
+      <w:r>
+        <w:rPr>
+          <w:rStyle w:val="StringTok"/>
+        </w:rPr>
+        <w:t xml:space="preserve">'frameshift_variant,stop_gained,splice_acceptor_variant,splice_donor_variant'</w:t>
+      </w:r>
+      <w:r>
+        <w:rPr>
+          <w:rStyle w:val="NormalTok"/>
+        </w:rPr>
+        <w:t xml:space="preserve"> </w:t>
+      </w:r>
+      <w:r>
+        <w:rPr>
+          <w:rStyle w:val="DataTypeTok"/>
+        </w:rPr>
+        <w:t xml:space="preserve">\</w:t>
+      </w:r>
+      <w:r>
+        <w:br/>
+      </w:r>
+      <w:r>
+        <w:rPr>
+          <w:rStyle w:val="NormalTok"/>
+        </w:rPr>
+        <w:t xml:space="preserve">    </w:t>
+      </w:r>
+      <w:r>
+        <w:rPr>
+          <w:rStyle w:val="AttributeTok"/>
+        </w:rPr>
+        <w:t xml:space="preserve">--burden_engine</w:t>
+      </w:r>
+      <w:r>
+        <w:rPr>
+          <w:rStyle w:val="NormalTok"/>
+        </w:rPr>
+        <w:t xml:space="preserve"> regenie </w:t>
+      </w:r>
+      <w:r>
+        <w:rPr>
+          <w:rStyle w:val="DataTypeTok"/>
+        </w:rPr>
+        <w:t xml:space="preserve">\</w:t>
+      </w:r>
+      <w:r>
+        <w:br/>
+      </w:r>
+      <w:r>
+        <w:rPr>
+          <w:rStyle w:val="NormalTok"/>
+        </w:rPr>
+        <w:t xml:space="preserve">    </w:t>
+      </w:r>
+      <w:r>
+        <w:rPr>
+          <w:rStyle w:val="AttributeTok"/>
+        </w:rPr>
+        <w:t xml:space="preserve">--cohort_qc_json</w:t>
+      </w:r>
+      <w:r>
+        <w:rPr>
+          <w:rStyle w:val="NormalTok"/>
+        </w:rPr>
+        <w:t xml:space="preserve"> results/stage12_cohortqc/cohort_qc.json </w:t>
+      </w:r>
+      <w:r>
+        <w:rPr>
+          <w:rStyle w:val="DataTypeTok"/>
+        </w:rPr>
+        <w:t xml:space="preserve">\</w:t>
+      </w:r>
+      <w:r>
+        <w:br/>
+      </w:r>
+      <w:r>
+        <w:rPr>
+          <w:rStyle w:val="NormalTok"/>
+        </w:rPr>
+        <w:t xml:space="preserve">    </w:t>
+      </w:r>
+      <w:r>
+        <w:rPr>
+          <w:rStyle w:val="AttributeTok"/>
+        </w:rPr>
+        <w:t xml:space="preserve">-profile</w:t>
+      </w:r>
+      <w:r>
+        <w:rPr>
+          <w:rStyle w:val="NormalTok"/>
+        </w:rPr>
+        <w:t xml:space="preserve"> mac_local,conda</w:t>
+      </w:r>
+      <w:r>
+        <w:br/>
+      </w:r>
+      <w:r>
+        <w:rPr>
+          <w:rStyle w:val="CommentTok"/>
+        </w:rPr>
+        <w:t xml:space="preserve"># -&gt; results/standalone/burden_&lt;timestamp&gt;/stage14_burden/burden_results.tsv</w:t>
+      </w:r>
+      <w:r>
+        <w:br/>
+      </w:r>
+      <w:r>
+        <w:rPr>
+          <w:rStyle w:val="CommentTok"/>
+        </w:rPr>
+        <w:t xml:space="preserve">#    (engine column stamps the method) + burden_report.md, burden_provenance.json</w:t>
+      </w:r>
+    </w:p>
+    <w:p>
+      <w:pPr>
+        <w:pStyle w:val="FirstParagraph"/>
+      </w:pPr>
+      <w:r>
+        <w:rPr>
+          <w:b/>
+          <w:bCs/>
+        </w:rPr>
+        <w:t xml:space="preserve">3 — Re-call CNV with different segmentation.</w:t>
+      </w:r>
+      <w:r>
+        <w:t xml:space="preserve"> </w:t>
+      </w:r>
+      <w:r>
+        <w:t xml:space="preserve">Re-run Stage 8 on the same BAMs with a</w:t>
+      </w:r>
+      <w:r>
+        <w:t xml:space="preserve"> </w:t>
+      </w:r>
+      <w:r>
+        <w:t xml:space="preserve">different CNVkit method/segmenter (the calls stay CaptureForge-callability-labelled):</w:t>
+      </w:r>
+    </w:p>
+    <w:p>
+      <w:pPr>
+        <w:pStyle w:val="SourceCode"/>
+      </w:pPr>
+      <w:r>
+        <w:rPr>
+          <w:rStyle w:val="ExtensionTok"/>
+        </w:rPr>
+        <w:t xml:space="preserve">callforge</w:t>
+      </w:r>
+      <w:r>
+        <w:rPr>
+          <w:rStyle w:val="NormalTok"/>
+        </w:rPr>
+        <w:t xml:space="preserve"> cnv </w:t>
+      </w:r>
+      <w:r>
+        <w:rPr>
+          <w:rStyle w:val="DataTypeTok"/>
+        </w:rPr>
+        <w:t xml:space="preserve">\</w:t>
+      </w:r>
+      <w:r>
+        <w:br/>
+      </w:r>
+      <w:r>
+        <w:rPr>
+          <w:rStyle w:val="NormalTok"/>
+        </w:rPr>
+        <w:t xml:space="preserve">    </w:t>
+      </w:r>
+      <w:r>
+        <w:rPr>
+          <w:rStyle w:val="AttributeTok"/>
+        </w:rPr>
+        <w:t xml:space="preserve">--input_bams</w:t>
+      </w:r>
+      <w:r>
+        <w:rPr>
+          <w:rStyle w:val="NormalTok"/>
+        </w:rPr>
+        <w:t xml:space="preserve"> </w:t>
+      </w:r>
+      <w:r>
+        <w:rPr>
+          <w:rStyle w:val="StringTok"/>
+        </w:rPr>
+        <w:t xml:space="preserve">'results/standalone/align_*/stage4_postalign/*.analysis.bam'</w:t>
+      </w:r>
+      <w:r>
+        <w:rPr>
+          <w:rStyle w:val="NormalTok"/>
+        </w:rPr>
+        <w:t xml:space="preserve"> </w:t>
+      </w:r>
+      <w:r>
+        <w:rPr>
+          <w:rStyle w:val="DataTypeTok"/>
+        </w:rPr>
+        <w:t xml:space="preserve">\</w:t>
+      </w:r>
+      <w:r>
+        <w:br/>
+      </w:r>
+      <w:r>
+        <w:rPr>
+          <w:rStyle w:val="NormalTok"/>
+        </w:rPr>
+        <w:t xml:space="preserve">    </w:t>
+      </w:r>
+      <w:r>
+        <w:rPr>
+          <w:rStyle w:val="AttributeTok"/>
+        </w:rPr>
+        <w:t xml:space="preserve">--genome_fasta</w:t>
+      </w:r>
+      <w:r>
+        <w:rPr>
+          <w:rStyle w:val="NormalTok"/>
+        </w:rPr>
+        <w:t xml:space="preserve"> /refs/GRCh38_noalt.fa </w:t>
+      </w:r>
+      <w:r>
+        <w:rPr>
+          <w:rStyle w:val="DataTypeTok"/>
+        </w:rPr>
+        <w:t xml:space="preserve">\</w:t>
+      </w:r>
+      <w:r>
+        <w:br/>
+      </w:r>
+      <w:r>
+        <w:rPr>
+          <w:rStyle w:val="NormalTok"/>
+        </w:rPr>
+        <w:t xml:space="preserve">    </w:t>
+      </w:r>
+      <w:r>
+        <w:rPr>
+          <w:rStyle w:val="AttributeTok"/>
+        </w:rPr>
+        <w:t xml:space="preserve">--target_bed</w:t>
+      </w:r>
+      <w:r>
+        <w:rPr>
+          <w:rStyle w:val="NormalTok"/>
+        </w:rPr>
+        <w:t xml:space="preserve"> /captureforge/final_covered_targets.bed </w:t>
+      </w:r>
+      <w:r>
+        <w:rPr>
+          <w:rStyle w:val="DataTypeTok"/>
+        </w:rPr>
+        <w:t xml:space="preserve">\</w:t>
+      </w:r>
+      <w:r>
+        <w:br/>
+      </w:r>
+      <w:r>
+        <w:rPr>
+          <w:rStyle w:val="NormalTok"/>
+        </w:rPr>
+        <w:t xml:space="preserve">    </w:t>
+      </w:r>
+      <w:r>
+        <w:rPr>
+          <w:rStyle w:val="AttributeTok"/>
+        </w:rPr>
+        <w:t xml:space="preserve">--cf_metrics_json</w:t>
+      </w:r>
+      <w:r>
+        <w:rPr>
+          <w:rStyle w:val="NormalTok"/>
+        </w:rPr>
+        <w:t xml:space="preserve"> /captureforge/results/full_run/stage9_qc/metrics.json </w:t>
+      </w:r>
+      <w:r>
+        <w:rPr>
+          <w:rStyle w:val="DataTypeTok"/>
+        </w:rPr>
+        <w:t xml:space="preserve">\</w:t>
+      </w:r>
+      <w:r>
+        <w:br/>
+      </w:r>
+      <w:r>
+        <w:rPr>
+          <w:rStyle w:val="NormalTok"/>
+        </w:rPr>
+        <w:t xml:space="preserve">    </w:t>
+      </w:r>
+      <w:r>
+        <w:rPr>
+          <w:rStyle w:val="AttributeTok"/>
+        </w:rPr>
+        <w:t xml:space="preserve">--cnv_method</w:t>
+      </w:r>
+      <w:r>
+        <w:rPr>
+          <w:rStyle w:val="NormalTok"/>
+        </w:rPr>
+        <w:t xml:space="preserve"> hybrid </w:t>
+      </w:r>
+      <w:r>
+        <w:rPr>
+          <w:rStyle w:val="AttributeTok"/>
+        </w:rPr>
+        <w:t xml:space="preserve">--cnv_segment_method</w:t>
+      </w:r>
+      <w:r>
+        <w:rPr>
+          <w:rStyle w:val="NormalTok"/>
+        </w:rPr>
+        <w:t xml:space="preserve"> cbs </w:t>
+      </w:r>
+      <w:r>
+        <w:rPr>
+          <w:rStyle w:val="DataTypeTok"/>
+        </w:rPr>
+        <w:t xml:space="preserve">\</w:t>
+      </w:r>
+      <w:r>
+        <w:br/>
+      </w:r>
+      <w:r>
+        <w:rPr>
+          <w:rStyle w:val="NormalTok"/>
+        </w:rPr>
+        <w:t xml:space="preserve">    </w:t>
+      </w:r>
+      <w:r>
+        <w:rPr>
+          <w:rStyle w:val="AttributeTok"/>
+        </w:rPr>
+        <w:t xml:space="preserve">-profile</w:t>
+      </w:r>
+      <w:r>
+        <w:rPr>
+          <w:rStyle w:val="NormalTok"/>
+        </w:rPr>
+        <w:t xml:space="preserve"> mac_local,conda</w:t>
+      </w:r>
+      <w:r>
+        <w:br/>
+      </w:r>
+      <w:r>
+        <w:rPr>
+          <w:rStyle w:val="CommentTok"/>
+        </w:rPr>
+        <w:t xml:space="preserve"># -&gt; results/standalone/cnv_&lt;timestamp&gt;/stage8_cnv/cnv_calls.tsv</w:t>
+      </w:r>
+      <w:r>
+        <w:br/>
+      </w:r>
+      <w:r>
+        <w:rPr>
+          <w:rStyle w:val="CommentTok"/>
+        </w:rPr>
+        <w:t xml:space="preserve">#    (each call labelled callable | breakpoint_blind_low_confidence) + cnv_report.md</w:t>
+      </w:r>
+    </w:p>
+    <w:p>
+      <w:pPr>
+        <w:pStyle w:val="FirstParagraph"/>
+      </w:pPr>
+      <w:r>
+        <w:t xml:space="preserve">(The alternative SNV caller is available the same way:</w:t>
+      </w:r>
+      <w:r>
+        <w:t xml:space="preserve"> </w:t>
+      </w:r>
+      <w:r>
+        <w:rPr>
+          <w:rStyle w:val="VerbatimChar"/>
+        </w:rPr>
+        <w:t xml:space="preserve">callforge call --caller deepvariant …</w:t>
+      </w:r>
+      <w:r>
+        <w:t xml:space="preserve"> </w:t>
+      </w:r>
+      <w:r>
+        <w:t xml:space="preserve">runs DeepVariant + GLnexus instead of GATK; see §8.8.)</w:t>
+      </w:r>
+    </w:p>
+    <w:bookmarkEnd w:id="42"/>
+    <w:bookmarkEnd w:id="43"/>
+    <w:bookmarkEnd w:id="44"/>
+    <w:bookmarkStart w:id="78" w:name="quality-control"/>
+    <w:p>
+      <w:pPr>
+        <w:pStyle w:val="Heading1"/>
+      </w:pPr>
+      <w:r>
+        <w:t xml:space="preserve">9. Quality control</w:t>
+      </w:r>
+    </w:p>
+    <w:p>
+      <w:pPr>
+        <w:pStyle w:val="FirstParagraph"/>
+      </w:pPr>
+      <w:r>
+        <w:t xml:space="preserve">CallForge’s QC philosophy:</w:t>
+      </w:r>
+      <w:r>
+        <w:t xml:space="preserve"> </w:t>
+      </w:r>
+      <w:r>
+        <w:rPr>
+          <w:b/>
+          <w:bCs/>
+        </w:rPr>
+        <w:t xml:space="preserve">a plot at every applicable stage</w:t>
+      </w:r>
+      <w:r>
+        <w:t xml:space="preserve"> </w:t>
+      </w:r>
+      <w:r>
+        <w:t xml:space="preserve">(each with a one-line</w:t>
+      </w:r>
+      <w:r>
+        <w:t xml:space="preserve"> </w:t>
+      </w:r>
+      <w:r>
+        <w:t xml:space="preserve">caption), gates that</w:t>
+      </w:r>
+      <w:r>
+        <w:t xml:space="preserve"> </w:t>
+      </w:r>
+      <w:r>
+        <w:rPr>
+          <w:b/>
+          <w:bCs/>
+        </w:rPr>
         <w:t xml:space="preserve">flag and quarantine</w:t>
       </w:r>
       <w:r>
@@ -12280,7 +15048,7 @@
         <w:t xml:space="preserve">the machinery; real numbers come from a real cohort.</w:t>
       </w:r>
     </w:p>
-    <w:bookmarkStart w:id="61" w:name="read-alignment-qc-stages-14"/>
+    <w:bookmarkStart w:id="63" w:name="read-alignment-qc-stages-14"/>
     <w:p>
       <w:pPr>
         <w:pStyle w:val="Heading2"/>
@@ -12298,18 +15066,18 @@
           <wp:inline>
             <wp:extent cx="3200400" cy="2936019"/>
             <wp:effectExtent b="0" l="0" r="0" t="0"/>
-            <wp:docPr descr="Percent of reads mapped and properly paired per sample (alignment success)." title="" id="44" name="Picture"/>
+            <wp:docPr descr="Percent of reads mapped and properly paired per sample (alignment success)." title="" id="46" name="Picture"/>
             <a:graphic>
               <a:graphicData uri="http://schemas.openxmlformats.org/drawingml/2006/picture">
                 <pic:pic>
                   <pic:nvPicPr>
-                    <pic:cNvPr descr="figures/mapping_rate.png" id="45" name="Picture"/>
+                    <pic:cNvPr descr="figures/mapping_rate.png" id="47" name="Picture"/>
                     <pic:cNvPicPr>
                       <a:picLocks noChangeArrowheads="1" noChangeAspect="1"/>
                     </pic:cNvPicPr>
                   </pic:nvPicPr>
                   <pic:blipFill>
-                    <a:blip r:embed="rId43"/>
+                    <a:blip r:embed="rId45"/>
                     <a:stretch>
                       <a:fillRect/>
                     </a:stretch>
@@ -12353,18 +15121,18 @@
           <wp:inline>
             <wp:extent cx="2933700" cy="2743031"/>
             <wp:effectExtent b="0" l="0" r="0" t="0"/>
-            <wp:docPr descr="Percent of bases on the capture target per sample (capture specificity)." title="" id="47" name="Picture"/>
+            <wp:docPr descr="Percent of bases on the capture target per sample (capture specificity)." title="" id="49" name="Picture"/>
             <a:graphic>
               <a:graphicData uri="http://schemas.openxmlformats.org/drawingml/2006/picture">
                 <pic:pic>
                   <pic:nvPicPr>
-                    <pic:cNvPr descr="figures/on_target_enrichment_ontarget.png" id="48" name="Picture"/>
+                    <pic:cNvPr descr="figures/on_target_enrichment_ontarget.png" id="50" name="Picture"/>
                     <pic:cNvPicPr>
                       <a:picLocks noChangeArrowheads="1" noChangeAspect="1"/>
                     </pic:cNvPicPr>
                   </pic:nvPicPr>
                   <pic:blipFill>
-                    <a:blip r:embed="rId46"/>
+                    <a:blip r:embed="rId48"/>
                     <a:stretch>
                       <a:fillRect/>
                     </a:stretch>
@@ -12408,18 +15176,18 @@
           <wp:inline>
             <wp:extent cx="2933700" cy="2718934"/>
             <wp:effectExtent b="0" l="0" r="0" t="0"/>
-            <wp:docPr descr="Fold-enrichment of on-target vs genome-average coverage (capture performance)." title="" id="50" name="Picture"/>
+            <wp:docPr descr="Fold-enrichment of on-target vs genome-average coverage (capture performance)." title="" id="52" name="Picture"/>
             <a:graphic>
               <a:graphicData uri="http://schemas.openxmlformats.org/drawingml/2006/picture">
                 <pic:pic>
                   <pic:nvPicPr>
-                    <pic:cNvPr descr="figures/on_target_enrichment_fold.png" id="51" name="Picture"/>
+                    <pic:cNvPr descr="figures/on_target_enrichment_fold.png" id="53" name="Picture"/>
                     <pic:cNvPicPr>
                       <a:picLocks noChangeArrowheads="1" noChangeAspect="1"/>
                     </pic:cNvPicPr>
                   </pic:nvPicPr>
                   <pic:blipFill>
-                    <a:blip r:embed="rId49"/>
+                    <a:blip r:embed="rId51"/>
                     <a:stretch>
                       <a:fillRect/>
                     </a:stretch>
@@ -12463,18 +15231,18 @@
           <wp:inline>
             <wp:extent cx="2933700" cy="2604533"/>
             <wp:effectExtent b="0" l="0" r="0" t="0"/>
-            <wp:docPr descr="FOLD_80_BASE_PENALTY: fold extra sequencing for 80% of targets to reach the mean (1.0 = perfectly uniform)." title="" id="53" name="Picture"/>
+            <wp:docPr descr="FOLD_80_BASE_PENALTY: fold extra sequencing for 80% of targets to reach the mean (1.0 = perfectly uniform)." title="" id="55" name="Picture"/>
             <a:graphic>
               <a:graphicData uri="http://schemas.openxmlformats.org/drawingml/2006/picture">
                 <pic:pic>
                   <pic:nvPicPr>
-                    <pic:cNvPr descr="figures/coverage_uniformity.png" id="54" name="Picture"/>
+                    <pic:cNvPr descr="figures/coverage_uniformity.png" id="56" name="Picture"/>
                     <pic:cNvPicPr>
                       <a:picLocks noChangeArrowheads="1" noChangeAspect="1"/>
                     </pic:cNvPicPr>
                   </pic:nvPicPr>
                   <pic:blipFill>
-                    <a:blip r:embed="rId52"/>
+                    <a:blip r:embed="rId54"/>
                     <a:stretch>
                       <a:fillRect/>
                     </a:stretch>
@@ -12518,18 +15286,18 @@
           <wp:inline>
             <wp:extent cx="3200400" cy="2859616"/>
             <wp:effectExtent b="0" l="0" r="0" t="0"/>
-            <wp:docPr descr="Mean coverage depth per target gene per sample; spot under-covered genes (e.g. CR1/CFH)." title="" id="56" name="Picture"/>
+            <wp:docPr descr="Mean coverage depth per target gene per sample; spot under-covered genes (e.g. CR1/CFH)." title="" id="58" name="Picture"/>
             <a:graphic>
               <a:graphicData uri="http://schemas.openxmlformats.org/drawingml/2006/picture">
                 <pic:pic>
                   <pic:nvPicPr>
-                    <pic:cNvPr descr="figures/per_gene_depth.png" id="57" name="Picture"/>
+                    <pic:cNvPr descr="figures/per_gene_depth.png" id="59" name="Picture"/>
                     <pic:cNvPicPr>
                       <a:picLocks noChangeArrowheads="1" noChangeAspect="1"/>
                     </pic:cNvPicPr>
                   </pic:nvPicPr>
                   <pic:blipFill>
-                    <a:blip r:embed="rId55"/>
+                    <a:blip r:embed="rId57"/>
                     <a:stretch>
                       <a:fillRect/>
                     </a:stretch>
@@ -12573,18 +15341,18 @@
           <wp:inline>
             <wp:extent cx="2933700" cy="2201172"/>
             <wp:effectExtent b="0" l="0" r="0" t="0"/>
-            <wp:docPr descr="Fraction of target bases covered at &gt;= each depth, per sample (sensitivity for calling)." title="" id="59" name="Picture"/>
+            <wp:docPr descr="Fraction of target bases covered at &gt;= each depth, per sample (sensitivity for calling)." title="" id="61" name="Picture"/>
             <a:graphic>
               <a:graphicData uri="http://schemas.openxmlformats.org/drawingml/2006/picture">
                 <pic:pic>
                   <pic:nvPicPr>
-                    <pic:cNvPr descr="figures/coverage_cumulative.png" id="60" name="Picture"/>
+                    <pic:cNvPr descr="figures/coverage_cumulative.png" id="62" name="Picture"/>
                     <pic:cNvPicPr>
                       <a:picLocks noChangeArrowheads="1" noChangeAspect="1"/>
                     </pic:cNvPicPr>
                   </pic:nvPicPr>
                   <pic:blipFill>
-                    <a:blip r:embed="rId58"/>
+                    <a:blip r:embed="rId60"/>
                     <a:stretch>
                       <a:fillRect/>
                     </a:stretch>
@@ -12686,8 +15454,8 @@
         <w:t xml:space="preserve">otherwise.</w:t>
       </w:r>
     </w:p>
-    <w:bookmarkEnd w:id="61"/>
-    <w:bookmarkStart w:id="74" w:name="per-sample-qc-gate-quarantine-stage-5"/>
+    <w:bookmarkEnd w:id="63"/>
+    <w:bookmarkStart w:id="76" w:name="per-sample-qc-gate-quarantine-stage-5"/>
     <w:p>
       <w:pPr>
         <w:pStyle w:val="Heading2"/>
@@ -12705,18 +15473,18 @@
           <wp:inline>
             <wp:extent cx="3733800" cy="2391679"/>
             <wp:effectExtent b="0" l="0" r="0" t="0"/>
-            <wp:docPr descr="Per-sample QC checks (green=pass, red=fail, grey=not assessed); sample label shows the gate decision. Quarantined samples are kept and reported, not dropped." title="" id="63" name="Picture"/>
+            <wp:docPr descr="Per-sample QC checks (green=pass, red=fail, grey=not assessed); sample label shows the gate decision. Quarantined samples are kept and reported, not dropped." title="" id="65" name="Picture"/>
             <a:graphic>
               <a:graphicData uri="http://schemas.openxmlformats.org/drawingml/2006/picture">
                 <pic:pic>
                   <pic:nvPicPr>
-                    <pic:cNvPr descr="figures/qc_scorecard.png" id="64" name="Picture"/>
+                    <pic:cNvPr descr="figures/qc_scorecard.png" id="66" name="Picture"/>
                     <pic:cNvPicPr>
                       <a:picLocks noChangeArrowheads="1" noChangeAspect="1"/>
                     </pic:cNvPicPr>
                   </pic:nvPicPr>
                   <pic:blipFill>
-                    <a:blip r:embed="rId62"/>
+                    <a:blip r:embed="rId64"/>
                     <a:stretch>
                       <a:fillRect/>
                     </a:stretch>
@@ -12872,18 +15640,18 @@
           <wp:inline>
             <wp:extent cx="2933700" cy="2225690"/>
             <wp:effectExtent b="0" l="0" r="0" t="0"/>
-            <wp:docPr descr="Distribution of per-sample mean target depth across the cohort vs the gate threshold." title="" id="66" name="Picture"/>
+            <wp:docPr descr="Distribution of per-sample mean target depth across the cohort vs the gate threshold." title="" id="68" name="Picture"/>
             <a:graphic>
               <a:graphicData uri="http://schemas.openxmlformats.org/drawingml/2006/picture">
                 <pic:pic>
                   <pic:nvPicPr>
-                    <pic:cNvPr descr="figures/cohort_coverage_dist.png" id="67" name="Picture"/>
+                    <pic:cNvPr descr="figures/cohort_coverage_dist.png" id="69" name="Picture"/>
                     <pic:cNvPicPr>
                       <a:picLocks noChangeArrowheads="1" noChangeAspect="1"/>
                     </pic:cNvPicPr>
                   </pic:nvPicPr>
                   <pic:blipFill>
-                    <a:blip r:embed="rId65"/>
+                    <a:blip r:embed="rId67"/>
                     <a:stretch>
                       <a:fillRect/>
                     </a:stretch>
@@ -12927,18 +15695,18 @@
           <wp:inline>
             <wp:extent cx="2933700" cy="2522892"/>
             <wp:effectExtent b="0" l="0" r="0" t="0"/>
-            <wp:docPr descr="VerifyBamID2 FREEMIX contamination estimate per sample vs threshold (grey note if no SVD panel available)." title="" id="69" name="Picture"/>
+            <wp:docPr descr="VerifyBamID2 FREEMIX contamination estimate per sample vs threshold (grey note if no SVD panel available)." title="" id="71" name="Picture"/>
             <a:graphic>
               <a:graphicData uri="http://schemas.openxmlformats.org/drawingml/2006/picture">
                 <pic:pic>
                   <pic:nvPicPr>
-                    <pic:cNvPr descr="figures/contamination.png" id="70" name="Picture"/>
+                    <pic:cNvPr descr="figures/contamination.png" id="72" name="Picture"/>
                     <pic:cNvPicPr>
                       <a:picLocks noChangeArrowheads="1" noChangeAspect="1"/>
                     </pic:cNvPicPr>
                   </pic:nvPicPr>
                   <pic:blipFill>
-                    <a:blip r:embed="rId68"/>
+                    <a:blip r:embed="rId70"/>
                     <a:stretch>
                       <a:fillRect/>
                     </a:stretch>
@@ -12982,18 +15750,18 @@
           <wp:inline>
             <wp:extent cx="2933700" cy="2281766"/>
             <wp:effectExtent b="0" l="0" r="0" t="0"/>
-            <wp:docPr descr="Declared vs inferred sex per sample (grey note if the panel has no X/Y targets to infer from)." title="" id="72" name="Picture"/>
+            <wp:docPr descr="Declared vs inferred sex per sample (grey note if the panel has no X/Y targets to infer from)." title="" id="74" name="Picture"/>
             <a:graphic>
               <a:graphicData uri="http://schemas.openxmlformats.org/drawingml/2006/picture">
                 <pic:pic>
                   <pic:nvPicPr>
-                    <pic:cNvPr descr="figures/sex_check.png" id="73" name="Picture"/>
+                    <pic:cNvPr descr="figures/sex_check.png" id="75" name="Picture"/>
                     <pic:cNvPicPr>
                       <a:picLocks noChangeArrowheads="1" noChangeAspect="1"/>
                     </pic:cNvPicPr>
                   </pic:nvPicPr>
                   <pic:blipFill>
-                    <a:blip r:embed="rId71"/>
+                    <a:blip r:embed="rId73"/>
                     <a:stretch>
                       <a:fillRect/>
                     </a:stretch>
@@ -13028,8 +15796,8 @@
         <w:t xml:space="preserve">Declared vs inferred sex per sample (grey note if the panel has no X/Y targets to infer from).</w:t>
       </w:r>
     </w:p>
-    <w:bookmarkEnd w:id="74"/>
-    <w:bookmarkStart w:id="75" w:name="cohort-qc-dashboard-multiqc-stage-15"/>
+    <w:bookmarkEnd w:id="76"/>
+    <w:bookmarkStart w:id="77" w:name="cohort-qc-dashboard-multiqc-stage-15"/>
     <w:p>
       <w:pPr>
         <w:pStyle w:val="Heading2"/>
@@ -13107,9 +15875,9 @@
         <w:t xml:space="preserve">aggregates the per-tool outputs (FastQC, fastp, Picard, samtools, mosdepth).</w:t>
       </w:r>
     </w:p>
-    <w:bookmarkEnd w:id="75"/>
-    <w:bookmarkEnd w:id="76"/>
-    <w:bookmarkStart w:id="152" w:name="stage-details-their-plots"/>
+    <w:bookmarkEnd w:id="77"/>
+    <w:bookmarkEnd w:id="78"/>
+    <w:bookmarkStart w:id="154" w:name="stage-details-their-plots"/>
     <w:p>
       <w:pPr>
         <w:pStyle w:val="Heading1"/>
@@ -13118,7 +15886,7 @@
         <w:t xml:space="preserve">10. Stage details &amp; their plots</w:t>
       </w:r>
     </w:p>
-    <w:bookmarkStart w:id="95" w:name="snvindel-calling-filtering-stages-67"/>
+    <w:bookmarkStart w:id="97" w:name="snvindel-calling-filtering-stages-67"/>
     <w:p>
       <w:pPr>
         <w:pStyle w:val="Heading2"/>
@@ -13136,18 +15904,18 @@
           <wp:inline>
             <wp:extent cx="2933700" cy="2596493"/>
             <wp:effectExtent b="0" l="0" r="0" t="0"/>
-            <wp:docPr descr="Per-sample count of non-reference genotypes in the joint callset (calling yield)." title="" id="78" name="Picture"/>
+            <wp:docPr descr="Per-sample count of non-reference genotypes in the joint callset (calling yield)." title="" id="80" name="Picture"/>
             <a:graphic>
               <a:graphicData uri="http://schemas.openxmlformats.org/drawingml/2006/picture">
                 <pic:pic>
                   <pic:nvPicPr>
-                    <pic:cNvPr descr="figures/variants_per_sample.png" id="79" name="Picture"/>
+                    <pic:cNvPr descr="figures/variants_per_sample.png" id="81" name="Picture"/>
                     <pic:cNvPicPr>
                       <a:picLocks noChangeArrowheads="1" noChangeAspect="1"/>
                     </pic:cNvPicPr>
                   </pic:nvPicPr>
                   <pic:blipFill>
-                    <a:blip r:embed="rId77"/>
+                    <a:blip r:embed="rId79"/>
                     <a:stretch>
                       <a:fillRect/>
                     </a:stretch>
@@ -13191,18 +15959,18 @@
           <wp:inline>
             <wp:extent cx="2933700" cy="2538144"/>
             <wp:effectExtent b="0" l="0" r="0" t="0"/>
-            <wp:docPr descr="Transition/transversion ratio per sample; whole-exome ~3.0, smaller panels vary (calling quality)." title="" id="81" name="Picture"/>
+            <wp:docPr descr="Transition/transversion ratio per sample; whole-exome ~3.0, smaller panels vary (calling quality)." title="" id="83" name="Picture"/>
             <a:graphic>
               <a:graphicData uri="http://schemas.openxmlformats.org/drawingml/2006/picture">
                 <pic:pic>
                   <pic:nvPicPr>
-                    <pic:cNvPr descr="figures/titv_per_sample.png" id="82" name="Picture"/>
+                    <pic:cNvPr descr="figures/titv_per_sample.png" id="84" name="Picture"/>
                     <pic:cNvPicPr>
                       <a:picLocks noChangeArrowheads="1" noChangeAspect="1"/>
                     </pic:cNvPicPr>
                   </pic:nvPicPr>
                   <pic:blipFill>
-                    <a:blip r:embed="rId80"/>
+                    <a:blip r:embed="rId82"/>
                     <a:stretch>
                       <a:fillRect/>
                     </a:stretch>
@@ -13246,18 +16014,18 @@
           <wp:inline>
             <wp:extent cx="2933700" cy="2538144"/>
             <wp:effectExtent b="0" l="0" r="0" t="0"/>
-            <wp:docPr descr="Heterozygous-to-homozygous-alt ratio per sample; extreme values flag sample-quality issues." title="" id="84" name="Picture"/>
+            <wp:docPr descr="Heterozygous-to-homozygous-alt ratio per sample; extreme values flag sample-quality issues." title="" id="86" name="Picture"/>
             <a:graphic>
               <a:graphicData uri="http://schemas.openxmlformats.org/drawingml/2006/picture">
                 <pic:pic>
                   <pic:nvPicPr>
-                    <pic:cNvPr descr="figures/het_hom_per_sample.png" id="85" name="Picture"/>
+                    <pic:cNvPr descr="figures/het_hom_per_sample.png" id="87" name="Picture"/>
                     <pic:cNvPicPr>
                       <a:picLocks noChangeArrowheads="1" noChangeAspect="1"/>
                     </pic:cNvPicPr>
                   </pic:nvPicPr>
                   <pic:blipFill>
-                    <a:blip r:embed="rId83"/>
+                    <a:blip r:embed="rId85"/>
                     <a:stretch>
                       <a:fillRect/>
                     </a:stretch>
@@ -13301,18 +16069,18 @@
           <wp:inline>
             <wp:extent cx="2667000" cy="2245491"/>
             <wp:effectExtent b="0" l="0" r="0" t="0"/>
-            <wp:docPr descr="Variant counts before and after GATK hard-filtering, by type (sites retained)." title="" id="87" name="Picture"/>
+            <wp:docPr descr="Variant counts before and after GATK hard-filtering, by type (sites retained)." title="" id="89" name="Picture"/>
             <a:graphic>
               <a:graphicData uri="http://schemas.openxmlformats.org/drawingml/2006/picture">
                 <pic:pic>
                   <pic:nvPicPr>
-                    <pic:cNvPr descr="figures/filter_before_after.png" id="88" name="Picture"/>
+                    <pic:cNvPr descr="figures/filter_before_after.png" id="90" name="Picture"/>
                     <pic:cNvPicPr>
                       <a:picLocks noChangeArrowheads="1" noChangeAspect="1"/>
                     </pic:cNvPicPr>
                   </pic:nvPicPr>
                   <pic:blipFill>
-                    <a:blip r:embed="rId86"/>
+                    <a:blip r:embed="rId88"/>
                     <a:stretch>
                       <a:fillRect/>
                     </a:stretch>
@@ -13356,18 +16124,18 @@
           <wp:inline>
             <wp:extent cx="2667000" cy="2265017"/>
             <wp:effectExtent b="0" l="0" r="0" t="0"/>
-            <wp:docPr descr="Fraction of called variants passing the GATK hard-filters, by type and overall." title="" id="90" name="Picture"/>
+            <wp:docPr descr="Fraction of called variants passing the GATK hard-filters, by type and overall." title="" id="92" name="Picture"/>
             <a:graphic>
               <a:graphicData uri="http://schemas.openxmlformats.org/drawingml/2006/picture">
                 <pic:pic>
                   <pic:nvPicPr>
-                    <pic:cNvPr descr="figures/filter_pass_rate.png" id="91" name="Picture"/>
+                    <pic:cNvPr descr="figures/filter_pass_rate.png" id="93" name="Picture"/>
                     <pic:cNvPicPr>
                       <a:picLocks noChangeArrowheads="1" noChangeAspect="1"/>
                     </pic:cNvPicPr>
                   </pic:nvPicPr>
                   <pic:blipFill>
-                    <a:blip r:embed="rId89"/>
+                    <a:blip r:embed="rId91"/>
                     <a:stretch>
                       <a:fillRect/>
                     </a:stretch>
@@ -13411,18 +16179,18 @@
           <wp:inline>
             <wp:extent cx="2933700" cy="2522892"/>
             <wp:effectExtent b="0" l="0" r="0" t="0"/>
-            <wp:docPr descr="Number of sites rejected by each hard-filter criterion (which filter removed what)." title="" id="93" name="Picture"/>
+            <wp:docPr descr="Number of sites rejected by each hard-filter criterion (which filter removed what)." title="" id="95" name="Picture"/>
             <a:graphic>
               <a:graphicData uri="http://schemas.openxmlformats.org/drawingml/2006/picture">
                 <pic:pic>
                   <pic:nvPicPr>
-                    <pic:cNvPr descr="figures/filter_reasons.png" id="94" name="Picture"/>
+                    <pic:cNvPr descr="figures/filter_reasons.png" id="96" name="Picture"/>
                     <pic:cNvPicPr>
                       <a:picLocks noChangeArrowheads="1" noChangeAspect="1"/>
                     </pic:cNvPicPr>
                   </pic:nvPicPr>
                   <pic:blipFill>
-                    <a:blip r:embed="rId92"/>
+                    <a:blip r:embed="rId94"/>
                     <a:stretch>
                       <a:fillRect/>
                     </a:stretch>
@@ -13457,8 +16225,8 @@
         <w:t xml:space="preserve">Number of sites rejected by each hard-filter criterion (which filter removed what).</w:t>
       </w:r>
     </w:p>
-    <w:bookmarkEnd w:id="95"/>
-    <w:bookmarkStart w:id="108" w:name="cnv-str-paralog-stages-810"/>
+    <w:bookmarkEnd w:id="97"/>
+    <w:bookmarkStart w:id="110" w:name="cnv-str-paralog-stages-810"/>
     <w:p>
       <w:pPr>
         <w:pStyle w:val="Heading2"/>
@@ -13476,18 +16244,18 @@
           <wp:inline>
             <wp:extent cx="2933700" cy="3060532"/>
             <wp:effectExtent b="0" l="0" r="0" t="0"/>
-            <wp:docPr descr="CNV-target genes coloured by CaptureForge callability: green=depth-callable, red=breakpoint-blind (low-confidence, e.g. CR1/CFH)." title="" id="97" name="Picture"/>
+            <wp:docPr descr="CNV-target genes coloured by CaptureForge callability: green=depth-callable, red=breakpoint-blind (low-confidence, e.g. CR1/CFH)." title="" id="99" name="Picture"/>
             <a:graphic>
               <a:graphicData uri="http://schemas.openxmlformats.org/drawingml/2006/picture">
                 <pic:pic>
                   <pic:nvPicPr>
-                    <pic:cNvPr descr="figures/cnv_callability.png" id="98" name="Picture"/>
+                    <pic:cNvPr descr="figures/cnv_callability.png" id="100" name="Picture"/>
                     <pic:cNvPicPr>
                       <a:picLocks noChangeArrowheads="1" noChangeAspect="1"/>
                     </pic:cNvPicPr>
                   </pic:nvPicPr>
                   <pic:blipFill>
-                    <a:blip r:embed="rId96"/>
+                    <a:blip r:embed="rId98"/>
                     <a:stretch>
                       <a:fillRect/>
                     </a:stretch>
@@ -13531,18 +16299,18 @@
           <wp:inline>
             <wp:extent cx="3200400" cy="2095988"/>
             <wp:effectExtent b="0" l="0" r="0" t="0"/>
-            <wp:docPr descr="Per-target log2 copy ratio per sample; deviations from 0 indicate copy-number change." title="" id="100" name="Picture"/>
+            <wp:docPr descr="Per-target log2 copy ratio per sample; deviations from 0 indicate copy-number change." title="" id="102" name="Picture"/>
             <a:graphic>
               <a:graphicData uri="http://schemas.openxmlformats.org/drawingml/2006/picture">
                 <pic:pic>
                   <pic:nvPicPr>
-                    <pic:cNvPr descr="figures/cnv_copyratio.png" id="101" name="Picture"/>
+                    <pic:cNvPr descr="figures/cnv_copyratio.png" id="103" name="Picture"/>
                     <pic:cNvPicPr>
                       <a:picLocks noChangeArrowheads="1" noChangeAspect="1"/>
                     </pic:cNvPicPr>
                   </pic:nvPicPr>
                   <pic:blipFill>
-                    <a:blip r:embed="rId99"/>
+                    <a:blip r:embed="rId101"/>
                     <a:stretch>
                       <a:fillRect/>
                     </a:stretch>
@@ -13651,18 +16419,18 @@
           <wp:inline>
             <wp:extent cx="2933700" cy="2326465"/>
             <wp:effectExtent b="0" l="0" r="0" t="0"/>
-            <wp:docPr descr="Distribution of genotyped repeat-unit counts (allele sizes) per STR locus." title="" id="103" name="Picture"/>
+            <wp:docPr descr="Distribution of genotyped repeat-unit counts (allele sizes) per STR locus." title="" id="105" name="Picture"/>
             <a:graphic>
               <a:graphicData uri="http://schemas.openxmlformats.org/drawingml/2006/picture">
                 <pic:pic>
                   <pic:nvPicPr>
-                    <pic:cNvPr descr="figures/str_allele_sizes.png" id="104" name="Picture"/>
+                    <pic:cNvPr descr="figures/str_allele_sizes.png" id="106" name="Picture"/>
                     <pic:cNvPicPr>
                       <a:picLocks noChangeArrowheads="1" noChangeAspect="1"/>
                     </pic:cNvPicPr>
                   </pic:nvPicPr>
                   <pic:blipFill>
-                    <a:blip r:embed="rId102"/>
+                    <a:blip r:embed="rId104"/>
                     <a:stretch>
                       <a:fillRect/>
                     </a:stretch>
@@ -13706,18 +16474,18 @@
           <wp:inline>
             <wp:extent cx="2933700" cy="2693162"/>
             <wp:effectExtent b="0" l="0" r="0" t="0"/>
-            <wp:docPr descr="Variants in each paralog-ambiguous gene region, split into confident (uniquely callable, high MQ) vs flagged low-confidence (multimapping-ambiguous, low MQ)." title="" id="106" name="Picture"/>
+            <wp:docPr descr="Variants in each paralog-ambiguous gene region, split into confident (uniquely callable, high MQ) vs flagged low-confidence (multimapping-ambiguous, low MQ)." title="" id="108" name="Picture"/>
             <a:graphic>
               <a:graphicData uri="http://schemas.openxmlformats.org/drawingml/2006/picture">
                 <pic:pic>
                   <pic:nvPicPr>
-                    <pic:cNvPr descr="figures/paralog_confidence.png" id="107" name="Picture"/>
+                    <pic:cNvPr descr="figures/paralog_confidence.png" id="109" name="Picture"/>
                     <pic:cNvPicPr>
                       <a:picLocks noChangeArrowheads="1" noChangeAspect="1"/>
                     </pic:cNvPicPr>
                   </pic:nvPicPr>
                   <pic:blipFill>
-                    <a:blip r:embed="rId105"/>
+                    <a:blip r:embed="rId107"/>
                     <a:stretch>
                       <a:fillRect/>
                     </a:stretch>
@@ -13805,8 +16573,8 @@
         <w:t xml:space="preserve">so each variant in a paralog region carries its confidence.</w:t>
       </w:r>
     </w:p>
-    <w:bookmarkEnd w:id="108"/>
-    <w:bookmarkStart w:id="124" w:name="annotation-stage-11"/>
+    <w:bookmarkEnd w:id="110"/>
+    <w:bookmarkStart w:id="126" w:name="annotation-stage-11"/>
     <w:p>
       <w:pPr>
         <w:pStyle w:val="Heading2"/>
@@ -13824,18 +16592,18 @@
           <wp:inline>
             <wp:extent cx="2933700" cy="2358227"/>
             <wp:effectExtent b="0" l="0" r="0" t="0"/>
-            <wp:docPr descr="Fraction of callset variants that actually received each annotation (proof the annotation landed, not silently missed on a contig-name mismatch)." title="" id="110" name="Picture"/>
+            <wp:docPr descr="Fraction of callset variants that actually received each annotation (proof the annotation landed, not silently missed on a contig-name mismatch)." title="" id="112" name="Picture"/>
             <a:graphic>
               <a:graphicData uri="http://schemas.openxmlformats.org/drawingml/2006/picture">
                 <pic:pic>
                   <pic:nvPicPr>
-                    <pic:cNvPr descr="figures/annotation_landing.png" id="111" name="Picture"/>
+                    <pic:cNvPr descr="figures/annotation_landing.png" id="113" name="Picture"/>
                     <pic:cNvPicPr>
                       <a:picLocks noChangeArrowheads="1" noChangeAspect="1"/>
                     </pic:cNvPicPr>
                   </pic:nvPicPr>
                   <pic:blipFill>
-                    <a:blip r:embed="rId109"/>
+                    <a:blip r:embed="rId111"/>
                     <a:stretch>
                       <a:fillRect/>
                     </a:stretch>
@@ -13879,18 +16647,18 @@
           <wp:inline>
             <wp:extent cx="3200400" cy="1783495"/>
             <wp:effectExtent b="0" l="0" r="0" t="0"/>
-            <wp:docPr descr="Most-severe VEP consequence per variant across the callset." title="" id="113" name="Picture"/>
+            <wp:docPr descr="Most-severe VEP consequence per variant across the callset." title="" id="115" name="Picture"/>
             <a:graphic>
               <a:graphicData uri="http://schemas.openxmlformats.org/drawingml/2006/picture">
                 <pic:pic>
                   <pic:nvPicPr>
-                    <pic:cNvPr descr="figures/consequence_dist.png" id="114" name="Picture"/>
+                    <pic:cNvPr descr="figures/consequence_dist.png" id="116" name="Picture"/>
                     <pic:cNvPicPr>
                       <a:picLocks noChangeArrowheads="1" noChangeAspect="1"/>
                     </pic:cNvPicPr>
                   </pic:nvPicPr>
                   <pic:blipFill>
-                    <a:blip r:embed="rId112"/>
+                    <a:blip r:embed="rId114"/>
                     <a:stretch>
                       <a:fillRect/>
                     </a:stretch>
@@ -13934,18 +16702,18 @@
           <wp:inline>
             <wp:extent cx="2400300" cy="2190928"/>
             <wp:effectExtent b="0" l="0" r="0" t="0"/>
-            <wp:docPr descr="Variants with a dbSNP rsID (known) vs without (novel) — novelty rate." title="" id="116" name="Picture"/>
+            <wp:docPr descr="Variants with a dbSNP rsID (known) vs without (novel) — novelty rate." title="" id="118" name="Picture"/>
             <a:graphic>
               <a:graphicData uri="http://schemas.openxmlformats.org/drawingml/2006/picture">
                 <pic:pic>
                   <pic:nvPicPr>
-                    <pic:cNvPr descr="figures/novel_vs_known.png" id="117" name="Picture"/>
+                    <pic:cNvPr descr="figures/novel_vs_known.png" id="119" name="Picture"/>
                     <pic:cNvPicPr>
                       <a:picLocks noChangeArrowheads="1" noChangeAspect="1"/>
                     </pic:cNvPicPr>
                   </pic:nvPicPr>
                   <pic:blipFill>
-                    <a:blip r:embed="rId115"/>
+                    <a:blip r:embed="rId117"/>
                     <a:stretch>
                       <a:fillRect/>
                     </a:stretch>
@@ -13989,18 +16757,18 @@
           <wp:inline>
             <wp:extent cx="2933700" cy="2083844"/>
             <wp:effectExtent b="0" l="0" r="0" t="0"/>
-            <wp:docPr descr="Distribution of gnomAD African-ancestry allele frequencies; title shows the % of variants carrying an AFR AF (key for rare-variant filtering / burden)." title="" id="119" name="Picture"/>
+            <wp:docPr descr="Distribution of gnomAD African-ancestry allele frequencies; title shows the % of variants carrying an AFR AF (key for rare-variant filtering / burden)." title="" id="121" name="Picture"/>
             <a:graphic>
               <a:graphicData uri="http://schemas.openxmlformats.org/drawingml/2006/picture">
                 <pic:pic>
                   <pic:nvPicPr>
-                    <pic:cNvPr descr="figures/gnomad_afr_af.png" id="120" name="Picture"/>
+                    <pic:cNvPr descr="figures/gnomad_afr_af.png" id="122" name="Picture"/>
                     <pic:cNvPicPr>
                       <a:picLocks noChangeArrowheads="1" noChangeAspect="1"/>
                     </pic:cNvPicPr>
                   </pic:nvPicPr>
                   <pic:blipFill>
-                    <a:blip r:embed="rId118"/>
+                    <a:blip r:embed="rId120"/>
                     <a:stretch>
                       <a:fillRect/>
                     </a:stretch>
@@ -14044,18 +16812,18 @@
           <wp:inline>
             <wp:extent cx="2933700" cy="2201214"/>
             <wp:effectExtent b="0" l="0" r="0" t="0"/>
-            <wp:docPr descr="PhyloP conservation-score distribution; positive = conserved (likely functional)." title="" id="122" name="Picture"/>
+            <wp:docPr descr="PhyloP conservation-score distribution; positive = conserved (likely functional)." title="" id="124" name="Picture"/>
             <a:graphic>
               <a:graphicData uri="http://schemas.openxmlformats.org/drawingml/2006/picture">
                 <pic:pic>
                   <pic:nvPicPr>
-                    <pic:cNvPr descr="figures/phylop_dist.png" id="123" name="Picture"/>
+                    <pic:cNvPr descr="figures/phylop_dist.png" id="125" name="Picture"/>
                     <pic:cNvPicPr>
                       <a:picLocks noChangeArrowheads="1" noChangeAspect="1"/>
                     </pic:cNvPicPr>
                   </pic:nvPicPr>
                   <pic:blipFill>
-                    <a:blip r:embed="rId121"/>
+                    <a:blip r:embed="rId123"/>
                     <a:stretch>
                       <a:fillRect/>
                     </a:stretch>
@@ -14090,8 +16858,8 @@
         <w:t xml:space="preserve">PhyloP conservation-score distribution; positive = conserved (likely functional).</w:t>
       </w:r>
     </w:p>
-    <w:bookmarkEnd w:id="124"/>
-    <w:bookmarkStart w:id="137" w:name="cohort-qc-stage-12"/>
+    <w:bookmarkEnd w:id="126"/>
+    <w:bookmarkStart w:id="139" w:name="cohort-qc-stage-12"/>
     <w:p>
       <w:pPr>
         <w:pStyle w:val="Heading2"/>
@@ -14109,18 +16877,18 @@
           <wp:inline>
             <wp:extent cx="2667000" cy="2392569"/>
             <wp:effectExtent b="0" l="0" r="0" t="0"/>
-            <wp:docPr descr="Pairwise somalier relatedness; synthetic test samples are near-identical so values run high (machinery proven) — a real cohort shows true relatedness structure." title="" id="126" name="Picture"/>
+            <wp:docPr descr="Pairwise somalier relatedness; synthetic test samples are near-identical so values run high (machinery proven) — a real cohort shows true relatedness structure." title="" id="128" name="Picture"/>
             <a:graphic>
               <a:graphicData uri="http://schemas.openxmlformats.org/drawingml/2006/picture">
                 <pic:pic>
                   <pic:nvPicPr>
-                    <pic:cNvPr descr="figures/relatedness_heatmap.png" id="127" name="Picture"/>
+                    <pic:cNvPr descr="figures/relatedness_heatmap.png" id="129" name="Picture"/>
                     <pic:cNvPicPr>
                       <a:picLocks noChangeArrowheads="1" noChangeAspect="1"/>
                     </pic:cNvPicPr>
                   </pic:nvPicPr>
                   <pic:blipFill>
-                    <a:blip r:embed="rId125"/>
+                    <a:blip r:embed="rId127"/>
                     <a:stretch>
                       <a:fillRect/>
                     </a:stretch>
@@ -14164,18 +16932,18 @@
           <wp:inline>
             <wp:extent cx="2667000" cy="2368693"/>
             <wp:effectExtent b="0" l="0" r="0" t="0"/>
-            <wp:docPr descr="Genotype PCA of the cohort; on a tight panel few on-target sites give weak structure — real ancestry assignment uses somalier with the 1000G-labelled reference (off-target sites)." title="" id="129" name="Picture"/>
+            <wp:docPr descr="Genotype PCA of the cohort; on a tight panel few on-target sites give weak structure — real ancestry assignment uses somalier with the 1000G-labelled reference (off-target sites)." title="" id="131" name="Picture"/>
             <a:graphic>
               <a:graphicData uri="http://schemas.openxmlformats.org/drawingml/2006/picture">
                 <pic:pic>
                   <pic:nvPicPr>
-                    <pic:cNvPr descr="figures/ancestry_pca.png" id="130" name="Picture"/>
+                    <pic:cNvPr descr="figures/ancestry_pca.png" id="132" name="Picture"/>
                     <pic:cNvPicPr>
                       <a:picLocks noChangeArrowheads="1" noChangeAspect="1"/>
                     </pic:cNvPicPr>
                   </pic:nvPicPr>
                   <pic:blipFill>
-                    <a:blip r:embed="rId128"/>
+                    <a:blip r:embed="rId130"/>
                     <a:stretch>
                       <a:fillRect/>
                     </a:stretch>
@@ -14219,18 +16987,18 @@
           <wp:inline>
             <wp:extent cx="2933700" cy="2714357"/>
             <wp:effectExtent b="0" l="0" r="0" t="0"/>
-            <wp:docPr descr="Declared vs somalier-inferred sex per sample (somalier infers from X/Y signal incl. off-target reads — the backstop for an autosomal panel with no X/Y targets)." title="" id="132" name="Picture"/>
+            <wp:docPr descr="Declared vs somalier-inferred sex per sample (somalier infers from X/Y signal incl. off-target reads — the backstop for an autosomal panel with no X/Y targets)." title="" id="134" name="Picture"/>
             <a:graphic>
               <a:graphicData uri="http://schemas.openxmlformats.org/drawingml/2006/picture">
                 <pic:pic>
                   <pic:nvPicPr>
-                    <pic:cNvPr descr="figures/cohort_sex_check.png" id="133" name="Picture"/>
+                    <pic:cNvPr descr="figures/cohort_sex_check.png" id="135" name="Picture"/>
                     <pic:cNvPicPr>
                       <a:picLocks noChangeArrowheads="1" noChangeAspect="1"/>
                     </pic:cNvPicPr>
                   </pic:nvPicPr>
                   <pic:blipFill>
-                    <a:blip r:embed="rId131"/>
+                    <a:blip r:embed="rId133"/>
                     <a:stretch>
                       <a:fillRect/>
                     </a:stretch>
@@ -14274,18 +17042,18 @@
           <wp:inline>
             <wp:extent cx="2933700" cy="2538144"/>
             <wp:effectExtent b="0" l="0" r="0" t="0"/>
-            <wp:docPr descr="Per-sample fraction of no-call genotypes in the joint callset (sample quality)." title="" id="135" name="Picture"/>
+            <wp:docPr descr="Per-sample fraction of no-call genotypes in the joint callset (sample quality)." title="" id="137" name="Picture"/>
             <a:graphic>
               <a:graphicData uri="http://schemas.openxmlformats.org/drawingml/2006/picture">
                 <pic:pic>
                   <pic:nvPicPr>
-                    <pic:cNvPr descr="figures/missingness.png" id="136" name="Picture"/>
+                    <pic:cNvPr descr="figures/missingness.png" id="138" name="Picture"/>
                     <pic:cNvPicPr>
                       <a:picLocks noChangeArrowheads="1" noChangeAspect="1"/>
                     </pic:cNvPicPr>
                   </pic:nvPicPr>
                   <pic:blipFill>
-                    <a:blip r:embed="rId134"/>
+                    <a:blip r:embed="rId136"/>
                     <a:stretch>
                       <a:fillRect/>
                     </a:stretch>
@@ -14320,8 +17088,8 @@
         <w:t xml:space="preserve">Per-sample fraction of no-call genotypes in the joint callset (sample quality).</w:t>
       </w:r>
     </w:p>
-    <w:bookmarkEnd w:id="137"/>
-    <w:bookmarkStart w:id="144" w:name="giab-validation-stage-13"/>
+    <w:bookmarkEnd w:id="139"/>
+    <w:bookmarkStart w:id="146" w:name="giab-validation-stage-13"/>
     <w:p>
       <w:pPr>
         <w:pStyle w:val="Heading2"/>
@@ -14339,18 +17107,18 @@
           <wp:inline>
             <wp:extent cx="2667000" cy="2198118"/>
             <wp:effectExtent b="0" l="0" r="0" t="0"/>
-            <wp:docPr descr="hap.py precision &amp; recall vs GIAB truth, restricted to the panel BED (on-target). Synthetic test only proves the machinery; real numbers need a GIAB control + truth v4.2.1." title="" id="139" name="Picture"/>
+            <wp:docPr descr="hap.py precision &amp; recall vs GIAB truth, restricted to the panel BED (on-target). Synthetic test only proves the machinery; real numbers need a GIAB control + truth v4.2.1." title="" id="141" name="Picture"/>
             <a:graphic>
               <a:graphicData uri="http://schemas.openxmlformats.org/drawingml/2006/picture">
                 <pic:pic>
                   <pic:nvPicPr>
-                    <pic:cNvPr descr="figures/giab_precision_recall.png" id="140" name="Picture"/>
+                    <pic:cNvPr descr="figures/giab_precision_recall.png" id="142" name="Picture"/>
                     <pic:cNvPicPr>
                       <a:picLocks noChangeArrowheads="1" noChangeAspect="1"/>
                     </pic:cNvPicPr>
                   </pic:nvPicPr>
                   <pic:blipFill>
-                    <a:blip r:embed="rId138"/>
+                    <a:blip r:embed="rId140"/>
                     <a:stretch>
                       <a:fillRect/>
                     </a:stretch>
@@ -14394,18 +17162,18 @@
           <wp:inline>
             <wp:extent cx="2400300" cy="2059408"/>
             <wp:effectExtent b="0" l="0" r="0" t="0"/>
-            <wp:docPr descr="hap.py F1 per variant type vs GIAB truth, restricted to the panel BED (on-target)." title="" id="142" name="Picture"/>
+            <wp:docPr descr="hap.py F1 per variant type vs GIAB truth, restricted to the panel BED (on-target)." title="" id="144" name="Picture"/>
             <a:graphic>
               <a:graphicData uri="http://schemas.openxmlformats.org/drawingml/2006/picture">
                 <pic:pic>
                   <pic:nvPicPr>
-                    <pic:cNvPr descr="figures/giab_f1.png" id="143" name="Picture"/>
+                    <pic:cNvPr descr="figures/giab_f1.png" id="145" name="Picture"/>
                     <pic:cNvPicPr>
                       <a:picLocks noChangeArrowheads="1" noChangeAspect="1"/>
                     </pic:cNvPicPr>
                   </pic:nvPicPr>
                   <pic:blipFill>
-                    <a:blip r:embed="rId141"/>
+                    <a:blip r:embed="rId143"/>
                     <a:stretch>
                       <a:fillRect/>
                     </a:stretch>
@@ -14440,8 +17208,8 @@
         <w:t xml:space="preserve">hap.py F1 per variant type vs GIAB truth, restricted to the panel BED (on-target).</w:t>
       </w:r>
     </w:p>
-    <w:bookmarkEnd w:id="144"/>
-    <w:bookmarkStart w:id="151" w:name="burden-stage-14"/>
+    <w:bookmarkEnd w:id="146"/>
+    <w:bookmarkStart w:id="153" w:name="burden-stage-14"/>
     <w:p>
       <w:pPr>
         <w:pStyle w:val="Heading2"/>
@@ -14459,18 +17227,18 @@
           <wp:inline>
             <wp:extent cx="2667000" cy="2815383"/>
             <wp:effectExtent b="0" l="0" r="0" t="0"/>
-            <wp:docPr descr="QQ plot of gene-burden p-values vs uniform expectation; lambda = genomic inflation. Small-N synthetic results prove the machinery only — not valid association." title="" id="146" name="Picture"/>
+            <wp:docPr descr="QQ plot of gene-burden p-values vs uniform expectation; lambda = genomic inflation. Small-N synthetic results prove the machinery only — not valid association." title="" id="148" name="Picture"/>
             <a:graphic>
               <a:graphicData uri="http://schemas.openxmlformats.org/drawingml/2006/picture">
                 <pic:pic>
                   <pic:nvPicPr>
-                    <pic:cNvPr descr="figures/burden_qq.png" id="147" name="Picture"/>
+                    <pic:cNvPr descr="figures/burden_qq.png" id="149" name="Picture"/>
                     <pic:cNvPicPr>
                       <a:picLocks noChangeArrowheads="1" noChangeAspect="1"/>
                     </pic:cNvPicPr>
                   </pic:nvPicPr>
                   <pic:blipFill>
-                    <a:blip r:embed="rId145"/>
+                    <a:blip r:embed="rId147"/>
                     <a:stretch>
                       <a:fillRect/>
                     </a:stretch>
@@ -14514,18 +17282,18 @@
           <wp:inline>
             <wp:extent cx="2933700" cy="2693162"/>
             <wp:effectExtent b="0" l="0" r="0" t="0"/>
-            <wp:docPr descr="Per-gene burden significance (-log10 p) with a Bonferroni line; collapses rare+functional variants per gene. Validity depends on N, phenotype definition, ancestry matching." title="" id="149" name="Picture"/>
+            <wp:docPr descr="Per-gene burden significance (-log10 p) with a Bonferroni line; collapses rare+functional variants per gene. Validity depends on N, phenotype definition, ancestry matching." title="" id="151" name="Picture"/>
             <a:graphic>
               <a:graphicData uri="http://schemas.openxmlformats.org/drawingml/2006/picture">
                 <pic:pic>
                   <pic:nvPicPr>
-                    <pic:cNvPr descr="figures/burden_manhattan.png" id="150" name="Picture"/>
+                    <pic:cNvPr descr="figures/burden_manhattan.png" id="152" name="Picture"/>
                     <pic:cNvPicPr>
                       <a:picLocks noChangeArrowheads="1" noChangeAspect="1"/>
                     </pic:cNvPicPr>
                   </pic:nvPicPr>
                   <pic:blipFill>
-                    <a:blip r:embed="rId148"/>
+                    <a:blip r:embed="rId150"/>
                     <a:stretch>
                       <a:fillRect/>
                     </a:stretch>
@@ -14560,9 +17328,9 @@
         <w:t xml:space="preserve">Per-gene burden significance (-log10 p) with a Bonferroni line; collapses rare+functional variants per gene. Validity depends on N, phenotype definition, ancestry matching.</w:t>
       </w:r>
     </w:p>
-    <w:bookmarkEnd w:id="151"/>
-    <w:bookmarkEnd w:id="152"/>
-    <w:bookmarkStart w:id="153" w:name="outputs-explained"/>
+    <w:bookmarkEnd w:id="153"/>
+    <w:bookmarkEnd w:id="154"/>
+    <w:bookmarkStart w:id="155" w:name="outputs-explained"/>
     <w:p>
       <w:pPr>
         <w:pStyle w:val="Heading1"/>
@@ -15160,8 +17928,8 @@
         <w:t xml:space="preserve">file is read on its own).</w:t>
       </w:r>
     </w:p>
-    <w:bookmarkEnd w:id="153"/>
-    <w:bookmarkStart w:id="154" w:name="interpreting-results"/>
+    <w:bookmarkEnd w:id="155"/>
+    <w:bookmarkStart w:id="156" w:name="interpreting-results"/>
     <w:p>
       <w:pPr>
         <w:pStyle w:val="Heading1"/>
@@ -15504,8 +18272,8 @@
         <w:t xml:space="preserve">panel’s measured sensitivity.</w:t>
       </w:r>
     </w:p>
-    <w:bookmarkEnd w:id="154"/>
-    <w:bookmarkStart w:id="155" w:name="real-run-checklist"/>
+    <w:bookmarkEnd w:id="156"/>
+    <w:bookmarkStart w:id="157" w:name="real-run-checklist"/>
     <w:p>
       <w:pPr>
         <w:pStyle w:val="Heading1"/>
@@ -15520,33 +18288,6 @@
       </w:pPr>
       <w:r>
         <w:t xml:space="preserve">Before the production cohort:</w:t>
-      </w:r>
-    </w:p>
-    <w:p>
-      <w:pPr>
-        <w:pStyle w:val="Compact"/>
-        <w:numPr>
-          <w:ilvl w:val="0"/>
-          <w:numId w:val="1008"/>
-        </w:numPr>
-      </w:pPr>
-      <w:r>
-        <w:t xml:space="preserve">Demultiplexed FASTQs + sample sheet (with</w:t>
-      </w:r>
-      <w:r>
-        <w:t xml:space="preserve"> </w:t>
-      </w:r>
-      <w:r>
-        <w:rPr>
-          <w:rStyle w:val="VerbatimChar"/>
-        </w:rPr>
-        <w:t xml:space="preserve">phenotype</w:t>
-      </w:r>
-      <w:r>
-        <w:t xml:space="preserve"> </w:t>
-      </w:r>
-      <w:r>
-        <w:t xml:space="preserve">for burden).</w:t>
       </w:r>
     </w:p>
     <w:p>
@@ -15558,39 +18299,22 @@
         </w:numPr>
       </w:pPr>
       <w:r>
-        <w:rPr>
-          <w:b/>
-          <w:bCs/>
-        </w:rPr>
-        <w:t xml:space="preserve">Genome-wide gnomAD (AFR), ClinVar, dbSNP, PhyloP</w:t>
-      </w:r>
-      <w:r>
-        <w:t xml:space="preserve"> </w:t>
-      </w:r>
-      <w:r>
-        <w:t xml:space="preserve">— each must pass the scope gate.</w:t>
-      </w:r>
-      <w:r>
-        <w:t xml:space="preserve"> </w:t>
-      </w:r>
-      <w:r>
-        <w:t xml:space="preserve">dbSNP is needed in</w:t>
-      </w:r>
-      <w:r>
-        <w:t xml:space="preserve"> </w:t>
-      </w:r>
-      <w:r>
-        <w:rPr>
-          <w:b/>
-          <w:bCs/>
-        </w:rPr>
-        <w:t xml:space="preserve">two</w:t>
-      </w:r>
-      <w:r>
-        <w:t xml:space="preserve"> </w:t>
-      </w:r>
-      <w:r>
-        <w:t xml:space="preserve">places (annotation rsIDs + BQSR known-sites).</w:t>
+        <w:t xml:space="preserve">Demultiplexed FASTQs + sample sheet (with</w:t>
+      </w:r>
+      <w:r>
+        <w:t xml:space="preserve"> </w:t>
+      </w:r>
+      <w:r>
+        <w:rPr>
+          <w:rStyle w:val="VerbatimChar"/>
+        </w:rPr>
+        <w:t xml:space="preserve">phenotype</w:t>
+      </w:r>
+      <w:r>
+        <w:t xml:space="preserve"> </w:t>
+      </w:r>
+      <w:r>
+        <w:t xml:space="preserve">for burden).</w:t>
       </w:r>
     </w:p>
     <w:p>
@@ -15602,22 +18326,39 @@
         </w:numPr>
       </w:pPr>
       <w:r>
-        <w:t xml:space="preserve">BQSR known-sites via</w:t>
-      </w:r>
-      <w:r>
-        <w:t xml:space="preserve"> </w:t>
-      </w:r>
-      <w:r>
-        <w:rPr>
-          <w:rStyle w:val="VerbatimChar"/>
-        </w:rPr>
-        <w:t xml:space="preserve">--known_sites</w:t>
-      </w:r>
-      <w:r>
-        <w:t xml:space="preserve"> </w:t>
-      </w:r>
-      <w:r>
-        <w:t xml:space="preserve">(dbSNP + Mills + 1000G indels).</w:t>
+        <w:rPr>
+          <w:b/>
+          <w:bCs/>
+        </w:rPr>
+        <w:t xml:space="preserve">Genome-wide gnomAD (AFR), ClinVar, dbSNP, PhyloP</w:t>
+      </w:r>
+      <w:r>
+        <w:t xml:space="preserve"> </w:t>
+      </w:r>
+      <w:r>
+        <w:t xml:space="preserve">— each must pass the scope gate.</w:t>
+      </w:r>
+      <w:r>
+        <w:t xml:space="preserve"> </w:t>
+      </w:r>
+      <w:r>
+        <w:t xml:space="preserve">dbSNP is needed in</w:t>
+      </w:r>
+      <w:r>
+        <w:t xml:space="preserve"> </w:t>
+      </w:r>
+      <w:r>
+        <w:rPr>
+          <w:b/>
+          <w:bCs/>
+        </w:rPr>
+        <w:t xml:space="preserve">two</w:t>
+      </w:r>
+      <w:r>
+        <w:t xml:space="preserve"> </w:t>
+      </w:r>
+      <w:r>
+        <w:t xml:space="preserve">places (annotation rsIDs + BQSR known-sites).</w:t>
       </w:r>
     </w:p>
     <w:p>
@@ -15629,29 +18370,22 @@
         </w:numPr>
       </w:pPr>
       <w:r>
-        <w:rPr>
-          <w:b/>
-          <w:bCs/>
-        </w:rPr>
-        <w:t xml:space="preserve">1000G GRCh38 somalier sites</w:t>
-      </w:r>
-      <w:r>
-        <w:t xml:space="preserve"> </w:t>
-      </w:r>
-      <w:r>
-        <w:t xml:space="preserve">via</w:t>
-      </w:r>
-      <w:r>
-        <w:t xml:space="preserve"> </w:t>
-      </w:r>
-      <w:r>
-        <w:rPr>
-          <w:rStyle w:val="VerbatimChar"/>
-        </w:rPr>
-        <w:t xml:space="preserve">--somalier_sites</w:t>
-      </w:r>
-      <w:r>
-        <w:t xml:space="preserve">.</w:t>
+        <w:t xml:space="preserve">BQSR known-sites via</w:t>
+      </w:r>
+      <w:r>
+        <w:t xml:space="preserve"> </w:t>
+      </w:r>
+      <w:r>
+        <w:rPr>
+          <w:rStyle w:val="VerbatimChar"/>
+        </w:rPr>
+        <w:t xml:space="preserve">--known_sites</w:t>
+      </w:r>
+      <w:r>
+        <w:t xml:space="preserve"> </w:t>
+      </w:r>
+      <w:r>
+        <w:t xml:space="preserve">(dbSNP + Mills + 1000G indels).</w:t>
       </w:r>
     </w:p>
     <w:p>
@@ -15663,28 +18397,29 @@
         </w:numPr>
       </w:pPr>
       <w:r>
-        <w:t xml:space="preserve">GIAB control in the sheet + truth v4.2.1 (</w:t>
-      </w:r>
-      <w:r>
-        <w:rPr>
-          <w:rStyle w:val="VerbatimChar"/>
-        </w:rPr>
-        <w:t xml:space="preserve">--giab_control_id</w:t>
-      </w:r>
-      <w:r>
-        <w:t xml:space="preserve">,</w:t>
-      </w:r>
-      <w:r>
-        <w:t xml:space="preserve"> </w:t>
-      </w:r>
-      <w:r>
-        <w:rPr>
-          <w:rStyle w:val="VerbatimChar"/>
-        </w:rPr>
-        <w:t xml:space="preserve">--giab_truth_vcf/bed</w:t>
-      </w:r>
-      <w:r>
-        <w:t xml:space="preserve">).</w:t>
+        <w:rPr>
+          <w:b/>
+          <w:bCs/>
+        </w:rPr>
+        <w:t xml:space="preserve">1000G GRCh38 somalier sites</w:t>
+      </w:r>
+      <w:r>
+        <w:t xml:space="preserve"> </w:t>
+      </w:r>
+      <w:r>
+        <w:t xml:space="preserve">via</w:t>
+      </w:r>
+      <w:r>
+        <w:t xml:space="preserve"> </w:t>
+      </w:r>
+      <w:r>
+        <w:rPr>
+          <w:rStyle w:val="VerbatimChar"/>
+        </w:rPr>
+        <w:t xml:space="preserve">--somalier_sites</w:t>
+      </w:r>
+      <w:r>
+        <w:t xml:space="preserve">.</w:t>
       </w:r>
     </w:p>
     <w:p>
@@ -15696,23 +18431,28 @@
         </w:numPr>
       </w:pPr>
       <w:r>
-        <w:rPr>
-          <w:b/>
-          <w:bCs/>
-        </w:rPr>
-        <w:t xml:space="preserve">Confirm ancestry PCs are stable</w:t>
-      </w:r>
-      <w:r>
-        <w:t xml:space="preserve"> </w:t>
-      </w:r>
-      <w:r>
-        <w:t xml:space="preserve">before using them as burden covariates (the gate</w:t>
-      </w:r>
-      <w:r>
-        <w:t xml:space="preserve"> </w:t>
-      </w:r>
-      <w:r>
-        <w:t xml:space="preserve">enforces this; if unstable it runs unadjusted and says so).</w:t>
+        <w:t xml:space="preserve">GIAB control in the sheet + truth v4.2.1 (</w:t>
+      </w:r>
+      <w:r>
+        <w:rPr>
+          <w:rStyle w:val="VerbatimChar"/>
+        </w:rPr>
+        <w:t xml:space="preserve">--giab_control_id</w:t>
+      </w:r>
+      <w:r>
+        <w:t xml:space="preserve">,</w:t>
+      </w:r>
+      <w:r>
+        <w:t xml:space="preserve"> </w:t>
+      </w:r>
+      <w:r>
+        <w:rPr>
+          <w:rStyle w:val="VerbatimChar"/>
+        </w:rPr>
+        <w:t xml:space="preserve">--giab_truth_vcf/bed</w:t>
+      </w:r>
+      <w:r>
+        <w:t xml:space="preserve">).</w:t>
       </w:r>
     </w:p>
     <w:p>
@@ -15728,10 +18468,19 @@
           <w:b/>
           <w:bCs/>
         </w:rPr>
-        <w:t xml:space="preserve">Validate-before-production engines</w:t>
-      </w:r>
-      <w:r>
-        <w:t xml:space="preserve">: DeepVariant+GLnexus, regenie, SKAT-O/STAAR.</w:t>
+        <w:t xml:space="preserve">Confirm ancestry PCs are stable</w:t>
+      </w:r>
+      <w:r>
+        <w:t xml:space="preserve"> </w:t>
+      </w:r>
+      <w:r>
+        <w:t xml:space="preserve">before using them as burden covariates (the gate</w:t>
+      </w:r>
+      <w:r>
+        <w:t xml:space="preserve"> </w:t>
+      </w:r>
+      <w:r>
+        <w:t xml:space="preserve">enforces this; if unstable it runs unadjusted and says so).</w:t>
       </w:r>
     </w:p>
     <w:p>
@@ -15743,7 +18492,14 @@
         </w:numPr>
       </w:pPr>
       <w:r>
-        <w:t xml:space="preserve">Re-generate the genome-wide gnomAD panel slice on the HPC (fast network).</w:t>
+        <w:rPr>
+          <w:b/>
+          <w:bCs/>
+        </w:rPr>
+        <w:t xml:space="preserve">Validate-before-production engines</w:t>
+      </w:r>
+      <w:r>
+        <w:t xml:space="preserve">: DeepVariant+GLnexus, regenie, SKAT-O/STAAR.</w:t>
       </w:r>
     </w:p>
     <w:p>
@@ -15755,11 +18511,23 @@
         </w:numPr>
       </w:pPr>
       <w:r>
+        <w:t xml:space="preserve">Re-generate the genome-wide gnomAD panel slice on the HPC (fast network).</w:t>
+      </w:r>
+    </w:p>
+    <w:p>
+      <w:pPr>
+        <w:pStyle w:val="Compact"/>
+        <w:numPr>
+          <w:ilvl w:val="0"/>
+          <w:numId w:val="1017"/>
+        </w:numPr>
+      </w:pPr>
+      <w:r>
         <w:t xml:space="preserve">Revisit GATK hard-filter thresholds for targeted data.</w:t>
       </w:r>
     </w:p>
-    <w:bookmarkEnd w:id="155"/>
-    <w:bookmarkStart w:id="156" w:name="troubleshooting"/>
+    <w:bookmarkEnd w:id="157"/>
+    <w:bookmarkStart w:id="158" w:name="troubleshooting"/>
     <w:p>
       <w:pPr>
         <w:pStyle w:val="Heading1"/>
@@ -16194,369 +18962,14 @@
         </w:tc>
       </w:tr>
     </w:tbl>
-    <w:bookmarkEnd w:id="156"/>
-    <w:bookmarkStart w:id="157" w:name="extending-callforge"/>
+    <w:bookmarkEnd w:id="158"/>
+    <w:bookmarkStart w:id="159" w:name="extending-callforge"/>
     <w:p>
       <w:pPr>
         <w:pStyle w:val="Heading1"/>
       </w:pPr>
       <w:r>
         <w:t xml:space="preserve">15. Extending CallForge</w:t>
-      </w:r>
-    </w:p>
-    <w:p>
-      <w:pPr>
-        <w:pStyle w:val="Compact"/>
-        <w:numPr>
-          <w:ilvl w:val="0"/>
-          <w:numId w:val="1017"/>
-        </w:numPr>
-      </w:pPr>
-      <w:r>
-        <w:rPr>
-          <w:b/>
-          <w:bCs/>
-        </w:rPr>
-        <w:t xml:space="preserve">New annotation databases</w:t>
-      </w:r>
-      <w:r>
-        <w:t xml:space="preserve">: add them to a vcfanno TOML (</w:t>
-      </w:r>
-      <w:r>
-        <w:rPr>
-          <w:rStyle w:val="VerbatimChar"/>
-        </w:rPr>
-        <w:t xml:space="preserve">--vcfanno_toml</w:t>
-      </w:r>
-      <w:r>
-        <w:t xml:space="preserve">); the</w:t>
-      </w:r>
-      <w:r>
-        <w:t xml:space="preserve"> </w:t>
-      </w:r>
-      <w:r>
-        <w:t xml:space="preserve">scope gate + landing check apply.</w:t>
-      </w:r>
-    </w:p>
-    <w:p>
-      <w:pPr>
-        <w:pStyle w:val="Compact"/>
-        <w:numPr>
-          <w:ilvl w:val="0"/>
-          <w:numId w:val="1017"/>
-        </w:numPr>
-      </w:pPr>
-      <w:r>
-        <w:rPr>
-          <w:b/>
-          <w:bCs/>
-        </w:rPr>
-        <w:t xml:space="preserve">New organism</w:t>
-      </w:r>
-      <w:r>
-        <w:t xml:space="preserve">:</w:t>
-      </w:r>
-      <w:r>
-        <w:t xml:space="preserve"> </w:t>
-      </w:r>
-      <w:r>
-        <w:rPr>
-          <w:rStyle w:val="VerbatimChar"/>
-        </w:rPr>
-        <w:t xml:space="preserve">--species</w:t>
-      </w:r>
-      <w:r>
-        <w:t xml:space="preserve"> </w:t>
-      </w:r>
-      <w:r>
-        <w:t xml:space="preserve">+ VEP cache + vcfanno TOML; human DBs skip (§6.6).</w:t>
-      </w:r>
-    </w:p>
-    <w:p>
-      <w:pPr>
-        <w:pStyle w:val="Compact"/>
-        <w:numPr>
-          <w:ilvl w:val="0"/>
-          <w:numId w:val="1017"/>
-        </w:numPr>
-      </w:pPr>
-      <w:r>
-        <w:rPr>
-          <w:b/>
-          <w:bCs/>
-        </w:rPr>
-        <w:t xml:space="preserve">Engine choices</w:t>
-      </w:r>
-      <w:r>
-        <w:t xml:space="preserve">: §8.8 — note the validate-before-production engines.</w:t>
-      </w:r>
-    </w:p>
-    <w:p>
-      <w:pPr>
-        <w:pStyle w:val="Compact"/>
-        <w:numPr>
-          <w:ilvl w:val="0"/>
-          <w:numId w:val="1017"/>
-        </w:numPr>
-      </w:pPr>
-      <w:r>
-        <w:rPr>
-          <w:b/>
-          <w:bCs/>
-        </w:rPr>
-        <w:t xml:space="preserve">Roadmap (not yet validated)</w:t>
-      </w:r>
-      <w:r>
-        <w:t xml:space="preserve">: end-to-end runs of DeepVariant+GLnexus, regenie, and</w:t>
-      </w:r>
-      <w:r>
-        <w:t xml:space="preserve"> </w:t>
-      </w:r>
-      <w:r>
-        <w:t xml:space="preserve">SKAT-O on a real cohort; VQSR for large cohorts; manifest-driven BQSR known-sites.</w:t>
-      </w:r>
-    </w:p>
-    <w:bookmarkEnd w:id="157"/>
-    <w:bookmarkStart w:id="158" w:name="reproducibility-provenance"/>
-    <w:p>
-      <w:pPr>
-        <w:pStyle w:val="Heading1"/>
-      </w:pPr>
-      <w:r>
-        <w:t xml:space="preserve">16. Reproducibility &amp; provenance</w:t>
-      </w:r>
-    </w:p>
-    <w:p>
-      <w:pPr>
-        <w:pStyle w:val="FirstParagraph"/>
-      </w:pPr>
-      <w:r>
-        <w:t xml:space="preserve">Every run writes</w:t>
-      </w:r>
-      <w:r>
-        <w:t xml:space="preserve"> </w:t>
-      </w:r>
-      <w:r>
-        <w:rPr>
-          <w:rStyle w:val="VerbatimChar"/>
-        </w:rPr>
-        <w:t xml:space="preserve">stage15_report/provenance.json</w:t>
-      </w:r>
-      <w:r>
-        <w:t xml:space="preserve">: pipeline version + git commit, the</w:t>
-      </w:r>
-      <w:r>
-        <w:t xml:space="preserve"> </w:t>
-      </w:r>
-      <w:r>
-        <w:t xml:space="preserve">reference + invariant statement, the resource manifest (status/build/md5/AFR), QC</w:t>
-      </w:r>
-      <w:r>
-        <w:t xml:space="preserve"> </w:t>
-      </w:r>
-      <w:r>
-        <w:t xml:space="preserve">thresholds + pass/quarantine lists with reasons, the burden status +</w:t>
-      </w:r>
-      <w:r>
-        <w:t xml:space="preserve"> </w:t>
-      </w:r>
-      <w:r>
-        <w:rPr>
-          <w:b/>
-          <w:bCs/>
-        </w:rPr>
-        <w:t xml:space="preserve">ancestry-PC gate</w:t>
-      </w:r>
-      <w:r>
-        <w:rPr>
-          <w:b/>
-          <w:bCs/>
-        </w:rPr>
-        <w:t xml:space="preserve"> </w:t>
-      </w:r>
-      <w:r>
-        <w:rPr>
-          <w:b/>
-          <w:bCs/>
-        </w:rPr>
-        <w:t xml:space="preserve">decision</w:t>
-      </w:r>
-      <w:r>
-        <w:t xml:space="preserve">, and pointers to the pinned</w:t>
-      </w:r>
-      <w:r>
-        <w:t xml:space="preserve"> </w:t>
-      </w:r>
-      <w:r>
-        <w:rPr>
-          <w:rStyle w:val="VerbatimChar"/>
-        </w:rPr>
-        <w:t xml:space="preserve">env/*.yml</w:t>
-      </w:r>
-      <w:r>
-        <w:t xml:space="preserve"> </w:t>
-      </w:r>
-      <w:r>
-        <w:t xml:space="preserve">and the pinned VEP/hap.py containers.</w:t>
-      </w:r>
-      <w:r>
-        <w:t xml:space="preserve"> </w:t>
-      </w:r>
-      <w:r>
-        <w:t xml:space="preserve">Pin Nextflow via</w:t>
-      </w:r>
-      <w:r>
-        <w:t xml:space="preserve"> </w:t>
-      </w:r>
-      <w:r>
-        <w:rPr>
-          <w:rStyle w:val="VerbatimChar"/>
-        </w:rPr>
-        <w:t xml:space="preserve">manifest.nextflowVersion</w:t>
-      </w:r>
-      <w:r>
-        <w:t xml:space="preserve"> </w:t>
-      </w:r>
-      <w:r>
-        <w:t xml:space="preserve">and tool versions via the env files; cite the</w:t>
-      </w:r>
-      <w:r>
-        <w:t xml:space="preserve"> </w:t>
-      </w:r>
-      <w:r>
-        <w:t xml:space="preserve">exact reference and database releases recorded in the manifest.</w:t>
-      </w:r>
-    </w:p>
-    <w:bookmarkEnd w:id="158"/>
-    <w:bookmarkStart w:id="159" w:name="glossary-faq"/>
-    <w:p>
-      <w:pPr>
-        <w:pStyle w:val="Heading1"/>
-      </w:pPr>
-      <w:r>
-        <w:t xml:space="preserve">17. Glossary &amp; FAQ</w:t>
-      </w:r>
-    </w:p>
-    <w:p>
-      <w:pPr>
-        <w:pStyle w:val="FirstParagraph"/>
-      </w:pPr>
-      <w:r>
-        <w:rPr>
-          <w:b/>
-          <w:bCs/>
-        </w:rPr>
-        <w:t xml:space="preserve">gVCF</w:t>
-      </w:r>
-      <w:r>
-        <w:t xml:space="preserve"> </w:t>
-      </w:r>
-      <w:r>
-        <w:t xml:space="preserve">— per-sample genomic VCF with reference-confidence blocks, the input to joint</w:t>
-      </w:r>
-      <w:r>
-        <w:t xml:space="preserve"> </w:t>
-      </w:r>
-      <w:r>
-        <w:t xml:space="preserve">genotyping.</w:t>
-      </w:r>
-      <w:r>
-        <w:t xml:space="preserve"> </w:t>
-      </w:r>
-      <w:r>
-        <w:rPr>
-          <w:b/>
-          <w:bCs/>
-        </w:rPr>
-        <w:t xml:space="preserve">PoN</w:t>
-      </w:r>
-      <w:r>
-        <w:t xml:space="preserve"> </w:t>
-      </w:r>
-      <w:r>
-        <w:t xml:space="preserve">— panel-of-normals (CNVkit reference from QC-pass samples).</w:t>
-      </w:r>
-      <w:r>
-        <w:t xml:space="preserve"> </w:t>
-      </w:r>
-      <w:r>
-        <w:rPr>
-          <w:b/>
-          <w:bCs/>
-        </w:rPr>
-        <w:t xml:space="preserve">FREEMIX</w:t>
-      </w:r>
-      <w:r>
-        <w:t xml:space="preserve"> </w:t>
-      </w:r>
-      <w:r>
-        <w:t xml:space="preserve">— VerifyBamID2 contamination estimate.</w:t>
-      </w:r>
-      <w:r>
-        <w:t xml:space="preserve"> </w:t>
-      </w:r>
-      <w:r>
-        <w:rPr>
-          <w:b/>
-          <w:bCs/>
-        </w:rPr>
-        <w:t xml:space="preserve">FOLD_80</w:t>
-      </w:r>
-      <w:r>
-        <w:t xml:space="preserve"> </w:t>
-      </w:r>
-      <w:r>
-        <w:t xml:space="preserve">— uniformity penalty (1.0 = uniform).</w:t>
-      </w:r>
-      <w:r>
-        <w:t xml:space="preserve"> </w:t>
-      </w:r>
-      <w:r>
-        <w:rPr>
-          <w:b/>
-          <w:bCs/>
-        </w:rPr>
-        <w:t xml:space="preserve">λ (lambda)</w:t>
-      </w:r>
-      <w:r>
-        <w:t xml:space="preserve"> </w:t>
-      </w:r>
-      <w:r>
-        <w:t xml:space="preserve">— genomic inflation factor.</w:t>
-      </w:r>
-      <w:r>
-        <w:t xml:space="preserve"> </w:t>
-      </w:r>
-      <w:r>
-        <w:rPr>
-          <w:b/>
-          <w:bCs/>
-        </w:rPr>
-        <w:t xml:space="preserve">Burden test</w:t>
-      </w:r>
-      <w:r>
-        <w:t xml:space="preserve"> </w:t>
-      </w:r>
-      <w:r>
-        <w:t xml:space="preserve">— gene/gene-set aggregation of</w:t>
-      </w:r>
-      <w:r>
-        <w:t xml:space="preserve"> </w:t>
-      </w:r>
-      <w:r>
-        <w:t xml:space="preserve">rare variants vs phenotype.</w:t>
-      </w:r>
-    </w:p>
-    <w:p>
-      <w:pPr>
-        <w:pStyle w:val="BodyText"/>
-      </w:pPr>
-      <w:r>
-        <w:rPr>
-          <w:b/>
-          <w:bCs/>
-        </w:rPr>
-        <w:t xml:space="preserve">FAQ.</w:t>
       </w:r>
     </w:p>
     <w:p>
@@ -16569,52 +18982,28 @@
       </w:pPr>
       <w:r>
         <w:rPr>
-          <w:i/>
-          <w:iCs/>
-        </w:rPr>
-        <w:t xml:space="preserve">Do I need CaptureForge to run CallForge?</w:t>
-      </w:r>
-      <w:r>
-        <w:t xml:space="preserve"> </w:t>
-      </w:r>
-      <w:r>
-        <w:t xml:space="preserve">No — you can supply</w:t>
-      </w:r>
-      <w:r>
-        <w:t xml:space="preserve"> </w:t>
-      </w:r>
-      <w:r>
-        <w:rPr>
-          <w:rStyle w:val="VerbatimChar"/>
-        </w:rPr>
-        <w:t xml:space="preserve">--target_bed</w:t>
-      </w:r>
-      <w:r>
-        <w:t xml:space="preserve"> </w:t>
-      </w:r>
-      <w:r>
-        <w:t xml:space="preserve">+</w:t>
-      </w:r>
-      <w:r>
-        <w:t xml:space="preserve"> </w:t>
-      </w:r>
-      <w:r>
-        <w:rPr>
-          <w:rStyle w:val="VerbatimChar"/>
-        </w:rPr>
-        <w:t xml:space="preserve">--gene_metadata</w:t>
-      </w:r>
-      <w:r>
-        <w:t xml:space="preserve"> </w:t>
-      </w:r>
-      <w:r>
-        <w:t xml:space="preserve">directly; but the per-gene labels (CNV callability, paralog, burden</w:t>
-      </w:r>
-      <w:r>
-        <w:t xml:space="preserve"> </w:t>
-      </w:r>
-      <w:r>
-        <w:t xml:space="preserve">groups) come from CaptureForge metadata and enrich the analysis.</w:t>
+          <w:b/>
+          <w:bCs/>
+        </w:rPr>
+        <w:t xml:space="preserve">New annotation databases</w:t>
+      </w:r>
+      <w:r>
+        <w:t xml:space="preserve">: add them to a vcfanno TOML (</w:t>
+      </w:r>
+      <w:r>
+        <w:rPr>
+          <w:rStyle w:val="VerbatimChar"/>
+        </w:rPr>
+        <w:t xml:space="preserve">--vcfanno_toml</w:t>
+      </w:r>
+      <w:r>
+        <w:t xml:space="preserve">); the</w:t>
+      </w:r>
+      <w:r>
+        <w:t xml:space="preserve"> </w:t>
+      </w:r>
+      <w:r>
+        <w:t xml:space="preserve">scope gate + landing check apply.</w:t>
       </w:r>
     </w:p>
     <w:p>
@@ -16627,22 +19016,28 @@
       </w:pPr>
       <w:r>
         <w:rPr>
-          <w:i/>
-          <w:iCs/>
-        </w:rPr>
-        <w:t xml:space="preserve">What if I have no phenotype?</w:t>
-      </w:r>
-      <w:r>
-        <w:t xml:space="preserve"> </w:t>
-      </w:r>
-      <w:r>
-        <w:t xml:space="preserve">The pipeline runs through the annotated callset and skips</w:t>
-      </w:r>
-      <w:r>
-        <w:t xml:space="preserve"> </w:t>
-      </w:r>
-      <w:r>
-        <w:t xml:space="preserve">burden with a message.</w:t>
+          <w:b/>
+          <w:bCs/>
+        </w:rPr>
+        <w:t xml:space="preserve">New organism</w:t>
+      </w:r>
+      <w:r>
+        <w:t xml:space="preserve">:</w:t>
+      </w:r>
+      <w:r>
+        <w:t xml:space="preserve"> </w:t>
+      </w:r>
+      <w:r>
+        <w:rPr>
+          <w:rStyle w:val="VerbatimChar"/>
+        </w:rPr>
+        <w:t xml:space="preserve">--species</w:t>
+      </w:r>
+      <w:r>
+        <w:t xml:space="preserve"> </w:t>
+      </w:r>
+      <w:r>
+        <w:t xml:space="preserve">+ VEP cache + vcfanno TOML; human DBs skip (§6.6).</w:t>
       </w:r>
     </w:p>
     <w:p>
@@ -16655,9 +19050,382 @@
       </w:pPr>
       <w:r>
         <w:rPr>
+          <w:b/>
+          <w:bCs/>
+        </w:rPr>
+        <w:t xml:space="preserve">Engine choices</w:t>
+      </w:r>
+      <w:r>
+        <w:t xml:space="preserve">: §8.8 — note the validate-before-production engines.</w:t>
+      </w:r>
+    </w:p>
+    <w:p>
+      <w:pPr>
+        <w:pStyle w:val="Compact"/>
+        <w:numPr>
+          <w:ilvl w:val="0"/>
+          <w:numId w:val="1018"/>
+        </w:numPr>
+      </w:pPr>
+      <w:r>
+        <w:rPr>
+          <w:b/>
+          <w:bCs/>
+        </w:rPr>
+        <w:t xml:space="preserve">Roadmap (not yet validated)</w:t>
+      </w:r>
+      <w:r>
+        <w:t xml:space="preserve">: end-to-end runs of DeepVariant+GLnexus, regenie, and</w:t>
+      </w:r>
+      <w:r>
+        <w:t xml:space="preserve"> </w:t>
+      </w:r>
+      <w:r>
+        <w:t xml:space="preserve">SKAT-O on a real cohort; VQSR for large cohorts; manifest-driven BQSR known-sites.</w:t>
+      </w:r>
+    </w:p>
+    <w:bookmarkEnd w:id="159"/>
+    <w:bookmarkStart w:id="160" w:name="reproducibility-provenance"/>
+    <w:p>
+      <w:pPr>
+        <w:pStyle w:val="Heading1"/>
+      </w:pPr>
+      <w:r>
+        <w:t xml:space="preserve">16. Reproducibility &amp; provenance</w:t>
+      </w:r>
+    </w:p>
+    <w:p>
+      <w:pPr>
+        <w:pStyle w:val="FirstParagraph"/>
+      </w:pPr>
+      <w:r>
+        <w:t xml:space="preserve">Every run writes</w:t>
+      </w:r>
+      <w:r>
+        <w:t xml:space="preserve"> </w:t>
+      </w:r>
+      <w:r>
+        <w:rPr>
+          <w:rStyle w:val="VerbatimChar"/>
+        </w:rPr>
+        <w:t xml:space="preserve">stage15_report/provenance.json</w:t>
+      </w:r>
+      <w:r>
+        <w:t xml:space="preserve">: pipeline version + git commit, the</w:t>
+      </w:r>
+      <w:r>
+        <w:t xml:space="preserve"> </w:t>
+      </w:r>
+      <w:r>
+        <w:t xml:space="preserve">reference + invariant statement, the resource manifest (status/build/md5/AFR), QC</w:t>
+      </w:r>
+      <w:r>
+        <w:t xml:space="preserve"> </w:t>
+      </w:r>
+      <w:r>
+        <w:t xml:space="preserve">thresholds + pass/quarantine lists with reasons, the burden status +</w:t>
+      </w:r>
+      <w:r>
+        <w:t xml:space="preserve"> </w:t>
+      </w:r>
+      <w:r>
+        <w:rPr>
+          <w:b/>
+          <w:bCs/>
+        </w:rPr>
+        <w:t xml:space="preserve">ancestry-PC gate</w:t>
+      </w:r>
+      <w:r>
+        <w:rPr>
+          <w:b/>
+          <w:bCs/>
+        </w:rPr>
+        <w:t xml:space="preserve"> </w:t>
+      </w:r>
+      <w:r>
+        <w:rPr>
+          <w:b/>
+          <w:bCs/>
+        </w:rPr>
+        <w:t xml:space="preserve">decision</w:t>
+      </w:r>
+      <w:r>
+        <w:t xml:space="preserve">, and pointers to the pinned</w:t>
+      </w:r>
+      <w:r>
+        <w:t xml:space="preserve"> </w:t>
+      </w:r>
+      <w:r>
+        <w:rPr>
+          <w:rStyle w:val="VerbatimChar"/>
+        </w:rPr>
+        <w:t xml:space="preserve">env/*.yml</w:t>
+      </w:r>
+      <w:r>
+        <w:t xml:space="preserve"> </w:t>
+      </w:r>
+      <w:r>
+        <w:t xml:space="preserve">and the pinned VEP/hap.py containers.</w:t>
+      </w:r>
+      <w:r>
+        <w:t xml:space="preserve"> </w:t>
+      </w:r>
+      <w:r>
+        <w:t xml:space="preserve">Pin Nextflow via</w:t>
+      </w:r>
+      <w:r>
+        <w:t xml:space="preserve"> </w:t>
+      </w:r>
+      <w:r>
+        <w:rPr>
+          <w:rStyle w:val="VerbatimChar"/>
+        </w:rPr>
+        <w:t xml:space="preserve">manifest.nextflowVersion</w:t>
+      </w:r>
+      <w:r>
+        <w:t xml:space="preserve"> </w:t>
+      </w:r>
+      <w:r>
+        <w:t xml:space="preserve">and tool versions via the env files; cite the</w:t>
+      </w:r>
+      <w:r>
+        <w:t xml:space="preserve"> </w:t>
+      </w:r>
+      <w:r>
+        <w:t xml:space="preserve">exact reference and database releases recorded in the manifest.</w:t>
+      </w:r>
+    </w:p>
+    <w:bookmarkEnd w:id="160"/>
+    <w:bookmarkStart w:id="161" w:name="glossary-faq"/>
+    <w:p>
+      <w:pPr>
+        <w:pStyle w:val="Heading1"/>
+      </w:pPr>
+      <w:r>
+        <w:t xml:space="preserve">17. Glossary &amp; FAQ</w:t>
+      </w:r>
+    </w:p>
+    <w:p>
+      <w:pPr>
+        <w:pStyle w:val="FirstParagraph"/>
+      </w:pPr>
+      <w:r>
+        <w:rPr>
+          <w:b/>
+          <w:bCs/>
+        </w:rPr>
+        <w:t xml:space="preserve">gVCF</w:t>
+      </w:r>
+      <w:r>
+        <w:t xml:space="preserve"> </w:t>
+      </w:r>
+      <w:r>
+        <w:t xml:space="preserve">— per-sample genomic VCF with reference-confidence blocks, the input to joint</w:t>
+      </w:r>
+      <w:r>
+        <w:t xml:space="preserve"> </w:t>
+      </w:r>
+      <w:r>
+        <w:t xml:space="preserve">genotyping.</w:t>
+      </w:r>
+      <w:r>
+        <w:t xml:space="preserve"> </w:t>
+      </w:r>
+      <w:r>
+        <w:rPr>
+          <w:b/>
+          <w:bCs/>
+        </w:rPr>
+        <w:t xml:space="preserve">PoN</w:t>
+      </w:r>
+      <w:r>
+        <w:t xml:space="preserve"> </w:t>
+      </w:r>
+      <w:r>
+        <w:t xml:space="preserve">— panel-of-normals (CNVkit reference from QC-pass samples).</w:t>
+      </w:r>
+      <w:r>
+        <w:t xml:space="preserve"> </w:t>
+      </w:r>
+      <w:r>
+        <w:rPr>
+          <w:b/>
+          <w:bCs/>
+        </w:rPr>
+        <w:t xml:space="preserve">FREEMIX</w:t>
+      </w:r>
+      <w:r>
+        <w:t xml:space="preserve"> </w:t>
+      </w:r>
+      <w:r>
+        <w:t xml:space="preserve">— VerifyBamID2 contamination estimate.</w:t>
+      </w:r>
+      <w:r>
+        <w:t xml:space="preserve"> </w:t>
+      </w:r>
+      <w:r>
+        <w:rPr>
+          <w:b/>
+          <w:bCs/>
+        </w:rPr>
+        <w:t xml:space="preserve">FOLD_80</w:t>
+      </w:r>
+      <w:r>
+        <w:t xml:space="preserve"> </w:t>
+      </w:r>
+      <w:r>
+        <w:t xml:space="preserve">— uniformity penalty (1.0 = uniform).</w:t>
+      </w:r>
+      <w:r>
+        <w:t xml:space="preserve"> </w:t>
+      </w:r>
+      <w:r>
+        <w:rPr>
+          <w:b/>
+          <w:bCs/>
+        </w:rPr>
+        <w:t xml:space="preserve">λ (lambda)</w:t>
+      </w:r>
+      <w:r>
+        <w:t xml:space="preserve"> </w:t>
+      </w:r>
+      <w:r>
+        <w:t xml:space="preserve">— genomic inflation factor.</w:t>
+      </w:r>
+      <w:r>
+        <w:t xml:space="preserve"> </w:t>
+      </w:r>
+      <w:r>
+        <w:rPr>
+          <w:b/>
+          <w:bCs/>
+        </w:rPr>
+        <w:t xml:space="preserve">Burden test</w:t>
+      </w:r>
+      <w:r>
+        <w:t xml:space="preserve"> </w:t>
+      </w:r>
+      <w:r>
+        <w:t xml:space="preserve">— gene/gene-set aggregation of</w:t>
+      </w:r>
+      <w:r>
+        <w:t xml:space="preserve"> </w:t>
+      </w:r>
+      <w:r>
+        <w:t xml:space="preserve">rare variants vs phenotype.</w:t>
+      </w:r>
+    </w:p>
+    <w:p>
+      <w:pPr>
+        <w:pStyle w:val="BodyText"/>
+      </w:pPr>
+      <w:r>
+        <w:rPr>
+          <w:b/>
+          <w:bCs/>
+        </w:rPr>
+        <w:t xml:space="preserve">FAQ.</w:t>
+      </w:r>
+    </w:p>
+    <w:p>
+      <w:pPr>
+        <w:pStyle w:val="Compact"/>
+        <w:numPr>
+          <w:ilvl w:val="0"/>
+          <w:numId w:val="1019"/>
+        </w:numPr>
+      </w:pPr>
+      <w:r>
+        <w:rPr>
           <w:i/>
           <w:iCs/>
         </w:rPr>
+        <w:t xml:space="preserve">Do I need CaptureForge to run CallForge?</w:t>
+      </w:r>
+      <w:r>
+        <w:t xml:space="preserve"> </w:t>
+      </w:r>
+      <w:r>
+        <w:t xml:space="preserve">No — you can supply</w:t>
+      </w:r>
+      <w:r>
+        <w:t xml:space="preserve"> </w:t>
+      </w:r>
+      <w:r>
+        <w:rPr>
+          <w:rStyle w:val="VerbatimChar"/>
+        </w:rPr>
+        <w:t xml:space="preserve">--target_bed</w:t>
+      </w:r>
+      <w:r>
+        <w:t xml:space="preserve"> </w:t>
+      </w:r>
+      <w:r>
+        <w:t xml:space="preserve">+</w:t>
+      </w:r>
+      <w:r>
+        <w:t xml:space="preserve"> </w:t>
+      </w:r>
+      <w:r>
+        <w:rPr>
+          <w:rStyle w:val="VerbatimChar"/>
+        </w:rPr>
+        <w:t xml:space="preserve">--gene_metadata</w:t>
+      </w:r>
+      <w:r>
+        <w:t xml:space="preserve"> </w:t>
+      </w:r>
+      <w:r>
+        <w:t xml:space="preserve">directly; but the per-gene labels (CNV callability, paralog, burden</w:t>
+      </w:r>
+      <w:r>
+        <w:t xml:space="preserve"> </w:t>
+      </w:r>
+      <w:r>
+        <w:t xml:space="preserve">groups) come from CaptureForge metadata and enrich the analysis.</w:t>
+      </w:r>
+    </w:p>
+    <w:p>
+      <w:pPr>
+        <w:pStyle w:val="Compact"/>
+        <w:numPr>
+          <w:ilvl w:val="0"/>
+          <w:numId w:val="1019"/>
+        </w:numPr>
+      </w:pPr>
+      <w:r>
+        <w:rPr>
+          <w:i/>
+          <w:iCs/>
+        </w:rPr>
+        <w:t xml:space="preserve">What if I have no phenotype?</w:t>
+      </w:r>
+      <w:r>
+        <w:t xml:space="preserve"> </w:t>
+      </w:r>
+      <w:r>
+        <w:t xml:space="preserve">The pipeline runs through the annotated callset and skips</w:t>
+      </w:r>
+      <w:r>
+        <w:t xml:space="preserve"> </w:t>
+      </w:r>
+      <w:r>
+        <w:t xml:space="preserve">burden with a message.</w:t>
+      </w:r>
+    </w:p>
+    <w:p>
+      <w:pPr>
+        <w:pStyle w:val="Compact"/>
+        <w:numPr>
+          <w:ilvl w:val="0"/>
+          <w:numId w:val="1019"/>
+        </w:numPr>
+      </w:pPr>
+      <w:r>
+        <w:rPr>
+          <w:i/>
+          <w:iCs/>
+        </w:rPr>
         <w:t xml:space="preserve">Why did a sample disappear from the callset?</w:t>
       </w:r>
       <w:r>
@@ -16679,8 +19447,8 @@
         <w:t xml:space="preserve">.</w:t>
       </w:r>
     </w:p>
-    <w:bookmarkEnd w:id="159"/>
-    <w:bookmarkStart w:id="160" w:name="Xb6288e317880f4cbc66e34b2e382df0615133a4"/>
+    <w:bookmarkEnd w:id="161"/>
+    <w:bookmarkStart w:id="162" w:name="Xb6288e317880f4cbc66e34b2e382df0615133a4"/>
     <w:p>
       <w:pPr>
         <w:pStyle w:val="Heading1"/>
@@ -16764,7 +19532,7 @@
         <w:t xml:space="preserve">.</w:t>
       </w:r>
     </w:p>
-    <w:bookmarkEnd w:id="160"/>
+    <w:bookmarkEnd w:id="162"/>
     <w:sectPr>
       <w:footnotePr>
         <w:numRestart w:val="eachSect"/>
@@ -17079,7 +19847,7 @@
     <w:abstractNumId w:val="991"/>
   </w:num>
   <w:num w:numId="1008">
-    <w:abstractNumId w:val="992"/>
+    <w:abstractNumId w:val="991"/>
   </w:num>
   <w:num w:numId="1009">
     <w:abstractNumId w:val="992"/>
@@ -17106,9 +19874,12 @@
     <w:abstractNumId w:val="992"/>
   </w:num>
   <w:num w:numId="1017">
+    <w:abstractNumId w:val="992"/>
+  </w:num>
+  <w:num w:numId="1018">
     <w:abstractNumId w:val="991"/>
   </w:num>
-  <w:num w:numId="1018">
+  <w:num w:numId="1019">
     <w:abstractNumId w:val="991"/>
   </w:num>
 </w:numbering>

--- a/docs/manual/callforge_manual.docx
+++ b/docs/manual/callforge_manual.docx
@@ -2137,7 +2137,7 @@
         <w:rPr>
           <w:rStyle w:val="VerbatimChar"/>
         </w:rPr>
-        <w:t xml:space="preserve">mac_local</w:t>
+        <w:t xml:space="preserve">local</w:t>
       </w:r>
       <w:r>
         <w:t xml:space="preserve">,</w:t>
@@ -3106,13 +3106,13 @@
         <w:rPr>
           <w:rStyle w:val="ExtensionTok"/>
         </w:rPr>
-        <w:t xml:space="preserve">nextflow</w:t>
-      </w:r>
-      <w:r>
-        <w:rPr>
-          <w:rStyle w:val="NormalTok"/>
-        </w:rPr>
-        <w:t xml:space="preserve"> run main.nf </w:t>
+        <w:t xml:space="preserve">callforge</w:t>
+      </w:r>
+      <w:r>
+        <w:rPr>
+          <w:rStyle w:val="NormalTok"/>
+        </w:rPr>
+        <w:t xml:space="preserve"> run </w:t>
       </w:r>
       <w:r>
         <w:rPr>
@@ -6642,17 +6642,515 @@
       </w:r>
     </w:p>
     <w:bookmarkEnd w:id="20"/>
-    <w:bookmarkStart w:id="21" w:name="Xaad4569b5b308374a847db0a05c4bbedbf13bac"/>
+    <w:bookmarkStart w:id="21" w:name="X86d640aa8da04fd9d90f86eda18461bc4764271"/>
     <w:p>
       <w:pPr>
         <w:pStyle w:val="Heading2"/>
       </w:pPr>
       <w:r>
-        <w:t xml:space="preserve">5.2 CaptureForge handoff —</w:t>
-      </w:r>
-      <w:r>
-        <w:t xml:space="preserve"> </w:t>
-      </w:r>
+        <w:t xml:space="preserve">5.2 Target BED &amp; gene metadata — CallForge runs without CaptureForge</w:t>
+      </w:r>
+    </w:p>
+    <w:p>
+      <w:pPr>
+        <w:pStyle w:val="FirstParagraph"/>
+      </w:pPr>
+      <w:r>
+        <w:rPr>
+          <w:b/>
+          <w:bCs/>
+        </w:rPr>
+        <w:t xml:space="preserve">The minimum to run CallForge is FASTQs + a reference + a target BED.</w:t>
+      </w:r>
+      <w:r>
+        <w:t xml:space="preserve"> </w:t>
+      </w:r>
+      <w:r>
+        <w:t xml:space="preserve">The whole spine —</w:t>
+      </w:r>
+      <w:r>
+        <w:t xml:space="preserve"> </w:t>
+      </w:r>
+      <w:r>
+        <w:t xml:space="preserve">align → coverage/QC → call → annotation → cohort QC → GIAB → per-gene burden — needs nothing</w:t>
+      </w:r>
+      <w:r>
+        <w:t xml:space="preserve"> </w:t>
+      </w:r>
+      <w:r>
+        <w:t xml:space="preserve">from CaptureForge. The CaptureForge</w:t>
+      </w:r>
+      <w:r>
+        <w:t xml:space="preserve"> </w:t>
+      </w:r>
+      <w:r>
+        <w:rPr>
+          <w:b/>
+          <w:bCs/>
+        </w:rPr>
+        <w:t xml:space="preserve">per-gene metadata is optional enrichment</w:t>
+      </w:r>
+      <w:r>
+        <w:t xml:space="preserve"> </w:t>
+      </w:r>
+      <w:r>
+        <w:t xml:space="preserve">that the</w:t>
+      </w:r>
+      <w:r>
+        <w:t xml:space="preserve"> </w:t>
+      </w:r>
+      <w:r>
+        <w:rPr>
+          <w:i/>
+          <w:iCs/>
+        </w:rPr>
+        <w:t xml:space="preserve">interpretation layer</w:t>
+      </w:r>
+      <w:r>
+        <w:t xml:space="preserve"> </w:t>
+      </w:r>
+      <w:r>
+        <w:t xml:space="preserve">(CNV / STR / paralog / gene-set burden) consumes; absent it, those</w:t>
+      </w:r>
+      <w:r>
+        <w:t xml:space="preserve"> </w:t>
+      </w:r>
+      <w:r>
+        <w:t xml:space="preserve">features degrade gracefully rather than failing.</w:t>
+      </w:r>
+    </w:p>
+    <w:p>
+      <w:pPr>
+        <w:pStyle w:val="BodyText"/>
+      </w:pPr>
+      <w:r>
+        <w:rPr>
+          <w:b/>
+          <w:bCs/>
+        </w:rPr>
+        <w:t xml:space="preserve">What each metadata field unlocks, and the behavior when absent:</w:t>
+      </w:r>
+    </w:p>
+    <w:tbl>
+      <w:tblPr>
+        <w:tblStyle w:val="Table"/>
+        <w:tblW w:type="pct" w:w="5000"/>
+        <w:tblLayout w:type="fixed"/>
+        <w:tblLook w:firstRow="1" w:lastRow="0" w:firstColumn="0" w:lastColumn="0" w:noHBand="0" w:noVBand="0" w:val="0020"/>
+      </w:tblPr>
+      <w:tblGrid>
+        <w:gridCol w:w="1672"/>
+        <w:gridCol w:w="3080"/>
+        <w:gridCol w:w="3168"/>
+      </w:tblGrid>
+      <w:tr>
+        <w:trPr>
+          <w:tblHeader w:val="on"/>
+        </w:trPr>
+        <w:tc>
+          <w:tcPr/>
+          <w:p>
+            <w:pPr>
+              <w:pStyle w:val="Compact"/>
+              <w:jc w:val="left"/>
+            </w:pPr>
+            <w:r>
+              <w:t xml:space="preserve">Metadata field</w:t>
+            </w:r>
+          </w:p>
+        </w:tc>
+        <w:tc>
+          <w:tcPr/>
+          <w:p>
+            <w:pPr>
+              <w:pStyle w:val="Compact"/>
+              <w:jc w:val="left"/>
+            </w:pPr>
+            <w:r>
+              <w:t xml:space="preserve">Unlocks</w:t>
+            </w:r>
+          </w:p>
+        </w:tc>
+        <w:tc>
+          <w:tcPr/>
+          <w:p>
+            <w:pPr>
+              <w:pStyle w:val="Compact"/>
+              <w:jc w:val="left"/>
+            </w:pPr>
+            <w:r>
+              <w:t xml:space="preserve">When absent</w:t>
+            </w:r>
+          </w:p>
+        </w:tc>
+      </w:tr>
+      <w:tr>
+        <w:tc>
+          <w:tcPr/>
+          <w:p>
+            <w:pPr>
+              <w:pStyle w:val="Compact"/>
+              <w:jc w:val="left"/>
+            </w:pPr>
+            <w:r>
+              <w:rPr>
+                <w:rStyle w:val="VerbatimChar"/>
+              </w:rPr>
+              <w:t xml:space="preserve">is_str_target</w:t>
+            </w:r>
+            <w:r>
+              <w:t xml:space="preserve"> </w:t>
+            </w:r>
+            <w:r>
+              <w:t xml:space="preserve">+</w:t>
+            </w:r>
+            <w:r>
+              <w:t xml:space="preserve"> </w:t>
+            </w:r>
+            <w:r>
+              <w:rPr>
+                <w:rStyle w:val="VerbatimChar"/>
+              </w:rPr>
+              <w:t xml:space="preserve">str_loci</w:t>
+            </w:r>
+          </w:p>
+        </w:tc>
+        <w:tc>
+          <w:tcPr/>
+          <w:p>
+            <w:pPr>
+              <w:pStyle w:val="Compact"/>
+              <w:jc w:val="left"/>
+            </w:pPr>
+            <w:r>
+              <w:t xml:space="preserve">STR genotyping (ExpansionHunter catalog)</w:t>
+            </w:r>
+          </w:p>
+        </w:tc>
+        <w:tc>
+          <w:tcPr/>
+          <w:p>
+            <w:pPr>
+              <w:pStyle w:val="Compact"/>
+              <w:jc w:val="left"/>
+            </w:pPr>
+            <w:r>
+              <w:t xml:space="preserve">STR stage produces nothing / skips</w:t>
+            </w:r>
+          </w:p>
+        </w:tc>
+      </w:tr>
+      <w:tr>
+        <w:tc>
+          <w:tcPr/>
+          <w:p>
+            <w:pPr>
+              <w:pStyle w:val="Compact"/>
+              <w:jc w:val="left"/>
+            </w:pPr>
+            <w:r>
+              <w:rPr>
+                <w:rStyle w:val="VerbatimChar"/>
+              </w:rPr>
+              <w:t xml:space="preserve">is_paralog</w:t>
+            </w:r>
+          </w:p>
+        </w:tc>
+        <w:tc>
+          <w:tcPr/>
+          <w:p>
+            <w:pPr>
+              <w:pStyle w:val="Compact"/>
+              <w:jc w:val="left"/>
+            </w:pPr>
+            <w:r>
+              <w:t xml:space="preserve">paralog-aware flagging (</w:t>
+            </w:r>
+            <w:r>
+              <w:rPr>
+                <w:rStyle w:val="VerbatimChar"/>
+              </w:rPr>
+              <w:t xml:space="preserve">PARALOG_GENE</w:t>
+            </w:r>
+            <w:r>
+              <w:t xml:space="preserve">/</w:t>
+            </w:r>
+            <w:r>
+              <w:rPr>
+                <w:rStyle w:val="VerbatimChar"/>
+              </w:rPr>
+              <w:t xml:space="preserve">CONF</w:t>
+            </w:r>
+            <w:r>
+              <w:t xml:space="preserve">)</w:t>
+            </w:r>
+          </w:p>
+        </w:tc>
+        <w:tc>
+          <w:tcPr/>
+          <w:p>
+            <w:pPr>
+              <w:pStyle w:val="Compact"/>
+              <w:jc w:val="left"/>
+            </w:pPr>
+            <w:r>
+              <w:t xml:space="preserve">no paralog flags written</w:t>
+            </w:r>
+          </w:p>
+        </w:tc>
+      </w:tr>
+      <w:tr>
+        <w:tc>
+          <w:tcPr/>
+          <w:p>
+            <w:pPr>
+              <w:pStyle w:val="Compact"/>
+              <w:jc w:val="left"/>
+            </w:pPr>
+            <w:r>
+              <w:rPr>
+                <w:rStyle w:val="VerbatimChar"/>
+              </w:rPr>
+              <w:t xml:space="preserve">is_cnv_target</w:t>
+            </w:r>
+          </w:p>
+        </w:tc>
+        <w:tc>
+          <w:tcPr/>
+          <w:p>
+            <w:pPr>
+              <w:pStyle w:val="Compact"/>
+              <w:jc w:val="left"/>
+            </w:pPr>
+            <w:r>
+              <w:t xml:space="preserve">CNV calls labelled as CNV targets</w:t>
+            </w:r>
+          </w:p>
+        </w:tc>
+        <w:tc>
+          <w:tcPr/>
+          <w:p>
+            <w:pPr>
+              <w:pStyle w:val="Compact"/>
+              <w:jc w:val="left"/>
+            </w:pPr>
+            <w:r>
+              <w:t xml:space="preserve">CNV calls still made, just unlabelled</w:t>
+            </w:r>
+          </w:p>
+        </w:tc>
+      </w:tr>
+      <w:tr>
+        <w:tc>
+          <w:tcPr/>
+          <w:p>
+            <w:pPr>
+              <w:pStyle w:val="Compact"/>
+              <w:jc w:val="left"/>
+            </w:pPr>
+            <w:r>
+              <w:rPr>
+                <w:rStyle w:val="VerbatimChar"/>
+              </w:rPr>
+              <w:t xml:space="preserve">cnv_callable</w:t>
+            </w:r>
+            <w:r>
+              <w:t xml:space="preserve"> </w:t>
+            </w:r>
+            <w:r>
+              <w:t xml:space="preserve">(+</w:t>
+            </w:r>
+            <w:r>
+              <w:rPr>
+                <w:rStyle w:val="VerbatimChar"/>
+              </w:rPr>
+              <w:t xml:space="preserve">_reason</w:t>
+            </w:r>
+            <w:r>
+              <w:t xml:space="preserve">)</w:t>
+            </w:r>
+          </w:p>
+        </w:tc>
+        <w:tc>
+          <w:tcPr/>
+          <w:p>
+            <w:pPr>
+              <w:pStyle w:val="Compact"/>
+              <w:jc w:val="left"/>
+            </w:pPr>
+            <w:r>
+              <w:t xml:space="preserve">CNV calls labelled</w:t>
+            </w:r>
+            <w:r>
+              <w:t xml:space="preserve"> </w:t>
+            </w:r>
+            <w:r>
+              <w:rPr>
+                <w:rStyle w:val="VerbatimChar"/>
+              </w:rPr>
+              <w:t xml:space="preserve">callable</w:t>
+            </w:r>
+            <w:r>
+              <w:t xml:space="preserve"> </w:t>
+            </w:r>
+            <w:r>
+              <w:t xml:space="preserve">/</w:t>
+            </w:r>
+            <w:r>
+              <w:t xml:space="preserve"> </w:t>
+            </w:r>
+            <w:r>
+              <w:rPr>
+                <w:rStyle w:val="VerbatimChar"/>
+              </w:rPr>
+              <w:t xml:space="preserve">breakpoint_blind_low_confidence</w:t>
+            </w:r>
+          </w:p>
+        </w:tc>
+        <w:tc>
+          <w:tcPr/>
+          <w:p>
+            <w:pPr>
+              <w:pStyle w:val="Compact"/>
+              <w:jc w:val="left"/>
+            </w:pPr>
+            <w:r>
+              <w:t xml:space="preserve">CNV calls labelled</w:t>
+            </w:r>
+            <w:r>
+              <w:t xml:space="preserve"> </w:t>
+            </w:r>
+            <w:r>
+              <w:rPr>
+                <w:rStyle w:val="VerbatimChar"/>
+              </w:rPr>
+              <w:t xml:space="preserve">unknown_confidence</w:t>
+            </w:r>
+          </w:p>
+        </w:tc>
+      </w:tr>
+      <w:tr>
+        <w:tc>
+          <w:tcPr/>
+          <w:p>
+            <w:pPr>
+              <w:pStyle w:val="Compact"/>
+              <w:jc w:val="left"/>
+            </w:pPr>
+            <w:r>
+              <w:rPr>
+                <w:rStyle w:val="VerbatimChar"/>
+              </w:rPr>
+              <w:t xml:space="preserve">burden_group</w:t>
+            </w:r>
+          </w:p>
+        </w:tc>
+        <w:tc>
+          <w:tcPr/>
+          <w:p>
+            <w:pPr>
+              <w:pStyle w:val="Compact"/>
+              <w:jc w:val="left"/>
+            </w:pPr>
+            <w:r>
+              <w:t xml:space="preserve">gene-</w:t>
+            </w:r>
+            <w:r>
+              <w:rPr>
+                <w:b/>
+                <w:bCs/>
+              </w:rPr>
+              <w:t xml:space="preserve">set</w:t>
+            </w:r>
+            <w:r>
+              <w:t xml:space="preserve"> </w:t>
+            </w:r>
+            <w:r>
+              <w:t xml:space="preserve">burden (collapse by group)</w:t>
+            </w:r>
+          </w:p>
+        </w:tc>
+        <w:tc>
+          <w:tcPr/>
+          <w:p>
+            <w:pPr>
+              <w:pStyle w:val="Compact"/>
+              <w:jc w:val="left"/>
+            </w:pPr>
+            <w:r>
+              <w:t xml:space="preserve">burden collapses</w:t>
+            </w:r>
+            <w:r>
+              <w:t xml:space="preserve"> </w:t>
+            </w:r>
+            <w:r>
+              <w:rPr>
+                <w:b/>
+                <w:bCs/>
+              </w:rPr>
+              <w:t xml:space="preserve">per-gene only</w:t>
+            </w:r>
+          </w:p>
+        </w:tc>
+      </w:tr>
+      <w:tr>
+        <w:tc>
+          <w:tcPr/>
+          <w:p>
+            <w:pPr>
+              <w:pStyle w:val="Compact"/>
+              <w:jc w:val="left"/>
+            </w:pPr>
+            <w:r>
+              <w:rPr>
+                <w:rStyle w:val="VerbatimChar"/>
+              </w:rPr>
+              <w:t xml:space="preserve">off_target_frac</w:t>
+            </w:r>
+            <w:r>
+              <w:t xml:space="preserve">,</w:t>
+            </w:r>
+            <w:r>
+              <w:t xml:space="preserve"> </w:t>
+            </w:r>
+            <w:r>
+              <w:rPr>
+                <w:rStyle w:val="VerbatimChar"/>
+              </w:rPr>
+              <w:t xml:space="preserve">low_coverage</w:t>
+            </w:r>
+          </w:p>
+        </w:tc>
+        <w:tc>
+          <w:tcPr/>
+          <w:p>
+            <w:pPr>
+              <w:pStyle w:val="Compact"/>
+              <w:jc w:val="left"/>
+            </w:pPr>
+            <w:r>
+              <w:t xml:space="preserve">specificity / coverage QC annotations</w:t>
+            </w:r>
+          </w:p>
+        </w:tc>
+        <w:tc>
+          <w:tcPr/>
+          <w:p>
+            <w:pPr>
+              <w:pStyle w:val="Compact"/>
+              <w:jc w:val="left"/>
+            </w:pPr>
+            <w:r>
+              <w:t xml:space="preserve">left blank (not assessed)</w:t>
+            </w:r>
+          </w:p>
+        </w:tc>
+      </w:tr>
+    </w:tbl>
+    <w:p>
+      <w:pPr>
+        <w:pStyle w:val="BodyText"/>
+      </w:pPr>
       <w:r>
         <w:rPr>
           <w:rStyle w:val="VerbatimChar"/>
@@ -6663,7 +7161,113 @@
         <w:t xml:space="preserve"> </w:t>
       </w:r>
       <w:r>
-        <w:t xml:space="preserve">(+ metadata)</w:t>
+        <w:t xml:space="preserve">is always required (it defines the regions). The BED’s column-4 name uses</w:t>
+      </w:r>
+      <w:r>
+        <w:t xml:space="preserve"> </w:t>
+      </w:r>
+      <w:r>
+        <w:rPr>
+          <w:rStyle w:val="VerbatimChar"/>
+        </w:rPr>
+        <w:t xml:space="preserve">GENE|class</w:t>
+      </w:r>
+      <w:r>
+        <w:t xml:space="preserve"> </w:t>
+      </w:r>
+      <w:r>
+        <w:t xml:space="preserve">(e.g. </w:t>
+      </w:r>
+      <w:r>
+        <w:rPr>
+          <w:rStyle w:val="VerbatimChar"/>
+        </w:rPr>
+        <w:t xml:space="preserve">ATP2B4|coding</w:t>
+      </w:r>
+      <w:r>
+        <w:t xml:space="preserve">,</w:t>
+      </w:r>
+      <w:r>
+        <w:t xml:space="preserve"> </w:t>
+      </w:r>
+      <w:r>
+        <w:rPr>
+          <w:rStyle w:val="VerbatimChar"/>
+        </w:rPr>
+        <w:t xml:space="preserve">GYPC|cnv</w:t>
+      </w:r>
+      <w:r>
+        <w:t xml:space="preserve">,</w:t>
+      </w:r>
+      <w:r>
+        <w:t xml:space="preserve"> </w:t>
+      </w:r>
+      <w:r>
+        <w:rPr>
+          <w:rStyle w:val="VerbatimChar"/>
+        </w:rPr>
+        <w:t xml:space="preserve">HMOX1|str</w:t>
+      </w:r>
+      <w:r>
+        <w:t xml:space="preserve">); classes seed the per-gene table.</w:t>
+      </w:r>
+    </w:p>
+    <w:p>
+      <w:pPr>
+        <w:pStyle w:val="BodyText"/>
+      </w:pPr>
+      <w:r>
+        <w:rPr>
+          <w:b/>
+          <w:bCs/>
+        </w:rPr>
+        <w:t xml:space="preserve">The</w:t>
+      </w:r>
+      <w:r>
+        <w:rPr>
+          <w:b/>
+          <w:bCs/>
+        </w:rPr>
+        <w:t xml:space="preserve"> </w:t>
+      </w:r>
+      <w:r>
+        <w:rPr>
+          <w:rStyle w:val="VerbatimChar"/>
+          <w:b/>
+          <w:bCs/>
+        </w:rPr>
+        <w:t xml:space="preserve">gene_metadata.tsv</w:t>
+      </w:r>
+      <w:r>
+        <w:rPr>
+          <w:b/>
+          <w:bCs/>
+        </w:rPr>
+        <w:t xml:space="preserve"> </w:t>
+      </w:r>
+      <w:r>
+        <w:rPr>
+          <w:b/>
+          <w:bCs/>
+        </w:rPr>
+        <w:t xml:space="preserve">schema</w:t>
+      </w:r>
+      <w:r>
+        <w:t xml:space="preserve"> </w:t>
+      </w:r>
+      <w:r>
+        <w:t xml:space="preserve">(one row per gene; produced by either on-ramp below):</w:t>
+      </w:r>
+    </w:p>
+    <w:p>
+      <w:pPr>
+        <w:pStyle w:val="SourceCode"/>
+      </w:pPr>
+      <w:r>
+        <w:rPr>
+          <w:rStyle w:val="VerbatimChar"/>
+        </w:rPr>
+        <w:t xml:space="preserve">gene  classes  n_intervals n_coding n_promoter n_anchor n_str n_cnv  is_cnv_target cnv_callable cnv_callable_reason  is_str_target str_loci  is_paralog off_target_frac low_coverage burden_group</w:t>
       </w:r>
     </w:p>
     <w:p>
@@ -6671,7 +7275,41 @@
         <w:pStyle w:val="FirstParagraph"/>
       </w:pPr>
       <w:r>
-        <w:t xml:space="preserve">Point CallForge at CaptureForge’s as-built outputs:</w:t>
+        <w:t xml:space="preserve">A hand-authored</w:t>
+      </w:r>
+      <w:r>
+        <w:t xml:space="preserve"> </w:t>
+      </w:r>
+      <w:r>
+        <w:rPr>
+          <w:b/>
+          <w:bCs/>
+        </w:rPr>
+        <w:t xml:space="preserve">minimal example</w:t>
+      </w:r>
+      <w:r>
+        <w:t xml:space="preserve"> </w:t>
+      </w:r>
+      <w:r>
+        <w:t xml:space="preserve">(two genes: a paralog flag on</w:t>
+      </w:r>
+      <w:r>
+        <w:t xml:space="preserve"> </w:t>
+      </w:r>
+      <w:r>
+        <w:rPr>
+          <w:rStyle w:val="VerbatimChar"/>
+        </w:rPr>
+        <w:t xml:space="preserve">CD209</w:t>
+      </w:r>
+      <w:r>
+        <w:t xml:space="preserve">, a burden group on</w:t>
+      </w:r>
+      <w:r>
+        <w:t xml:space="preserve"> </w:t>
+      </w:r>
+      <w:r>
+        <w:t xml:space="preserve">both, everything design-specific left at its safe default):</w:t>
       </w:r>
     </w:p>
     <w:p>
@@ -6680,6 +7318,530 @@
       </w:pPr>
       <w:r>
         <w:rPr>
+          <w:rStyle w:val="VerbatimChar"/>
+        </w:rPr>
+        <w:t xml:space="preserve">gene    classes n_intervals n_coding    n_promoter  n_anchor    n_str   n_cnv   is_cnv_target   cnv_callable    cnv_callable_reason is_str_target   str_loci    is_paralog  off_target_frac low_coverage    burden_group</w:t>
+      </w:r>
+      <w:r>
+        <w:br/>
+      </w:r>
+      <w:r>
+        <w:rPr>
+          <w:rStyle w:val="VerbatimChar"/>
+        </w:rPr>
+        <w:t xml:space="preserve">CD209   coding  1   1   0   0   0   0   no  n/a     no      yes         COMPLEMENT</w:t>
+      </w:r>
+      <w:r>
+        <w:br/>
+      </w:r>
+      <w:r>
+        <w:rPr>
+          <w:rStyle w:val="VerbatimChar"/>
+        </w:rPr>
+        <w:t xml:space="preserve">CFH cnv,coding  2   1   0   0   0   1   yes unknown user_declared_not_design_derived    no      no          COMPLEMENT</w:t>
+      </w:r>
+    </w:p>
+    <w:p>
+      <w:pPr>
+        <w:pStyle w:val="FirstParagraph"/>
+      </w:pPr>
+      <w:r>
+        <w:rPr>
+          <w:b/>
+          <w:bCs/>
+        </w:rPr>
+        <w:t xml:space="preserve">Two on-ramps — both emit this identical schema:</w:t>
+      </w:r>
+    </w:p>
+    <w:p>
+      <w:pPr>
+        <w:numPr>
+          <w:ilvl w:val="0"/>
+          <w:numId w:val="1008"/>
+        </w:numPr>
+      </w:pPr>
+      <w:r>
+        <w:rPr>
+          <w:b/>
+          <w:bCs/>
+        </w:rPr>
+        <w:t xml:space="preserve">Generate it (no CaptureForge):</w:t>
+      </w:r>
+      <w:r>
+        <w:t xml:space="preserve"> </w:t>
+      </w:r>
+      <w:r>
+        <w:rPr>
+          <w:rStyle w:val="VerbatimChar"/>
+        </w:rPr>
+        <w:t xml:space="preserve">callforge metadata</w:t>
+      </w:r>
+      <w:r>
+        <w:t xml:space="preserve"> </w:t>
+      </w:r>
+      <w:r>
+        <w:t xml:space="preserve">builds</w:t>
+      </w:r>
+      <w:r>
+        <w:t xml:space="preserve"> </w:t>
+      </w:r>
+      <w:r>
+        <w:rPr>
+          <w:rStyle w:val="VerbatimChar"/>
+        </w:rPr>
+        <w:t xml:space="preserve">gene_metadata.tsv</w:t>
+      </w:r>
+      <w:r>
+        <w:t xml:space="preserve"> </w:t>
+      </w:r>
+      <w:r>
+        <w:t xml:space="preserve">from a</w:t>
+      </w:r>
+      <w:r>
+        <w:t xml:space="preserve"> </w:t>
+      </w:r>
+      <w:r>
+        <w:t xml:space="preserve">gene list and/or the target BED, plus your own declarations:</w:t>
+      </w:r>
+    </w:p>
+    <w:p>
+      <w:pPr>
+        <w:pStyle w:val="SourceCode"/>
+        <w:numPr>
+          <w:ilvl w:val="0"/>
+          <w:numId w:val="1000"/>
+        </w:numPr>
+      </w:pPr>
+      <w:r>
+        <w:rPr>
+          <w:rStyle w:val="ExtensionTok"/>
+        </w:rPr>
+        <w:t xml:space="preserve">callforge</w:t>
+      </w:r>
+      <w:r>
+        <w:rPr>
+          <w:rStyle w:val="NormalTok"/>
+        </w:rPr>
+        <w:t xml:space="preserve"> metadata </w:t>
+      </w:r>
+      <w:r>
+        <w:rPr>
+          <w:rStyle w:val="DataTypeTok"/>
+        </w:rPr>
+        <w:t xml:space="preserve">\</w:t>
+      </w:r>
+      <w:r>
+        <w:br/>
+      </w:r>
+      <w:r>
+        <w:rPr>
+          <w:rStyle w:val="NormalTok"/>
+        </w:rPr>
+        <w:t xml:space="preserve">    </w:t>
+      </w:r>
+      <w:r>
+        <w:rPr>
+          <w:rStyle w:val="AttributeTok"/>
+        </w:rPr>
+        <w:t xml:space="preserve">--bed</w:t>
+      </w:r>
+      <w:r>
+        <w:rPr>
+          <w:rStyle w:val="NormalTok"/>
+        </w:rPr>
+        <w:t xml:space="preserve"> /panel/targets.bed </w:t>
+      </w:r>
+      <w:r>
+        <w:rPr>
+          <w:rStyle w:val="DataTypeTok"/>
+        </w:rPr>
+        <w:t xml:space="preserve">\</w:t>
+      </w:r>
+      <w:r>
+        <w:br/>
+      </w:r>
+      <w:r>
+        <w:rPr>
+          <w:rStyle w:val="NormalTok"/>
+        </w:rPr>
+        <w:t xml:space="preserve">    </w:t>
+      </w:r>
+      <w:r>
+        <w:rPr>
+          <w:rStyle w:val="AttributeTok"/>
+        </w:rPr>
+        <w:t xml:space="preserve">--cnv-genes</w:t>
+      </w:r>
+      <w:r>
+        <w:rPr>
+          <w:rStyle w:val="NormalTok"/>
+        </w:rPr>
+        <w:t xml:space="preserve"> CFH,CR1 </w:t>
+      </w:r>
+      <w:r>
+        <w:rPr>
+          <w:rStyle w:val="DataTypeTok"/>
+        </w:rPr>
+        <w:t xml:space="preserve">\</w:t>
+      </w:r>
+      <w:r>
+        <w:br/>
+      </w:r>
+      <w:r>
+        <w:rPr>
+          <w:rStyle w:val="NormalTok"/>
+        </w:rPr>
+        <w:t xml:space="preserve">    </w:t>
+      </w:r>
+      <w:r>
+        <w:rPr>
+          <w:rStyle w:val="AttributeTok"/>
+        </w:rPr>
+        <w:t xml:space="preserve">--paralog-genes</w:t>
+      </w:r>
+      <w:r>
+        <w:rPr>
+          <w:rStyle w:val="NormalTok"/>
+        </w:rPr>
+        <w:t xml:space="preserve"> CD209,CFH </w:t>
+      </w:r>
+      <w:r>
+        <w:rPr>
+          <w:rStyle w:val="DataTypeTok"/>
+        </w:rPr>
+        <w:t xml:space="preserve">\</w:t>
+      </w:r>
+      <w:r>
+        <w:br/>
+      </w:r>
+      <w:r>
+        <w:rPr>
+          <w:rStyle w:val="NormalTok"/>
+        </w:rPr>
+        <w:t xml:space="preserve">    </w:t>
+      </w:r>
+      <w:r>
+        <w:rPr>
+          <w:rStyle w:val="AttributeTok"/>
+        </w:rPr>
+        <w:t xml:space="preserve">--str-loci</w:t>
+      </w:r>
+      <w:r>
+        <w:rPr>
+          <w:rStyle w:val="NormalTok"/>
+        </w:rPr>
+        <w:t xml:space="preserve"> str_loci.tsv </w:t>
+      </w:r>
+      <w:r>
+        <w:rPr>
+          <w:rStyle w:val="DataTypeTok"/>
+        </w:rPr>
+        <w:t xml:space="preserve">\</w:t>
+      </w:r>
+      <w:r>
+        <w:br/>
+      </w:r>
+      <w:r>
+        <w:rPr>
+          <w:rStyle w:val="NormalTok"/>
+        </w:rPr>
+        <w:t xml:space="preserve">    </w:t>
+      </w:r>
+      <w:r>
+        <w:rPr>
+          <w:rStyle w:val="AttributeTok"/>
+        </w:rPr>
+        <w:t xml:space="preserve">--burden-groups</w:t>
+      </w:r>
+      <w:r>
+        <w:rPr>
+          <w:rStyle w:val="NormalTok"/>
+        </w:rPr>
+        <w:t xml:space="preserve"> burden_groups.tsv </w:t>
+      </w:r>
+      <w:r>
+        <w:rPr>
+          <w:rStyle w:val="DataTypeTok"/>
+        </w:rPr>
+        <w:t xml:space="preserve">\</w:t>
+      </w:r>
+      <w:r>
+        <w:br/>
+      </w:r>
+      <w:r>
+        <w:rPr>
+          <w:rStyle w:val="NormalTok"/>
+        </w:rPr>
+        <w:t xml:space="preserve">    </w:t>
+      </w:r>
+      <w:r>
+        <w:rPr>
+          <w:rStyle w:val="AttributeTok"/>
+        </w:rPr>
+        <w:t xml:space="preserve">--out-tsv</w:t>
+      </w:r>
+      <w:r>
+        <w:rPr>
+          <w:rStyle w:val="NormalTok"/>
+        </w:rPr>
+        <w:t xml:space="preserve"> gene_metadata.tsv</w:t>
+      </w:r>
+    </w:p>
+    <w:p>
+      <w:pPr>
+        <w:numPr>
+          <w:ilvl w:val="0"/>
+          <w:numId w:val="1000"/>
+        </w:numPr>
+      </w:pPr>
+      <w:r>
+        <w:t xml:space="preserve">It writes a reconciliation report (genes in the BED with no metadata, declared genes absent</w:t>
+      </w:r>
+      <w:r>
+        <w:t xml:space="preserve"> </w:t>
+      </w:r>
+      <w:r>
+        <w:t xml:space="preserve">from the BED with near-miss hints, duplicates) and</w:t>
+      </w:r>
+      <w:r>
+        <w:t xml:space="preserve"> </w:t>
+      </w:r>
+      <w:r>
+        <w:rPr>
+          <w:b/>
+          <w:bCs/>
+        </w:rPr>
+        <w:t xml:space="preserve">exits non-zero on hard problems</w:t>
+      </w:r>
+      <w:r>
+        <w:t xml:space="preserve"> </w:t>
+      </w:r>
+      <w:r>
+        <w:t xml:space="preserve">(duplicate gene, malformed STR locus). It</w:t>
+      </w:r>
+      <w:r>
+        <w:t xml:space="preserve"> </w:t>
+      </w:r>
+      <w:r>
+        <w:rPr>
+          <w:b/>
+          <w:bCs/>
+        </w:rPr>
+        <w:t xml:space="preserve">never invents</w:t>
+      </w:r>
+      <w:r>
+        <w:t xml:space="preserve"> </w:t>
+      </w:r>
+      <w:r>
+        <w:t xml:space="preserve">the fields it cannot know:</w:t>
+      </w:r>
+      <w:r>
+        <w:t xml:space="preserve"> </w:t>
+      </w:r>
+      <w:r>
+        <w:rPr>
+          <w:rStyle w:val="VerbatimChar"/>
+        </w:rPr>
+        <w:t xml:space="preserve">cnv_callable</w:t>
+      </w:r>
+      <w:r>
+        <w:t xml:space="preserve"> </w:t>
+      </w:r>
+      <w:r>
+        <w:t xml:space="preserve">is set to</w:t>
+      </w:r>
+      <w:r>
+        <w:t xml:space="preserve"> </w:t>
+      </w:r>
+      <w:r>
+        <w:rPr>
+          <w:rStyle w:val="VerbatimChar"/>
+        </w:rPr>
+        <w:t xml:space="preserve">unknown</w:t>
+      </w:r>
+      <w:r>
+        <w:t xml:space="preserve"> </w:t>
+      </w:r>
+      <w:r>
+        <w:t xml:space="preserve">(</w:t>
+      </w:r>
+      <w:r>
+        <w:rPr>
+          <w:rStyle w:val="VerbatimChar"/>
+        </w:rPr>
+        <w:t xml:space="preserve">cnv_callable_reason=user_declared_not_design_derived</w:t>
+      </w:r>
+      <w:r>
+        <w:t xml:space="preserve">),</w:t>
+      </w:r>
+      <w:r>
+        <w:t xml:space="preserve"> </w:t>
+      </w:r>
+      <w:r>
+        <w:rPr>
+          <w:rStyle w:val="VerbatimChar"/>
+        </w:rPr>
+        <w:t xml:space="preserve">off_target_frac</w:t>
+      </w:r>
+      <w:r>
+        <w:t xml:space="preserve">/</w:t>
+      </w:r>
+      <w:r>
+        <w:rPr>
+          <w:rStyle w:val="VerbatimChar"/>
+        </w:rPr>
+        <w:t xml:space="preserve">low_coverage</w:t>
+      </w:r>
+      <w:r>
+        <w:t xml:space="preserve"> </w:t>
+      </w:r>
+      <w:r>
+        <w:t xml:space="preserve">are left blank, and</w:t>
+      </w:r>
+      <w:r>
+        <w:t xml:space="preserve"> </w:t>
+      </w:r>
+      <w:r>
+        <w:rPr>
+          <w:rStyle w:val="VerbatimChar"/>
+          <w:b/>
+          <w:bCs/>
+        </w:rPr>
+        <w:t xml:space="preserve">burden_group</w:t>
+      </w:r>
+      <w:r>
+        <w:rPr>
+          <w:b/>
+          <w:bCs/>
+        </w:rPr>
+        <w:t xml:space="preserve"> </w:t>
+      </w:r>
+      <w:r>
+        <w:rPr>
+          <w:b/>
+          <w:bCs/>
+        </w:rPr>
+        <w:t xml:space="preserve">is never auto-assigned</w:t>
+      </w:r>
+      <w:r>
+        <w:t xml:space="preserve"> </w:t>
+      </w:r>
+      <w:r>
+        <w:t xml:space="preserve">(blank → per-gene burden), exactly as</w:t>
+      </w:r>
+      <w:r>
+        <w:t xml:space="preserve"> </w:t>
+      </w:r>
+      <w:r>
+        <w:rPr>
+          <w:rStyle w:val="VerbatimChar"/>
+        </w:rPr>
+        <w:t xml:space="preserve">phenotype</w:t>
+      </w:r>
+      <w:r>
+        <w:t xml:space="preserve"> </w:t>
+      </w:r>
+      <w:r>
+        <w:t xml:space="preserve">is never auto-filled (§5.1). Then pass it</w:t>
+      </w:r>
+      <w:r>
+        <w:t xml:space="preserve"> </w:t>
+      </w:r>
+      <w:r>
+        <w:t xml:space="preserve">with</w:t>
+      </w:r>
+      <w:r>
+        <w:t xml:space="preserve"> </w:t>
+      </w:r>
+      <w:r>
+        <w:rPr>
+          <w:rStyle w:val="VerbatimChar"/>
+        </w:rPr>
+        <w:t xml:space="preserve">--gene_metadata gene_metadata.tsv</w:t>
+      </w:r>
+      <w:r>
+        <w:t xml:space="preserve"> </w:t>
+      </w:r>
+      <w:r>
+        <w:t xml:space="preserve">(with</w:t>
+      </w:r>
+      <w:r>
+        <w:t xml:space="preserve"> </w:t>
+      </w:r>
+      <w:r>
+        <w:rPr>
+          <w:rStyle w:val="VerbatimChar"/>
+        </w:rPr>
+        <w:t xml:space="preserve">--paralog_genes</w:t>
+      </w:r>
+      <w:r>
+        <w:t xml:space="preserve"> </w:t>
+      </w:r>
+      <w:r>
+        <w:t xml:space="preserve">/</w:t>
+      </w:r>
+      <w:r>
+        <w:t xml:space="preserve"> </w:t>
+      </w:r>
+      <w:r>
+        <w:rPr>
+          <w:rStyle w:val="VerbatimChar"/>
+        </w:rPr>
+        <w:t xml:space="preserve">--str_catalog</w:t>
+      </w:r>
+      <w:r>
+        <w:t xml:space="preserve"> </w:t>
+      </w:r>
+      <w:r>
+        <w:t xml:space="preserve">as needed).</w:t>
+      </w:r>
+    </w:p>
+    <w:p>
+      <w:pPr>
+        <w:numPr>
+          <w:ilvl w:val="0"/>
+          <w:numId w:val="1008"/>
+        </w:numPr>
+      </w:pPr>
+      <w:r>
+        <w:rPr>
+          <w:b/>
+          <w:bCs/>
+        </w:rPr>
+        <w:t xml:space="preserve">From CaptureForge:</w:t>
+      </w:r>
+      <w:r>
+        <w:t xml:space="preserve"> </w:t>
+      </w:r>
+      <w:r>
+        <w:t xml:space="preserve">point CallForge at the as-built handoff and</w:t>
+      </w:r>
+      <w:r>
+        <w:t xml:space="preserve"> </w:t>
+      </w:r>
+      <w:r>
+        <w:rPr>
+          <w:rStyle w:val="VerbatimChar"/>
+        </w:rPr>
+        <w:t xml:space="preserve">ingest_captureforge.py</w:t>
+      </w:r>
+      <w:r>
+        <w:t xml:space="preserve"> </w:t>
+      </w:r>
+      <w:r>
+        <w:t xml:space="preserve">derives the same table (including design-derived callability):</w:t>
+      </w:r>
+    </w:p>
+    <w:p>
+      <w:pPr>
+        <w:pStyle w:val="SourceCode"/>
+        <w:numPr>
+          <w:ilvl w:val="0"/>
+          <w:numId w:val="1000"/>
+        </w:numPr>
+      </w:pPr>
+      <w:r>
+        <w:rPr>
           <w:rStyle w:val="FunctionTok"/>
         </w:rPr>
         <w:t xml:space="preserve">target_bed</w:t>
@@ -6757,171 +7919,126 @@
       </w:pPr>
       <w:r>
         <w:rPr>
-          <w:rStyle w:val="VerbatimChar"/>
-        </w:rPr>
-        <w:t xml:space="preserve">final_covered_targets.bed</w:t>
-      </w:r>
-      <w:r>
-        <w:t xml:space="preserve"> </w:t>
-      </w:r>
-      <w:r>
-        <w:t xml:space="preserve">uses</w:t>
-      </w:r>
-      <w:r>
-        <w:t xml:space="preserve"> </w:t>
-      </w:r>
-      <w:r>
-        <w:rPr>
-          <w:rStyle w:val="VerbatimChar"/>
-        </w:rPr>
-        <w:t xml:space="preserve">GENE|class</w:t>
-      </w:r>
-      <w:r>
-        <w:t xml:space="preserve"> </w:t>
-      </w:r>
-      <w:r>
-        <w:t xml:space="preserve">names (e.g. </w:t>
-      </w:r>
-      <w:r>
-        <w:rPr>
-          <w:rStyle w:val="VerbatimChar"/>
-        </w:rPr>
-        <w:t xml:space="preserve">ATP2B4|coding</w:t>
-      </w:r>
-      <w:r>
-        <w:t xml:space="preserve">,</w:t>
-      </w:r>
-      <w:r>
-        <w:t xml:space="preserve"> </w:t>
-      </w:r>
-      <w:r>
-        <w:rPr>
-          <w:rStyle w:val="VerbatimChar"/>
-        </w:rPr>
-        <w:t xml:space="preserve">GYPC|cnv</w:t>
-      </w:r>
-      <w:r>
-        <w:t xml:space="preserve">).</w:t>
-      </w:r>
-      <w:r>
-        <w:t xml:space="preserve"> </w:t>
-      </w:r>
-      <w:r>
-        <w:rPr>
-          <w:rStyle w:val="VerbatimChar"/>
-        </w:rPr>
-        <w:t xml:space="preserve">metrics.json</w:t>
-      </w:r>
-      <w:r>
-        <w:t xml:space="preserve"> </w:t>
-      </w:r>
-      <w:r>
-        <w:t xml:space="preserve">supplies CNV callability;</w:t>
-      </w:r>
-      <w:r>
-        <w:t xml:space="preserve"> </w:t>
-      </w:r>
-      <w:r>
-        <w:rPr>
-          <w:rStyle w:val="VerbatimChar"/>
-        </w:rPr>
-        <w:t xml:space="preserve">baits.csv</w:t>
-      </w:r>
-      <w:r>
-        <w:t xml:space="preserve"> </w:t>
-      </w:r>
-      <w:r>
-        <w:t xml:space="preserve">an off-target signal.</w:t>
-      </w:r>
-      <w:r>
-        <w:t xml:space="preserve"> </w:t>
-      </w:r>
-      <w:r>
-        <w:t xml:space="preserve">If CaptureForge outputs are absent, supply</w:t>
-      </w:r>
-      <w:r>
-        <w:t xml:space="preserve"> </w:t>
-      </w:r>
-      <w:r>
-        <w:rPr>
-          <w:rStyle w:val="VerbatimChar"/>
-        </w:rPr>
-        <w:t xml:space="preserve">--gene_metadata</w:t>
-      </w:r>
-      <w:r>
-        <w:t xml:space="preserve"> </w:t>
-      </w:r>
-      <w:r>
-        <w:t xml:space="preserve">(a per-gene TSV),</w:t>
-      </w:r>
-      <w:r>
-        <w:t xml:space="preserve"> </w:t>
-      </w:r>
-      <w:r>
-        <w:rPr>
-          <w:rStyle w:val="VerbatimChar"/>
-        </w:rPr>
-        <w:t xml:space="preserve">--paralog_genes</w:t>
-      </w:r>
-      <w:r>
-        <w:t xml:space="preserve">, and</w:t>
-      </w:r>
-      <w:r>
-        <w:t xml:space="preserve"> </w:t>
-      </w:r>
-      <w:r>
-        <w:rPr>
-          <w:rStyle w:val="VerbatimChar"/>
-        </w:rPr>
-        <w:t xml:space="preserve">--str_catalog</w:t>
-      </w:r>
-      <w:r>
-        <w:t xml:space="preserve"> </w:t>
-      </w:r>
-      <w:r>
-        <w:t xml:space="preserve">directly.</w:t>
-      </w:r>
-      <w:r>
-        <w:t xml:space="preserve"> </w:t>
-      </w:r>
-      <w:r>
-        <w:rPr>
-          <w:rStyle w:val="VerbatimChar"/>
-        </w:rPr>
-        <w:t xml:space="preserve">ingest_captureforge.py</w:t>
-      </w:r>
-      <w:r>
-        <w:t xml:space="preserve"> </w:t>
-      </w:r>
-      <w:r>
-        <w:t xml:space="preserve">produces</w:t>
-      </w:r>
-      <w:r>
-        <w:t xml:space="preserve"> </w:t>
-      </w:r>
-      <w:r>
-        <w:rPr>
-          <w:rStyle w:val="VerbatimChar"/>
-        </w:rPr>
-        <w:t xml:space="preserve">gene_metadata.tsv</w:t>
-      </w:r>
-      <w:r>
-        <w:t xml:space="preserve"> </w:t>
-      </w:r>
-      <w:r>
-        <w:t xml:space="preserve">with columns</w:t>
-      </w:r>
-      <w:r>
-        <w:t xml:space="preserve"> </w:t>
-      </w:r>
-      <w:r>
-        <w:rPr>
-          <w:rStyle w:val="VerbatimChar"/>
-        </w:rPr>
-        <w:t xml:space="preserve">gene, classes, …, is_cnv_target, cnv_callable, cnv_callable_reason, is_str_target, str_loci, is_paralog, off_target_frac, low_coverage, burden_group</w:t>
-      </w:r>
-      <w:r>
-        <w:t xml:space="preserve">.</w:t>
+          <w:b/>
+          <w:bCs/>
+        </w:rPr>
+        <w:t xml:space="preserve">The one genuine complement.</w:t>
+      </w:r>
+      <w:r>
+        <w:t xml:space="preserve"> </w:t>
+      </w:r>
+      <w:r>
+        <w:t xml:space="preserve">A generic generator can reproduce most of the enrichment, but</w:t>
+      </w:r>
+      <w:r>
+        <w:t xml:space="preserve"> </w:t>
+      </w:r>
+      <w:r>
+        <w:rPr>
+          <w:b/>
+          <w:bCs/>
+        </w:rPr>
+        <w:t xml:space="preserve">not</w:t>
+      </w:r>
+      <w:r>
+        <w:t xml:space="preserve"> </w:t>
+      </w:r>
+      <w:r>
+        <w:t xml:space="preserve">CaptureForge’s</w:t>
+      </w:r>
+      <w:r>
+        <w:t xml:space="preserve"> </w:t>
+      </w:r>
+      <w:r>
+        <w:rPr>
+          <w:rStyle w:val="VerbatimChar"/>
+        </w:rPr>
+        <w:t xml:space="preserve">cnv_callable</w:t>
+      </w:r>
+      <w:r>
+        <w:t xml:space="preserve"> </w:t>
+      </w:r>
+      <w:r>
+        <w:t xml:space="preserve">/ breakpoint-blindness labels: those encode</w:t>
+      </w:r>
+      <w:r>
+        <w:t xml:space="preserve"> </w:t>
+      </w:r>
+      <w:r>
+        <w:rPr>
+          <w:b/>
+          <w:bCs/>
+        </w:rPr>
+        <w:t xml:space="preserve">capture-design-specific</w:t>
+      </w:r>
+      <w:r>
+        <w:t xml:space="preserve"> </w:t>
+      </w:r>
+      <w:r>
+        <w:t xml:space="preserve">knowledge (which CNV breakpoints the bait layout can actually</w:t>
+      </w:r>
+      <w:r>
+        <w:t xml:space="preserve"> </w:t>
+      </w:r>
+      <w:r>
+        <w:t xml:space="preserve">resolve) that no gene list or annotation can recreate.</w:t>
+      </w:r>
+      <w:r>
+        <w:t xml:space="preserve"> </w:t>
+      </w:r>
+      <w:r>
+        <w:rPr>
+          <w:rStyle w:val="VerbatimChar"/>
+        </w:rPr>
+        <w:t xml:space="preserve">callforge metadata</w:t>
+      </w:r>
+      <w:r>
+        <w:t xml:space="preserve"> </w:t>
+      </w:r>
+      <w:r>
+        <w:t xml:space="preserve">honestly marks CNV</w:t>
+      </w:r>
+      <w:r>
+        <w:t xml:space="preserve"> </w:t>
+      </w:r>
+      <w:r>
+        <w:t xml:space="preserve">callability</w:t>
+      </w:r>
+      <w:r>
+        <w:t xml:space="preserve"> </w:t>
+      </w:r>
+      <w:r>
+        <w:rPr>
+          <w:rStyle w:val="VerbatimChar"/>
+        </w:rPr>
+        <w:t xml:space="preserve">unknown</w:t>
+      </w:r>
+      <w:r>
+        <w:t xml:space="preserve">; CaptureForge’s design-derived callability is its value-add.</w:t>
+      </w:r>
+      <w:r>
+        <w:t xml:space="preserve"> </w:t>
+      </w:r>
+      <w:r>
+        <w:rPr>
+          <w:i/>
+          <w:iCs/>
+        </w:rPr>
+        <w:t xml:space="preserve">(Auto-flagging paralogs/STRs from public databases is a planned future enhancement; today</w:t>
+      </w:r>
+      <w:r>
+        <w:rPr>
+          <w:i/>
+          <w:iCs/>
+        </w:rPr>
+        <w:t xml:space="preserve"> </w:t>
+      </w:r>
+      <w:r>
+        <w:rPr>
+          <w:i/>
+          <w:iCs/>
+        </w:rPr>
+        <w:t xml:space="preserve">those flags are user-declared.)</w:t>
       </w:r>
     </w:p>
     <w:bookmarkEnd w:id="21"/>
@@ -8407,7 +9524,7 @@
     </w:p>
     <w:bookmarkEnd w:id="29"/>
     <w:bookmarkEnd w:id="30"/>
-    <w:bookmarkStart w:id="31" w:name="configuration"/>
+    <w:bookmarkStart w:id="32" w:name="configuration"/>
     <w:p>
       <w:pPr>
         <w:pStyle w:val="Heading1"/>
@@ -8494,13 +9611,28 @@
           <w:b/>
           <w:bCs/>
         </w:rPr>
+        <w:t xml:space="preserve">local</w:t>
+      </w:r>
+      <w:r>
+        <w:t xml:space="preserve"> </w:t>
+      </w:r>
+      <w:r>
+        <w:t xml:space="preserve">(full, one machine;</w:t>
+      </w:r>
+      <w:r>
+        <w:t xml:space="preserve"> </w:t>
+      </w:r>
+      <w:r>
+        <w:rPr>
+          <w:rStyle w:val="VerbatimChar"/>
+        </w:rPr>
         <w:t xml:space="preserve">mac_local</w:t>
       </w:r>
       <w:r>
         <w:t xml:space="preserve"> </w:t>
       </w:r>
       <w:r>
-        <w:t xml:space="preserve">(full, one machine),</w:t>
+        <w:t xml:space="preserve">is a deprecated alias),</w:t>
       </w:r>
       <w:r>
         <w:t xml:space="preserve"> </w:t>
@@ -9717,8 +10849,832 @@
         <w:t xml:space="preserve">data (panel Ti/Tv, pass rates, and QUAL/DP distributions guide tuning).</w:t>
       </w:r>
     </w:p>
+    <w:bookmarkStart w:id="31" w:name="compute-resources"/>
+    <w:p>
+      <w:pPr>
+        <w:pStyle w:val="Heading2"/>
+      </w:pPr>
+      <w:r>
+        <w:t xml:space="preserve">7.1 Compute resources</w:t>
+      </w:r>
+    </w:p>
+    <w:p>
+      <w:pPr>
+        <w:pStyle w:val="FirstParagraph"/>
+      </w:pPr>
+      <w:r>
+        <w:t xml:space="preserve">CallForge uses Nextflow’s</w:t>
+      </w:r>
+      <w:r>
+        <w:t xml:space="preserve"> </w:t>
+      </w:r>
+      <w:r>
+        <w:rPr>
+          <w:b/>
+          <w:bCs/>
+        </w:rPr>
+        <w:t xml:space="preserve">per-process</w:t>
+      </w:r>
+      <w:r>
+        <w:t xml:space="preserve"> </w:t>
+      </w:r>
+      <w:r>
+        <w:t xml:space="preserve">resource model, not one global</w:t>
+      </w:r>
+      <w:r>
+        <w:t xml:space="preserve"> </w:t>
+      </w:r>
+      <w:r>
+        <w:rPr>
+          <w:rStyle w:val="VerbatimChar"/>
+        </w:rPr>
+        <w:t xml:space="preserve">--threads</w:t>
+      </w:r>
+      <w:r>
+        <w:t xml:space="preserve">: each</w:t>
+      </w:r>
+      <w:r>
+        <w:t xml:space="preserve"> </w:t>
+      </w:r>
+      <w:r>
+        <w:t xml:space="preserve">stage declares the CPUs/memory it needs via a resource</w:t>
+      </w:r>
+      <w:r>
+        <w:t xml:space="preserve"> </w:t>
+      </w:r>
+      <w:r>
+        <w:rPr>
+          <w:b/>
+          <w:bCs/>
+        </w:rPr>
+        <w:t xml:space="preserve">label</w:t>
+      </w:r>
+      <w:r>
+        <w:t xml:space="preserve"> </w:t>
+      </w:r>
+      <w:r>
+        <w:t xml:space="preserve">(</w:t>
+      </w:r>
+      <w:r>
+        <w:rPr>
+          <w:rStyle w:val="VerbatimChar"/>
+        </w:rPr>
+        <w:t xml:space="preserve">small</w:t>
+      </w:r>
+      <w:r>
+        <w:t xml:space="preserve">/</w:t>
+      </w:r>
+      <w:r>
+        <w:rPr>
+          <w:rStyle w:val="VerbatimChar"/>
+        </w:rPr>
+        <w:t xml:space="preserve">medium</w:t>
+      </w:r>
+      <w:r>
+        <w:t xml:space="preserve">/</w:t>
+      </w:r>
+      <w:r>
+        <w:rPr>
+          <w:rStyle w:val="VerbatimChar"/>
+        </w:rPr>
+        <w:t xml:space="preserve">large</w:t>
+      </w:r>
+      <w:r>
+        <w:t xml:space="preserve">,</w:t>
+      </w:r>
+      <w:r>
+        <w:t xml:space="preserve"> </w:t>
+      </w:r>
+      <w:r>
+        <w:t xml:space="preserve">plus</w:t>
+      </w:r>
+      <w:r>
+        <w:t xml:space="preserve"> </w:t>
+      </w:r>
+      <w:r>
+        <w:rPr>
+          <w:rStyle w:val="VerbatimChar"/>
+        </w:rPr>
+        <w:t xml:space="preserve">index</w:t>
+      </w:r>
+      <w:r>
+        <w:t xml:space="preserve">/</w:t>
+      </w:r>
+      <w:r>
+        <w:rPr>
+          <w:rStyle w:val="VerbatimChar"/>
+        </w:rPr>
+        <w:t xml:space="preserve">align</w:t>
+      </w:r>
+      <w:r>
+        <w:t xml:space="preserve">), and the tools receive those cores — e.g. </w:t>
+      </w:r>
+      <w:r>
+        <w:rPr>
+          <w:rStyle w:val="VerbatimChar"/>
+        </w:rPr>
+        <w:t xml:space="preserve">bwa-mem2 mem -t</w:t>
+      </w:r>
+      <w:r>
+        <w:t xml:space="preserve">,</w:t>
+      </w:r>
+      <w:r>
+        <w:t xml:space="preserve"> </w:t>
+      </w:r>
+      <w:r>
+        <w:rPr>
+          <w:rStyle w:val="VerbatimChar"/>
+        </w:rPr>
+        <w:t xml:space="preserve">samtools sort -@</w:t>
+      </w:r>
+      <w:r>
+        <w:t xml:space="preserve">,</w:t>
+      </w:r>
+      <w:r>
+        <w:t xml:space="preserve"> </w:t>
+      </w:r>
+      <w:r>
+        <w:rPr>
+          <w:rStyle w:val="VerbatimChar"/>
+        </w:rPr>
+        <w:t xml:space="preserve">fastp --thread</w:t>
+      </w:r>
+      <w:r>
+        <w:t xml:space="preserve">,</w:t>
+      </w:r>
+      <w:r>
+        <w:t xml:space="preserve"> </w:t>
+      </w:r>
+      <w:r>
+        <w:rPr>
+          <w:rStyle w:val="VerbatimChar"/>
+        </w:rPr>
+        <w:t xml:space="preserve">mosdepth -t</w:t>
+      </w:r>
+      <w:r>
+        <w:t xml:space="preserve">,</w:t>
+      </w:r>
+      <w:r>
+        <w:t xml:space="preserve"> </w:t>
+      </w:r>
+      <w:r>
+        <w:rPr>
+          <w:rStyle w:val="VerbatimChar"/>
+        </w:rPr>
+        <w:t xml:space="preserve">CNVkit -p</w:t>
+      </w:r>
+      <w:r>
+        <w:t xml:space="preserve">,</w:t>
+      </w:r>
+      <w:r>
+        <w:t xml:space="preserve"> </w:t>
+      </w:r>
+      <w:r>
+        <w:rPr>
+          <w:rStyle w:val="VerbatimChar"/>
+        </w:rPr>
+        <w:t xml:space="preserve">GenomicsDBImport --reader-threads</w:t>
+      </w:r>
+      <w:r>
+        <w:t xml:space="preserve">,</w:t>
+      </w:r>
+      <w:r>
+        <w:t xml:space="preserve"> </w:t>
+      </w:r>
+      <w:r>
+        <w:rPr>
+          <w:rStyle w:val="VerbatimChar"/>
+        </w:rPr>
+        <w:t xml:space="preserve">HaplotypeCaller --native-pair-hmm-threads</w:t>
+      </w:r>
+      <w:r>
+        <w:t xml:space="preserve">,</w:t>
+      </w:r>
+      <w:r>
+        <w:t xml:space="preserve"> </w:t>
+      </w:r>
+      <w:r>
+        <w:rPr>
+          <w:rStyle w:val="VerbatimChar"/>
+        </w:rPr>
+        <w:t xml:space="preserve">DeepVariant --num_shards</w:t>
+      </w:r>
+      <w:r>
+        <w:t xml:space="preserve">,</w:t>
+      </w:r>
+      <w:r>
+        <w:t xml:space="preserve"> </w:t>
+      </w:r>
+      <w:r>
+        <w:rPr>
+          <w:rStyle w:val="VerbatimChar"/>
+        </w:rPr>
+        <w:t xml:space="preserve">GLnexus --threads</w:t>
+      </w:r>
+      <w:r>
+        <w:t xml:space="preserve">,</w:t>
+      </w:r>
+      <w:r>
+        <w:t xml:space="preserve"> </w:t>
+      </w:r>
+      <w:r>
+        <w:rPr>
+          <w:rStyle w:val="VerbatimChar"/>
+        </w:rPr>
+        <w:t xml:space="preserve">VEP --fork</w:t>
+      </w:r>
+      <w:r>
+        <w:t xml:space="preserve">,</w:t>
+      </w:r>
+      <w:r>
+        <w:t xml:space="preserve"> </w:t>
+      </w:r>
+      <w:r>
+        <w:rPr>
+          <w:rStyle w:val="VerbatimChar"/>
+        </w:rPr>
+        <w:t xml:space="preserve">ExpansionHunter --threads</w:t>
+      </w:r>
+      <w:r>
+        <w:t xml:space="preserve"> </w:t>
+      </w:r>
+      <w:r>
+        <w:t xml:space="preserve">(all wired to the process</w:t>
+      </w:r>
+      <w:r>
+        <w:t xml:space="preserve"> </w:t>
+      </w:r>
+      <w:r>
+        <w:rPr>
+          <w:rStyle w:val="VerbatimChar"/>
+        </w:rPr>
+        <w:t xml:space="preserve">cpus</w:t>
+      </w:r>
+      <w:r>
+        <w:t xml:space="preserve">). A few tools are</w:t>
+      </w:r>
+      <w:r>
+        <w:t xml:space="preserve"> </w:t>
+      </w:r>
+      <w:r>
+        <w:t xml:space="preserve">single-threaded by design (Picard MarkDuplicates/CollectHsMetrics, GATK GenotypeGVCFs).</w:t>
+      </w:r>
+    </w:p>
+    <w:p>
+      <w:pPr>
+        <w:pStyle w:val="BodyText"/>
+      </w:pPr>
+      <w:r>
+        <w:rPr>
+          <w:b/>
+          <w:bCs/>
+        </w:rPr>
+        <w:t xml:space="preserve">Single-machine ceilings (the laptop knob).</w:t>
+      </w:r>
+      <w:r>
+        <w:t xml:space="preserve"> </w:t>
+      </w:r>
+      <w:r>
+        <w:t xml:space="preserve">On the</w:t>
+      </w:r>
+      <w:r>
+        <w:t xml:space="preserve"> </w:t>
+      </w:r>
+      <w:r>
+        <w:rPr>
+          <w:rStyle w:val="VerbatimChar"/>
+        </w:rPr>
+        <w:t xml:space="preserve">local</w:t>
+      </w:r>
+      <w:r>
+        <w:t xml:space="preserve"> </w:t>
+      </w:r>
+      <w:r>
+        <w:t xml:space="preserve">profile, total concurrent use</w:t>
+      </w:r>
+      <w:r>
+        <w:t xml:space="preserve"> </w:t>
+      </w:r>
+      <w:r>
+        <w:t xml:space="preserve">is capped by two params — set</w:t>
+      </w:r>
+      <w:r>
+        <w:t xml:space="preserve"> </w:t>
+      </w:r>
+      <w:r>
+        <w:t xml:space="preserve">“use at most N cores / M GB”</w:t>
+      </w:r>
+      <w:r>
+        <w:t xml:space="preserve">, don’t micromanage each tool:</w:t>
+      </w:r>
+    </w:p>
+    <w:tbl>
+      <w:tblPr>
+        <w:tblStyle w:val="Table"/>
+        <w:tblW w:type="pct" w:w="5000"/>
+        <w:tblLayout w:type="fixed"/>
+        <w:tblLook w:firstRow="1" w:lastRow="0" w:firstColumn="0" w:lastColumn="0" w:noHBand="0" w:noVBand="0" w:val="0020"/>
+      </w:tblPr>
+      <w:tblGrid>
+        <w:gridCol w:w="1650"/>
+        <w:gridCol w:w="990"/>
+        <w:gridCol w:w="5280"/>
+      </w:tblGrid>
+      <w:tr>
+        <w:trPr>
+          <w:tblHeader w:val="on"/>
+        </w:trPr>
+        <w:tc>
+          <w:tcPr/>
+          <w:p>
+            <w:pPr>
+              <w:pStyle w:val="Compact"/>
+              <w:jc w:val="left"/>
+            </w:pPr>
+            <w:r>
+              <w:t xml:space="preserve">Param</w:t>
+            </w:r>
+          </w:p>
+        </w:tc>
+        <w:tc>
+          <w:tcPr/>
+          <w:p>
+            <w:pPr>
+              <w:pStyle w:val="Compact"/>
+              <w:jc w:val="left"/>
+            </w:pPr>
+            <w:r>
+              <w:t xml:space="preserve">Default (</w:t>
+            </w:r>
+            <w:r>
+              <w:rPr>
+                <w:rStyle w:val="VerbatimChar"/>
+              </w:rPr>
+              <w:t xml:space="preserve">local</w:t>
+            </w:r>
+            <w:r>
+              <w:t xml:space="preserve">)</w:t>
+            </w:r>
+          </w:p>
+        </w:tc>
+        <w:tc>
+          <w:tcPr/>
+          <w:p>
+            <w:pPr>
+              <w:pStyle w:val="Compact"/>
+              <w:jc w:val="left"/>
+            </w:pPr>
+            <w:r>
+              <w:t xml:space="preserve">Meaning</w:t>
+            </w:r>
+          </w:p>
+        </w:tc>
+      </w:tr>
+      <w:tr>
+        <w:tc>
+          <w:tcPr/>
+          <w:p>
+            <w:pPr>
+              <w:pStyle w:val="Compact"/>
+              <w:jc w:val="left"/>
+            </w:pPr>
+            <w:r>
+              <w:rPr>
+                <w:rStyle w:val="VerbatimChar"/>
+              </w:rPr>
+              <w:t xml:space="preserve">--max_cpus</w:t>
+            </w:r>
+          </w:p>
+        </w:tc>
+        <w:tc>
+          <w:tcPr/>
+          <w:p>
+            <w:pPr>
+              <w:pStyle w:val="Compact"/>
+              <w:jc w:val="left"/>
+            </w:pPr>
+            <w:r>
+              <w:rPr>
+                <w:rStyle w:val="VerbatimChar"/>
+              </w:rPr>
+              <w:t xml:space="preserve">8</w:t>
+            </w:r>
+          </w:p>
+        </w:tc>
+        <w:tc>
+          <w:tcPr/>
+          <w:p>
+            <w:pPr>
+              <w:pStyle w:val="Compact"/>
+              <w:jc w:val="left"/>
+            </w:pPr>
+            <w:r>
+              <w:t xml:space="preserve">max total cores CallForge uses at once on this machine</w:t>
+            </w:r>
+          </w:p>
+        </w:tc>
+      </w:tr>
+      <w:tr>
+        <w:tc>
+          <w:tcPr/>
+          <w:p>
+            <w:pPr>
+              <w:pStyle w:val="Compact"/>
+              <w:jc w:val="left"/>
+            </w:pPr>
+            <w:r>
+              <w:rPr>
+                <w:rStyle w:val="VerbatimChar"/>
+              </w:rPr>
+              <w:t xml:space="preserve">--max_memory</w:t>
+            </w:r>
+          </w:p>
+        </w:tc>
+        <w:tc>
+          <w:tcPr/>
+          <w:p>
+            <w:pPr>
+              <w:pStyle w:val="Compact"/>
+              <w:jc w:val="left"/>
+            </w:pPr>
+            <w:r>
+              <w:rPr>
+                <w:rStyle w:val="VerbatimChar"/>
+              </w:rPr>
+              <w:t xml:space="preserve">24.GB</w:t>
+            </w:r>
+          </w:p>
+        </w:tc>
+        <w:tc>
+          <w:tcPr/>
+          <w:p>
+            <w:pPr>
+              <w:pStyle w:val="Compact"/>
+              <w:jc w:val="left"/>
+            </w:pPr>
+            <w:r>
+              <w:t xml:space="preserve">max total memory used at once</w:t>
+            </w:r>
+          </w:p>
+        </w:tc>
+      </w:tr>
+    </w:tbl>
+    <w:p>
+      <w:pPr>
+        <w:pStyle w:val="SourceCode"/>
+      </w:pPr>
+      <w:r>
+        <w:rPr>
+          <w:rStyle w:val="CommentTok"/>
+        </w:rPr>
+        <w:t xml:space="preserve"># a 4-core / 8 GB laptop:</w:t>
+      </w:r>
+      <w:r>
+        <w:br/>
+      </w:r>
+      <w:r>
+        <w:rPr>
+          <w:rStyle w:val="ExtensionTok"/>
+        </w:rPr>
+        <w:t xml:space="preserve">callforge</w:t>
+      </w:r>
+      <w:r>
+        <w:rPr>
+          <w:rStyle w:val="NormalTok"/>
+        </w:rPr>
+        <w:t xml:space="preserve"> run </w:t>
+      </w:r>
+      <w:r>
+        <w:rPr>
+          <w:rStyle w:val="AttributeTok"/>
+        </w:rPr>
+        <w:t xml:space="preserve">-profile</w:t>
+      </w:r>
+      <w:r>
+        <w:rPr>
+          <w:rStyle w:val="NormalTok"/>
+        </w:rPr>
+        <w:t xml:space="preserve"> local,conda </w:t>
+      </w:r>
+      <w:r>
+        <w:rPr>
+          <w:rStyle w:val="AttributeTok"/>
+        </w:rPr>
+        <w:t xml:space="preserve">-params-file</w:t>
+      </w:r>
+      <w:r>
+        <w:rPr>
+          <w:rStyle w:val="NormalTok"/>
+        </w:rPr>
+        <w:t xml:space="preserve"> params.full.yaml </w:t>
+      </w:r>
+      <w:r>
+        <w:rPr>
+          <w:rStyle w:val="DataTypeTok"/>
+        </w:rPr>
+        <w:t xml:space="preserve">\</w:t>
+      </w:r>
+      <w:r>
+        <w:br/>
+      </w:r>
+      <w:r>
+        <w:rPr>
+          <w:rStyle w:val="NormalTok"/>
+        </w:rPr>
+        <w:t xml:space="preserve">    </w:t>
+      </w:r>
+      <w:r>
+        <w:rPr>
+          <w:rStyle w:val="AttributeTok"/>
+        </w:rPr>
+        <w:t xml:space="preserve">--max_cpus</w:t>
+      </w:r>
+      <w:r>
+        <w:rPr>
+          <w:rStyle w:val="NormalTok"/>
+        </w:rPr>
+        <w:t xml:space="preserve"> 4 </w:t>
+      </w:r>
+      <w:r>
+        <w:rPr>
+          <w:rStyle w:val="AttributeTok"/>
+        </w:rPr>
+        <w:t xml:space="preserve">--max_memory</w:t>
+      </w:r>
+      <w:r>
+        <w:rPr>
+          <w:rStyle w:val="NormalTok"/>
+        </w:rPr>
+        <w:t xml:space="preserve"> 8.GB</w:t>
+      </w:r>
+    </w:p>
+    <w:p>
+      <w:pPr>
+        <w:pStyle w:val="FirstParagraph"/>
+      </w:pPr>
+      <w:r>
+        <w:t xml:space="preserve">These feed the</w:t>
+      </w:r>
+      <w:r>
+        <w:t xml:space="preserve"> </w:t>
+      </w:r>
+      <w:r>
+        <w:rPr>
+          <w:rStyle w:val="VerbatimChar"/>
+        </w:rPr>
+        <w:t xml:space="preserve">local</w:t>
+      </w:r>
+      <w:r>
+        <w:t xml:space="preserve"> </w:t>
+      </w:r>
+      <w:r>
+        <w:t xml:space="preserve">executor’s total</w:t>
+      </w:r>
+      <w:r>
+        <w:t xml:space="preserve"> </w:t>
+      </w:r>
+      <w:r>
+        <w:rPr>
+          <w:rStyle w:val="VerbatimChar"/>
+        </w:rPr>
+        <w:t xml:space="preserve">cpus</w:t>
+      </w:r>
+      <w:r>
+        <w:t xml:space="preserve">/</w:t>
+      </w:r>
+      <w:r>
+        <w:rPr>
+          <w:rStyle w:val="VerbatimChar"/>
+        </w:rPr>
+        <w:t xml:space="preserve">memory</w:t>
+      </w:r>
+      <w:r>
+        <w:t xml:space="preserve">, and every per-stage request is</w:t>
+      </w:r>
+      <w:r>
+        <w:t xml:space="preserve"> </w:t>
+      </w:r>
+      <w:r>
+        <w:rPr>
+          <w:b/>
+          <w:bCs/>
+        </w:rPr>
+        <w:t xml:space="preserve">clamped</w:t>
+      </w:r>
+      <w:r>
+        <w:t xml:space="preserve"> </w:t>
+      </w:r>
+      <w:r>
+        <w:t xml:space="preserve">to them (</w:t>
+      </w:r>
+      <w:r>
+        <w:rPr>
+          <w:rStyle w:val="VerbatimChar"/>
+        </w:rPr>
+        <w:t xml:space="preserve">[request, ceiling].min()</w:t>
+      </w:r>
+      <w:r>
+        <w:t xml:space="preserve">), so no single task ever asks for more than</w:t>
+      </w:r>
+      <w:r>
+        <w:t xml:space="preserve"> </w:t>
+      </w:r>
+      <w:r>
+        <w:t xml:space="preserve">the machine is allowed to use. The</w:t>
+      </w:r>
+      <w:r>
+        <w:t xml:space="preserve"> </w:t>
+      </w:r>
+      <w:r>
+        <w:rPr>
+          <w:rStyle w:val="VerbatimChar"/>
+        </w:rPr>
+        <w:t xml:space="preserve">hpc_slurm</w:t>
+      </w:r>
+      <w:r>
+        <w:t xml:space="preserve"> </w:t>
+      </w:r>
+      <w:r>
+        <w:t xml:space="preserve">profile instead requests resources</w:t>
+      </w:r>
+      <w:r>
+        <w:t xml:space="preserve"> </w:t>
+      </w:r>
+      <w:r>
+        <w:rPr>
+          <w:b/>
+          <w:bCs/>
+        </w:rPr>
+        <w:t xml:space="preserve">per SLURM</w:t>
+      </w:r>
+      <w:r>
+        <w:rPr>
+          <w:b/>
+          <w:bCs/>
+        </w:rPr>
+        <w:t xml:space="preserve"> </w:t>
+      </w:r>
+      <w:r>
+        <w:rPr>
+          <w:b/>
+          <w:bCs/>
+        </w:rPr>
+        <w:t xml:space="preserve">job</w:t>
+      </w:r>
+      <w:r>
+        <w:t xml:space="preserve"> </w:t>
+      </w:r>
+      <w:r>
+        <w:t xml:space="preserve">(e.g. </w:t>
+      </w:r>
+      <w:r>
+        <w:rPr>
+          <w:rStyle w:val="VerbatimChar"/>
+        </w:rPr>
+        <w:t xml:space="preserve">index</w:t>
+      </w:r>
+      <w:r>
+        <w:t xml:space="preserve">/</w:t>
+      </w:r>
+      <w:r>
+        <w:rPr>
+          <w:rStyle w:val="VerbatimChar"/>
+        </w:rPr>
+        <w:t xml:space="preserve">align</w:t>
+      </w:r>
+      <w:r>
+        <w:t xml:space="preserve"> </w:t>
+      </w:r>
+      <w:r>
+        <w:t xml:space="preserve">get 16 cores) and</w:t>
+      </w:r>
+      <w:r>
+        <w:t xml:space="preserve"> </w:t>
+      </w:r>
+      <w:r>
+        <w:rPr>
+          <w:rStyle w:val="VerbatimChar"/>
+        </w:rPr>
+        <w:t xml:space="preserve">--max_cpus</w:t>
+      </w:r>
+      <w:r>
+        <w:t xml:space="preserve">/</w:t>
+      </w:r>
+      <w:r>
+        <w:rPr>
+          <w:rStyle w:val="VerbatimChar"/>
+        </w:rPr>
+        <w:t xml:space="preserve">--max_memory</w:t>
+      </w:r>
+      <w:r>
+        <w:t xml:space="preserve"> </w:t>
+      </w:r>
+      <w:r>
+        <w:t xml:space="preserve">bound per-job sizes.</w:t>
+      </w:r>
+    </w:p>
+    <w:p>
+      <w:pPr>
+        <w:pStyle w:val="BodyText"/>
+      </w:pPr>
+      <w:r>
+        <w:rPr>
+          <w:b/>
+          <w:bCs/>
+        </w:rPr>
+        <w:t xml:space="preserve">Power-user escape hatches</w:t>
+      </w:r>
+      <w:r>
+        <w:t xml:space="preserve"> </w:t>
+      </w:r>
+      <w:r>
+        <w:t xml:space="preserve">(Nextflow-native): override one process with</w:t>
+      </w:r>
+      <w:r>
+        <w:t xml:space="preserve"> </w:t>
+      </w:r>
+      <w:r>
+        <w:rPr>
+          <w:rStyle w:val="VerbatimChar"/>
+        </w:rPr>
+        <w:t xml:space="preserve">-process.cpus=N</w:t>
+      </w:r>
+      <w:r>
+        <w:t xml:space="preserve">, or supply a custom config with</w:t>
+      </w:r>
+      <w:r>
+        <w:t xml:space="preserve"> </w:t>
+      </w:r>
+      <w:r>
+        <w:rPr>
+          <w:rStyle w:val="VerbatimChar"/>
+        </w:rPr>
+        <w:t xml:space="preserve">-c my.config</w:t>
+      </w:r>
+      <w:r>
+        <w:t xml:space="preserve"> </w:t>
+      </w:r>
+      <w:r>
+        <w:t xml:space="preserve">(e.g. a</w:t>
+      </w:r>
+      <w:r>
+        <w:t xml:space="preserve"> </w:t>
+      </w:r>
+      <w:r>
+        <w:rPr>
+          <w:rStyle w:val="VerbatimChar"/>
+        </w:rPr>
+        <w:t xml:space="preserve">withName:</w:t>
+      </w:r>
+      <w:r>
+        <w:t xml:space="preserve"> </w:t>
+      </w:r>
+      <w:r>
+        <w:t xml:space="preserve">block to</w:t>
+      </w:r>
+      <w:r>
+        <w:t xml:space="preserve"> </w:t>
+      </w:r>
+      <w:r>
+        <w:t xml:space="preserve">retune a specific process). The defaults live in</w:t>
+      </w:r>
+      <w:r>
+        <w:t xml:space="preserve"> </w:t>
+      </w:r>
+      <w:r>
+        <w:rPr>
+          <w:rStyle w:val="VerbatimChar"/>
+        </w:rPr>
+        <w:t xml:space="preserve">conf/base.config</w:t>
+      </w:r>
+      <w:r>
+        <w:t xml:space="preserve"> </w:t>
+      </w:r>
+      <w:r>
+        <w:t xml:space="preserve">(per-label) and each</w:t>
+      </w:r>
+      <w:r>
+        <w:t xml:space="preserve"> </w:t>
+      </w:r>
+      <w:r>
+        <w:t xml:space="preserve">profile’s</w:t>
+      </w:r>
+      <w:r>
+        <w:t xml:space="preserve"> </w:t>
+      </w:r>
+      <w:r>
+        <w:rPr>
+          <w:rStyle w:val="VerbatimChar"/>
+        </w:rPr>
+        <w:t xml:space="preserve">conf/*.config</w:t>
+      </w:r>
+      <w:r>
+        <w:t xml:space="preserve">.</w:t>
+      </w:r>
+    </w:p>
     <w:bookmarkEnd w:id="31"/>
-    <w:bookmarkStart w:id="44" w:name="running-step-by-step-scenarios"/>
+    <w:bookmarkEnd w:id="32"/>
+    <w:bookmarkStart w:id="46" w:name="running-step-by-step-scenarios"/>
     <w:p>
       <w:pPr>
         <w:pStyle w:val="Heading1"/>
@@ -9783,7 +11739,7 @@
         <w:t xml:space="preserve">.</w:t>
       </w:r>
     </w:p>
-    <w:bookmarkStart w:id="32" w:name="X31f36e5fd51f61d898b60caf8db34ba3c2ea46d"/>
+    <w:bookmarkStart w:id="34" w:name="X31f36e5fd51f61d898b60caf8db34ba3c2ea46d"/>
     <w:p>
       <w:pPr>
         <w:pStyle w:val="Heading2"/>
@@ -9933,7 +11889,7 @@
         <w:rPr>
           <w:rStyle w:val="NormalTok"/>
         </w:rPr>
-        <w:t xml:space="preserve"> mac_local,conda </w:t>
+        <w:t xml:space="preserve"> local,conda </w:t>
       </w:r>
       <w:r>
         <w:rPr>
@@ -10270,7 +12226,7 @@
         <w:rPr>
           <w:rStyle w:val="NormalTok"/>
         </w:rPr>
-        <w:t xml:space="preserve"> mac_local,conda </w:t>
+        <w:t xml:space="preserve"> local,conda </w:t>
       </w:r>
       <w:r>
         <w:rPr>
@@ -10507,73 +12463,13 @@
         <w:t xml:space="preserve">).</w:t>
       </w:r>
     </w:p>
-    <w:bookmarkEnd w:id="32"/>
-    <w:bookmarkStart w:id="33" w:name="quickstart-test-profile"/>
-    <w:p>
-      <w:pPr>
-        <w:pStyle w:val="Heading2"/>
-      </w:pPr>
-      <w:r>
-        <w:t xml:space="preserve">8.1 Quickstart (test profile)</w:t>
-      </w:r>
-    </w:p>
-    <w:p>
-      <w:pPr>
-        <w:pStyle w:val="SourceCode"/>
-      </w:pPr>
-      <w:r>
-        <w:rPr>
-          <w:rStyle w:val="CommentTok"/>
-        </w:rPr>
-        <w:t xml:space="preserve"># build a tiny fixture, then run all 16 stages of CallForge in minutes</w:t>
-      </w:r>
-      <w:r>
-        <w:br/>
-      </w:r>
-      <w:r>
-        <w:rPr>
-          <w:rStyle w:val="FunctionTok"/>
-        </w:rPr>
-        <w:t xml:space="preserve">bash</w:t>
-      </w:r>
-      <w:r>
-        <w:rPr>
-          <w:rStyle w:val="NormalTok"/>
-        </w:rPr>
-        <w:t xml:space="preserve"> test/make_test_data.sh</w:t>
-      </w:r>
-      <w:r>
-        <w:br/>
-      </w:r>
-      <w:r>
-        <w:rPr>
-          <w:rStyle w:val="ExtensionTok"/>
-        </w:rPr>
-        <w:t xml:space="preserve">callforge</w:t>
-      </w:r>
-      <w:r>
-        <w:rPr>
-          <w:rStyle w:val="NormalTok"/>
-        </w:rPr>
-        <w:t xml:space="preserve"> run </w:t>
-      </w:r>
-      <w:r>
-        <w:rPr>
-          <w:rStyle w:val="AttributeTok"/>
-        </w:rPr>
-        <w:t xml:space="preserve">-profile</w:t>
-      </w:r>
-      <w:r>
-        <w:rPr>
-          <w:rStyle w:val="NormalTok"/>
-        </w:rPr>
-        <w:t xml:space="preserve"> test,docker          </w:t>
-      </w:r>
-      <w:r>
-        <w:rPr>
-          <w:rStyle w:val="CommentTok"/>
-        </w:rPr>
-        <w:t xml:space="preserve"># or: nextflow run main.nf -profile test,docker</w:t>
+    <w:bookmarkStart w:id="33" w:name="understanding-profiles"/>
+    <w:p>
+      <w:pPr>
+        <w:pStyle w:val="Heading3"/>
+      </w:pPr>
+      <w:r>
+        <w:t xml:space="preserve">Understanding profiles</w:t>
       </w:r>
     </w:p>
     <w:p>
@@ -10581,318 +12477,7 @@
         <w:pStyle w:val="FirstParagraph"/>
       </w:pPr>
       <w:r>
-        <w:t xml:space="preserve">This builds a tiny self-contained fixture (mini-genome + synthetic reads) and runs all 16</w:t>
-      </w:r>
-      <w:r>
-        <w:t xml:space="preserve"> </w:t>
-      </w:r>
-      <w:r>
-        <w:t xml:space="preserve">stages in minutes. Use it to confirm your install.</w:t>
-      </w:r>
-    </w:p>
-    <w:bookmarkEnd w:id="33"/>
-    <w:bookmarkStart w:id="34" w:name="full-human-cohort-primary-scenario"/>
-    <w:p>
-      <w:pPr>
-        <w:pStyle w:val="Heading2"/>
-      </w:pPr>
-      <w:r>
-        <w:t xml:space="preserve">8.2 Full human cohort (primary scenario)</w:t>
-      </w:r>
-    </w:p>
-    <w:p>
-      <w:pPr>
-        <w:pStyle w:val="SourceCode"/>
-      </w:pPr>
-      <w:r>
-        <w:rPr>
-          <w:rStyle w:val="CommentTok"/>
-        </w:rPr>
-        <w:t xml:space="preserve"># 1. write the sample sheet (§5.1) with phenotype if you want burden</w:t>
-      </w:r>
-      <w:r>
-        <w:br/>
-      </w:r>
-      <w:r>
-        <w:br/>
-      </w:r>
-      <w:r>
-        <w:rPr>
-          <w:rStyle w:val="CommentTok"/>
-        </w:rPr>
-        <w:t xml:space="preserve"># 2. confirm resources discover + pass the scope gate; fetch genome-wide</w:t>
-      </w:r>
-      <w:r>
-        <w:br/>
-      </w:r>
-      <w:r>
-        <w:rPr>
-          <w:rStyle w:val="CommentTok"/>
-        </w:rPr>
-        <w:t xml:space="preserve">#    gnomAD/ClinVar if missing (§6.4); supply a genome-wide dbSNP</w:t>
-      </w:r>
-      <w:r>
-        <w:br/>
-      </w:r>
-      <w:r>
-        <w:br/>
-      </w:r>
-      <w:r>
-        <w:rPr>
-          <w:rStyle w:val="CommentTok"/>
-        </w:rPr>
-        <w:t xml:space="preserve"># 3. run CallForge (authoring machine); raw form: nextflow run main.nf …</w:t>
-      </w:r>
-      <w:r>
-        <w:br/>
-      </w:r>
-      <w:r>
-        <w:rPr>
-          <w:rStyle w:val="ExtensionTok"/>
-        </w:rPr>
-        <w:t xml:space="preserve">callforge</w:t>
-      </w:r>
-      <w:r>
-        <w:rPr>
-          <w:rStyle w:val="NormalTok"/>
-        </w:rPr>
-        <w:t xml:space="preserve"> run </w:t>
-      </w:r>
-      <w:r>
-        <w:rPr>
-          <w:rStyle w:val="DataTypeTok"/>
-        </w:rPr>
-        <w:t xml:space="preserve">\</w:t>
-      </w:r>
-      <w:r>
-        <w:br/>
-      </w:r>
-      <w:r>
-        <w:rPr>
-          <w:rStyle w:val="NormalTok"/>
-        </w:rPr>
-        <w:t xml:space="preserve">  </w:t>
-      </w:r>
-      <w:r>
-        <w:rPr>
-          <w:rStyle w:val="AttributeTok"/>
-        </w:rPr>
-        <w:t xml:space="preserve">-profile</w:t>
-      </w:r>
-      <w:r>
-        <w:rPr>
-          <w:rStyle w:val="NormalTok"/>
-        </w:rPr>
-        <w:t xml:space="preserve"> mac_local,conda </w:t>
-      </w:r>
-      <w:r>
-        <w:rPr>
-          <w:rStyle w:val="DataTypeTok"/>
-        </w:rPr>
-        <w:t xml:space="preserve">\</w:t>
-      </w:r>
-      <w:r>
-        <w:br/>
-      </w:r>
-      <w:r>
-        <w:rPr>
-          <w:rStyle w:val="NormalTok"/>
-        </w:rPr>
-        <w:t xml:space="preserve">  </w:t>
-      </w:r>
-      <w:r>
-        <w:rPr>
-          <w:rStyle w:val="AttributeTok"/>
-        </w:rPr>
-        <w:t xml:space="preserve">-params-file</w:t>
-      </w:r>
-      <w:r>
-        <w:rPr>
-          <w:rStyle w:val="NormalTok"/>
-        </w:rPr>
-        <w:t xml:space="preserve"> params.full.yaml</w:t>
-      </w:r>
-      <w:r>
-        <w:br/>
-      </w:r>
-      <w:r>
-        <w:br/>
-      </w:r>
-      <w:r>
-        <w:rPr>
-          <w:rStyle w:val="CommentTok"/>
-        </w:rPr>
-        <w:t xml:space="preserve"># 3'. or the cluster</w:t>
-      </w:r>
-      <w:r>
-        <w:br/>
-      </w:r>
-      <w:r>
-        <w:rPr>
-          <w:rStyle w:val="ExtensionTok"/>
-        </w:rPr>
-        <w:t xml:space="preserve">callforge</w:t>
-      </w:r>
-      <w:r>
-        <w:rPr>
-          <w:rStyle w:val="NormalTok"/>
-        </w:rPr>
-        <w:t xml:space="preserve"> run </w:t>
-      </w:r>
-      <w:r>
-        <w:rPr>
-          <w:rStyle w:val="DataTypeTok"/>
-        </w:rPr>
-        <w:t xml:space="preserve">\</w:t>
-      </w:r>
-      <w:r>
-        <w:br/>
-      </w:r>
-      <w:r>
-        <w:rPr>
-          <w:rStyle w:val="NormalTok"/>
-        </w:rPr>
-        <w:t xml:space="preserve">  </w:t>
-      </w:r>
-      <w:r>
-        <w:rPr>
-          <w:rStyle w:val="AttributeTok"/>
-        </w:rPr>
-        <w:t xml:space="preserve">-profile</w:t>
-      </w:r>
-      <w:r>
-        <w:rPr>
-          <w:rStyle w:val="NormalTok"/>
-        </w:rPr>
-        <w:t xml:space="preserve"> hpc_slurm,apptainer </w:t>
-      </w:r>
-      <w:r>
-        <w:rPr>
-          <w:rStyle w:val="DataTypeTok"/>
-        </w:rPr>
-        <w:t xml:space="preserve">\</w:t>
-      </w:r>
-      <w:r>
-        <w:br/>
-      </w:r>
-      <w:r>
-        <w:rPr>
-          <w:rStyle w:val="NormalTok"/>
-        </w:rPr>
-        <w:t xml:space="preserve">  </w:t>
-      </w:r>
-      <w:r>
-        <w:rPr>
-          <w:rStyle w:val="AttributeTok"/>
-        </w:rPr>
-        <w:t xml:space="preserve">-params-file</w:t>
-      </w:r>
-      <w:r>
-        <w:rPr>
-          <w:rStyle w:val="NormalTok"/>
-        </w:rPr>
-        <w:t xml:space="preserve"> params.full.yaml</w:t>
-      </w:r>
-    </w:p>
-    <w:p>
-      <w:pPr>
-        <w:pStyle w:val="FirstParagraph"/>
-      </w:pPr>
-      <w:r>
-        <w:rPr>
-          <w:rStyle w:val="VerbatimChar"/>
-        </w:rPr>
-        <w:t xml:space="preserve">params.full.yaml</w:t>
-      </w:r>
-      <w:r>
-        <w:t xml:space="preserve"> </w:t>
-      </w:r>
-      <w:r>
-        <w:t xml:space="preserve">wires the reference, the CaptureForge handoff, resource directories, and</w:t>
-      </w:r>
-      <w:r>
-        <w:t xml:space="preserve"> </w:t>
-      </w:r>
-      <w:r>
-        <w:t xml:space="preserve">engine choices; set</w:t>
-      </w:r>
-      <w:r>
-        <w:t xml:space="preserve"> </w:t>
-      </w:r>
-      <w:r>
-        <w:rPr>
-          <w:rStyle w:val="VerbatimChar"/>
-        </w:rPr>
-        <w:t xml:space="preserve">input:</w:t>
-      </w:r>
-      <w:r>
-        <w:t xml:space="preserve"> </w:t>
-      </w:r>
-      <w:r>
-        <w:t xml:space="preserve">to your cohort sample sheet. Inspect</w:t>
-      </w:r>
-      <w:r>
-        <w:t xml:space="preserve"> </w:t>
-      </w:r>
-      <w:r>
-        <w:rPr>
-          <w:rStyle w:val="VerbatimChar"/>
-        </w:rPr>
-        <w:t xml:space="preserve">results/stage5_qc_gate/qc_scorecard.tsv</w:t>
-      </w:r>
-      <w:r>
-        <w:t xml:space="preserve">, then the annotated callset and the dashboard.</w:t>
-      </w:r>
-    </w:p>
-    <w:bookmarkEnd w:id="34"/>
-    <w:bookmarkStart w:id="35" w:name="callset-only-no-phenotype"/>
-    <w:p>
-      <w:pPr>
-        <w:pStyle w:val="Heading2"/>
-      </w:pPr>
-      <w:r>
-        <w:t xml:space="preserve">8.3 Callset-only (no phenotype)</w:t>
-      </w:r>
-    </w:p>
-    <w:p>
-      <w:pPr>
-        <w:pStyle w:val="FirstParagraph"/>
-      </w:pPr>
-      <w:r>
-        <w:t xml:space="preserve">Omit</w:t>
-      </w:r>
-      <w:r>
-        <w:t xml:space="preserve"> </w:t>
-      </w:r>
-      <w:r>
-        <w:rPr>
-          <w:rStyle w:val="VerbatimChar"/>
-        </w:rPr>
-        <w:t xml:space="preserve">phenotype</w:t>
-      </w:r>
-      <w:r>
-        <w:t xml:space="preserve"> </w:t>
-      </w:r>
-      <w:r>
-        <w:t xml:space="preserve">(or set</w:t>
-      </w:r>
-      <w:r>
-        <w:t xml:space="preserve"> </w:t>
-      </w:r>
-      <w:r>
-        <w:rPr>
-          <w:rStyle w:val="VerbatimChar"/>
-        </w:rPr>
-        <w:t xml:space="preserve">--run_burden false</w:t>
-      </w:r>
-      <w:r>
-        <w:t xml:space="preserve">). The pipeline runs through Stage 11</w:t>
-      </w:r>
-      <w:r>
-        <w:t xml:space="preserve"> </w:t>
-      </w:r>
-      <w:r>
-        <w:t xml:space="preserve">(annotated callset) + cohort QC + GIAB and</w:t>
+        <w:t xml:space="preserve">A CallForge run composes</w:t>
       </w:r>
       <w:r>
         <w:t xml:space="preserve"> </w:t>
@@ -10902,261 +12487,13 @@
           <w:b/>
           <w:bCs/>
         </w:rPr>
-        <w:t xml:space="preserve">skips burden</w:t>
-      </w:r>
-      <w:r>
-        <w:t xml:space="preserve">;</w:t>
-      </w:r>
-      <w:r>
-        <w:t xml:space="preserve"> </w:t>
-      </w:r>
-      <w:r>
-        <w:rPr>
-          <w:rStyle w:val="VerbatimChar"/>
-        </w:rPr>
-        <w:t xml:space="preserve">burden_meta.json</w:t>
-      </w:r>
-      <w:r>
-        <w:t xml:space="preserve"> </w:t>
-      </w:r>
-      <w:r>
-        <w:t xml:space="preserve">records the</w:t>
-      </w:r>
-      <w:r>
-        <w:t xml:space="preserve"> </w:t>
-      </w:r>
-      <w:r>
-        <w:t xml:space="preserve">skip. Everything else (annotated VCF, per-variant TSV, CNV/STR/paralog) is produced.</w:t>
-      </w:r>
-    </w:p>
-    <w:bookmarkEnd w:id="35"/>
-    <w:bookmarkStart w:id="36" w:name="burden-association-run-with-phenotype"/>
-    <w:p>
-      <w:pPr>
-        <w:pStyle w:val="Heading2"/>
-      </w:pPr>
-      <w:r>
-        <w:t xml:space="preserve">8.4 Burden / association run (with phenotype)</w:t>
-      </w:r>
-    </w:p>
-    <w:p>
-      <w:pPr>
-        <w:pStyle w:val="SourceCode"/>
-      </w:pPr>
-      <w:r>
-        <w:rPr>
-          <w:rStyle w:val="ExtensionTok"/>
-        </w:rPr>
-        <w:t xml:space="preserve">nextflow</w:t>
-      </w:r>
-      <w:r>
-        <w:rPr>
-          <w:rStyle w:val="NormalTok"/>
-        </w:rPr>
-        <w:t xml:space="preserve"> run main.nf </w:t>
-      </w:r>
-      <w:r>
-        <w:rPr>
-          <w:rStyle w:val="DataTypeTok"/>
-        </w:rPr>
-        <w:t xml:space="preserve">\</w:t>
-      </w:r>
-      <w:r>
-        <w:br/>
-      </w:r>
-      <w:r>
-        <w:rPr>
-          <w:rStyle w:val="NormalTok"/>
-        </w:rPr>
-        <w:t xml:space="preserve">  </w:t>
-      </w:r>
-      <w:r>
-        <w:rPr>
-          <w:rStyle w:val="AttributeTok"/>
-        </w:rPr>
-        <w:t xml:space="preserve">-profile</w:t>
-      </w:r>
-      <w:r>
-        <w:rPr>
-          <w:rStyle w:val="NormalTok"/>
-        </w:rPr>
-        <w:t xml:space="preserve"> hpc_slurm,apptainer </w:t>
-      </w:r>
-      <w:r>
-        <w:rPr>
-          <w:rStyle w:val="DataTypeTok"/>
-        </w:rPr>
-        <w:t xml:space="preserve">\</w:t>
-      </w:r>
-      <w:r>
-        <w:br/>
-      </w:r>
-      <w:r>
-        <w:rPr>
-          <w:rStyle w:val="NormalTok"/>
-        </w:rPr>
-        <w:t xml:space="preserve">  </w:t>
-      </w:r>
-      <w:r>
-        <w:rPr>
-          <w:rStyle w:val="AttributeTok"/>
-        </w:rPr>
-        <w:t xml:space="preserve">-params-file</w:t>
-      </w:r>
-      <w:r>
-        <w:rPr>
-          <w:rStyle w:val="NormalTok"/>
-        </w:rPr>
-        <w:t xml:space="preserve"> params.full.yaml </w:t>
-      </w:r>
-      <w:r>
-        <w:rPr>
-          <w:rStyle w:val="DataTypeTok"/>
-        </w:rPr>
-        <w:t xml:space="preserve">\</w:t>
-      </w:r>
-      <w:r>
-        <w:br/>
-      </w:r>
-      <w:r>
-        <w:rPr>
-          <w:rStyle w:val="NormalTok"/>
-        </w:rPr>
-        <w:t xml:space="preserve">  </w:t>
-      </w:r>
-      <w:r>
-        <w:rPr>
-          <w:rStyle w:val="AttributeTok"/>
-        </w:rPr>
-        <w:t xml:space="preserve">--run_burden</w:t>
-      </w:r>
-      <w:r>
-        <w:rPr>
-          <w:rStyle w:val="NormalTok"/>
-        </w:rPr>
-        <w:t xml:space="preserve"> true </w:t>
-      </w:r>
-      <w:r>
-        <w:rPr>
-          <w:rStyle w:val="DataTypeTok"/>
-        </w:rPr>
-        <w:t xml:space="preserve">\</w:t>
-      </w:r>
-      <w:r>
-        <w:br/>
-      </w:r>
-      <w:r>
-        <w:rPr>
-          <w:rStyle w:val="NormalTok"/>
-        </w:rPr>
-        <w:t xml:space="preserve">  </w:t>
-      </w:r>
-      <w:r>
-        <w:rPr>
-          <w:rStyle w:val="AttributeTok"/>
-        </w:rPr>
-        <w:t xml:space="preserve">--burden_engine</w:t>
-      </w:r>
-      <w:r>
-        <w:rPr>
-          <w:rStyle w:val="NormalTok"/>
-        </w:rPr>
-        <w:t xml:space="preserve"> regenie </w:t>
-      </w:r>
-      <w:r>
-        <w:rPr>
-          <w:rStyle w:val="DataTypeTok"/>
-        </w:rPr>
-        <w:t xml:space="preserve">\</w:t>
-      </w:r>
-      <w:r>
-        <w:br/>
-      </w:r>
-      <w:r>
-        <w:rPr>
-          <w:rStyle w:val="NormalTok"/>
-        </w:rPr>
-        <w:t xml:space="preserve">  </w:t>
-      </w:r>
-      <w:r>
-        <w:rPr>
-          <w:rStyle w:val="AttributeTok"/>
-        </w:rPr>
-        <w:t xml:space="preserve">--burden_af_max</w:t>
-      </w:r>
-      <w:r>
-        <w:rPr>
-          <w:rStyle w:val="NormalTok"/>
-        </w:rPr>
-        <w:t xml:space="preserve"> 0.01 </w:t>
-      </w:r>
-      <w:r>
-        <w:rPr>
-          <w:rStyle w:val="DataTypeTok"/>
-        </w:rPr>
-        <w:t xml:space="preserve">\</w:t>
-      </w:r>
-      <w:r>
-        <w:br/>
-      </w:r>
-      <w:r>
-        <w:rPr>
-          <w:rStyle w:val="NormalTok"/>
-        </w:rPr>
-        <w:t xml:space="preserve">  </w:t>
-      </w:r>
-      <w:r>
-        <w:rPr>
-          <w:rStyle w:val="AttributeTok"/>
-        </w:rPr>
-        <w:t xml:space="preserve">--n_ancestry_pcs</w:t>
-      </w:r>
-      <w:r>
-        <w:rPr>
-          <w:rStyle w:val="NormalTok"/>
-        </w:rPr>
-        <w:t xml:space="preserve"> 4 </w:t>
-      </w:r>
-      <w:r>
-        <w:rPr>
-          <w:rStyle w:val="DataTypeTok"/>
-        </w:rPr>
-        <w:t xml:space="preserve">\</w:t>
-      </w:r>
-      <w:r>
-        <w:br/>
-      </w:r>
-      <w:r>
-        <w:rPr>
-          <w:rStyle w:val="NormalTok"/>
-        </w:rPr>
-        <w:t xml:space="preserve">  </w:t>
-      </w:r>
-      <w:r>
-        <w:rPr>
-          <w:rStyle w:val="AttributeTok"/>
-        </w:rPr>
-        <w:t xml:space="preserve">--covariates</w:t>
-      </w:r>
-      <w:r>
-        <w:rPr>
-          <w:rStyle w:val="NormalTok"/>
-        </w:rPr>
-        <w:t xml:space="preserve"> covariate_age,covariate_sex</w:t>
-      </w:r>
-    </w:p>
-    <w:p>
-      <w:pPr>
-        <w:pStyle w:val="FirstParagraph"/>
-      </w:pPr>
-      <w:r>
-        <w:t xml:space="preserve">Burden filters to rare+functional variants, collapses by gene and CaptureForge burden</w:t>
-      </w:r>
-      <w:r>
-        <w:t xml:space="preserve"> </w:t>
-      </w:r>
-      <w:r>
-        <w:t xml:space="preserve">group, and tests with covariates + ancestry PCs. The</w:t>
+        <w:t xml:space="preserve">two</w:t>
+      </w:r>
+      <w:r>
+        <w:t xml:space="preserve"> </w:t>
+      </w:r>
+      <w:r>
+        <w:t xml:space="preserve">profiles with a comma — an</w:t>
       </w:r>
       <w:r>
         <w:t xml:space="preserve"> </w:t>
@@ -11166,1190 +12503,29 @@
           <w:b/>
           <w:bCs/>
         </w:rPr>
-        <w:t xml:space="preserve">ancestry-PC stability gate</w:t>
-      </w:r>
-      <w:r>
-        <w:t xml:space="preserve"> </w:t>
-      </w:r>
-      <w:r>
-        <w:t xml:space="preserve">drops</w:t>
-      </w:r>
-      <w:r>
-        <w:t xml:space="preserve"> </w:t>
-      </w:r>
-      <w:r>
-        <w:t xml:space="preserve">the PCs and runs unadjusted (recorded in provenance) if there are too few PCA sites for the</w:t>
-      </w:r>
-      <w:r>
-        <w:t xml:space="preserve"> </w:t>
-      </w:r>
-      <w:r>
-        <w:t xml:space="preserve">cohort — read</w:t>
-      </w:r>
-      <w:r>
-        <w:t xml:space="preserve"> </w:t>
-      </w:r>
-      <w:r>
-        <w:rPr>
-          <w:rStyle w:val="VerbatimChar"/>
-        </w:rPr>
-        <w:t xml:space="preserve">burden_results.tsv</w:t>
-      </w:r>
-      <w:r>
-        <w:t xml:space="preserve"> </w:t>
-      </w:r>
-      <w:r>
-        <w:t xml:space="preserve">(its</w:t>
-      </w:r>
-      <w:r>
-        <w:t xml:space="preserve"> </w:t>
-      </w:r>
-      <w:r>
-        <w:rPr>
-          <w:rStyle w:val="VerbatimChar"/>
-        </w:rPr>
-        <w:t xml:space="preserve">engine</w:t>
-      </w:r>
-      <w:r>
-        <w:t xml:space="preserve"> </w:t>
-      </w:r>
-      <w:r>
-        <w:t xml:space="preserve">column states the engine) with the QQ /</w:t>
-      </w:r>
-      <w:r>
-        <w:t xml:space="preserve"> </w:t>
-      </w:r>
-      <w:r>
-        <w:t xml:space="preserve">Manhattan plots and the validity caveats (§11).</w:t>
-      </w:r>
-    </w:p>
-    <w:bookmarkEnd w:id="36"/>
-    <w:bookmarkStart w:id="37" w:name="a-different-panel"/>
-    <w:p>
-      <w:pPr>
-        <w:pStyle w:val="Heading2"/>
-      </w:pPr>
-      <w:r>
-        <w:t xml:space="preserve">8.5 A different panel</w:t>
-      </w:r>
-    </w:p>
-    <w:p>
-      <w:pPr>
-        <w:pStyle w:val="FirstParagraph"/>
-      </w:pPr>
-      <w:r>
-        <w:t xml:space="preserve">Swap the CaptureForge handoff — no code change:</w:t>
-      </w:r>
-    </w:p>
-    <w:p>
-      <w:pPr>
-        <w:pStyle w:val="SourceCode"/>
-      </w:pPr>
-      <w:r>
-        <w:rPr>
-          <w:rStyle w:val="ExtensionTok"/>
-        </w:rPr>
-        <w:t xml:space="preserve">nextflow</w:t>
-      </w:r>
-      <w:r>
-        <w:rPr>
-          <w:rStyle w:val="NormalTok"/>
-        </w:rPr>
-        <w:t xml:space="preserve"> run main.nf </w:t>
-      </w:r>
-      <w:r>
-        <w:rPr>
-          <w:rStyle w:val="AttributeTok"/>
-        </w:rPr>
-        <w:t xml:space="preserve">-profile</w:t>
-      </w:r>
-      <w:r>
-        <w:rPr>
-          <w:rStyle w:val="NormalTok"/>
-        </w:rPr>
-        <w:t xml:space="preserve"> mac_local,conda </w:t>
-      </w:r>
-      <w:r>
-        <w:rPr>
-          <w:rStyle w:val="DataTypeTok"/>
-        </w:rPr>
-        <w:t xml:space="preserve">\</w:t>
-      </w:r>
-      <w:r>
-        <w:br/>
-      </w:r>
-      <w:r>
-        <w:rPr>
-          <w:rStyle w:val="NormalTok"/>
-        </w:rPr>
-        <w:t xml:space="preserve">  </w:t>
-      </w:r>
-      <w:r>
-        <w:rPr>
-          <w:rStyle w:val="AttributeTok"/>
-        </w:rPr>
-        <w:t xml:space="preserve">--input</w:t>
-      </w:r>
-      <w:r>
-        <w:rPr>
-          <w:rStyle w:val="NormalTok"/>
-        </w:rPr>
-        <w:t xml:space="preserve"> samplesheet.csv </w:t>
-      </w:r>
-      <w:r>
-        <w:rPr>
-          <w:rStyle w:val="DataTypeTok"/>
-        </w:rPr>
-        <w:t xml:space="preserve">\</w:t>
-      </w:r>
-      <w:r>
-        <w:br/>
-      </w:r>
-      <w:r>
-        <w:rPr>
-          <w:rStyle w:val="NormalTok"/>
-        </w:rPr>
-        <w:t xml:space="preserve">  </w:t>
-      </w:r>
-      <w:r>
-        <w:rPr>
-          <w:rStyle w:val="AttributeTok"/>
-        </w:rPr>
-        <w:t xml:space="preserve">--genome_fasta</w:t>
-      </w:r>
-      <w:r>
-        <w:rPr>
-          <w:rStyle w:val="NormalTok"/>
-        </w:rPr>
-        <w:t xml:space="preserve"> /ref/GRCh38_noalt.fa </w:t>
-      </w:r>
-      <w:r>
-        <w:rPr>
-          <w:rStyle w:val="DataTypeTok"/>
-        </w:rPr>
-        <w:t xml:space="preserve">\</w:t>
-      </w:r>
-      <w:r>
-        <w:br/>
-      </w:r>
-      <w:r>
-        <w:rPr>
-          <w:rStyle w:val="NormalTok"/>
-        </w:rPr>
-        <w:t xml:space="preserve">  </w:t>
-      </w:r>
-      <w:r>
-        <w:rPr>
-          <w:rStyle w:val="AttributeTok"/>
-        </w:rPr>
-        <w:t xml:space="preserve">--target_bed</w:t>
-      </w:r>
-      <w:r>
-        <w:rPr>
-          <w:rStyle w:val="NormalTok"/>
-        </w:rPr>
-        <w:t xml:space="preserve">   /panelB/final_covered_targets.bed </w:t>
-      </w:r>
-      <w:r>
-        <w:rPr>
-          <w:rStyle w:val="DataTypeTok"/>
-        </w:rPr>
-        <w:t xml:space="preserve">\</w:t>
-      </w:r>
-      <w:r>
-        <w:br/>
-      </w:r>
-      <w:r>
-        <w:rPr>
-          <w:rStyle w:val="NormalTok"/>
-        </w:rPr>
-        <w:t xml:space="preserve">  </w:t>
-      </w:r>
-      <w:r>
-        <w:rPr>
-          <w:rStyle w:val="AttributeTok"/>
-        </w:rPr>
-        <w:t xml:space="preserve">--captureforge_dir</w:t>
-      </w:r>
-      <w:r>
-        <w:rPr>
-          <w:rStyle w:val="NormalTok"/>
-        </w:rPr>
-        <w:t xml:space="preserve"> /panelB/results/full_run</w:t>
-      </w:r>
-    </w:p>
-    <w:bookmarkEnd w:id="37"/>
-    <w:bookmarkStart w:id="38" w:name="a-different-organism"/>
-    <w:p>
-      <w:pPr>
-        <w:pStyle w:val="Heading2"/>
-      </w:pPr>
-      <w:r>
-        <w:t xml:space="preserve">8.6 A different organism</w:t>
-      </w:r>
-    </w:p>
-    <w:p>
-      <w:pPr>
-        <w:pStyle w:val="SourceCode"/>
-      </w:pPr>
-      <w:r>
-        <w:rPr>
-          <w:rStyle w:val="ExtensionTok"/>
-        </w:rPr>
-        <w:t xml:space="preserve">nextflow</w:t>
-      </w:r>
-      <w:r>
-        <w:rPr>
-          <w:rStyle w:val="NormalTok"/>
-        </w:rPr>
-        <w:t xml:space="preserve"> run main.nf </w:t>
-      </w:r>
-      <w:r>
-        <w:rPr>
-          <w:rStyle w:val="AttributeTok"/>
-        </w:rPr>
-        <w:t xml:space="preserve">-profile</w:t>
-      </w:r>
-      <w:r>
-        <w:rPr>
-          <w:rStyle w:val="NormalTok"/>
-        </w:rPr>
-        <w:t xml:space="preserve"> mac_local,conda </w:t>
-      </w:r>
-      <w:r>
-        <w:rPr>
-          <w:rStyle w:val="DataTypeTok"/>
-        </w:rPr>
-        <w:t xml:space="preserve">\</w:t>
-      </w:r>
-      <w:r>
-        <w:br/>
-      </w:r>
-      <w:r>
-        <w:rPr>
-          <w:rStyle w:val="NormalTok"/>
-        </w:rPr>
-        <w:t xml:space="preserve">  </w:t>
-      </w:r>
-      <w:r>
-        <w:rPr>
-          <w:rStyle w:val="AttributeTok"/>
-        </w:rPr>
-        <w:t xml:space="preserve">--input</w:t>
-      </w:r>
-      <w:r>
-        <w:rPr>
-          <w:rStyle w:val="NormalTok"/>
-        </w:rPr>
-        <w:t xml:space="preserve"> samplesheet.csv </w:t>
-      </w:r>
-      <w:r>
-        <w:rPr>
-          <w:rStyle w:val="DataTypeTok"/>
-        </w:rPr>
-        <w:t xml:space="preserve">\</w:t>
-      </w:r>
-      <w:r>
-        <w:br/>
-      </w:r>
-      <w:r>
-        <w:rPr>
-          <w:rStyle w:val="NormalTok"/>
-        </w:rPr>
-        <w:t xml:space="preserve">  </w:t>
-      </w:r>
-      <w:r>
-        <w:rPr>
-          <w:rStyle w:val="AttributeTok"/>
-        </w:rPr>
-        <w:t xml:space="preserve">--genome_build</w:t>
-      </w:r>
-      <w:r>
-        <w:rPr>
-          <w:rStyle w:val="NormalTok"/>
-        </w:rPr>
-        <w:t xml:space="preserve"> </w:t>
-      </w:r>
-      <w:r>
-        <w:rPr>
-          <w:rStyle w:val="OperatorTok"/>
-        </w:rPr>
-        <w:t xml:space="preserve">&lt;</w:t>
-      </w:r>
-      <w:r>
-        <w:rPr>
-          <w:rStyle w:val="NormalTok"/>
-        </w:rPr>
-        <w:t xml:space="preserve">BUILD</w:t>
-      </w:r>
-      <w:r>
-        <w:rPr>
-          <w:rStyle w:val="OperatorTok"/>
-        </w:rPr>
-        <w:t xml:space="preserve">&gt;</w:t>
-      </w:r>
-      <w:r>
-        <w:rPr>
-          <w:rStyle w:val="NormalTok"/>
-        </w:rPr>
-        <w:t xml:space="preserve"> </w:t>
-      </w:r>
-      <w:r>
-        <w:rPr>
-          <w:rStyle w:val="DataTypeTok"/>
-        </w:rPr>
-        <w:t xml:space="preserve">\</w:t>
-      </w:r>
-      <w:r>
-        <w:br/>
-      </w:r>
-      <w:r>
-        <w:rPr>
-          <w:rStyle w:val="NormalTok"/>
-        </w:rPr>
-        <w:t xml:space="preserve">  </w:t>
-      </w:r>
-      <w:r>
-        <w:rPr>
-          <w:rStyle w:val="AttributeTok"/>
-        </w:rPr>
-        <w:t xml:space="preserve">--genome_fasta</w:t>
-      </w:r>
-      <w:r>
-        <w:rPr>
-          <w:rStyle w:val="NormalTok"/>
-        </w:rPr>
-        <w:t xml:space="preserve"> /ref/</w:t>
-      </w:r>
-      <w:r>
-        <w:rPr>
-          <w:rStyle w:val="OperatorTok"/>
-        </w:rPr>
-        <w:t xml:space="preserve">&lt;</w:t>
-      </w:r>
-      <w:r>
-        <w:rPr>
-          <w:rStyle w:val="NormalTok"/>
-        </w:rPr>
-        <w:t xml:space="preserve">species</w:t>
-      </w:r>
-      <w:r>
-        <w:rPr>
-          <w:rStyle w:val="OperatorTok"/>
-        </w:rPr>
-        <w:t xml:space="preserve">&gt;</w:t>
-      </w:r>
-      <w:r>
-        <w:rPr>
-          <w:rStyle w:val="NormalTok"/>
-        </w:rPr>
-        <w:t xml:space="preserve">_noalt.fa </w:t>
-      </w:r>
-      <w:r>
-        <w:rPr>
-          <w:rStyle w:val="DataTypeTok"/>
-        </w:rPr>
-        <w:t xml:space="preserve">\</w:t>
-      </w:r>
-      <w:r>
-        <w:br/>
-      </w:r>
-      <w:r>
-        <w:rPr>
-          <w:rStyle w:val="NormalTok"/>
-        </w:rPr>
-        <w:t xml:space="preserve">  </w:t>
-      </w:r>
-      <w:r>
-        <w:rPr>
-          <w:rStyle w:val="AttributeTok"/>
-        </w:rPr>
-        <w:t xml:space="preserve">--target_bed</w:t>
-      </w:r>
-      <w:r>
-        <w:rPr>
-          <w:rStyle w:val="NormalTok"/>
-        </w:rPr>
-        <w:t xml:space="preserve"> /panel/final_covered_targets.bed </w:t>
-      </w:r>
-      <w:r>
-        <w:rPr>
-          <w:rStyle w:val="DataTypeTok"/>
-        </w:rPr>
-        <w:t xml:space="preserve">\</w:t>
-      </w:r>
-      <w:r>
-        <w:br/>
-      </w:r>
-      <w:r>
-        <w:rPr>
-          <w:rStyle w:val="NormalTok"/>
-        </w:rPr>
-        <w:t xml:space="preserve">  </w:t>
-      </w:r>
-      <w:r>
-        <w:rPr>
-          <w:rStyle w:val="AttributeTok"/>
-        </w:rPr>
-        <w:t xml:space="preserve">--species</w:t>
-      </w:r>
-      <w:r>
-        <w:rPr>
-          <w:rStyle w:val="NormalTok"/>
-        </w:rPr>
-        <w:t xml:space="preserve"> </w:t>
-      </w:r>
-      <w:r>
-        <w:rPr>
-          <w:rStyle w:val="OperatorTok"/>
-        </w:rPr>
-        <w:t xml:space="preserve">&lt;</w:t>
-      </w:r>
-      <w:r>
-        <w:rPr>
-          <w:rStyle w:val="NormalTok"/>
-        </w:rPr>
-        <w:t xml:space="preserve">vep_species</w:t>
-      </w:r>
-      <w:r>
-        <w:rPr>
-          <w:rStyle w:val="OperatorTok"/>
-        </w:rPr>
-        <w:t xml:space="preserve">&gt;</w:t>
-      </w:r>
-      <w:r>
-        <w:rPr>
-          <w:rStyle w:val="NormalTok"/>
-        </w:rPr>
-        <w:t xml:space="preserve"> </w:t>
-      </w:r>
-      <w:r>
-        <w:rPr>
-          <w:rStyle w:val="DataTypeTok"/>
-        </w:rPr>
-        <w:t xml:space="preserve">\</w:t>
-      </w:r>
-      <w:r>
-        <w:br/>
-      </w:r>
-      <w:r>
-        <w:rPr>
-          <w:rStyle w:val="NormalTok"/>
-        </w:rPr>
-        <w:t xml:space="preserve">  </w:t>
-      </w:r>
-      <w:r>
-        <w:rPr>
-          <w:rStyle w:val="AttributeTok"/>
-        </w:rPr>
-        <w:t xml:space="preserve">--vep_cache</w:t>
-      </w:r>
-      <w:r>
-        <w:rPr>
-          <w:rStyle w:val="NormalTok"/>
-        </w:rPr>
-        <w:t xml:space="preserve"> /vep/</w:t>
-      </w:r>
-      <w:r>
-        <w:rPr>
-          <w:rStyle w:val="OperatorTok"/>
-        </w:rPr>
-        <w:t xml:space="preserve">&lt;</w:t>
-      </w:r>
-      <w:r>
-        <w:rPr>
-          <w:rStyle w:val="NormalTok"/>
-        </w:rPr>
-        <w:t xml:space="preserve">species</w:t>
-      </w:r>
-      <w:r>
-        <w:rPr>
-          <w:rStyle w:val="OperatorTok"/>
-        </w:rPr>
-        <w:t xml:space="preserve">&gt;</w:t>
-      </w:r>
-      <w:r>
-        <w:rPr>
-          <w:rStyle w:val="NormalTok"/>
-        </w:rPr>
-        <w:t xml:space="preserve"> </w:t>
-      </w:r>
-      <w:r>
-        <w:rPr>
-          <w:rStyle w:val="DataTypeTok"/>
-        </w:rPr>
-        <w:t xml:space="preserve">\</w:t>
-      </w:r>
-      <w:r>
-        <w:br/>
-      </w:r>
-      <w:r>
-        <w:rPr>
-          <w:rStyle w:val="NormalTok"/>
-        </w:rPr>
-        <w:t xml:space="preserve">  </w:t>
-      </w:r>
-      <w:r>
-        <w:rPr>
-          <w:rStyle w:val="AttributeTok"/>
-        </w:rPr>
-        <w:t xml:space="preserve">--vcfanno_toml</w:t>
-      </w:r>
-      <w:r>
-        <w:rPr>
-          <w:rStyle w:val="NormalTok"/>
-        </w:rPr>
-        <w:t xml:space="preserve"> /db/</w:t>
-      </w:r>
-      <w:r>
-        <w:rPr>
-          <w:rStyle w:val="OperatorTok"/>
-        </w:rPr>
-        <w:t xml:space="preserve">&lt;</w:t>
-      </w:r>
-      <w:r>
-        <w:rPr>
-          <w:rStyle w:val="NormalTok"/>
-        </w:rPr>
-        <w:t xml:space="preserve">species</w:t>
-      </w:r>
-      <w:r>
-        <w:rPr>
-          <w:rStyle w:val="OperatorTok"/>
-        </w:rPr>
-        <w:t xml:space="preserve">&gt;</w:t>
-      </w:r>
-      <w:r>
-        <w:rPr>
-          <w:rStyle w:val="NormalTok"/>
-        </w:rPr>
-        <w:t xml:space="preserve">.toml </w:t>
-      </w:r>
-      <w:r>
-        <w:rPr>
-          <w:rStyle w:val="DataTypeTok"/>
-        </w:rPr>
-        <w:t xml:space="preserve">\</w:t>
-      </w:r>
-      <w:r>
-        <w:br/>
-      </w:r>
-      <w:r>
-        <w:rPr>
-          <w:rStyle w:val="NormalTok"/>
-        </w:rPr>
-        <w:t xml:space="preserve">  </w:t>
-      </w:r>
-      <w:r>
-        <w:rPr>
-          <w:rStyle w:val="AttributeTok"/>
-        </w:rPr>
-        <w:t xml:space="preserve">--run_burden</w:t>
-      </w:r>
-      <w:r>
-        <w:rPr>
-          <w:rStyle w:val="NormalTok"/>
-        </w:rPr>
-        <w:t xml:space="preserve"> false</w:t>
-      </w:r>
-    </w:p>
-    <w:p>
-      <w:pPr>
-        <w:pStyle w:val="FirstParagraph"/>
-      </w:pPr>
-      <w:r>
-        <w:t xml:space="preserve">Human-only resources (gnomAD/ClinVar/BQSR) skip gracefully. Minimum inputs: sample sheet,</w:t>
-      </w:r>
-      <w:r>
-        <w:t xml:space="preserve"> </w:t>
-      </w:r>
-      <w:r>
-        <w:t xml:space="preserve">no-alt reference for that build, target BED, a VEP cache (or</w:t>
-      </w:r>
-      <w:r>
-        <w:t xml:space="preserve"> </w:t>
-      </w:r>
-      <w:r>
-        <w:rPr>
-          <w:rStyle w:val="VerbatimChar"/>
-        </w:rPr>
-        <w:t xml:space="preserve">--vep_mode gtf</w:t>
-      </w:r>
-      <w:r>
-        <w:t xml:space="preserve"> </w:t>
-      </w:r>
-      <w:r>
-        <w:t xml:space="preserve">with a</w:t>
-      </w:r>
-      <w:r>
-        <w:t xml:space="preserve"> </w:t>
-      </w:r>
-      <w:r>
-        <w:rPr>
-          <w:rStyle w:val="VerbatimChar"/>
-        </w:rPr>
-        <w:t xml:space="preserve">--gtf</w:t>
-      </w:r>
-      <w:r>
-        <w:t xml:space="preserve">), and a vcfanno TOML for any frequency/clinical databases you have.</w:t>
-      </w:r>
-    </w:p>
-    <w:bookmarkEnd w:id="38"/>
-    <w:bookmarkStart w:id="39" w:name="hpc-run"/>
-    <w:p>
-      <w:pPr>
-        <w:pStyle w:val="Heading2"/>
-      </w:pPr>
-      <w:r>
-        <w:t xml:space="preserve">8.7 HPC run</w:t>
-      </w:r>
-    </w:p>
-    <w:p>
-      <w:pPr>
-        <w:pStyle w:val="FirstParagraph"/>
-      </w:pPr>
-      <w:r>
-        <w:t xml:space="preserve">See §4.2.</w:t>
-      </w:r>
-      <w:r>
-        <w:t xml:space="preserve"> </w:t>
-      </w:r>
-      <w:r>
-        <w:rPr>
-          <w:rStyle w:val="VerbatimChar"/>
-        </w:rPr>
-        <w:t xml:space="preserve">-profile hpc_slurm,apptainer</w:t>
-      </w:r>
-      <w:r>
-        <w:t xml:space="preserve">; SLURM is global/cluster-wide; resources are copied</w:t>
-      </w:r>
-      <w:r>
-        <w:t xml:space="preserve"> </w:t>
-      </w:r>
-      <w:r>
-        <w:t xml:space="preserve">to a shared path and bound into Apptainer.</w:t>
-      </w:r>
-    </w:p>
-    <w:bookmarkEnd w:id="39"/>
-    <w:bookmarkStart w:id="40" w:name="choosing-engine-alternatives"/>
-    <w:p>
-      <w:pPr>
-        <w:pStyle w:val="Heading2"/>
-      </w:pPr>
-      <w:r>
-        <w:t xml:space="preserve">8.8 Choosing engine alternatives</w:t>
-      </w:r>
-    </w:p>
-    <w:p>
-      <w:pPr>
-        <w:pStyle w:val="SourceCode"/>
-      </w:pPr>
-      <w:r>
-        <w:rPr>
-          <w:rStyle w:val="ExtensionTok"/>
-        </w:rPr>
-        <w:t xml:space="preserve">--caller</w:t>
-      </w:r>
-      <w:r>
-        <w:rPr>
-          <w:rStyle w:val="NormalTok"/>
-        </w:rPr>
-        <w:t xml:space="preserve"> deepvariant            </w:t>
-      </w:r>
-      <w:r>
-        <w:rPr>
-          <w:rStyle w:val="CommentTok"/>
-        </w:rPr>
-        <w:t xml:space="preserve"># DeepVariant + GLnexus (container) instead of GATK</w:t>
-      </w:r>
-      <w:r>
-        <w:br/>
-      </w:r>
-      <w:r>
-        <w:rPr>
-          <w:rStyle w:val="ExtensionTok"/>
-        </w:rPr>
-        <w:t xml:space="preserve">--cnv_caller</w:t>
-      </w:r>
-      <w:r>
-        <w:rPr>
-          <w:rStyle w:val="NormalTok"/>
-        </w:rPr>
-        <w:t xml:space="preserve"> gatk_gcnv          </w:t>
-      </w:r>
-      <w:r>
-        <w:rPr>
-          <w:rStyle w:val="CommentTok"/>
-        </w:rPr>
-        <w:t xml:space="preserve"># GATK gCNV instead of CNVkit</w:t>
-      </w:r>
-      <w:r>
-        <w:br/>
-      </w:r>
-      <w:r>
-        <w:rPr>
-          <w:rStyle w:val="ExtensionTok"/>
-        </w:rPr>
-        <w:t xml:space="preserve">--burden_engine</w:t>
-      </w:r>
-      <w:r>
-        <w:rPr>
-          <w:rStyle w:val="NormalTok"/>
-        </w:rPr>
-        <w:t xml:space="preserve"> skat            </w:t>
-      </w:r>
-      <w:r>
-        <w:rPr>
-          <w:rStyle w:val="CommentTok"/>
-        </w:rPr>
-        <w:t xml:space="preserve"># SKAT-O / STAAR (R) instead of regenie</w:t>
-      </w:r>
-      <w:r>
-        <w:br/>
-      </w:r>
-      <w:r>
-        <w:rPr>
-          <w:rStyle w:val="ExtensionTok"/>
-        </w:rPr>
-        <w:t xml:space="preserve">--burden_engine</w:t>
-      </w:r>
-      <w:r>
-        <w:rPr>
-          <w:rStyle w:val="NormalTok"/>
-        </w:rPr>
-        <w:t xml:space="preserve"> collapse        </w:t>
-      </w:r>
-      <w:r>
-        <w:rPr>
-          <w:rStyle w:val="CommentTok"/>
-        </w:rPr>
-        <w:t xml:space="preserve"># chi-square collapsing (small-N / dependency-free)</w:t>
-      </w:r>
-    </w:p>
-    <w:p>
-      <w:pPr>
-        <w:pStyle w:val="BlockText"/>
-      </w:pPr>
+        <w:t xml:space="preserve">execution</w:t>
+      </w:r>
+      <w:r>
+        <w:t xml:space="preserve"> </w:t>
+      </w:r>
+      <w:r>
+        <w:t xml:space="preserve">profile and a</w:t>
+      </w:r>
+      <w:r>
+        <w:t xml:space="preserve"> </w:t>
+      </w:r>
       <w:r>
         <w:rPr>
           <w:b/>
           <w:bCs/>
         </w:rPr>
-        <w:t xml:space="preserve">Validate before production.</w:t>
-      </w:r>
-      <w:r>
-        <w:t xml:space="preserve"> </w:t>
-      </w:r>
-      <w:r>
-        <w:rPr>
-          <w:rStyle w:val="VerbatimChar"/>
-        </w:rPr>
-        <w:t xml:space="preserve">DeepVariant+GLnexus</w:t>
-      </w:r>
-      <w:r>
-        <w:t xml:space="preserve">,</w:t>
-      </w:r>
-      <w:r>
-        <w:t xml:space="preserve"> </w:t>
-      </w:r>
-      <w:r>
-        <w:rPr>
-          <w:rStyle w:val="VerbatimChar"/>
-        </w:rPr>
-        <w:t xml:space="preserve">regenie</w:t>
-      </w:r>
-      <w:r>
-        <w:t xml:space="preserve">, and</w:t>
-      </w:r>
-      <w:r>
-        <w:t xml:space="preserve"> </w:t>
-      </w:r>
-      <w:r>
-        <w:rPr>
-          <w:rStyle w:val="VerbatimChar"/>
-        </w:rPr>
-        <w:t xml:space="preserve">SKAT-O/STAAR</w:t>
-      </w:r>
-      <w:r>
-        <w:t xml:space="preserve"> </w:t>
-      </w:r>
-      <w:r>
-        <w:t xml:space="preserve">are</w:t>
-      </w:r>
-      <w:r>
-        <w:t xml:space="preserve"> </w:t>
-      </w:r>
-      <w:r>
-        <w:t xml:space="preserve">wired but have</w:t>
-      </w:r>
-      <w:r>
-        <w:t xml:space="preserve"> </w:t>
-      </w:r>
-      <w:r>
-        <w:rPr>
-          <w:b/>
-          <w:bCs/>
-        </w:rPr>
-        <w:t xml:space="preserve">not yet been executed end-to-end</w:t>
-      </w:r>
-      <w:r>
-        <w:t xml:space="preserve"> </w:t>
-      </w:r>
-      <w:r>
-        <w:t xml:space="preserve">(the synthetic test cohort is too</w:t>
-      </w:r>
-      <w:r>
-        <w:t xml:space="preserve"> </w:t>
-      </w:r>
-      <w:r>
-        <w:t xml:space="preserve">small). Exercise them on a real/realistic cohort before relying on them. The tested</w:t>
-      </w:r>
-      <w:r>
-        <w:t xml:space="preserve"> </w:t>
-      </w:r>
-      <w:r>
-        <w:t xml:space="preserve">engines are GATK/GenomicsDB (calling) and</w:t>
-      </w:r>
-      <w:r>
-        <w:t xml:space="preserve"> </w:t>
-      </w:r>
-      <w:r>
-        <w:rPr>
-          <w:rStyle w:val="VerbatimChar"/>
-        </w:rPr>
-        <w:t xml:space="preserve">collapse</w:t>
-      </w:r>
-      <w:r>
-        <w:t xml:space="preserve"> </w:t>
-      </w:r>
-      <w:r>
-        <w:t xml:space="preserve">(burden).</w:t>
-      </w:r>
-    </w:p>
-    <w:bookmarkEnd w:id="40"/>
-    <w:bookmarkStart w:id="41" w:name="giab-validation-run"/>
-    <w:p>
-      <w:pPr>
-        <w:pStyle w:val="Heading2"/>
-      </w:pPr>
-      <w:r>
-        <w:t xml:space="preserve">8.9 GIAB validation run</w:t>
-      </w:r>
-    </w:p>
-    <w:p>
-      <w:pPr>
-        <w:pStyle w:val="FirstParagraph"/>
-      </w:pPr>
-      <w:r>
-        <w:t xml:space="preserve">Add a GIAB control to the sample sheet and supply truth:</w:t>
-      </w:r>
-    </w:p>
-    <w:p>
-      <w:pPr>
-        <w:pStyle w:val="SourceCode"/>
-      </w:pPr>
-      <w:r>
-        <w:rPr>
-          <w:rStyle w:val="ExtensionTok"/>
-        </w:rPr>
-        <w:t xml:space="preserve">nextflow</w:t>
-      </w:r>
-      <w:r>
-        <w:rPr>
-          <w:rStyle w:val="NormalTok"/>
-        </w:rPr>
-        <w:t xml:space="preserve"> run main.nf </w:t>
-      </w:r>
-      <w:r>
-        <w:rPr>
-          <w:rStyle w:val="AttributeTok"/>
-        </w:rPr>
-        <w:t xml:space="preserve">-profile</w:t>
-      </w:r>
-      <w:r>
-        <w:rPr>
-          <w:rStyle w:val="NormalTok"/>
-        </w:rPr>
-        <w:t xml:space="preserve"> mac_local,conda </w:t>
-      </w:r>
-      <w:r>
-        <w:rPr>
-          <w:rStyle w:val="AttributeTok"/>
-        </w:rPr>
-        <w:t xml:space="preserve">-params-file</w:t>
-      </w:r>
-      <w:r>
-        <w:rPr>
-          <w:rStyle w:val="NormalTok"/>
-        </w:rPr>
-        <w:t xml:space="preserve"> params.full.yaml </w:t>
-      </w:r>
-      <w:r>
-        <w:rPr>
-          <w:rStyle w:val="DataTypeTok"/>
-        </w:rPr>
-        <w:t xml:space="preserve">\</w:t>
-      </w:r>
-      <w:r>
-        <w:br/>
-      </w:r>
-      <w:r>
-        <w:rPr>
-          <w:rStyle w:val="NormalTok"/>
-        </w:rPr>
-        <w:t xml:space="preserve">  </w:t>
-      </w:r>
-      <w:r>
-        <w:rPr>
-          <w:rStyle w:val="AttributeTok"/>
-        </w:rPr>
-        <w:t xml:space="preserve">--giab_control_id</w:t>
-      </w:r>
-      <w:r>
-        <w:rPr>
-          <w:rStyle w:val="NormalTok"/>
-        </w:rPr>
-        <w:t xml:space="preserve"> HG002 </w:t>
-      </w:r>
-      <w:r>
-        <w:rPr>
-          <w:rStyle w:val="DataTypeTok"/>
-        </w:rPr>
-        <w:t xml:space="preserve">\</w:t>
-      </w:r>
-      <w:r>
-        <w:br/>
-      </w:r>
-      <w:r>
-        <w:rPr>
-          <w:rStyle w:val="NormalTok"/>
-        </w:rPr>
-        <w:t xml:space="preserve">  </w:t>
-      </w:r>
-      <w:r>
-        <w:rPr>
-          <w:rStyle w:val="AttributeTok"/>
-        </w:rPr>
-        <w:t xml:space="preserve">--giab_truth_vcf</w:t>
-      </w:r>
-      <w:r>
-        <w:rPr>
-          <w:rStyle w:val="NormalTok"/>
-        </w:rPr>
-        <w:t xml:space="preserve"> /giab/HG002_v4.2.1_benchmark.vcf.gz </w:t>
-      </w:r>
-      <w:r>
-        <w:rPr>
-          <w:rStyle w:val="DataTypeTok"/>
-        </w:rPr>
-        <w:t xml:space="preserve">\</w:t>
-      </w:r>
-      <w:r>
-        <w:br/>
-      </w:r>
-      <w:r>
-        <w:rPr>
-          <w:rStyle w:val="NormalTok"/>
-        </w:rPr>
-        <w:t xml:space="preserve">  </w:t>
-      </w:r>
-      <w:r>
-        <w:rPr>
-          <w:rStyle w:val="AttributeTok"/>
-        </w:rPr>
-        <w:t xml:space="preserve">--giab_truth_bed</w:t>
-      </w:r>
-      <w:r>
-        <w:rPr>
-          <w:rStyle w:val="NormalTok"/>
-        </w:rPr>
-        <w:t xml:space="preserve"> /giab/HG002_v4.2.1_benchmark.bed</w:t>
-      </w:r>
-    </w:p>
-    <w:p>
-      <w:pPr>
-        <w:pStyle w:val="FirstParagraph"/>
-      </w:pPr>
-      <w:r>
-        <w:t xml:space="preserve">hap.py scores precision/recall/F1</w:t>
-      </w:r>
-      <w:r>
-        <w:t xml:space="preserve"> </w:t>
-      </w:r>
-      <w:r>
-        <w:rPr>
-          <w:b/>
-          <w:bCs/>
-        </w:rPr>
-        <w:t xml:space="preserve">restricted to the panel BED</w:t>
-      </w:r>
-      <w:r>
-        <w:t xml:space="preserve"> </w:t>
-      </w:r>
-      <w:r>
-        <w:t xml:space="preserve">(on-target only), so</w:t>
-      </w:r>
-      <w:r>
-        <w:t xml:space="preserve"> </w:t>
-      </w:r>
-      <w:r>
-        <w:t xml:space="preserve">off-target truth cannot distort the panel’s measured sensitivity.</w:t>
-      </w:r>
-    </w:p>
-    <w:bookmarkEnd w:id="41"/>
-    <w:bookmarkStart w:id="43" w:name="X167e637decc32e3006546f1caffb618ce05f0a7"/>
-    <w:p>
-      <w:pPr>
-        <w:pStyle w:val="Heading2"/>
-      </w:pPr>
-      <w:r>
-        <w:t xml:space="preserve">8.10 Stage subcommands (run one stage standalone)</w:t>
-      </w:r>
-    </w:p>
-    <w:p>
-      <w:pPr>
-        <w:pStyle w:val="FirstParagraph"/>
-      </w:pPr>
-      <w:r>
-        <w:t xml:space="preserve">Sometimes you only want to re-run</w:t>
-      </w:r>
-      <w:r>
-        <w:t xml:space="preserve"> </w:t>
-      </w:r>
-      <w:r>
-        <w:rPr>
-          <w:b/>
-          <w:bCs/>
-        </w:rPr>
-        <w:t xml:space="preserve">one</w:t>
-      </w:r>
-      <w:r>
-        <w:t xml:space="preserve"> </w:t>
-      </w:r>
-      <w:r>
-        <w:t xml:space="preserve">stage on its own inputs — re-annotate after an</w:t>
-      </w:r>
-      <w:r>
-        <w:t xml:space="preserve"> </w:t>
-      </w:r>
-      <w:r>
-        <w:t xml:space="preserve">annotation-database update, re-run burden with new thresholds, re-call CNV — without</w:t>
-      </w:r>
-      <w:r>
-        <w:t xml:space="preserve"> </w:t>
-      </w:r>
-      <w:r>
-        <w:t xml:space="preserve">repeating the whole pipeline. Each analytical stage is exposed as</w:t>
-      </w:r>
-      <w:r>
-        <w:t xml:space="preserve"> </w:t>
-      </w:r>
-      <w:r>
-        <w:rPr>
-          <w:rStyle w:val="VerbatimChar"/>
-        </w:rPr>
-        <w:t xml:space="preserve">callforge &lt;stage&gt;</w:t>
-      </w:r>
-      <w:r>
-        <w:t xml:space="preserve">,</w:t>
-      </w:r>
-      <w:r>
-        <w:t xml:space="preserve"> </w:t>
-      </w:r>
-      <w:r>
-        <w:t xml:space="preserve">which runs</w:t>
-      </w:r>
-      <w:r>
-        <w:t xml:space="preserve"> </w:t>
-      </w:r>
-      <w:r>
-        <w:rPr>
-          <w:rStyle w:val="VerbatimChar"/>
-        </w:rPr>
-        <w:t xml:space="preserve">nextflow run main.nf --stage &lt;stage&gt; …</w:t>
-      </w:r>
-      <w:r>
-        <w:t xml:space="preserve"> </w:t>
-      </w:r>
-      <w:r>
-        <w:t xml:space="preserve">(a</w:t>
-      </w:r>
-      <w:r>
-        <w:t xml:space="preserve"> </w:t>
-      </w:r>
-      <w:r>
-        <w:rPr>
-          <w:rStyle w:val="VerbatimChar"/>
-        </w:rPr>
-        <w:t xml:space="preserve">--stage</w:t>
-      </w:r>
-      <w:r>
-        <w:t xml:space="preserve"> </w:t>
-      </w:r>
-      <w:r>
-        <w:t xml:space="preserve">param, not</w:t>
-      </w:r>
-      <w:r>
-        <w:t xml:space="preserve"> </w:t>
-      </w:r>
-      <w:r>
-        <w:rPr>
-          <w:rStyle w:val="VerbatimChar"/>
-        </w:rPr>
-        <w:t xml:space="preserve">-entry</w:t>
-      </w:r>
-      <w:r>
-        <w:t xml:space="preserve">:</w:t>
-      </w:r>
-      <w:r>
-        <w:t xml:space="preserve"> </w:t>
-      </w:r>
-      <w:r>
-        <w:t xml:space="preserve">portable across Nextflow versions).</w:t>
-      </w:r>
-      <w:r>
-        <w:t xml:space="preserve"> </w:t>
-      </w:r>
-      <w:r>
-        <w:rPr>
-          <w:b/>
-          <w:bCs/>
-        </w:rPr>
-        <w:t xml:space="preserve">Every stage subcommand invokes the exact same module</w:t>
-      </w:r>
-      <w:r>
-        <w:rPr>
-          <w:b/>
-          <w:bCs/>
-        </w:rPr>
-        <w:t xml:space="preserve"> </w:t>
-      </w:r>
-      <w:r>
-        <w:rPr>
-          <w:b/>
-          <w:bCs/>
-        </w:rPr>
-        <w:t xml:space="preserve">the full pipeline uses</w:t>
-      </w:r>
-      <w:r>
-        <w:t xml:space="preserve"> </w:t>
-      </w:r>
-      <w:r>
-        <w:t xml:space="preserve">— standalone and in-pipeline execution are the same code path, so</w:t>
-      </w:r>
-      <w:r>
-        <w:t xml:space="preserve"> </w:t>
-      </w:r>
-      <w:r>
-        <w:t xml:space="preserve">results never depend on how the stage was launched.</w:t>
-      </w:r>
-    </w:p>
-    <w:p>
-      <w:pPr>
-        <w:pStyle w:val="BodyText"/>
-      </w:pPr>
-      <w:r>
-        <w:t xml:space="preserve">Three things hold for every stage subcommand:</w:t>
+        <w:t xml:space="preserve">packaging</w:t>
+      </w:r>
+      <w:r>
+        <w:t xml:space="preserve"> </w:t>
+      </w:r>
+      <w:r>
+        <w:t xml:space="preserve">profile:</w:t>
       </w:r>
     </w:p>
     <w:p>
@@ -12357,7 +12533,7 @@
         <w:pStyle w:val="Compact"/>
         <w:numPr>
           <w:ilvl w:val="0"/>
-          <w:numId w:val="1008"/>
+          <w:numId w:val="1009"/>
         </w:numPr>
       </w:pPr>
       <w:r>
@@ -12365,85 +12541,197 @@
           <w:b/>
           <w:bCs/>
         </w:rPr>
-        <w:t xml:space="preserve">Non-destructive by default.</w:t>
-      </w:r>
-      <w:r>
-        <w:t xml:space="preserve"> </w:t>
-      </w:r>
-      <w:r>
-        <w:t xml:space="preserve">Output goes to a fresh</w:t>
-      </w:r>
-      <w:r>
-        <w:t xml:space="preserve"> </w:t>
-      </w:r>
-      <w:r>
-        <w:rPr>
-          <w:rStyle w:val="VerbatimChar"/>
-        </w:rPr>
-        <w:t xml:space="preserve">results/standalone/&lt;stage&gt;_&lt;timestamp&gt;/</w:t>
-      </w:r>
-      <w:r>
-        <w:t xml:space="preserve"> </w:t>
-      </w:r>
-      <w:r>
-        <w:t xml:space="preserve">so a re-run never overwrites the pipeline’s</w:t>
-      </w:r>
-      <w:r>
-        <w:t xml:space="preserve"> </w:t>
-      </w:r>
-      <w:r>
-        <w:rPr>
-          <w:rStyle w:val="VerbatimChar"/>
-        </w:rPr>
-        <w:t xml:space="preserve">results/stageXX_*</w:t>
-      </w:r>
-      <w:r>
-        <w:t xml:space="preserve">. Override with</w:t>
-      </w:r>
-      <w:r>
-        <w:t xml:space="preserve"> </w:t>
-      </w:r>
-      <w:r>
-        <w:rPr>
-          <w:rStyle w:val="VerbatimChar"/>
-        </w:rPr>
-        <w:t xml:space="preserve">--outdir &lt;dir&gt;</w:t>
-      </w:r>
-      <w:r>
-        <w:t xml:space="preserve">,</w:t>
-      </w:r>
-      <w:r>
-        <w:t xml:space="preserve"> </w:t>
-      </w:r>
-      <w:r>
-        <w:t xml:space="preserve">or opt into updating</w:t>
-      </w:r>
-      <w:r>
-        <w:t xml:space="preserve"> </w:t>
-      </w:r>
-      <w:r>
-        <w:rPr>
-          <w:rStyle w:val="VerbatimChar"/>
-        </w:rPr>
-        <w:t xml:space="preserve">results/</w:t>
-      </w:r>
-      <w:r>
-        <w:t xml:space="preserve"> </w:t>
-      </w:r>
-      <w:r>
-        <w:t xml:space="preserve">in place with</w:t>
-      </w:r>
-      <w:r>
-        <w:t xml:space="preserve"> </w:t>
-      </w:r>
-      <w:r>
-        <w:rPr>
-          <w:rStyle w:val="VerbatimChar"/>
-        </w:rPr>
-        <w:t xml:space="preserve">--in-place</w:t>
-      </w:r>
-      <w:r>
-        <w:t xml:space="preserve">.</w:t>
+        <w:t xml:space="preserve">Execution</w:t>
+      </w:r>
+      <w:r>
+        <w:t xml:space="preserve"> </w:t>
+      </w:r>
+      <w:r>
+        <w:t xml:space="preserve">(where it runs):</w:t>
+      </w:r>
+      <w:r>
+        <w:t xml:space="preserve"> </w:t>
+      </w:r>
+      <w:r>
+        <w:rPr>
+          <w:rStyle w:val="VerbatimChar"/>
+          <w:b/>
+          <w:bCs/>
+        </w:rPr>
+        <w:t xml:space="preserve">local</w:t>
+      </w:r>
+      <w:r>
+        <w:t xml:space="preserve"> </w:t>
+      </w:r>
+      <w:r>
+        <w:t xml:space="preserve">= this single machine,</w:t>
+      </w:r>
+      <w:r>
+        <w:t xml:space="preserve"> </w:t>
+      </w:r>
+      <w:r>
+        <w:rPr>
+          <w:rStyle w:val="VerbatimChar"/>
+          <w:b/>
+          <w:bCs/>
+        </w:rPr>
+        <w:t xml:space="preserve">hpc_slurm</w:t>
+      </w:r>
+      <w:r>
+        <w:t xml:space="preserve"> </w:t>
+      </w:r>
+      <w:r>
+        <w:t xml:space="preserve">= a</w:t>
+      </w:r>
+      <w:r>
+        <w:t xml:space="preserve"> </w:t>
+      </w:r>
+      <w:r>
+        <w:t xml:space="preserve">SLURM cluster.</w:t>
+      </w:r>
+      <w:r>
+        <w:t xml:space="preserve"> </w:t>
+      </w:r>
+      <w:r>
+        <w:rPr>
+          <w:rStyle w:val="VerbatimChar"/>
+        </w:rPr>
+        <w:t xml:space="preserve">local</w:t>
+      </w:r>
+      <w:r>
+        <w:t xml:space="preserve"> </w:t>
+      </w:r>
+      <w:r>
+        <w:t xml:space="preserve">works on</w:t>
+      </w:r>
+      <w:r>
+        <w:t xml:space="preserve"> </w:t>
+      </w:r>
+      <w:r>
+        <w:rPr>
+          <w:b/>
+          <w:bCs/>
+        </w:rPr>
+        <w:t xml:space="preserve">any single Linux or macOS machine (Windows via WSL2)</w:t>
+      </w:r>
+      <w:r>
+        <w:t xml:space="preserve"> </w:t>
+      </w:r>
+      <w:r>
+        <w:t xml:space="preserve">—</w:t>
+      </w:r>
+      <w:r>
+        <w:t xml:space="preserve"> </w:t>
+      </w:r>
+      <w:r>
+        <w:t xml:space="preserve">it is</w:t>
+      </w:r>
+      <w:r>
+        <w:t xml:space="preserve"> </w:t>
+      </w:r>
+      <w:r>
+        <w:rPr>
+          <w:i/>
+          <w:iCs/>
+        </w:rPr>
+        <w:t xml:space="preserve">not</w:t>
+      </w:r>
+      <w:r>
+        <w:t xml:space="preserve"> </w:t>
+      </w:r>
+      <w:r>
+        <w:t xml:space="preserve">Mac-specific and</w:t>
+      </w:r>
+      <w:r>
+        <w:t xml:space="preserve"> </w:t>
+      </w:r>
+      <w:r>
+        <w:rPr>
+          <w:i/>
+          <w:iCs/>
+        </w:rPr>
+        <w:t xml:space="preserve">not</w:t>
+      </w:r>
+      <w:r>
+        <w:t xml:space="preserve"> </w:t>
+      </w:r>
+      <w:r>
+        <w:t xml:space="preserve">developer-only (the name</w:t>
+      </w:r>
+      <w:r>
+        <w:t xml:space="preserve"> </w:t>
+      </w:r>
+      <w:r>
+        <w:rPr>
+          <w:rStyle w:val="VerbatimChar"/>
+        </w:rPr>
+        <w:t xml:space="preserve">mac_local</w:t>
+      </w:r>
+      <w:r>
+        <w:t xml:space="preserve"> </w:t>
+      </w:r>
+      <w:r>
+        <w:t xml:space="preserve">is a deprecated</w:t>
+      </w:r>
+      <w:r>
+        <w:t xml:space="preserve"> </w:t>
+      </w:r>
+      <w:r>
+        <w:t xml:space="preserve">alias kept for backward compatibility).</w:t>
+      </w:r>
+      <w:r>
+        <w:t xml:space="preserve"> </w:t>
+      </w:r>
+      <w:r>
+        <w:rPr>
+          <w:rStyle w:val="VerbatimChar"/>
+        </w:rPr>
+        <w:t xml:space="preserve">local</w:t>
+      </w:r>
+      <w:r>
+        <w:t xml:space="preserve"> </w:t>
+      </w:r>
+      <w:r>
+        <w:t xml:space="preserve">caps total resource use at</w:t>
+      </w:r>
+      <w:r>
+        <w:t xml:space="preserve"> </w:t>
+      </w:r>
+      <w:r>
+        <w:rPr>
+          <w:rStyle w:val="VerbatimChar"/>
+        </w:rPr>
+        <w:t xml:space="preserve">--max_cpus</w:t>
+      </w:r>
+      <w:r>
+        <w:t xml:space="preserve">/</w:t>
+      </w:r>
+      <w:r>
+        <w:rPr>
+          <w:rStyle w:val="VerbatimChar"/>
+        </w:rPr>
+        <w:t xml:space="preserve">--max_memory</w:t>
+      </w:r>
+      <w:r>
+        <w:t xml:space="preserve"> </w:t>
+      </w:r>
+      <w:r>
+        <w:t xml:space="preserve">(§Compute resources);</w:t>
+      </w:r>
+      <w:r>
+        <w:t xml:space="preserve"> </w:t>
+      </w:r>
+      <w:r>
+        <w:rPr>
+          <w:rStyle w:val="VerbatimChar"/>
+        </w:rPr>
+        <w:t xml:space="preserve">hpc_slurm</w:t>
+      </w:r>
+      <w:r>
+        <w:t xml:space="preserve"> </w:t>
+      </w:r>
+      <w:r>
+        <w:t xml:space="preserve">requests resources per SLURM job.</w:t>
       </w:r>
     </w:p>
     <w:p>
@@ -12451,7 +12739,7 @@
         <w:pStyle w:val="Compact"/>
         <w:numPr>
           <w:ilvl w:val="0"/>
-          <w:numId w:val="1008"/>
+          <w:numId w:val="1009"/>
         </w:numPr>
       </w:pPr>
       <w:r>
@@ -12459,43 +12747,2064 @@
           <w:b/>
           <w:bCs/>
         </w:rPr>
-        <w:t xml:space="preserve">Each stage emits its own report + provenance</w:t>
-      </w:r>
-      <w:r>
-        <w:t xml:space="preserve"> </w:t>
-      </w:r>
-      <w:r>
-        <w:t xml:space="preserve">in its stage dir:</w:t>
-      </w:r>
-      <w:r>
-        <w:t xml:space="preserve"> </w:t>
-      </w:r>
-      <w:r>
-        <w:rPr>
-          <w:rStyle w:val="VerbatimChar"/>
-        </w:rPr>
-        <w:t xml:space="preserve">&lt;stage&gt;_report.md</w:t>
-      </w:r>
-      <w:r>
-        <w:t xml:space="preserve"> </w:t>
-      </w:r>
-      <w:r>
-        <w:t xml:space="preserve">(key metrics + that stage’s QC plots with captions) and</w:t>
-      </w:r>
-      <w:r>
-        <w:t xml:space="preserve"> </w:t>
-      </w:r>
-      <w:r>
-        <w:rPr>
-          <w:rStyle w:val="VerbatimChar"/>
-        </w:rPr>
-        <w:t xml:space="preserve">&lt;stage&gt;_provenance.json</w:t>
-      </w:r>
-      <w:r>
-        <w:t xml:space="preserve"> </w:t>
-      </w:r>
-      <w:r>
-        <w:t xml:space="preserve">(inputs + checksums, parameters, tool versions, git commit).</w:t>
+        <w:t xml:space="preserve">Packaging</w:t>
+      </w:r>
+      <w:r>
+        <w:t xml:space="preserve"> </w:t>
+      </w:r>
+      <w:r>
+        <w:t xml:space="preserve">(how dependencies are provided):</w:t>
+      </w:r>
+      <w:r>
+        <w:t xml:space="preserve"> </w:t>
+      </w:r>
+      <w:r>
+        <w:rPr>
+          <w:rStyle w:val="VerbatimChar"/>
+          <w:b/>
+          <w:bCs/>
+        </w:rPr>
+        <w:t xml:space="preserve">conda</w:t>
+      </w:r>
+      <w:r>
+        <w:t xml:space="preserve">,</w:t>
+      </w:r>
+      <w:r>
+        <w:t xml:space="preserve"> </w:t>
+      </w:r>
+      <w:r>
+        <w:rPr>
+          <w:rStyle w:val="VerbatimChar"/>
+          <w:b/>
+          <w:bCs/>
+        </w:rPr>
+        <w:t xml:space="preserve">docker</w:t>
+      </w:r>
+      <w:r>
+        <w:t xml:space="preserve">, or</w:t>
+      </w:r>
+      <w:r>
+        <w:t xml:space="preserve"> </w:t>
+      </w:r>
+      <w:r>
+        <w:rPr>
+          <w:rStyle w:val="VerbatimChar"/>
+          <w:b/>
+          <w:bCs/>
+        </w:rPr>
+        <w:t xml:space="preserve">apptainer</w:t>
+      </w:r>
+      <w:r>
+        <w:t xml:space="preserve"> </w:t>
+      </w:r>
+      <w:r>
+        <w:t xml:space="preserve">— Nextflow activates the right per-stage env/container automatically (§4.4).</w:t>
+      </w:r>
+    </w:p>
+    <w:p>
+      <w:pPr>
+        <w:pStyle w:val="SourceCode"/>
+      </w:pPr>
+      <w:r>
+        <w:rPr>
+          <w:rStyle w:val="ExtensionTok"/>
+        </w:rPr>
+        <w:t xml:space="preserve">callforge</w:t>
+      </w:r>
+      <w:r>
+        <w:rPr>
+          <w:rStyle w:val="NormalTok"/>
+        </w:rPr>
+        <w:t xml:space="preserve"> run </w:t>
+      </w:r>
+      <w:r>
+        <w:rPr>
+          <w:rStyle w:val="AttributeTok"/>
+        </w:rPr>
+        <w:t xml:space="preserve">-profile</w:t>
+      </w:r>
+      <w:r>
+        <w:rPr>
+          <w:rStyle w:val="NormalTok"/>
+        </w:rPr>
+        <w:t xml:space="preserve"> local,conda      </w:t>
+      </w:r>
+      <w:r>
+        <w:rPr>
+          <w:rStyle w:val="AttributeTok"/>
+        </w:rPr>
+        <w:t xml:space="preserve">-params-file</w:t>
+      </w:r>
+      <w:r>
+        <w:rPr>
+          <w:rStyle w:val="NormalTok"/>
+        </w:rPr>
+        <w:t xml:space="preserve"> params.full.yaml   </w:t>
+      </w:r>
+      <w:r>
+        <w:rPr>
+          <w:rStyle w:val="CommentTok"/>
+        </w:rPr>
+        <w:t xml:space="preserve"># this machine, conda envs</w:t>
+      </w:r>
+      <w:r>
+        <w:br/>
+      </w:r>
+      <w:r>
+        <w:rPr>
+          <w:rStyle w:val="ExtensionTok"/>
+        </w:rPr>
+        <w:t xml:space="preserve">callforge</w:t>
+      </w:r>
+      <w:r>
+        <w:rPr>
+          <w:rStyle w:val="NormalTok"/>
+        </w:rPr>
+        <w:t xml:space="preserve"> run </w:t>
+      </w:r>
+      <w:r>
+        <w:rPr>
+          <w:rStyle w:val="AttributeTok"/>
+        </w:rPr>
+        <w:t xml:space="preserve">-profile</w:t>
+      </w:r>
+      <w:r>
+        <w:rPr>
+          <w:rStyle w:val="NormalTok"/>
+        </w:rPr>
+        <w:t xml:space="preserve"> hpc_slurm,apptainer </w:t>
+      </w:r>
+      <w:r>
+        <w:rPr>
+          <w:rStyle w:val="AttributeTok"/>
+        </w:rPr>
+        <w:t xml:space="preserve">-params-file</w:t>
+      </w:r>
+      <w:r>
+        <w:rPr>
+          <w:rStyle w:val="NormalTok"/>
+        </w:rPr>
+        <w:t xml:space="preserve"> params.full.yaml </w:t>
+      </w:r>
+      <w:r>
+        <w:rPr>
+          <w:rStyle w:val="CommentTok"/>
+        </w:rPr>
+        <w:t xml:space="preserve"># SLURM cluster, Apptainer images</w:t>
+      </w:r>
+    </w:p>
+    <w:p>
+      <w:pPr>
+        <w:pStyle w:val="FirstParagraph"/>
+      </w:pPr>
+      <w:r>
+        <w:rPr>
+          <w:rStyle w:val="VerbatimChar"/>
+        </w:rPr>
+        <w:t xml:space="preserve">local,conda</w:t>
+      </w:r>
+      <w:r>
+        <w:t xml:space="preserve"> </w:t>
+      </w:r>
+      <w:r>
+        <w:t xml:space="preserve">=</w:t>
+      </w:r>
+      <w:r>
+        <w:t xml:space="preserve"> </w:t>
+      </w:r>
+      <w:r>
+        <w:t xml:space="preserve">“run here, build each stage’s conda env”</w:t>
+      </w:r>
+      <w:r>
+        <w:t xml:space="preserve">;</w:t>
+      </w:r>
+      <w:r>
+        <w:t xml:space="preserve"> </w:t>
+      </w:r>
+      <w:r>
+        <w:rPr>
+          <w:rStyle w:val="VerbatimChar"/>
+        </w:rPr>
+        <w:t xml:space="preserve">hpc_slurm,apptainer</w:t>
+      </w:r>
+      <w:r>
+        <w:t xml:space="preserve"> </w:t>
+      </w:r>
+      <w:r>
+        <w:t xml:space="preserve">=</w:t>
+      </w:r>
+      <w:r>
+        <w:t xml:space="preserve"> </w:t>
+      </w:r>
+      <w:r>
+        <w:t xml:space="preserve">“submit</w:t>
+      </w:r>
+      <w:r>
+        <w:t xml:space="preserve"> </w:t>
+      </w:r>
+      <w:r>
+        <w:t xml:space="preserve">SLURM jobs, run each stage in its Apptainer image”</w:t>
+      </w:r>
+      <w:r>
+        <w:t xml:space="preserve">. Mix to taste (e.g. </w:t>
+      </w:r>
+      <w:r>
+        <w:rPr>
+          <w:rStyle w:val="VerbatimChar"/>
+        </w:rPr>
+        <w:t xml:space="preserve">local,docker</w:t>
+      </w:r>
+      <w:r>
+        <w:t xml:space="preserve"> </w:t>
+      </w:r>
+      <w:r>
+        <w:t xml:space="preserve">for the</w:t>
+      </w:r>
+      <w:r>
+        <w:t xml:space="preserve"> </w:t>
+      </w:r>
+      <w:r>
+        <w:t xml:space="preserve">VEP/hap.py containers on a workstation).</w:t>
+      </w:r>
+    </w:p>
+    <w:bookmarkEnd w:id="33"/>
+    <w:bookmarkEnd w:id="34"/>
+    <w:bookmarkStart w:id="35" w:name="quickstart-test-profile"/>
+    <w:p>
+      <w:pPr>
+        <w:pStyle w:val="Heading2"/>
+      </w:pPr>
+      <w:r>
+        <w:t xml:space="preserve">8.1 Quickstart (test profile)</w:t>
+      </w:r>
+    </w:p>
+    <w:p>
+      <w:pPr>
+        <w:pStyle w:val="SourceCode"/>
+      </w:pPr>
+      <w:r>
+        <w:rPr>
+          <w:rStyle w:val="CommentTok"/>
+        </w:rPr>
+        <w:t xml:space="preserve"># build a tiny fixture, then run all 16 stages of CallForge in minutes</w:t>
+      </w:r>
+      <w:r>
+        <w:br/>
+      </w:r>
+      <w:r>
+        <w:rPr>
+          <w:rStyle w:val="FunctionTok"/>
+        </w:rPr>
+        <w:t xml:space="preserve">bash</w:t>
+      </w:r>
+      <w:r>
+        <w:rPr>
+          <w:rStyle w:val="NormalTok"/>
+        </w:rPr>
+        <w:t xml:space="preserve"> test/make_test_data.sh</w:t>
+      </w:r>
+      <w:r>
+        <w:br/>
+      </w:r>
+      <w:r>
+        <w:rPr>
+          <w:rStyle w:val="ExtensionTok"/>
+        </w:rPr>
+        <w:t xml:space="preserve">callforge</w:t>
+      </w:r>
+      <w:r>
+        <w:rPr>
+          <w:rStyle w:val="NormalTok"/>
+        </w:rPr>
+        <w:t xml:space="preserve"> run </w:t>
+      </w:r>
+      <w:r>
+        <w:rPr>
+          <w:rStyle w:val="AttributeTok"/>
+        </w:rPr>
+        <w:t xml:space="preserve">-profile</w:t>
+      </w:r>
+      <w:r>
+        <w:rPr>
+          <w:rStyle w:val="NormalTok"/>
+        </w:rPr>
+        <w:t xml:space="preserve"> test,docker</w:t>
+      </w:r>
+    </w:p>
+    <w:p>
+      <w:pPr>
+        <w:pStyle w:val="FirstParagraph"/>
+      </w:pPr>
+      <w:r>
+        <w:t xml:space="preserve">This builds a tiny self-contained fixture (mini-genome + synthetic reads) and runs all 16</w:t>
+      </w:r>
+      <w:r>
+        <w:t xml:space="preserve"> </w:t>
+      </w:r>
+      <w:r>
+        <w:t xml:space="preserve">stages in minutes. Use it to confirm your install.</w:t>
+      </w:r>
+    </w:p>
+    <w:bookmarkEnd w:id="35"/>
+    <w:bookmarkStart w:id="36" w:name="full-human-cohort-primary-scenario"/>
+    <w:p>
+      <w:pPr>
+        <w:pStyle w:val="Heading2"/>
+      </w:pPr>
+      <w:r>
+        <w:t xml:space="preserve">8.2 Full human cohort (primary scenario)</w:t>
+      </w:r>
+    </w:p>
+    <w:p>
+      <w:pPr>
+        <w:pStyle w:val="SourceCode"/>
+      </w:pPr>
+      <w:r>
+        <w:rPr>
+          <w:rStyle w:val="CommentTok"/>
+        </w:rPr>
+        <w:t xml:space="preserve"># 1. write the sample sheet (§5.1) with phenotype if you want burden</w:t>
+      </w:r>
+      <w:r>
+        <w:br/>
+      </w:r>
+      <w:r>
+        <w:br/>
+      </w:r>
+      <w:r>
+        <w:rPr>
+          <w:rStyle w:val="CommentTok"/>
+        </w:rPr>
+        <w:t xml:space="preserve"># 2. confirm resources discover + pass the scope gate; fetch genome-wide</w:t>
+      </w:r>
+      <w:r>
+        <w:br/>
+      </w:r>
+      <w:r>
+        <w:rPr>
+          <w:rStyle w:val="CommentTok"/>
+        </w:rPr>
+        <w:t xml:space="preserve">#    gnomAD/ClinVar if missing (§6.4); supply a genome-wide dbSNP</w:t>
+      </w:r>
+      <w:r>
+        <w:br/>
+      </w:r>
+      <w:r>
+        <w:br/>
+      </w:r>
+      <w:r>
+        <w:rPr>
+          <w:rStyle w:val="CommentTok"/>
+        </w:rPr>
+        <w:t xml:space="preserve"># 3. run CallForge (full pipeline)</w:t>
+      </w:r>
+      <w:r>
+        <w:br/>
+      </w:r>
+      <w:r>
+        <w:rPr>
+          <w:rStyle w:val="ExtensionTok"/>
+        </w:rPr>
+        <w:t xml:space="preserve">callforge</w:t>
+      </w:r>
+      <w:r>
+        <w:rPr>
+          <w:rStyle w:val="NormalTok"/>
+        </w:rPr>
+        <w:t xml:space="preserve"> run </w:t>
+      </w:r>
+      <w:r>
+        <w:rPr>
+          <w:rStyle w:val="DataTypeTok"/>
+        </w:rPr>
+        <w:t xml:space="preserve">\</w:t>
+      </w:r>
+      <w:r>
+        <w:br/>
+      </w:r>
+      <w:r>
+        <w:rPr>
+          <w:rStyle w:val="NormalTok"/>
+        </w:rPr>
+        <w:t xml:space="preserve">  </w:t>
+      </w:r>
+      <w:r>
+        <w:rPr>
+          <w:rStyle w:val="AttributeTok"/>
+        </w:rPr>
+        <w:t xml:space="preserve">-profile</w:t>
+      </w:r>
+      <w:r>
+        <w:rPr>
+          <w:rStyle w:val="NormalTok"/>
+        </w:rPr>
+        <w:t xml:space="preserve"> local,conda </w:t>
+      </w:r>
+      <w:r>
+        <w:rPr>
+          <w:rStyle w:val="DataTypeTok"/>
+        </w:rPr>
+        <w:t xml:space="preserve">\</w:t>
+      </w:r>
+      <w:r>
+        <w:br/>
+      </w:r>
+      <w:r>
+        <w:rPr>
+          <w:rStyle w:val="NormalTok"/>
+        </w:rPr>
+        <w:t xml:space="preserve">  </w:t>
+      </w:r>
+      <w:r>
+        <w:rPr>
+          <w:rStyle w:val="AttributeTok"/>
+        </w:rPr>
+        <w:t xml:space="preserve">-params-file</w:t>
+      </w:r>
+      <w:r>
+        <w:rPr>
+          <w:rStyle w:val="NormalTok"/>
+        </w:rPr>
+        <w:t xml:space="preserve"> params.full.yaml</w:t>
+      </w:r>
+      <w:r>
+        <w:br/>
+      </w:r>
+      <w:r>
+        <w:br/>
+      </w:r>
+      <w:r>
+        <w:rPr>
+          <w:rStyle w:val="CommentTok"/>
+        </w:rPr>
+        <w:t xml:space="preserve"># 3'. or the cluster</w:t>
+      </w:r>
+      <w:r>
+        <w:br/>
+      </w:r>
+      <w:r>
+        <w:rPr>
+          <w:rStyle w:val="ExtensionTok"/>
+        </w:rPr>
+        <w:t xml:space="preserve">callforge</w:t>
+      </w:r>
+      <w:r>
+        <w:rPr>
+          <w:rStyle w:val="NormalTok"/>
+        </w:rPr>
+        <w:t xml:space="preserve"> run </w:t>
+      </w:r>
+      <w:r>
+        <w:rPr>
+          <w:rStyle w:val="DataTypeTok"/>
+        </w:rPr>
+        <w:t xml:space="preserve">\</w:t>
+      </w:r>
+      <w:r>
+        <w:br/>
+      </w:r>
+      <w:r>
+        <w:rPr>
+          <w:rStyle w:val="NormalTok"/>
+        </w:rPr>
+        <w:t xml:space="preserve">  </w:t>
+      </w:r>
+      <w:r>
+        <w:rPr>
+          <w:rStyle w:val="AttributeTok"/>
+        </w:rPr>
+        <w:t xml:space="preserve">-profile</w:t>
+      </w:r>
+      <w:r>
+        <w:rPr>
+          <w:rStyle w:val="NormalTok"/>
+        </w:rPr>
+        <w:t xml:space="preserve"> hpc_slurm,apptainer </w:t>
+      </w:r>
+      <w:r>
+        <w:rPr>
+          <w:rStyle w:val="DataTypeTok"/>
+        </w:rPr>
+        <w:t xml:space="preserve">\</w:t>
+      </w:r>
+      <w:r>
+        <w:br/>
+      </w:r>
+      <w:r>
+        <w:rPr>
+          <w:rStyle w:val="NormalTok"/>
+        </w:rPr>
+        <w:t xml:space="preserve">  </w:t>
+      </w:r>
+      <w:r>
+        <w:rPr>
+          <w:rStyle w:val="AttributeTok"/>
+        </w:rPr>
+        <w:t xml:space="preserve">-params-file</w:t>
+      </w:r>
+      <w:r>
+        <w:rPr>
+          <w:rStyle w:val="NormalTok"/>
+        </w:rPr>
+        <w:t xml:space="preserve"> params.full.yaml</w:t>
+      </w:r>
+    </w:p>
+    <w:p>
+      <w:pPr>
+        <w:pStyle w:val="FirstParagraph"/>
+      </w:pPr>
+      <w:r>
+        <w:rPr>
+          <w:rStyle w:val="VerbatimChar"/>
+        </w:rPr>
+        <w:t xml:space="preserve">params.full.yaml</w:t>
+      </w:r>
+      <w:r>
+        <w:t xml:space="preserve"> </w:t>
+      </w:r>
+      <w:r>
+        <w:t xml:space="preserve">wires the reference, the CaptureForge handoff, resource directories, and</w:t>
+      </w:r>
+      <w:r>
+        <w:t xml:space="preserve"> </w:t>
+      </w:r>
+      <w:r>
+        <w:t xml:space="preserve">engine choices; set</w:t>
+      </w:r>
+      <w:r>
+        <w:t xml:space="preserve"> </w:t>
+      </w:r>
+      <w:r>
+        <w:rPr>
+          <w:rStyle w:val="VerbatimChar"/>
+        </w:rPr>
+        <w:t xml:space="preserve">input:</w:t>
+      </w:r>
+      <w:r>
+        <w:t xml:space="preserve"> </w:t>
+      </w:r>
+      <w:r>
+        <w:t xml:space="preserve">to your cohort sample sheet. Inspect</w:t>
+      </w:r>
+      <w:r>
+        <w:t xml:space="preserve"> </w:t>
+      </w:r>
+      <w:r>
+        <w:rPr>
+          <w:rStyle w:val="VerbatimChar"/>
+        </w:rPr>
+        <w:t xml:space="preserve">results/stage5_qc_gate/qc_scorecard.tsv</w:t>
+      </w:r>
+      <w:r>
+        <w:t xml:space="preserve">, then the annotated callset and the dashboard.</w:t>
+      </w:r>
+    </w:p>
+    <w:bookmarkEnd w:id="36"/>
+    <w:bookmarkStart w:id="37" w:name="callset-only-no-phenotype"/>
+    <w:p>
+      <w:pPr>
+        <w:pStyle w:val="Heading2"/>
+      </w:pPr>
+      <w:r>
+        <w:t xml:space="preserve">8.3 Callset-only (no phenotype)</w:t>
+      </w:r>
+    </w:p>
+    <w:p>
+      <w:pPr>
+        <w:pStyle w:val="FirstParagraph"/>
+      </w:pPr>
+      <w:r>
+        <w:t xml:space="preserve">Omit</w:t>
+      </w:r>
+      <w:r>
+        <w:t xml:space="preserve"> </w:t>
+      </w:r>
+      <w:r>
+        <w:rPr>
+          <w:rStyle w:val="VerbatimChar"/>
+        </w:rPr>
+        <w:t xml:space="preserve">phenotype</w:t>
+      </w:r>
+      <w:r>
+        <w:t xml:space="preserve"> </w:t>
+      </w:r>
+      <w:r>
+        <w:t xml:space="preserve">(or set</w:t>
+      </w:r>
+      <w:r>
+        <w:t xml:space="preserve"> </w:t>
+      </w:r>
+      <w:r>
+        <w:rPr>
+          <w:rStyle w:val="VerbatimChar"/>
+        </w:rPr>
+        <w:t xml:space="preserve">--run_burden false</w:t>
+      </w:r>
+      <w:r>
+        <w:t xml:space="preserve">). The pipeline runs through Stage 11</w:t>
+      </w:r>
+      <w:r>
+        <w:t xml:space="preserve"> </w:t>
+      </w:r>
+      <w:r>
+        <w:t xml:space="preserve">(annotated callset) + cohort QC + GIAB and</w:t>
+      </w:r>
+      <w:r>
+        <w:t xml:space="preserve"> </w:t>
+      </w:r>
+      <w:r>
+        <w:rPr>
+          <w:b/>
+          <w:bCs/>
+        </w:rPr>
+        <w:t xml:space="preserve">skips burden</w:t>
+      </w:r>
+      <w:r>
+        <w:t xml:space="preserve">;</w:t>
+      </w:r>
+      <w:r>
+        <w:t xml:space="preserve"> </w:t>
+      </w:r>
+      <w:r>
+        <w:rPr>
+          <w:rStyle w:val="VerbatimChar"/>
+        </w:rPr>
+        <w:t xml:space="preserve">burden_meta.json</w:t>
+      </w:r>
+      <w:r>
+        <w:t xml:space="preserve"> </w:t>
+      </w:r>
+      <w:r>
+        <w:t xml:space="preserve">records the</w:t>
+      </w:r>
+      <w:r>
+        <w:t xml:space="preserve"> </w:t>
+      </w:r>
+      <w:r>
+        <w:t xml:space="preserve">skip. Everything else (annotated VCF, per-variant TSV, CNV/STR/paralog) is produced.</w:t>
+      </w:r>
+    </w:p>
+    <w:bookmarkEnd w:id="37"/>
+    <w:bookmarkStart w:id="38" w:name="burden-association-run-with-phenotype"/>
+    <w:p>
+      <w:pPr>
+        <w:pStyle w:val="Heading2"/>
+      </w:pPr>
+      <w:r>
+        <w:t xml:space="preserve">8.4 Burden / association run (with phenotype)</w:t>
+      </w:r>
+    </w:p>
+    <w:p>
+      <w:pPr>
+        <w:pStyle w:val="SourceCode"/>
+      </w:pPr>
+      <w:r>
+        <w:rPr>
+          <w:rStyle w:val="ExtensionTok"/>
+        </w:rPr>
+        <w:t xml:space="preserve">callforge</w:t>
+      </w:r>
+      <w:r>
+        <w:rPr>
+          <w:rStyle w:val="NormalTok"/>
+        </w:rPr>
+        <w:t xml:space="preserve"> run </w:t>
+      </w:r>
+      <w:r>
+        <w:rPr>
+          <w:rStyle w:val="DataTypeTok"/>
+        </w:rPr>
+        <w:t xml:space="preserve">\</w:t>
+      </w:r>
+      <w:r>
+        <w:br/>
+      </w:r>
+      <w:r>
+        <w:rPr>
+          <w:rStyle w:val="NormalTok"/>
+        </w:rPr>
+        <w:t xml:space="preserve">  </w:t>
+      </w:r>
+      <w:r>
+        <w:rPr>
+          <w:rStyle w:val="AttributeTok"/>
+        </w:rPr>
+        <w:t xml:space="preserve">-profile</w:t>
+      </w:r>
+      <w:r>
+        <w:rPr>
+          <w:rStyle w:val="NormalTok"/>
+        </w:rPr>
+        <w:t xml:space="preserve"> hpc_slurm,apptainer </w:t>
+      </w:r>
+      <w:r>
+        <w:rPr>
+          <w:rStyle w:val="DataTypeTok"/>
+        </w:rPr>
+        <w:t xml:space="preserve">\</w:t>
+      </w:r>
+      <w:r>
+        <w:br/>
+      </w:r>
+      <w:r>
+        <w:rPr>
+          <w:rStyle w:val="NormalTok"/>
+        </w:rPr>
+        <w:t xml:space="preserve">  </w:t>
+      </w:r>
+      <w:r>
+        <w:rPr>
+          <w:rStyle w:val="AttributeTok"/>
+        </w:rPr>
+        <w:t xml:space="preserve">-params-file</w:t>
+      </w:r>
+      <w:r>
+        <w:rPr>
+          <w:rStyle w:val="NormalTok"/>
+        </w:rPr>
+        <w:t xml:space="preserve"> params.full.yaml </w:t>
+      </w:r>
+      <w:r>
+        <w:rPr>
+          <w:rStyle w:val="DataTypeTok"/>
+        </w:rPr>
+        <w:t xml:space="preserve">\</w:t>
+      </w:r>
+      <w:r>
+        <w:br/>
+      </w:r>
+      <w:r>
+        <w:rPr>
+          <w:rStyle w:val="NormalTok"/>
+        </w:rPr>
+        <w:t xml:space="preserve">  </w:t>
+      </w:r>
+      <w:r>
+        <w:rPr>
+          <w:rStyle w:val="AttributeTok"/>
+        </w:rPr>
+        <w:t xml:space="preserve">--run_burden</w:t>
+      </w:r>
+      <w:r>
+        <w:rPr>
+          <w:rStyle w:val="NormalTok"/>
+        </w:rPr>
+        <w:t xml:space="preserve"> true </w:t>
+      </w:r>
+      <w:r>
+        <w:rPr>
+          <w:rStyle w:val="DataTypeTok"/>
+        </w:rPr>
+        <w:t xml:space="preserve">\</w:t>
+      </w:r>
+      <w:r>
+        <w:br/>
+      </w:r>
+      <w:r>
+        <w:rPr>
+          <w:rStyle w:val="NormalTok"/>
+        </w:rPr>
+        <w:t xml:space="preserve">  </w:t>
+      </w:r>
+      <w:r>
+        <w:rPr>
+          <w:rStyle w:val="AttributeTok"/>
+        </w:rPr>
+        <w:t xml:space="preserve">--burden_engine</w:t>
+      </w:r>
+      <w:r>
+        <w:rPr>
+          <w:rStyle w:val="NormalTok"/>
+        </w:rPr>
+        <w:t xml:space="preserve"> regenie </w:t>
+      </w:r>
+      <w:r>
+        <w:rPr>
+          <w:rStyle w:val="DataTypeTok"/>
+        </w:rPr>
+        <w:t xml:space="preserve">\</w:t>
+      </w:r>
+      <w:r>
+        <w:br/>
+      </w:r>
+      <w:r>
+        <w:rPr>
+          <w:rStyle w:val="NormalTok"/>
+        </w:rPr>
+        <w:t xml:space="preserve">  </w:t>
+      </w:r>
+      <w:r>
+        <w:rPr>
+          <w:rStyle w:val="AttributeTok"/>
+        </w:rPr>
+        <w:t xml:space="preserve">--burden_af_max</w:t>
+      </w:r>
+      <w:r>
+        <w:rPr>
+          <w:rStyle w:val="NormalTok"/>
+        </w:rPr>
+        <w:t xml:space="preserve"> 0.01 </w:t>
+      </w:r>
+      <w:r>
+        <w:rPr>
+          <w:rStyle w:val="DataTypeTok"/>
+        </w:rPr>
+        <w:t xml:space="preserve">\</w:t>
+      </w:r>
+      <w:r>
+        <w:br/>
+      </w:r>
+      <w:r>
+        <w:rPr>
+          <w:rStyle w:val="NormalTok"/>
+        </w:rPr>
+        <w:t xml:space="preserve">  </w:t>
+      </w:r>
+      <w:r>
+        <w:rPr>
+          <w:rStyle w:val="AttributeTok"/>
+        </w:rPr>
+        <w:t xml:space="preserve">--n_ancestry_pcs</w:t>
+      </w:r>
+      <w:r>
+        <w:rPr>
+          <w:rStyle w:val="NormalTok"/>
+        </w:rPr>
+        <w:t xml:space="preserve"> 4 </w:t>
+      </w:r>
+      <w:r>
+        <w:rPr>
+          <w:rStyle w:val="DataTypeTok"/>
+        </w:rPr>
+        <w:t xml:space="preserve">\</w:t>
+      </w:r>
+      <w:r>
+        <w:br/>
+      </w:r>
+      <w:r>
+        <w:rPr>
+          <w:rStyle w:val="NormalTok"/>
+        </w:rPr>
+        <w:t xml:space="preserve">  </w:t>
+      </w:r>
+      <w:r>
+        <w:rPr>
+          <w:rStyle w:val="AttributeTok"/>
+        </w:rPr>
+        <w:t xml:space="preserve">--covariates</w:t>
+      </w:r>
+      <w:r>
+        <w:rPr>
+          <w:rStyle w:val="NormalTok"/>
+        </w:rPr>
+        <w:t xml:space="preserve"> covariate_age,covariate_sex</w:t>
+      </w:r>
+    </w:p>
+    <w:p>
+      <w:pPr>
+        <w:pStyle w:val="FirstParagraph"/>
+      </w:pPr>
+      <w:r>
+        <w:t xml:space="preserve">Burden filters to rare+functional variants, collapses by gene and CaptureForge burden</w:t>
+      </w:r>
+      <w:r>
+        <w:t xml:space="preserve"> </w:t>
+      </w:r>
+      <w:r>
+        <w:t xml:space="preserve">group, and tests with covariates + ancestry PCs. The</w:t>
+      </w:r>
+      <w:r>
+        <w:t xml:space="preserve"> </w:t>
+      </w:r>
+      <w:r>
+        <w:rPr>
+          <w:b/>
+          <w:bCs/>
+        </w:rPr>
+        <w:t xml:space="preserve">ancestry-PC stability gate</w:t>
+      </w:r>
+      <w:r>
+        <w:t xml:space="preserve"> </w:t>
+      </w:r>
+      <w:r>
+        <w:t xml:space="preserve">drops</w:t>
+      </w:r>
+      <w:r>
+        <w:t xml:space="preserve"> </w:t>
+      </w:r>
+      <w:r>
+        <w:t xml:space="preserve">the PCs and runs unadjusted (recorded in provenance) if there are too few PCA sites for the</w:t>
+      </w:r>
+      <w:r>
+        <w:t xml:space="preserve"> </w:t>
+      </w:r>
+      <w:r>
+        <w:t xml:space="preserve">cohort — read</w:t>
+      </w:r>
+      <w:r>
+        <w:t xml:space="preserve"> </w:t>
+      </w:r>
+      <w:r>
+        <w:rPr>
+          <w:rStyle w:val="VerbatimChar"/>
+        </w:rPr>
+        <w:t xml:space="preserve">burden_results.tsv</w:t>
+      </w:r>
+      <w:r>
+        <w:t xml:space="preserve"> </w:t>
+      </w:r>
+      <w:r>
+        <w:t xml:space="preserve">(its</w:t>
+      </w:r>
+      <w:r>
+        <w:t xml:space="preserve"> </w:t>
+      </w:r>
+      <w:r>
+        <w:rPr>
+          <w:rStyle w:val="VerbatimChar"/>
+        </w:rPr>
+        <w:t xml:space="preserve">engine</w:t>
+      </w:r>
+      <w:r>
+        <w:t xml:space="preserve"> </w:t>
+      </w:r>
+      <w:r>
+        <w:t xml:space="preserve">column states the engine) with the QQ /</w:t>
+      </w:r>
+      <w:r>
+        <w:t xml:space="preserve"> </w:t>
+      </w:r>
+      <w:r>
+        <w:t xml:space="preserve">Manhattan plots and the validity caveats (§11).</w:t>
+      </w:r>
+    </w:p>
+    <w:bookmarkEnd w:id="38"/>
+    <w:bookmarkStart w:id="39" w:name="a-different-panel"/>
+    <w:p>
+      <w:pPr>
+        <w:pStyle w:val="Heading2"/>
+      </w:pPr>
+      <w:r>
+        <w:t xml:space="preserve">8.5 A different panel</w:t>
+      </w:r>
+    </w:p>
+    <w:p>
+      <w:pPr>
+        <w:pStyle w:val="FirstParagraph"/>
+      </w:pPr>
+      <w:r>
+        <w:t xml:space="preserve">Swap the CaptureForge handoff — no code change:</w:t>
+      </w:r>
+    </w:p>
+    <w:p>
+      <w:pPr>
+        <w:pStyle w:val="SourceCode"/>
+      </w:pPr>
+      <w:r>
+        <w:rPr>
+          <w:rStyle w:val="ExtensionTok"/>
+        </w:rPr>
+        <w:t xml:space="preserve">callforge</w:t>
+      </w:r>
+      <w:r>
+        <w:rPr>
+          <w:rStyle w:val="NormalTok"/>
+        </w:rPr>
+        <w:t xml:space="preserve"> run </w:t>
+      </w:r>
+      <w:r>
+        <w:rPr>
+          <w:rStyle w:val="AttributeTok"/>
+        </w:rPr>
+        <w:t xml:space="preserve">-profile</w:t>
+      </w:r>
+      <w:r>
+        <w:rPr>
+          <w:rStyle w:val="NormalTok"/>
+        </w:rPr>
+        <w:t xml:space="preserve"> local,conda </w:t>
+      </w:r>
+      <w:r>
+        <w:rPr>
+          <w:rStyle w:val="DataTypeTok"/>
+        </w:rPr>
+        <w:t xml:space="preserve">\</w:t>
+      </w:r>
+      <w:r>
+        <w:br/>
+      </w:r>
+      <w:r>
+        <w:rPr>
+          <w:rStyle w:val="NormalTok"/>
+        </w:rPr>
+        <w:t xml:space="preserve">  </w:t>
+      </w:r>
+      <w:r>
+        <w:rPr>
+          <w:rStyle w:val="AttributeTok"/>
+        </w:rPr>
+        <w:t xml:space="preserve">--input</w:t>
+      </w:r>
+      <w:r>
+        <w:rPr>
+          <w:rStyle w:val="NormalTok"/>
+        </w:rPr>
+        <w:t xml:space="preserve"> samplesheet.csv </w:t>
+      </w:r>
+      <w:r>
+        <w:rPr>
+          <w:rStyle w:val="DataTypeTok"/>
+        </w:rPr>
+        <w:t xml:space="preserve">\</w:t>
+      </w:r>
+      <w:r>
+        <w:br/>
+      </w:r>
+      <w:r>
+        <w:rPr>
+          <w:rStyle w:val="NormalTok"/>
+        </w:rPr>
+        <w:t xml:space="preserve">  </w:t>
+      </w:r>
+      <w:r>
+        <w:rPr>
+          <w:rStyle w:val="AttributeTok"/>
+        </w:rPr>
+        <w:t xml:space="preserve">--genome_fasta</w:t>
+      </w:r>
+      <w:r>
+        <w:rPr>
+          <w:rStyle w:val="NormalTok"/>
+        </w:rPr>
+        <w:t xml:space="preserve"> /ref/GRCh38_noalt.fa </w:t>
+      </w:r>
+      <w:r>
+        <w:rPr>
+          <w:rStyle w:val="DataTypeTok"/>
+        </w:rPr>
+        <w:t xml:space="preserve">\</w:t>
+      </w:r>
+      <w:r>
+        <w:br/>
+      </w:r>
+      <w:r>
+        <w:rPr>
+          <w:rStyle w:val="NormalTok"/>
+        </w:rPr>
+        <w:t xml:space="preserve">  </w:t>
+      </w:r>
+      <w:r>
+        <w:rPr>
+          <w:rStyle w:val="AttributeTok"/>
+        </w:rPr>
+        <w:t xml:space="preserve">--target_bed</w:t>
+      </w:r>
+      <w:r>
+        <w:rPr>
+          <w:rStyle w:val="NormalTok"/>
+        </w:rPr>
+        <w:t xml:space="preserve">   /panelB/final_covered_targets.bed </w:t>
+      </w:r>
+      <w:r>
+        <w:rPr>
+          <w:rStyle w:val="DataTypeTok"/>
+        </w:rPr>
+        <w:t xml:space="preserve">\</w:t>
+      </w:r>
+      <w:r>
+        <w:br/>
+      </w:r>
+      <w:r>
+        <w:rPr>
+          <w:rStyle w:val="NormalTok"/>
+        </w:rPr>
+        <w:t xml:space="preserve">  </w:t>
+      </w:r>
+      <w:r>
+        <w:rPr>
+          <w:rStyle w:val="AttributeTok"/>
+        </w:rPr>
+        <w:t xml:space="preserve">--captureforge_dir</w:t>
+      </w:r>
+      <w:r>
+        <w:rPr>
+          <w:rStyle w:val="NormalTok"/>
+        </w:rPr>
+        <w:t xml:space="preserve"> /panelB/results/full_run</w:t>
+      </w:r>
+    </w:p>
+    <w:bookmarkEnd w:id="39"/>
+    <w:bookmarkStart w:id="40" w:name="a-different-organism"/>
+    <w:p>
+      <w:pPr>
+        <w:pStyle w:val="Heading2"/>
+      </w:pPr>
+      <w:r>
+        <w:t xml:space="preserve">8.6 A different organism</w:t>
+      </w:r>
+    </w:p>
+    <w:p>
+      <w:pPr>
+        <w:pStyle w:val="SourceCode"/>
+      </w:pPr>
+      <w:r>
+        <w:rPr>
+          <w:rStyle w:val="ExtensionTok"/>
+        </w:rPr>
+        <w:t xml:space="preserve">callforge</w:t>
+      </w:r>
+      <w:r>
+        <w:rPr>
+          <w:rStyle w:val="NormalTok"/>
+        </w:rPr>
+        <w:t xml:space="preserve"> run </w:t>
+      </w:r>
+      <w:r>
+        <w:rPr>
+          <w:rStyle w:val="AttributeTok"/>
+        </w:rPr>
+        <w:t xml:space="preserve">-profile</w:t>
+      </w:r>
+      <w:r>
+        <w:rPr>
+          <w:rStyle w:val="NormalTok"/>
+        </w:rPr>
+        <w:t xml:space="preserve"> local,conda </w:t>
+      </w:r>
+      <w:r>
+        <w:rPr>
+          <w:rStyle w:val="DataTypeTok"/>
+        </w:rPr>
+        <w:t xml:space="preserve">\</w:t>
+      </w:r>
+      <w:r>
+        <w:br/>
+      </w:r>
+      <w:r>
+        <w:rPr>
+          <w:rStyle w:val="NormalTok"/>
+        </w:rPr>
+        <w:t xml:space="preserve">  </w:t>
+      </w:r>
+      <w:r>
+        <w:rPr>
+          <w:rStyle w:val="AttributeTok"/>
+        </w:rPr>
+        <w:t xml:space="preserve">--input</w:t>
+      </w:r>
+      <w:r>
+        <w:rPr>
+          <w:rStyle w:val="NormalTok"/>
+        </w:rPr>
+        <w:t xml:space="preserve"> samplesheet.csv </w:t>
+      </w:r>
+      <w:r>
+        <w:rPr>
+          <w:rStyle w:val="DataTypeTok"/>
+        </w:rPr>
+        <w:t xml:space="preserve">\</w:t>
+      </w:r>
+      <w:r>
+        <w:br/>
+      </w:r>
+      <w:r>
+        <w:rPr>
+          <w:rStyle w:val="NormalTok"/>
+        </w:rPr>
+        <w:t xml:space="preserve">  </w:t>
+      </w:r>
+      <w:r>
+        <w:rPr>
+          <w:rStyle w:val="AttributeTok"/>
+        </w:rPr>
+        <w:t xml:space="preserve">--genome_build</w:t>
+      </w:r>
+      <w:r>
+        <w:rPr>
+          <w:rStyle w:val="NormalTok"/>
+        </w:rPr>
+        <w:t xml:space="preserve"> </w:t>
+      </w:r>
+      <w:r>
+        <w:rPr>
+          <w:rStyle w:val="OperatorTok"/>
+        </w:rPr>
+        <w:t xml:space="preserve">&lt;</w:t>
+      </w:r>
+      <w:r>
+        <w:rPr>
+          <w:rStyle w:val="NormalTok"/>
+        </w:rPr>
+        <w:t xml:space="preserve">BUILD</w:t>
+      </w:r>
+      <w:r>
+        <w:rPr>
+          <w:rStyle w:val="OperatorTok"/>
+        </w:rPr>
+        <w:t xml:space="preserve">&gt;</w:t>
+      </w:r>
+      <w:r>
+        <w:rPr>
+          <w:rStyle w:val="NormalTok"/>
+        </w:rPr>
+        <w:t xml:space="preserve"> </w:t>
+      </w:r>
+      <w:r>
+        <w:rPr>
+          <w:rStyle w:val="DataTypeTok"/>
+        </w:rPr>
+        <w:t xml:space="preserve">\</w:t>
+      </w:r>
+      <w:r>
+        <w:br/>
+      </w:r>
+      <w:r>
+        <w:rPr>
+          <w:rStyle w:val="NormalTok"/>
+        </w:rPr>
+        <w:t xml:space="preserve">  </w:t>
+      </w:r>
+      <w:r>
+        <w:rPr>
+          <w:rStyle w:val="AttributeTok"/>
+        </w:rPr>
+        <w:t xml:space="preserve">--genome_fasta</w:t>
+      </w:r>
+      <w:r>
+        <w:rPr>
+          <w:rStyle w:val="NormalTok"/>
+        </w:rPr>
+        <w:t xml:space="preserve"> /ref/</w:t>
+      </w:r>
+      <w:r>
+        <w:rPr>
+          <w:rStyle w:val="OperatorTok"/>
+        </w:rPr>
+        <w:t xml:space="preserve">&lt;</w:t>
+      </w:r>
+      <w:r>
+        <w:rPr>
+          <w:rStyle w:val="NormalTok"/>
+        </w:rPr>
+        <w:t xml:space="preserve">species</w:t>
+      </w:r>
+      <w:r>
+        <w:rPr>
+          <w:rStyle w:val="OperatorTok"/>
+        </w:rPr>
+        <w:t xml:space="preserve">&gt;</w:t>
+      </w:r>
+      <w:r>
+        <w:rPr>
+          <w:rStyle w:val="NormalTok"/>
+        </w:rPr>
+        <w:t xml:space="preserve">_noalt.fa </w:t>
+      </w:r>
+      <w:r>
+        <w:rPr>
+          <w:rStyle w:val="DataTypeTok"/>
+        </w:rPr>
+        <w:t xml:space="preserve">\</w:t>
+      </w:r>
+      <w:r>
+        <w:br/>
+      </w:r>
+      <w:r>
+        <w:rPr>
+          <w:rStyle w:val="NormalTok"/>
+        </w:rPr>
+        <w:t xml:space="preserve">  </w:t>
+      </w:r>
+      <w:r>
+        <w:rPr>
+          <w:rStyle w:val="AttributeTok"/>
+        </w:rPr>
+        <w:t xml:space="preserve">--target_bed</w:t>
+      </w:r>
+      <w:r>
+        <w:rPr>
+          <w:rStyle w:val="NormalTok"/>
+        </w:rPr>
+        <w:t xml:space="preserve"> /panel/final_covered_targets.bed </w:t>
+      </w:r>
+      <w:r>
+        <w:rPr>
+          <w:rStyle w:val="DataTypeTok"/>
+        </w:rPr>
+        <w:t xml:space="preserve">\</w:t>
+      </w:r>
+      <w:r>
+        <w:br/>
+      </w:r>
+      <w:r>
+        <w:rPr>
+          <w:rStyle w:val="NormalTok"/>
+        </w:rPr>
+        <w:t xml:space="preserve">  </w:t>
+      </w:r>
+      <w:r>
+        <w:rPr>
+          <w:rStyle w:val="AttributeTok"/>
+        </w:rPr>
+        <w:t xml:space="preserve">--species</w:t>
+      </w:r>
+      <w:r>
+        <w:rPr>
+          <w:rStyle w:val="NormalTok"/>
+        </w:rPr>
+        <w:t xml:space="preserve"> </w:t>
+      </w:r>
+      <w:r>
+        <w:rPr>
+          <w:rStyle w:val="OperatorTok"/>
+        </w:rPr>
+        <w:t xml:space="preserve">&lt;</w:t>
+      </w:r>
+      <w:r>
+        <w:rPr>
+          <w:rStyle w:val="NormalTok"/>
+        </w:rPr>
+        <w:t xml:space="preserve">vep_species</w:t>
+      </w:r>
+      <w:r>
+        <w:rPr>
+          <w:rStyle w:val="OperatorTok"/>
+        </w:rPr>
+        <w:t xml:space="preserve">&gt;</w:t>
+      </w:r>
+      <w:r>
+        <w:rPr>
+          <w:rStyle w:val="NormalTok"/>
+        </w:rPr>
+        <w:t xml:space="preserve"> </w:t>
+      </w:r>
+      <w:r>
+        <w:rPr>
+          <w:rStyle w:val="DataTypeTok"/>
+        </w:rPr>
+        <w:t xml:space="preserve">\</w:t>
+      </w:r>
+      <w:r>
+        <w:br/>
+      </w:r>
+      <w:r>
+        <w:rPr>
+          <w:rStyle w:val="NormalTok"/>
+        </w:rPr>
+        <w:t xml:space="preserve">  </w:t>
+      </w:r>
+      <w:r>
+        <w:rPr>
+          <w:rStyle w:val="AttributeTok"/>
+        </w:rPr>
+        <w:t xml:space="preserve">--vep_cache</w:t>
+      </w:r>
+      <w:r>
+        <w:rPr>
+          <w:rStyle w:val="NormalTok"/>
+        </w:rPr>
+        <w:t xml:space="preserve"> /vep/</w:t>
+      </w:r>
+      <w:r>
+        <w:rPr>
+          <w:rStyle w:val="OperatorTok"/>
+        </w:rPr>
+        <w:t xml:space="preserve">&lt;</w:t>
+      </w:r>
+      <w:r>
+        <w:rPr>
+          <w:rStyle w:val="NormalTok"/>
+        </w:rPr>
+        <w:t xml:space="preserve">species</w:t>
+      </w:r>
+      <w:r>
+        <w:rPr>
+          <w:rStyle w:val="OperatorTok"/>
+        </w:rPr>
+        <w:t xml:space="preserve">&gt;</w:t>
+      </w:r>
+      <w:r>
+        <w:rPr>
+          <w:rStyle w:val="NormalTok"/>
+        </w:rPr>
+        <w:t xml:space="preserve"> </w:t>
+      </w:r>
+      <w:r>
+        <w:rPr>
+          <w:rStyle w:val="DataTypeTok"/>
+        </w:rPr>
+        <w:t xml:space="preserve">\</w:t>
+      </w:r>
+      <w:r>
+        <w:br/>
+      </w:r>
+      <w:r>
+        <w:rPr>
+          <w:rStyle w:val="NormalTok"/>
+        </w:rPr>
+        <w:t xml:space="preserve">  </w:t>
+      </w:r>
+      <w:r>
+        <w:rPr>
+          <w:rStyle w:val="AttributeTok"/>
+        </w:rPr>
+        <w:t xml:space="preserve">--vcfanno_toml</w:t>
+      </w:r>
+      <w:r>
+        <w:rPr>
+          <w:rStyle w:val="NormalTok"/>
+        </w:rPr>
+        <w:t xml:space="preserve"> /db/</w:t>
+      </w:r>
+      <w:r>
+        <w:rPr>
+          <w:rStyle w:val="OperatorTok"/>
+        </w:rPr>
+        <w:t xml:space="preserve">&lt;</w:t>
+      </w:r>
+      <w:r>
+        <w:rPr>
+          <w:rStyle w:val="NormalTok"/>
+        </w:rPr>
+        <w:t xml:space="preserve">species</w:t>
+      </w:r>
+      <w:r>
+        <w:rPr>
+          <w:rStyle w:val="OperatorTok"/>
+        </w:rPr>
+        <w:t xml:space="preserve">&gt;</w:t>
+      </w:r>
+      <w:r>
+        <w:rPr>
+          <w:rStyle w:val="NormalTok"/>
+        </w:rPr>
+        <w:t xml:space="preserve">.toml </w:t>
+      </w:r>
+      <w:r>
+        <w:rPr>
+          <w:rStyle w:val="DataTypeTok"/>
+        </w:rPr>
+        <w:t xml:space="preserve">\</w:t>
+      </w:r>
+      <w:r>
+        <w:br/>
+      </w:r>
+      <w:r>
+        <w:rPr>
+          <w:rStyle w:val="NormalTok"/>
+        </w:rPr>
+        <w:t xml:space="preserve">  </w:t>
+      </w:r>
+      <w:r>
+        <w:rPr>
+          <w:rStyle w:val="AttributeTok"/>
+        </w:rPr>
+        <w:t xml:space="preserve">--run_burden</w:t>
+      </w:r>
+      <w:r>
+        <w:rPr>
+          <w:rStyle w:val="NormalTok"/>
+        </w:rPr>
+        <w:t xml:space="preserve"> false</w:t>
+      </w:r>
+    </w:p>
+    <w:p>
+      <w:pPr>
+        <w:pStyle w:val="FirstParagraph"/>
+      </w:pPr>
+      <w:r>
+        <w:t xml:space="preserve">Human-only resources (gnomAD/ClinVar/BQSR) skip gracefully. Minimum inputs: sample sheet,</w:t>
+      </w:r>
+      <w:r>
+        <w:t xml:space="preserve"> </w:t>
+      </w:r>
+      <w:r>
+        <w:t xml:space="preserve">no-alt reference for that build, target BED, a VEP cache (or</w:t>
+      </w:r>
+      <w:r>
+        <w:t xml:space="preserve"> </w:t>
+      </w:r>
+      <w:r>
+        <w:rPr>
+          <w:rStyle w:val="VerbatimChar"/>
+        </w:rPr>
+        <w:t xml:space="preserve">--vep_mode gtf</w:t>
+      </w:r>
+      <w:r>
+        <w:t xml:space="preserve"> </w:t>
+      </w:r>
+      <w:r>
+        <w:t xml:space="preserve">with a</w:t>
+      </w:r>
+      <w:r>
+        <w:t xml:space="preserve"> </w:t>
+      </w:r>
+      <w:r>
+        <w:rPr>
+          <w:rStyle w:val="VerbatimChar"/>
+        </w:rPr>
+        <w:t xml:space="preserve">--gtf</w:t>
+      </w:r>
+      <w:r>
+        <w:t xml:space="preserve">), and a vcfanno TOML for any frequency/clinical databases you have.</w:t>
+      </w:r>
+    </w:p>
+    <w:bookmarkEnd w:id="40"/>
+    <w:bookmarkStart w:id="41" w:name="hpc-run"/>
+    <w:p>
+      <w:pPr>
+        <w:pStyle w:val="Heading2"/>
+      </w:pPr>
+      <w:r>
+        <w:t xml:space="preserve">8.7 HPC run</w:t>
+      </w:r>
+    </w:p>
+    <w:p>
+      <w:pPr>
+        <w:pStyle w:val="FirstParagraph"/>
+      </w:pPr>
+      <w:r>
+        <w:t xml:space="preserve">See §4.2.</w:t>
+      </w:r>
+      <w:r>
+        <w:t xml:space="preserve"> </w:t>
+      </w:r>
+      <w:r>
+        <w:rPr>
+          <w:rStyle w:val="VerbatimChar"/>
+        </w:rPr>
+        <w:t xml:space="preserve">-profile hpc_slurm,apptainer</w:t>
+      </w:r>
+      <w:r>
+        <w:t xml:space="preserve">; SLURM is global/cluster-wide; resources are copied</w:t>
+      </w:r>
+      <w:r>
+        <w:t xml:space="preserve"> </w:t>
+      </w:r>
+      <w:r>
+        <w:t xml:space="preserve">to a shared path and bound into Apptainer.</w:t>
+      </w:r>
+    </w:p>
+    <w:bookmarkEnd w:id="41"/>
+    <w:bookmarkStart w:id="42" w:name="choosing-engine-alternatives"/>
+    <w:p>
+      <w:pPr>
+        <w:pStyle w:val="Heading2"/>
+      </w:pPr>
+      <w:r>
+        <w:t xml:space="preserve">8.8 Choosing engine alternatives</w:t>
+      </w:r>
+    </w:p>
+    <w:p>
+      <w:pPr>
+        <w:pStyle w:val="SourceCode"/>
+      </w:pPr>
+      <w:r>
+        <w:rPr>
+          <w:rStyle w:val="ExtensionTok"/>
+        </w:rPr>
+        <w:t xml:space="preserve">--caller</w:t>
+      </w:r>
+      <w:r>
+        <w:rPr>
+          <w:rStyle w:val="NormalTok"/>
+        </w:rPr>
+        <w:t xml:space="preserve"> deepvariant            </w:t>
+      </w:r>
+      <w:r>
+        <w:rPr>
+          <w:rStyle w:val="CommentTok"/>
+        </w:rPr>
+        <w:t xml:space="preserve"># DeepVariant + GLnexus (container) instead of GATK</w:t>
+      </w:r>
+      <w:r>
+        <w:br/>
+      </w:r>
+      <w:r>
+        <w:rPr>
+          <w:rStyle w:val="ExtensionTok"/>
+        </w:rPr>
+        <w:t xml:space="preserve">--cnv_caller</w:t>
+      </w:r>
+      <w:r>
+        <w:rPr>
+          <w:rStyle w:val="NormalTok"/>
+        </w:rPr>
+        <w:t xml:space="preserve"> gatk_gcnv          </w:t>
+      </w:r>
+      <w:r>
+        <w:rPr>
+          <w:rStyle w:val="CommentTok"/>
+        </w:rPr>
+        <w:t xml:space="preserve"># GATK gCNV instead of CNVkit</w:t>
+      </w:r>
+      <w:r>
+        <w:br/>
+      </w:r>
+      <w:r>
+        <w:rPr>
+          <w:rStyle w:val="ExtensionTok"/>
+        </w:rPr>
+        <w:t xml:space="preserve">--burden_engine</w:t>
+      </w:r>
+      <w:r>
+        <w:rPr>
+          <w:rStyle w:val="NormalTok"/>
+        </w:rPr>
+        <w:t xml:space="preserve"> skat            </w:t>
+      </w:r>
+      <w:r>
+        <w:rPr>
+          <w:rStyle w:val="CommentTok"/>
+        </w:rPr>
+        <w:t xml:space="preserve"># SKAT-O / STAAR (R) instead of regenie</w:t>
+      </w:r>
+      <w:r>
+        <w:br/>
+      </w:r>
+      <w:r>
+        <w:rPr>
+          <w:rStyle w:val="ExtensionTok"/>
+        </w:rPr>
+        <w:t xml:space="preserve">--burden_engine</w:t>
+      </w:r>
+      <w:r>
+        <w:rPr>
+          <w:rStyle w:val="NormalTok"/>
+        </w:rPr>
+        <w:t xml:space="preserve"> collapse        </w:t>
+      </w:r>
+      <w:r>
+        <w:rPr>
+          <w:rStyle w:val="CommentTok"/>
+        </w:rPr>
+        <w:t xml:space="preserve"># chi-square collapsing (small-N / dependency-free)</w:t>
+      </w:r>
+    </w:p>
+    <w:p>
+      <w:pPr>
+        <w:pStyle w:val="BlockText"/>
+      </w:pPr>
+      <w:r>
+        <w:rPr>
+          <w:b/>
+          <w:bCs/>
+        </w:rPr>
+        <w:t xml:space="preserve">Validate before production.</w:t>
+      </w:r>
+      <w:r>
+        <w:t xml:space="preserve"> </w:t>
+      </w:r>
+      <w:r>
+        <w:rPr>
+          <w:rStyle w:val="VerbatimChar"/>
+        </w:rPr>
+        <w:t xml:space="preserve">DeepVariant+GLnexus</w:t>
+      </w:r>
+      <w:r>
+        <w:t xml:space="preserve">,</w:t>
+      </w:r>
+      <w:r>
+        <w:t xml:space="preserve"> </w:t>
+      </w:r>
+      <w:r>
+        <w:rPr>
+          <w:rStyle w:val="VerbatimChar"/>
+        </w:rPr>
+        <w:t xml:space="preserve">regenie</w:t>
+      </w:r>
+      <w:r>
+        <w:t xml:space="preserve">, and</w:t>
+      </w:r>
+      <w:r>
+        <w:t xml:space="preserve"> </w:t>
+      </w:r>
+      <w:r>
+        <w:rPr>
+          <w:rStyle w:val="VerbatimChar"/>
+        </w:rPr>
+        <w:t xml:space="preserve">SKAT-O/STAAR</w:t>
+      </w:r>
+      <w:r>
+        <w:t xml:space="preserve"> </w:t>
+      </w:r>
+      <w:r>
+        <w:t xml:space="preserve">are</w:t>
+      </w:r>
+      <w:r>
+        <w:t xml:space="preserve"> </w:t>
+      </w:r>
+      <w:r>
+        <w:t xml:space="preserve">wired but have</w:t>
+      </w:r>
+      <w:r>
+        <w:t xml:space="preserve"> </w:t>
+      </w:r>
+      <w:r>
+        <w:rPr>
+          <w:b/>
+          <w:bCs/>
+        </w:rPr>
+        <w:t xml:space="preserve">not yet been executed end-to-end</w:t>
+      </w:r>
+      <w:r>
+        <w:t xml:space="preserve"> </w:t>
+      </w:r>
+      <w:r>
+        <w:t xml:space="preserve">(the synthetic test cohort is too</w:t>
+      </w:r>
+      <w:r>
+        <w:t xml:space="preserve"> </w:t>
+      </w:r>
+      <w:r>
+        <w:t xml:space="preserve">small). Exercise them on a real/realistic cohort before relying on them. The tested</w:t>
+      </w:r>
+      <w:r>
+        <w:t xml:space="preserve"> </w:t>
+      </w:r>
+      <w:r>
+        <w:t xml:space="preserve">engines are GATK/GenomicsDB (calling) and</w:t>
+      </w:r>
+      <w:r>
+        <w:t xml:space="preserve"> </w:t>
+      </w:r>
+      <w:r>
+        <w:rPr>
+          <w:rStyle w:val="VerbatimChar"/>
+        </w:rPr>
+        <w:t xml:space="preserve">collapse</w:t>
+      </w:r>
+      <w:r>
+        <w:t xml:space="preserve"> </w:t>
+      </w:r>
+      <w:r>
+        <w:t xml:space="preserve">(burden).</w:t>
+      </w:r>
+    </w:p>
+    <w:bookmarkEnd w:id="42"/>
+    <w:bookmarkStart w:id="43" w:name="giab-validation-run"/>
+    <w:p>
+      <w:pPr>
+        <w:pStyle w:val="Heading2"/>
+      </w:pPr>
+      <w:r>
+        <w:t xml:space="preserve">8.9 GIAB validation run</w:t>
+      </w:r>
+    </w:p>
+    <w:p>
+      <w:pPr>
+        <w:pStyle w:val="FirstParagraph"/>
+      </w:pPr>
+      <w:r>
+        <w:t xml:space="preserve">Add a GIAB control to the sample sheet and supply truth:</w:t>
+      </w:r>
+    </w:p>
+    <w:p>
+      <w:pPr>
+        <w:pStyle w:val="SourceCode"/>
+      </w:pPr>
+      <w:r>
+        <w:rPr>
+          <w:rStyle w:val="ExtensionTok"/>
+        </w:rPr>
+        <w:t xml:space="preserve">callforge</w:t>
+      </w:r>
+      <w:r>
+        <w:rPr>
+          <w:rStyle w:val="NormalTok"/>
+        </w:rPr>
+        <w:t xml:space="preserve"> run </w:t>
+      </w:r>
+      <w:r>
+        <w:rPr>
+          <w:rStyle w:val="AttributeTok"/>
+        </w:rPr>
+        <w:t xml:space="preserve">-profile</w:t>
+      </w:r>
+      <w:r>
+        <w:rPr>
+          <w:rStyle w:val="NormalTok"/>
+        </w:rPr>
+        <w:t xml:space="preserve"> local,conda </w:t>
+      </w:r>
+      <w:r>
+        <w:rPr>
+          <w:rStyle w:val="AttributeTok"/>
+        </w:rPr>
+        <w:t xml:space="preserve">-params-file</w:t>
+      </w:r>
+      <w:r>
+        <w:rPr>
+          <w:rStyle w:val="NormalTok"/>
+        </w:rPr>
+        <w:t xml:space="preserve"> params.full.yaml </w:t>
+      </w:r>
+      <w:r>
+        <w:rPr>
+          <w:rStyle w:val="DataTypeTok"/>
+        </w:rPr>
+        <w:t xml:space="preserve">\</w:t>
+      </w:r>
+      <w:r>
+        <w:br/>
+      </w:r>
+      <w:r>
+        <w:rPr>
+          <w:rStyle w:val="NormalTok"/>
+        </w:rPr>
+        <w:t xml:space="preserve">  </w:t>
+      </w:r>
+      <w:r>
+        <w:rPr>
+          <w:rStyle w:val="AttributeTok"/>
+        </w:rPr>
+        <w:t xml:space="preserve">--giab_control_id</w:t>
+      </w:r>
+      <w:r>
+        <w:rPr>
+          <w:rStyle w:val="NormalTok"/>
+        </w:rPr>
+        <w:t xml:space="preserve"> HG002 </w:t>
+      </w:r>
+      <w:r>
+        <w:rPr>
+          <w:rStyle w:val="DataTypeTok"/>
+        </w:rPr>
+        <w:t xml:space="preserve">\</w:t>
+      </w:r>
+      <w:r>
+        <w:br/>
+      </w:r>
+      <w:r>
+        <w:rPr>
+          <w:rStyle w:val="NormalTok"/>
+        </w:rPr>
+        <w:t xml:space="preserve">  </w:t>
+      </w:r>
+      <w:r>
+        <w:rPr>
+          <w:rStyle w:val="AttributeTok"/>
+        </w:rPr>
+        <w:t xml:space="preserve">--giab_truth_vcf</w:t>
+      </w:r>
+      <w:r>
+        <w:rPr>
+          <w:rStyle w:val="NormalTok"/>
+        </w:rPr>
+        <w:t xml:space="preserve"> /giab/HG002_v4.2.1_benchmark.vcf.gz </w:t>
+      </w:r>
+      <w:r>
+        <w:rPr>
+          <w:rStyle w:val="DataTypeTok"/>
+        </w:rPr>
+        <w:t xml:space="preserve">\</w:t>
+      </w:r>
+      <w:r>
+        <w:br/>
+      </w:r>
+      <w:r>
+        <w:rPr>
+          <w:rStyle w:val="NormalTok"/>
+        </w:rPr>
+        <w:t xml:space="preserve">  </w:t>
+      </w:r>
+      <w:r>
+        <w:rPr>
+          <w:rStyle w:val="AttributeTok"/>
+        </w:rPr>
+        <w:t xml:space="preserve">--giab_truth_bed</w:t>
+      </w:r>
+      <w:r>
+        <w:rPr>
+          <w:rStyle w:val="NormalTok"/>
+        </w:rPr>
+        <w:t xml:space="preserve"> /giab/HG002_v4.2.1_benchmark.bed</w:t>
+      </w:r>
+    </w:p>
+    <w:p>
+      <w:pPr>
+        <w:pStyle w:val="FirstParagraph"/>
+      </w:pPr>
+      <w:r>
+        <w:t xml:space="preserve">hap.py scores precision/recall/F1</w:t>
+      </w:r>
+      <w:r>
+        <w:t xml:space="preserve"> </w:t>
+      </w:r>
+      <w:r>
+        <w:rPr>
+          <w:b/>
+          <w:bCs/>
+        </w:rPr>
+        <w:t xml:space="preserve">restricted to the panel BED</w:t>
+      </w:r>
+      <w:r>
+        <w:t xml:space="preserve"> </w:t>
+      </w:r>
+      <w:r>
+        <w:t xml:space="preserve">(on-target only), so</w:t>
+      </w:r>
+      <w:r>
+        <w:t xml:space="preserve"> </w:t>
+      </w:r>
+      <w:r>
+        <w:t xml:space="preserve">off-target truth cannot distort the panel’s measured sensitivity.</w:t>
+      </w:r>
+    </w:p>
+    <w:bookmarkEnd w:id="43"/>
+    <w:bookmarkStart w:id="45" w:name="X167e637decc32e3006546f1caffb618ce05f0a7"/>
+    <w:p>
+      <w:pPr>
+        <w:pStyle w:val="Heading2"/>
+      </w:pPr>
+      <w:r>
+        <w:t xml:space="preserve">8.10 Stage subcommands (run one stage standalone)</w:t>
+      </w:r>
+    </w:p>
+    <w:p>
+      <w:pPr>
+        <w:pStyle w:val="FirstParagraph"/>
+      </w:pPr>
+      <w:r>
+        <w:t xml:space="preserve">Sometimes you only want to re-run</w:t>
+      </w:r>
+      <w:r>
+        <w:t xml:space="preserve"> </w:t>
+      </w:r>
+      <w:r>
+        <w:rPr>
+          <w:b/>
+          <w:bCs/>
+        </w:rPr>
+        <w:t xml:space="preserve">one</w:t>
+      </w:r>
+      <w:r>
+        <w:t xml:space="preserve"> </w:t>
+      </w:r>
+      <w:r>
+        <w:t xml:space="preserve">stage on its own inputs — re-annotate after an</w:t>
+      </w:r>
+      <w:r>
+        <w:t xml:space="preserve"> </w:t>
+      </w:r>
+      <w:r>
+        <w:t xml:space="preserve">annotation-database update, re-run burden with new thresholds, re-call CNV — without</w:t>
+      </w:r>
+      <w:r>
+        <w:t xml:space="preserve"> </w:t>
+      </w:r>
+      <w:r>
+        <w:t xml:space="preserve">repeating the whole pipeline. Each analytical stage is exposed as</w:t>
+      </w:r>
+      <w:r>
+        <w:t xml:space="preserve"> </w:t>
+      </w:r>
+      <w:r>
+        <w:rPr>
+          <w:rStyle w:val="VerbatimChar"/>
+        </w:rPr>
+        <w:t xml:space="preserve">callforge &lt;stage&gt;</w:t>
+      </w:r>
+      <w:r>
+        <w:t xml:space="preserve">,</w:t>
+      </w:r>
+      <w:r>
+        <w:t xml:space="preserve"> </w:t>
+      </w:r>
+      <w:r>
+        <w:t xml:space="preserve">which runs</w:t>
+      </w:r>
+      <w:r>
+        <w:t xml:space="preserve"> </w:t>
+      </w:r>
+      <w:r>
+        <w:rPr>
+          <w:rStyle w:val="VerbatimChar"/>
+        </w:rPr>
+        <w:t xml:space="preserve">nextflow run main.nf --stage &lt;stage&gt; …</w:t>
+      </w:r>
+      <w:r>
+        <w:t xml:space="preserve"> </w:t>
+      </w:r>
+      <w:r>
+        <w:t xml:space="preserve">(a</w:t>
+      </w:r>
+      <w:r>
+        <w:t xml:space="preserve"> </w:t>
+      </w:r>
+      <w:r>
+        <w:rPr>
+          <w:rStyle w:val="VerbatimChar"/>
+        </w:rPr>
+        <w:t xml:space="preserve">--stage</w:t>
+      </w:r>
+      <w:r>
+        <w:t xml:space="preserve"> </w:t>
+      </w:r>
+      <w:r>
+        <w:t xml:space="preserve">param, not</w:t>
+      </w:r>
+      <w:r>
+        <w:t xml:space="preserve"> </w:t>
+      </w:r>
+      <w:r>
+        <w:rPr>
+          <w:rStyle w:val="VerbatimChar"/>
+        </w:rPr>
+        <w:t xml:space="preserve">-entry</w:t>
+      </w:r>
+      <w:r>
+        <w:t xml:space="preserve">:</w:t>
+      </w:r>
+      <w:r>
+        <w:t xml:space="preserve"> </w:t>
+      </w:r>
+      <w:r>
+        <w:t xml:space="preserve">portable across Nextflow versions).</w:t>
+      </w:r>
+      <w:r>
+        <w:t xml:space="preserve"> </w:t>
+      </w:r>
+      <w:r>
+        <w:rPr>
+          <w:b/>
+          <w:bCs/>
+        </w:rPr>
+        <w:t xml:space="preserve">Every stage subcommand invokes the exact same module</w:t>
+      </w:r>
+      <w:r>
+        <w:rPr>
+          <w:b/>
+          <w:bCs/>
+        </w:rPr>
+        <w:t xml:space="preserve"> </w:t>
+      </w:r>
+      <w:r>
+        <w:rPr>
+          <w:b/>
+          <w:bCs/>
+        </w:rPr>
+        <w:t xml:space="preserve">the full pipeline uses</w:t>
+      </w:r>
+      <w:r>
+        <w:t xml:space="preserve"> </w:t>
+      </w:r>
+      <w:r>
+        <w:t xml:space="preserve">— standalone and in-pipeline execution are the same code path, so</w:t>
+      </w:r>
+      <w:r>
+        <w:t xml:space="preserve"> </w:t>
+      </w:r>
+      <w:r>
+        <w:t xml:space="preserve">results never depend on how the stage was launched.</w:t>
+      </w:r>
+    </w:p>
+    <w:p>
+      <w:pPr>
+        <w:pStyle w:val="BodyText"/>
+      </w:pPr>
+      <w:r>
+        <w:t xml:space="preserve">Three things hold for every stage subcommand:</w:t>
       </w:r>
     </w:p>
     <w:p>
@@ -12503,7 +14812,153 @@
         <w:pStyle w:val="Compact"/>
         <w:numPr>
           <w:ilvl w:val="0"/>
-          <w:numId w:val="1008"/>
+          <w:numId w:val="1010"/>
+        </w:numPr>
+      </w:pPr>
+      <w:r>
+        <w:rPr>
+          <w:b/>
+          <w:bCs/>
+        </w:rPr>
+        <w:t xml:space="preserve">Non-destructive by default.</w:t>
+      </w:r>
+      <w:r>
+        <w:t xml:space="preserve"> </w:t>
+      </w:r>
+      <w:r>
+        <w:t xml:space="preserve">Output goes to a fresh</w:t>
+      </w:r>
+      <w:r>
+        <w:t xml:space="preserve"> </w:t>
+      </w:r>
+      <w:r>
+        <w:rPr>
+          <w:rStyle w:val="VerbatimChar"/>
+        </w:rPr>
+        <w:t xml:space="preserve">results/standalone/&lt;stage&gt;_&lt;timestamp&gt;/</w:t>
+      </w:r>
+      <w:r>
+        <w:t xml:space="preserve"> </w:t>
+      </w:r>
+      <w:r>
+        <w:t xml:space="preserve">so a re-run never overwrites the pipeline’s</w:t>
+      </w:r>
+      <w:r>
+        <w:t xml:space="preserve"> </w:t>
+      </w:r>
+      <w:r>
+        <w:rPr>
+          <w:rStyle w:val="VerbatimChar"/>
+        </w:rPr>
+        <w:t xml:space="preserve">results/stageXX_*</w:t>
+      </w:r>
+      <w:r>
+        <w:t xml:space="preserve">. Override with</w:t>
+      </w:r>
+      <w:r>
+        <w:t xml:space="preserve"> </w:t>
+      </w:r>
+      <w:r>
+        <w:rPr>
+          <w:rStyle w:val="VerbatimChar"/>
+        </w:rPr>
+        <w:t xml:space="preserve">--outdir &lt;dir&gt;</w:t>
+      </w:r>
+      <w:r>
+        <w:t xml:space="preserve">,</w:t>
+      </w:r>
+      <w:r>
+        <w:t xml:space="preserve"> </w:t>
+      </w:r>
+      <w:r>
+        <w:t xml:space="preserve">or opt into updating</w:t>
+      </w:r>
+      <w:r>
+        <w:t xml:space="preserve"> </w:t>
+      </w:r>
+      <w:r>
+        <w:rPr>
+          <w:rStyle w:val="VerbatimChar"/>
+        </w:rPr>
+        <w:t xml:space="preserve">results/</w:t>
+      </w:r>
+      <w:r>
+        <w:t xml:space="preserve"> </w:t>
+      </w:r>
+      <w:r>
+        <w:t xml:space="preserve">in place with</w:t>
+      </w:r>
+      <w:r>
+        <w:t xml:space="preserve"> </w:t>
+      </w:r>
+      <w:r>
+        <w:rPr>
+          <w:rStyle w:val="VerbatimChar"/>
+        </w:rPr>
+        <w:t xml:space="preserve">--in-place</w:t>
+      </w:r>
+      <w:r>
+        <w:t xml:space="preserve">.</w:t>
+      </w:r>
+    </w:p>
+    <w:p>
+      <w:pPr>
+        <w:pStyle w:val="Compact"/>
+        <w:numPr>
+          <w:ilvl w:val="0"/>
+          <w:numId w:val="1010"/>
+        </w:numPr>
+      </w:pPr>
+      <w:r>
+        <w:rPr>
+          <w:b/>
+          <w:bCs/>
+        </w:rPr>
+        <w:t xml:space="preserve">Each stage emits its own report + provenance</w:t>
+      </w:r>
+      <w:r>
+        <w:t xml:space="preserve"> </w:t>
+      </w:r>
+      <w:r>
+        <w:t xml:space="preserve">in its stage dir:</w:t>
+      </w:r>
+      <w:r>
+        <w:t xml:space="preserve"> </w:t>
+      </w:r>
+      <w:r>
+        <w:rPr>
+          <w:rStyle w:val="VerbatimChar"/>
+        </w:rPr>
+        <w:t xml:space="preserve">&lt;stage&gt;_report.md</w:t>
+      </w:r>
+      <w:r>
+        <w:t xml:space="preserve"> </w:t>
+      </w:r>
+      <w:r>
+        <w:t xml:space="preserve">(key metrics + that stage’s QC plots with captions) and</w:t>
+      </w:r>
+      <w:r>
+        <w:t xml:space="preserve"> </w:t>
+      </w:r>
+      <w:r>
+        <w:rPr>
+          <w:rStyle w:val="VerbatimChar"/>
+        </w:rPr>
+        <w:t xml:space="preserve">&lt;stage&gt;_provenance.json</w:t>
+      </w:r>
+      <w:r>
+        <w:t xml:space="preserve"> </w:t>
+      </w:r>
+      <w:r>
+        <w:t xml:space="preserve">(inputs + checksums, parameters, tool versions, git commit).</w:t>
+      </w:r>
+    </w:p>
+    <w:p>
+      <w:pPr>
+        <w:pStyle w:val="Compact"/>
+        <w:numPr>
+          <w:ilvl w:val="0"/>
+          <w:numId w:val="1010"/>
         </w:numPr>
       </w:pPr>
       <w:r>
@@ -14184,7 +16639,7 @@
         <w:t xml:space="preserve">BAMs (somalier/sex) and the joint VCF (missingness/PCA).</w:t>
       </w:r>
     </w:p>
-    <w:bookmarkStart w:id="42" w:name="worked-examples"/>
+    <w:bookmarkStart w:id="44" w:name="worked-examples"/>
     <w:p>
       <w:pPr>
         <w:pStyle w:val="Heading3"/>
@@ -14372,7 +16827,7 @@
         <w:rPr>
           <w:rStyle w:val="NormalTok"/>
         </w:rPr>
-        <w:t xml:space="preserve"> mac_local,conda</w:t>
+        <w:t xml:space="preserve"> local,conda</w:t>
       </w:r>
       <w:r>
         <w:br/>
@@ -14674,7 +17129,7 @@
         <w:rPr>
           <w:rStyle w:val="NormalTok"/>
         </w:rPr>
-        <w:t xml:space="preserve"> mac_local,conda</w:t>
+        <w:t xml:space="preserve"> local,conda</w:t>
       </w:r>
       <w:r>
         <w:br/>
@@ -14919,7 +17374,7 @@
         <w:rPr>
           <w:rStyle w:val="NormalTok"/>
         </w:rPr>
-        <w:t xml:space="preserve"> mac_local,conda</w:t>
+        <w:t xml:space="preserve"> local,conda</w:t>
       </w:r>
       <w:r>
         <w:br/>
@@ -14963,10 +17418,10 @@
         <w:t xml:space="preserve">runs DeepVariant + GLnexus instead of GATK; see §8.8.)</w:t>
       </w:r>
     </w:p>
-    <w:bookmarkEnd w:id="42"/>
-    <w:bookmarkEnd w:id="43"/>
     <w:bookmarkEnd w:id="44"/>
-    <w:bookmarkStart w:id="78" w:name="quality-control"/>
+    <w:bookmarkEnd w:id="45"/>
+    <w:bookmarkEnd w:id="46"/>
+    <w:bookmarkStart w:id="80" w:name="quality-control"/>
     <w:p>
       <w:pPr>
         <w:pStyle w:val="Heading1"/>
@@ -15048,7 +17503,7 @@
         <w:t xml:space="preserve">the machinery; real numbers come from a real cohort.</w:t>
       </w:r>
     </w:p>
-    <w:bookmarkStart w:id="63" w:name="read-alignment-qc-stages-14"/>
+    <w:bookmarkStart w:id="65" w:name="read-alignment-qc-stages-14"/>
     <w:p>
       <w:pPr>
         <w:pStyle w:val="Heading2"/>
@@ -15066,18 +17521,18 @@
           <wp:inline>
             <wp:extent cx="3200400" cy="2936019"/>
             <wp:effectExtent b="0" l="0" r="0" t="0"/>
-            <wp:docPr descr="Percent of reads mapped and properly paired per sample (alignment success)." title="" id="46" name="Picture"/>
+            <wp:docPr descr="Percent of reads mapped and properly paired per sample (alignment success)." title="" id="48" name="Picture"/>
             <a:graphic>
               <a:graphicData uri="http://schemas.openxmlformats.org/drawingml/2006/picture">
                 <pic:pic>
                   <pic:nvPicPr>
-                    <pic:cNvPr descr="figures/mapping_rate.png" id="47" name="Picture"/>
+                    <pic:cNvPr descr="figures/mapping_rate.png" id="49" name="Picture"/>
                     <pic:cNvPicPr>
                       <a:picLocks noChangeArrowheads="1" noChangeAspect="1"/>
                     </pic:cNvPicPr>
                   </pic:nvPicPr>
                   <pic:blipFill>
-                    <a:blip r:embed="rId45"/>
+                    <a:blip r:embed="rId47"/>
                     <a:stretch>
                       <a:fillRect/>
                     </a:stretch>
@@ -15121,18 +17576,18 @@
           <wp:inline>
             <wp:extent cx="2933700" cy="2743031"/>
             <wp:effectExtent b="0" l="0" r="0" t="0"/>
-            <wp:docPr descr="Percent of bases on the capture target per sample (capture specificity)." title="" id="49" name="Picture"/>
+            <wp:docPr descr="Percent of bases on the capture target per sample (capture specificity)." title="" id="51" name="Picture"/>
             <a:graphic>
               <a:graphicData uri="http://schemas.openxmlformats.org/drawingml/2006/picture">
                 <pic:pic>
                   <pic:nvPicPr>
-                    <pic:cNvPr descr="figures/on_target_enrichment_ontarget.png" id="50" name="Picture"/>
+                    <pic:cNvPr descr="figures/on_target_enrichment_ontarget.png" id="52" name="Picture"/>
                     <pic:cNvPicPr>
                       <a:picLocks noChangeArrowheads="1" noChangeAspect="1"/>
                     </pic:cNvPicPr>
                   </pic:nvPicPr>
                   <pic:blipFill>
-                    <a:blip r:embed="rId48"/>
+                    <a:blip r:embed="rId50"/>
                     <a:stretch>
                       <a:fillRect/>
                     </a:stretch>
@@ -15176,18 +17631,18 @@
           <wp:inline>
             <wp:extent cx="2933700" cy="2718934"/>
             <wp:effectExtent b="0" l="0" r="0" t="0"/>
-            <wp:docPr descr="Fold-enrichment of on-target vs genome-average coverage (capture performance)." title="" id="52" name="Picture"/>
+            <wp:docPr descr="Fold-enrichment of on-target vs genome-average coverage (capture performance)." title="" id="54" name="Picture"/>
             <a:graphic>
               <a:graphicData uri="http://schemas.openxmlformats.org/drawingml/2006/picture">
                 <pic:pic>
                   <pic:nvPicPr>
-                    <pic:cNvPr descr="figures/on_target_enrichment_fold.png" id="53" name="Picture"/>
+                    <pic:cNvPr descr="figures/on_target_enrichment_fold.png" id="55" name="Picture"/>
                     <pic:cNvPicPr>
                       <a:picLocks noChangeArrowheads="1" noChangeAspect="1"/>
                     </pic:cNvPicPr>
                   </pic:nvPicPr>
                   <pic:blipFill>
-                    <a:blip r:embed="rId51"/>
+                    <a:blip r:embed="rId53"/>
                     <a:stretch>
                       <a:fillRect/>
                     </a:stretch>
@@ -15231,18 +17686,18 @@
           <wp:inline>
             <wp:extent cx="2933700" cy="2604533"/>
             <wp:effectExtent b="0" l="0" r="0" t="0"/>
-            <wp:docPr descr="FOLD_80_BASE_PENALTY: fold extra sequencing for 80% of targets to reach the mean (1.0 = perfectly uniform)." title="" id="55" name="Picture"/>
+            <wp:docPr descr="FOLD_80_BASE_PENALTY: fold extra sequencing for 80% of targets to reach the mean (1.0 = perfectly uniform)." title="" id="57" name="Picture"/>
             <a:graphic>
               <a:graphicData uri="http://schemas.openxmlformats.org/drawingml/2006/picture">
                 <pic:pic>
                   <pic:nvPicPr>
-                    <pic:cNvPr descr="figures/coverage_uniformity.png" id="56" name="Picture"/>
+                    <pic:cNvPr descr="figures/coverage_uniformity.png" id="58" name="Picture"/>
                     <pic:cNvPicPr>
                       <a:picLocks noChangeArrowheads="1" noChangeAspect="1"/>
                     </pic:cNvPicPr>
                   </pic:nvPicPr>
                   <pic:blipFill>
-                    <a:blip r:embed="rId54"/>
+                    <a:blip r:embed="rId56"/>
                     <a:stretch>
                       <a:fillRect/>
                     </a:stretch>
@@ -15286,18 +17741,18 @@
           <wp:inline>
             <wp:extent cx="3200400" cy="2859616"/>
             <wp:effectExtent b="0" l="0" r="0" t="0"/>
-            <wp:docPr descr="Mean coverage depth per target gene per sample; spot under-covered genes (e.g. CR1/CFH)." title="" id="58" name="Picture"/>
+            <wp:docPr descr="Mean coverage depth per target gene per sample; spot under-covered genes (e.g. CR1/CFH)." title="" id="60" name="Picture"/>
             <a:graphic>
               <a:graphicData uri="http://schemas.openxmlformats.org/drawingml/2006/picture">
                 <pic:pic>
                   <pic:nvPicPr>
-                    <pic:cNvPr descr="figures/per_gene_depth.png" id="59" name="Picture"/>
+                    <pic:cNvPr descr="figures/per_gene_depth.png" id="61" name="Picture"/>
                     <pic:cNvPicPr>
                       <a:picLocks noChangeArrowheads="1" noChangeAspect="1"/>
                     </pic:cNvPicPr>
                   </pic:nvPicPr>
                   <pic:blipFill>
-                    <a:blip r:embed="rId57"/>
+                    <a:blip r:embed="rId59"/>
                     <a:stretch>
                       <a:fillRect/>
                     </a:stretch>
@@ -15341,18 +17796,18 @@
           <wp:inline>
             <wp:extent cx="2933700" cy="2201172"/>
             <wp:effectExtent b="0" l="0" r="0" t="0"/>
-            <wp:docPr descr="Fraction of target bases covered at &gt;= each depth, per sample (sensitivity for calling)." title="" id="61" name="Picture"/>
+            <wp:docPr descr="Fraction of target bases covered at &gt;= each depth, per sample (sensitivity for calling)." title="" id="63" name="Picture"/>
             <a:graphic>
               <a:graphicData uri="http://schemas.openxmlformats.org/drawingml/2006/picture">
                 <pic:pic>
                   <pic:nvPicPr>
-                    <pic:cNvPr descr="figures/coverage_cumulative.png" id="62" name="Picture"/>
+                    <pic:cNvPr descr="figures/coverage_cumulative.png" id="64" name="Picture"/>
                     <pic:cNvPicPr>
                       <a:picLocks noChangeArrowheads="1" noChangeAspect="1"/>
                     </pic:cNvPicPr>
                   </pic:nvPicPr>
                   <pic:blipFill>
-                    <a:blip r:embed="rId60"/>
+                    <a:blip r:embed="rId62"/>
                     <a:stretch>
                       <a:fillRect/>
                     </a:stretch>
@@ -15454,8 +17909,8 @@
         <w:t xml:space="preserve">otherwise.</w:t>
       </w:r>
     </w:p>
-    <w:bookmarkEnd w:id="63"/>
-    <w:bookmarkStart w:id="76" w:name="per-sample-qc-gate-quarantine-stage-5"/>
+    <w:bookmarkEnd w:id="65"/>
+    <w:bookmarkStart w:id="78" w:name="per-sample-qc-gate-quarantine-stage-5"/>
     <w:p>
       <w:pPr>
         <w:pStyle w:val="Heading2"/>
@@ -15473,18 +17928,18 @@
           <wp:inline>
             <wp:extent cx="3733800" cy="2391679"/>
             <wp:effectExtent b="0" l="0" r="0" t="0"/>
-            <wp:docPr descr="Per-sample QC checks (green=pass, red=fail, grey=not assessed); sample label shows the gate decision. Quarantined samples are kept and reported, not dropped." title="" id="65" name="Picture"/>
+            <wp:docPr descr="Per-sample QC checks (green=pass, red=fail, grey=not assessed); sample label shows the gate decision. Quarantined samples are kept and reported, not dropped." title="" id="67" name="Picture"/>
             <a:graphic>
               <a:graphicData uri="http://schemas.openxmlformats.org/drawingml/2006/picture">
                 <pic:pic>
                   <pic:nvPicPr>
-                    <pic:cNvPr descr="figures/qc_scorecard.png" id="66" name="Picture"/>
+                    <pic:cNvPr descr="figures/qc_scorecard.png" id="68" name="Picture"/>
                     <pic:cNvPicPr>
                       <a:picLocks noChangeArrowheads="1" noChangeAspect="1"/>
                     </pic:cNvPicPr>
                   </pic:nvPicPr>
                   <pic:blipFill>
-                    <a:blip r:embed="rId64"/>
+                    <a:blip r:embed="rId66"/>
                     <a:stretch>
                       <a:fillRect/>
                     </a:stretch>
@@ -15640,18 +18095,18 @@
           <wp:inline>
             <wp:extent cx="2933700" cy="2225690"/>
             <wp:effectExtent b="0" l="0" r="0" t="0"/>
-            <wp:docPr descr="Distribution of per-sample mean target depth across the cohort vs the gate threshold." title="" id="68" name="Picture"/>
+            <wp:docPr descr="Distribution of per-sample mean target depth across the cohort vs the gate threshold." title="" id="70" name="Picture"/>
             <a:graphic>
               <a:graphicData uri="http://schemas.openxmlformats.org/drawingml/2006/picture">
                 <pic:pic>
                   <pic:nvPicPr>
-                    <pic:cNvPr descr="figures/cohort_coverage_dist.png" id="69" name="Picture"/>
+                    <pic:cNvPr descr="figures/cohort_coverage_dist.png" id="71" name="Picture"/>
                     <pic:cNvPicPr>
                       <a:picLocks noChangeArrowheads="1" noChangeAspect="1"/>
                     </pic:cNvPicPr>
                   </pic:nvPicPr>
                   <pic:blipFill>
-                    <a:blip r:embed="rId67"/>
+                    <a:blip r:embed="rId69"/>
                     <a:stretch>
                       <a:fillRect/>
                     </a:stretch>
@@ -15695,18 +18150,18 @@
           <wp:inline>
             <wp:extent cx="2933700" cy="2522892"/>
             <wp:effectExtent b="0" l="0" r="0" t="0"/>
-            <wp:docPr descr="VerifyBamID2 FREEMIX contamination estimate per sample vs threshold (grey note if no SVD panel available)." title="" id="71" name="Picture"/>
+            <wp:docPr descr="VerifyBamID2 FREEMIX contamination estimate per sample vs threshold (grey note if no SVD panel available)." title="" id="73" name="Picture"/>
             <a:graphic>
               <a:graphicData uri="http://schemas.openxmlformats.org/drawingml/2006/picture">
                 <pic:pic>
                   <pic:nvPicPr>
-                    <pic:cNvPr descr="figures/contamination.png" id="72" name="Picture"/>
+                    <pic:cNvPr descr="figures/contamination.png" id="74" name="Picture"/>
                     <pic:cNvPicPr>
                       <a:picLocks noChangeArrowheads="1" noChangeAspect="1"/>
                     </pic:cNvPicPr>
                   </pic:nvPicPr>
                   <pic:blipFill>
-                    <a:blip r:embed="rId70"/>
+                    <a:blip r:embed="rId72"/>
                     <a:stretch>
                       <a:fillRect/>
                     </a:stretch>
@@ -15750,18 +18205,18 @@
           <wp:inline>
             <wp:extent cx="2933700" cy="2281766"/>
             <wp:effectExtent b="0" l="0" r="0" t="0"/>
-            <wp:docPr descr="Declared vs inferred sex per sample (grey note if the panel has no X/Y targets to infer from)." title="" id="74" name="Picture"/>
+            <wp:docPr descr="Declared vs inferred sex per sample (grey note if the panel has no X/Y targets to infer from)." title="" id="76" name="Picture"/>
             <a:graphic>
               <a:graphicData uri="http://schemas.openxmlformats.org/drawingml/2006/picture">
                 <pic:pic>
                   <pic:nvPicPr>
-                    <pic:cNvPr descr="figures/sex_check.png" id="75" name="Picture"/>
+                    <pic:cNvPr descr="figures/sex_check.png" id="77" name="Picture"/>
                     <pic:cNvPicPr>
                       <a:picLocks noChangeArrowheads="1" noChangeAspect="1"/>
                     </pic:cNvPicPr>
                   </pic:nvPicPr>
                   <pic:blipFill>
-                    <a:blip r:embed="rId73"/>
+                    <a:blip r:embed="rId75"/>
                     <a:stretch>
                       <a:fillRect/>
                     </a:stretch>
@@ -15796,8 +18251,8 @@
         <w:t xml:space="preserve">Declared vs inferred sex per sample (grey note if the panel has no X/Y targets to infer from).</w:t>
       </w:r>
     </w:p>
-    <w:bookmarkEnd w:id="76"/>
-    <w:bookmarkStart w:id="77" w:name="cohort-qc-dashboard-multiqc-stage-15"/>
+    <w:bookmarkEnd w:id="78"/>
+    <w:bookmarkStart w:id="79" w:name="cohort-qc-dashboard-multiqc-stage-15"/>
     <w:p>
       <w:pPr>
         <w:pStyle w:val="Heading2"/>
@@ -15875,9 +18330,9 @@
         <w:t xml:space="preserve">aggregates the per-tool outputs (FastQC, fastp, Picard, samtools, mosdepth).</w:t>
       </w:r>
     </w:p>
-    <w:bookmarkEnd w:id="77"/>
-    <w:bookmarkEnd w:id="78"/>
-    <w:bookmarkStart w:id="154" w:name="stage-details-their-plots"/>
+    <w:bookmarkEnd w:id="79"/>
+    <w:bookmarkEnd w:id="80"/>
+    <w:bookmarkStart w:id="156" w:name="stage-details-their-plots"/>
     <w:p>
       <w:pPr>
         <w:pStyle w:val="Heading1"/>
@@ -15886,7 +18341,7 @@
         <w:t xml:space="preserve">10. Stage details &amp; their plots</w:t>
       </w:r>
     </w:p>
-    <w:bookmarkStart w:id="97" w:name="snvindel-calling-filtering-stages-67"/>
+    <w:bookmarkStart w:id="99" w:name="snvindel-calling-filtering-stages-67"/>
     <w:p>
       <w:pPr>
         <w:pStyle w:val="Heading2"/>
@@ -15904,18 +18359,18 @@
           <wp:inline>
             <wp:extent cx="2933700" cy="2596493"/>
             <wp:effectExtent b="0" l="0" r="0" t="0"/>
-            <wp:docPr descr="Per-sample count of non-reference genotypes in the joint callset (calling yield)." title="" id="80" name="Picture"/>
+            <wp:docPr descr="Per-sample count of non-reference genotypes in the joint callset (calling yield)." title="" id="82" name="Picture"/>
             <a:graphic>
               <a:graphicData uri="http://schemas.openxmlformats.org/drawingml/2006/picture">
                 <pic:pic>
                   <pic:nvPicPr>
-                    <pic:cNvPr descr="figures/variants_per_sample.png" id="81" name="Picture"/>
+                    <pic:cNvPr descr="figures/variants_per_sample.png" id="83" name="Picture"/>
                     <pic:cNvPicPr>
                       <a:picLocks noChangeArrowheads="1" noChangeAspect="1"/>
                     </pic:cNvPicPr>
                   </pic:nvPicPr>
                   <pic:blipFill>
-                    <a:blip r:embed="rId79"/>
+                    <a:blip r:embed="rId81"/>
                     <a:stretch>
                       <a:fillRect/>
                     </a:stretch>
@@ -15959,18 +18414,18 @@
           <wp:inline>
             <wp:extent cx="2933700" cy="2538144"/>
             <wp:effectExtent b="0" l="0" r="0" t="0"/>
-            <wp:docPr descr="Transition/transversion ratio per sample; whole-exome ~3.0, smaller panels vary (calling quality)." title="" id="83" name="Picture"/>
+            <wp:docPr descr="Transition/transversion ratio per sample; whole-exome ~3.0, smaller panels vary (calling quality)." title="" id="85" name="Picture"/>
             <a:graphic>
               <a:graphicData uri="http://schemas.openxmlformats.org/drawingml/2006/picture">
                 <pic:pic>
                   <pic:nvPicPr>
-                    <pic:cNvPr descr="figures/titv_per_sample.png" id="84" name="Picture"/>
+                    <pic:cNvPr descr="figures/titv_per_sample.png" id="86" name="Picture"/>
                     <pic:cNvPicPr>
                       <a:picLocks noChangeArrowheads="1" noChangeAspect="1"/>
                     </pic:cNvPicPr>
                   </pic:nvPicPr>
                   <pic:blipFill>
-                    <a:blip r:embed="rId82"/>
+                    <a:blip r:embed="rId84"/>
                     <a:stretch>
                       <a:fillRect/>
                     </a:stretch>
@@ -16014,18 +18469,18 @@
           <wp:inline>
             <wp:extent cx="2933700" cy="2538144"/>
             <wp:effectExtent b="0" l="0" r="0" t="0"/>
-            <wp:docPr descr="Heterozygous-to-homozygous-alt ratio per sample; extreme values flag sample-quality issues." title="" id="86" name="Picture"/>
+            <wp:docPr descr="Heterozygous-to-homozygous-alt ratio per sample; extreme values flag sample-quality issues." title="" id="88" name="Picture"/>
             <a:graphic>
               <a:graphicData uri="http://schemas.openxmlformats.org/drawingml/2006/picture">
                 <pic:pic>
                   <pic:nvPicPr>
-                    <pic:cNvPr descr="figures/het_hom_per_sample.png" id="87" name="Picture"/>
+                    <pic:cNvPr descr="figures/het_hom_per_sample.png" id="89" name="Picture"/>
                     <pic:cNvPicPr>
                       <a:picLocks noChangeArrowheads="1" noChangeAspect="1"/>
                     </pic:cNvPicPr>
                   </pic:nvPicPr>
                   <pic:blipFill>
-                    <a:blip r:embed="rId85"/>
+                    <a:blip r:embed="rId87"/>
                     <a:stretch>
                       <a:fillRect/>
                     </a:stretch>
@@ -16069,18 +18524,18 @@
           <wp:inline>
             <wp:extent cx="2667000" cy="2245491"/>
             <wp:effectExtent b="0" l="0" r="0" t="0"/>
-            <wp:docPr descr="Variant counts before and after GATK hard-filtering, by type (sites retained)." title="" id="89" name="Picture"/>
+            <wp:docPr descr="Variant counts before and after GATK hard-filtering, by type (sites retained)." title="" id="91" name="Picture"/>
             <a:graphic>
               <a:graphicData uri="http://schemas.openxmlformats.org/drawingml/2006/picture">
                 <pic:pic>
                   <pic:nvPicPr>
-                    <pic:cNvPr descr="figures/filter_before_after.png" id="90" name="Picture"/>
+                    <pic:cNvPr descr="figures/filter_before_after.png" id="92" name="Picture"/>
                     <pic:cNvPicPr>
                       <a:picLocks noChangeArrowheads="1" noChangeAspect="1"/>
                     </pic:cNvPicPr>
                   </pic:nvPicPr>
                   <pic:blipFill>
-                    <a:blip r:embed="rId88"/>
+                    <a:blip r:embed="rId90"/>
                     <a:stretch>
                       <a:fillRect/>
                     </a:stretch>
@@ -16124,18 +18579,18 @@
           <wp:inline>
             <wp:extent cx="2667000" cy="2265017"/>
             <wp:effectExtent b="0" l="0" r="0" t="0"/>
-            <wp:docPr descr="Fraction of called variants passing the GATK hard-filters, by type and overall." title="" id="92" name="Picture"/>
+            <wp:docPr descr="Fraction of called variants passing the GATK hard-filters, by type and overall." title="" id="94" name="Picture"/>
             <a:graphic>
               <a:graphicData uri="http://schemas.openxmlformats.org/drawingml/2006/picture">
                 <pic:pic>
                   <pic:nvPicPr>
-                    <pic:cNvPr descr="figures/filter_pass_rate.png" id="93" name="Picture"/>
+                    <pic:cNvPr descr="figures/filter_pass_rate.png" id="95" name="Picture"/>
                     <pic:cNvPicPr>
                       <a:picLocks noChangeArrowheads="1" noChangeAspect="1"/>
                     </pic:cNvPicPr>
                   </pic:nvPicPr>
                   <pic:blipFill>
-                    <a:blip r:embed="rId91"/>
+                    <a:blip r:embed="rId93"/>
                     <a:stretch>
                       <a:fillRect/>
                     </a:stretch>
@@ -16179,18 +18634,18 @@
           <wp:inline>
             <wp:extent cx="2933700" cy="2522892"/>
             <wp:effectExtent b="0" l="0" r="0" t="0"/>
-            <wp:docPr descr="Number of sites rejected by each hard-filter criterion (which filter removed what)." title="" id="95" name="Picture"/>
+            <wp:docPr descr="Number of sites rejected by each hard-filter criterion (which filter removed what)." title="" id="97" name="Picture"/>
             <a:graphic>
               <a:graphicData uri="http://schemas.openxmlformats.org/drawingml/2006/picture">
                 <pic:pic>
                   <pic:nvPicPr>
-                    <pic:cNvPr descr="figures/filter_reasons.png" id="96" name="Picture"/>
+                    <pic:cNvPr descr="figures/filter_reasons.png" id="98" name="Picture"/>
                     <pic:cNvPicPr>
                       <a:picLocks noChangeArrowheads="1" noChangeAspect="1"/>
                     </pic:cNvPicPr>
                   </pic:nvPicPr>
                   <pic:blipFill>
-                    <a:blip r:embed="rId94"/>
+                    <a:blip r:embed="rId96"/>
                     <a:stretch>
                       <a:fillRect/>
                     </a:stretch>
@@ -16225,8 +18680,8 @@
         <w:t xml:space="preserve">Number of sites rejected by each hard-filter criterion (which filter removed what).</w:t>
       </w:r>
     </w:p>
-    <w:bookmarkEnd w:id="97"/>
-    <w:bookmarkStart w:id="110" w:name="cnv-str-paralog-stages-810"/>
+    <w:bookmarkEnd w:id="99"/>
+    <w:bookmarkStart w:id="112" w:name="cnv-str-paralog-stages-810"/>
     <w:p>
       <w:pPr>
         <w:pStyle w:val="Heading2"/>
@@ -16244,18 +18699,18 @@
           <wp:inline>
             <wp:extent cx="2933700" cy="3060532"/>
             <wp:effectExtent b="0" l="0" r="0" t="0"/>
-            <wp:docPr descr="CNV-target genes coloured by CaptureForge callability: green=depth-callable, red=breakpoint-blind (low-confidence, e.g. CR1/CFH)." title="" id="99" name="Picture"/>
+            <wp:docPr descr="CNV-target genes coloured by CaptureForge callability: green=depth-callable, red=breakpoint-blind (low-confidence, e.g. CR1/CFH)." title="" id="101" name="Picture"/>
             <a:graphic>
               <a:graphicData uri="http://schemas.openxmlformats.org/drawingml/2006/picture">
                 <pic:pic>
                   <pic:nvPicPr>
-                    <pic:cNvPr descr="figures/cnv_callability.png" id="100" name="Picture"/>
+                    <pic:cNvPr descr="figures/cnv_callability.png" id="102" name="Picture"/>
                     <pic:cNvPicPr>
                       <a:picLocks noChangeArrowheads="1" noChangeAspect="1"/>
                     </pic:cNvPicPr>
                   </pic:nvPicPr>
                   <pic:blipFill>
-                    <a:blip r:embed="rId98"/>
+                    <a:blip r:embed="rId100"/>
                     <a:stretch>
                       <a:fillRect/>
                     </a:stretch>
@@ -16299,18 +18754,18 @@
           <wp:inline>
             <wp:extent cx="3200400" cy="2095988"/>
             <wp:effectExtent b="0" l="0" r="0" t="0"/>
-            <wp:docPr descr="Per-target log2 copy ratio per sample; deviations from 0 indicate copy-number change." title="" id="102" name="Picture"/>
+            <wp:docPr descr="Per-target log2 copy ratio per sample; deviations from 0 indicate copy-number change." title="" id="104" name="Picture"/>
             <a:graphic>
               <a:graphicData uri="http://schemas.openxmlformats.org/drawingml/2006/picture">
                 <pic:pic>
                   <pic:nvPicPr>
-                    <pic:cNvPr descr="figures/cnv_copyratio.png" id="103" name="Picture"/>
+                    <pic:cNvPr descr="figures/cnv_copyratio.png" id="105" name="Picture"/>
                     <pic:cNvPicPr>
                       <a:picLocks noChangeArrowheads="1" noChangeAspect="1"/>
                     </pic:cNvPicPr>
                   </pic:nvPicPr>
                   <pic:blipFill>
-                    <a:blip r:embed="rId101"/>
+                    <a:blip r:embed="rId103"/>
                     <a:stretch>
                       <a:fillRect/>
                     </a:stretch>
@@ -16419,18 +18874,18 @@
           <wp:inline>
             <wp:extent cx="2933700" cy="2326465"/>
             <wp:effectExtent b="0" l="0" r="0" t="0"/>
-            <wp:docPr descr="Distribution of genotyped repeat-unit counts (allele sizes) per STR locus." title="" id="105" name="Picture"/>
+            <wp:docPr descr="Distribution of genotyped repeat-unit counts (allele sizes) per STR locus." title="" id="107" name="Picture"/>
             <a:graphic>
               <a:graphicData uri="http://schemas.openxmlformats.org/drawingml/2006/picture">
                 <pic:pic>
                   <pic:nvPicPr>
-                    <pic:cNvPr descr="figures/str_allele_sizes.png" id="106" name="Picture"/>
+                    <pic:cNvPr descr="figures/str_allele_sizes.png" id="108" name="Picture"/>
                     <pic:cNvPicPr>
                       <a:picLocks noChangeArrowheads="1" noChangeAspect="1"/>
                     </pic:cNvPicPr>
                   </pic:nvPicPr>
                   <pic:blipFill>
-                    <a:blip r:embed="rId104"/>
+                    <a:blip r:embed="rId106"/>
                     <a:stretch>
                       <a:fillRect/>
                     </a:stretch>
@@ -16474,18 +18929,18 @@
           <wp:inline>
             <wp:extent cx="2933700" cy="2693162"/>
             <wp:effectExtent b="0" l="0" r="0" t="0"/>
-            <wp:docPr descr="Variants in each paralog-ambiguous gene region, split into confident (uniquely callable, high MQ) vs flagged low-confidence (multimapping-ambiguous, low MQ)." title="" id="108" name="Picture"/>
+            <wp:docPr descr="Variants in each paralog-ambiguous gene region, split into confident (uniquely callable, high MQ) vs flagged low-confidence (multimapping-ambiguous, low MQ)." title="" id="110" name="Picture"/>
             <a:graphic>
               <a:graphicData uri="http://schemas.openxmlformats.org/drawingml/2006/picture">
                 <pic:pic>
                   <pic:nvPicPr>
-                    <pic:cNvPr descr="figures/paralog_confidence.png" id="109" name="Picture"/>
+                    <pic:cNvPr descr="figures/paralog_confidence.png" id="111" name="Picture"/>
                     <pic:cNvPicPr>
                       <a:picLocks noChangeArrowheads="1" noChangeAspect="1"/>
                     </pic:cNvPicPr>
                   </pic:nvPicPr>
                   <pic:blipFill>
-                    <a:blip r:embed="rId107"/>
+                    <a:blip r:embed="rId109"/>
                     <a:stretch>
                       <a:fillRect/>
                     </a:stretch>
@@ -16573,8 +19028,8 @@
         <w:t xml:space="preserve">so each variant in a paralog region carries its confidence.</w:t>
       </w:r>
     </w:p>
-    <w:bookmarkEnd w:id="110"/>
-    <w:bookmarkStart w:id="126" w:name="annotation-stage-11"/>
+    <w:bookmarkEnd w:id="112"/>
+    <w:bookmarkStart w:id="128" w:name="annotation-stage-11"/>
     <w:p>
       <w:pPr>
         <w:pStyle w:val="Heading2"/>
@@ -16592,18 +19047,18 @@
           <wp:inline>
             <wp:extent cx="2933700" cy="2358227"/>
             <wp:effectExtent b="0" l="0" r="0" t="0"/>
-            <wp:docPr descr="Fraction of callset variants that actually received each annotation (proof the annotation landed, not silently missed on a contig-name mismatch)." title="" id="112" name="Picture"/>
+            <wp:docPr descr="Fraction of callset variants that actually received each annotation (proof the annotation landed, not silently missed on a contig-name mismatch)." title="" id="114" name="Picture"/>
             <a:graphic>
               <a:graphicData uri="http://schemas.openxmlformats.org/drawingml/2006/picture">
                 <pic:pic>
                   <pic:nvPicPr>
-                    <pic:cNvPr descr="figures/annotation_landing.png" id="113" name="Picture"/>
+                    <pic:cNvPr descr="figures/annotation_landing.png" id="115" name="Picture"/>
                     <pic:cNvPicPr>
                       <a:picLocks noChangeArrowheads="1" noChangeAspect="1"/>
                     </pic:cNvPicPr>
                   </pic:nvPicPr>
                   <pic:blipFill>
-                    <a:blip r:embed="rId111"/>
+                    <a:blip r:embed="rId113"/>
                     <a:stretch>
                       <a:fillRect/>
                     </a:stretch>
@@ -16647,18 +19102,18 @@
           <wp:inline>
             <wp:extent cx="3200400" cy="1783495"/>
             <wp:effectExtent b="0" l="0" r="0" t="0"/>
-            <wp:docPr descr="Most-severe VEP consequence per variant across the callset." title="" id="115" name="Picture"/>
+            <wp:docPr descr="Most-severe VEP consequence per variant across the callset." title="" id="117" name="Picture"/>
             <a:graphic>
               <a:graphicData uri="http://schemas.openxmlformats.org/drawingml/2006/picture">
                 <pic:pic>
                   <pic:nvPicPr>
-                    <pic:cNvPr descr="figures/consequence_dist.png" id="116" name="Picture"/>
+                    <pic:cNvPr descr="figures/consequence_dist.png" id="118" name="Picture"/>
                     <pic:cNvPicPr>
                       <a:picLocks noChangeArrowheads="1" noChangeAspect="1"/>
                     </pic:cNvPicPr>
                   </pic:nvPicPr>
                   <pic:blipFill>
-                    <a:blip r:embed="rId114"/>
+                    <a:blip r:embed="rId116"/>
                     <a:stretch>
                       <a:fillRect/>
                     </a:stretch>
@@ -16702,18 +19157,18 @@
           <wp:inline>
             <wp:extent cx="2400300" cy="2190928"/>
             <wp:effectExtent b="0" l="0" r="0" t="0"/>
-            <wp:docPr descr="Variants with a dbSNP rsID (known) vs without (novel) — novelty rate." title="" id="118" name="Picture"/>
+            <wp:docPr descr="Variants with a dbSNP rsID (known) vs without (novel) — novelty rate." title="" id="120" name="Picture"/>
             <a:graphic>
               <a:graphicData uri="http://schemas.openxmlformats.org/drawingml/2006/picture">
                 <pic:pic>
                   <pic:nvPicPr>
-                    <pic:cNvPr descr="figures/novel_vs_known.png" id="119" name="Picture"/>
+                    <pic:cNvPr descr="figures/novel_vs_known.png" id="121" name="Picture"/>
                     <pic:cNvPicPr>
                       <a:picLocks noChangeArrowheads="1" noChangeAspect="1"/>
                     </pic:cNvPicPr>
                   </pic:nvPicPr>
                   <pic:blipFill>
-                    <a:blip r:embed="rId117"/>
+                    <a:blip r:embed="rId119"/>
                     <a:stretch>
                       <a:fillRect/>
                     </a:stretch>
@@ -16757,18 +19212,18 @@
           <wp:inline>
             <wp:extent cx="2933700" cy="2083844"/>
             <wp:effectExtent b="0" l="0" r="0" t="0"/>
-            <wp:docPr descr="Distribution of gnomAD African-ancestry allele frequencies; title shows the % of variants carrying an AFR AF (key for rare-variant filtering / burden)." title="" id="121" name="Picture"/>
+            <wp:docPr descr="Distribution of gnomAD African-ancestry allele frequencies; title shows the % of variants carrying an AFR AF (key for rare-variant filtering / burden)." title="" id="123" name="Picture"/>
             <a:graphic>
               <a:graphicData uri="http://schemas.openxmlformats.org/drawingml/2006/picture">
                 <pic:pic>
                   <pic:nvPicPr>
-                    <pic:cNvPr descr="figures/gnomad_afr_af.png" id="122" name="Picture"/>
+                    <pic:cNvPr descr="figures/gnomad_afr_af.png" id="124" name="Picture"/>
                     <pic:cNvPicPr>
                       <a:picLocks noChangeArrowheads="1" noChangeAspect="1"/>
                     </pic:cNvPicPr>
                   </pic:nvPicPr>
                   <pic:blipFill>
-                    <a:blip r:embed="rId120"/>
+                    <a:blip r:embed="rId122"/>
                     <a:stretch>
                       <a:fillRect/>
                     </a:stretch>
@@ -16812,18 +19267,18 @@
           <wp:inline>
             <wp:extent cx="2933700" cy="2201214"/>
             <wp:effectExtent b="0" l="0" r="0" t="0"/>
-            <wp:docPr descr="PhyloP conservation-score distribution; positive = conserved (likely functional)." title="" id="124" name="Picture"/>
+            <wp:docPr descr="PhyloP conservation-score distribution; positive = conserved (likely functional)." title="" id="126" name="Picture"/>
             <a:graphic>
               <a:graphicData uri="http://schemas.openxmlformats.org/drawingml/2006/picture">
                 <pic:pic>
                   <pic:nvPicPr>
-                    <pic:cNvPr descr="figures/phylop_dist.png" id="125" name="Picture"/>
+                    <pic:cNvPr descr="figures/phylop_dist.png" id="127" name="Picture"/>
                     <pic:cNvPicPr>
                       <a:picLocks noChangeArrowheads="1" noChangeAspect="1"/>
                     </pic:cNvPicPr>
                   </pic:nvPicPr>
                   <pic:blipFill>
-                    <a:blip r:embed="rId123"/>
+                    <a:blip r:embed="rId125"/>
                     <a:stretch>
                       <a:fillRect/>
                     </a:stretch>
@@ -16858,8 +19313,8 @@
         <w:t xml:space="preserve">PhyloP conservation-score distribution; positive = conserved (likely functional).</w:t>
       </w:r>
     </w:p>
-    <w:bookmarkEnd w:id="126"/>
-    <w:bookmarkStart w:id="139" w:name="cohort-qc-stage-12"/>
+    <w:bookmarkEnd w:id="128"/>
+    <w:bookmarkStart w:id="141" w:name="cohort-qc-stage-12"/>
     <w:p>
       <w:pPr>
         <w:pStyle w:val="Heading2"/>
@@ -16877,18 +19332,18 @@
           <wp:inline>
             <wp:extent cx="2667000" cy="2392569"/>
             <wp:effectExtent b="0" l="0" r="0" t="0"/>
-            <wp:docPr descr="Pairwise somalier relatedness; synthetic test samples are near-identical so values run high (machinery proven) — a real cohort shows true relatedness structure." title="" id="128" name="Picture"/>
+            <wp:docPr descr="Pairwise somalier relatedness; synthetic test samples are near-identical so values run high (machinery proven) — a real cohort shows true relatedness structure." title="" id="130" name="Picture"/>
             <a:graphic>
               <a:graphicData uri="http://schemas.openxmlformats.org/drawingml/2006/picture">
                 <pic:pic>
                   <pic:nvPicPr>
-                    <pic:cNvPr descr="figures/relatedness_heatmap.png" id="129" name="Picture"/>
+                    <pic:cNvPr descr="figures/relatedness_heatmap.png" id="131" name="Picture"/>
                     <pic:cNvPicPr>
                       <a:picLocks noChangeArrowheads="1" noChangeAspect="1"/>
                     </pic:cNvPicPr>
                   </pic:nvPicPr>
                   <pic:blipFill>
-                    <a:blip r:embed="rId127"/>
+                    <a:blip r:embed="rId129"/>
                     <a:stretch>
                       <a:fillRect/>
                     </a:stretch>
@@ -16932,18 +19387,18 @@
           <wp:inline>
             <wp:extent cx="2667000" cy="2368693"/>
             <wp:effectExtent b="0" l="0" r="0" t="0"/>
-            <wp:docPr descr="Genotype PCA of the cohort; on a tight panel few on-target sites give weak structure — real ancestry assignment uses somalier with the 1000G-labelled reference (off-target sites)." title="" id="131" name="Picture"/>
+            <wp:docPr descr="Genotype PCA of the cohort; on a tight panel few on-target sites give weak structure — real ancestry assignment uses somalier with the 1000G-labelled reference (off-target sites)." title="" id="133" name="Picture"/>
             <a:graphic>
               <a:graphicData uri="http://schemas.openxmlformats.org/drawingml/2006/picture">
                 <pic:pic>
                   <pic:nvPicPr>
-                    <pic:cNvPr descr="figures/ancestry_pca.png" id="132" name="Picture"/>
+                    <pic:cNvPr descr="figures/ancestry_pca.png" id="134" name="Picture"/>
                     <pic:cNvPicPr>
                       <a:picLocks noChangeArrowheads="1" noChangeAspect="1"/>
                     </pic:cNvPicPr>
                   </pic:nvPicPr>
                   <pic:blipFill>
-                    <a:blip r:embed="rId130"/>
+                    <a:blip r:embed="rId132"/>
                     <a:stretch>
                       <a:fillRect/>
                     </a:stretch>
@@ -16987,18 +19442,18 @@
           <wp:inline>
             <wp:extent cx="2933700" cy="2714357"/>
             <wp:effectExtent b="0" l="0" r="0" t="0"/>
-            <wp:docPr descr="Declared vs somalier-inferred sex per sample (somalier infers from X/Y signal incl. off-target reads — the backstop for an autosomal panel with no X/Y targets)." title="" id="134" name="Picture"/>
+            <wp:docPr descr="Declared vs somalier-inferred sex per sample (somalier infers from X/Y signal incl. off-target reads — the backstop for an autosomal panel with no X/Y targets)." title="" id="136" name="Picture"/>
             <a:graphic>
               <a:graphicData uri="http://schemas.openxmlformats.org/drawingml/2006/picture">
                 <pic:pic>
                   <pic:nvPicPr>
-                    <pic:cNvPr descr="figures/cohort_sex_check.png" id="135" name="Picture"/>
+                    <pic:cNvPr descr="figures/cohort_sex_check.png" id="137" name="Picture"/>
                     <pic:cNvPicPr>
                       <a:picLocks noChangeArrowheads="1" noChangeAspect="1"/>
                     </pic:cNvPicPr>
                   </pic:nvPicPr>
                   <pic:blipFill>
-                    <a:blip r:embed="rId133"/>
+                    <a:blip r:embed="rId135"/>
                     <a:stretch>
                       <a:fillRect/>
                     </a:stretch>
@@ -17042,18 +19497,18 @@
           <wp:inline>
             <wp:extent cx="2933700" cy="2538144"/>
             <wp:effectExtent b="0" l="0" r="0" t="0"/>
-            <wp:docPr descr="Per-sample fraction of no-call genotypes in the joint callset (sample quality)." title="" id="137" name="Picture"/>
+            <wp:docPr descr="Per-sample fraction of no-call genotypes in the joint callset (sample quality)." title="" id="139" name="Picture"/>
             <a:graphic>
               <a:graphicData uri="http://schemas.openxmlformats.org/drawingml/2006/picture">
                 <pic:pic>
                   <pic:nvPicPr>
-                    <pic:cNvPr descr="figures/missingness.png" id="138" name="Picture"/>
+                    <pic:cNvPr descr="figures/missingness.png" id="140" name="Picture"/>
                     <pic:cNvPicPr>
                       <a:picLocks noChangeArrowheads="1" noChangeAspect="1"/>
                     </pic:cNvPicPr>
                   </pic:nvPicPr>
                   <pic:blipFill>
-                    <a:blip r:embed="rId136"/>
+                    <a:blip r:embed="rId138"/>
                     <a:stretch>
                       <a:fillRect/>
                     </a:stretch>
@@ -17088,8 +19543,8 @@
         <w:t xml:space="preserve">Per-sample fraction of no-call genotypes in the joint callset (sample quality).</w:t>
       </w:r>
     </w:p>
-    <w:bookmarkEnd w:id="139"/>
-    <w:bookmarkStart w:id="146" w:name="giab-validation-stage-13"/>
+    <w:bookmarkEnd w:id="141"/>
+    <w:bookmarkStart w:id="148" w:name="giab-validation-stage-13"/>
     <w:p>
       <w:pPr>
         <w:pStyle w:val="Heading2"/>
@@ -17107,18 +19562,18 @@
           <wp:inline>
             <wp:extent cx="2667000" cy="2198118"/>
             <wp:effectExtent b="0" l="0" r="0" t="0"/>
-            <wp:docPr descr="hap.py precision &amp; recall vs GIAB truth, restricted to the panel BED (on-target). Synthetic test only proves the machinery; real numbers need a GIAB control + truth v4.2.1." title="" id="141" name="Picture"/>
+            <wp:docPr descr="hap.py precision &amp; recall vs GIAB truth, restricted to the panel BED (on-target). Synthetic test only proves the machinery; real numbers need a GIAB control + truth v4.2.1." title="" id="143" name="Picture"/>
             <a:graphic>
               <a:graphicData uri="http://schemas.openxmlformats.org/drawingml/2006/picture">
                 <pic:pic>
                   <pic:nvPicPr>
-                    <pic:cNvPr descr="figures/giab_precision_recall.png" id="142" name="Picture"/>
+                    <pic:cNvPr descr="figures/giab_precision_recall.png" id="144" name="Picture"/>
                     <pic:cNvPicPr>
                       <a:picLocks noChangeArrowheads="1" noChangeAspect="1"/>
                     </pic:cNvPicPr>
                   </pic:nvPicPr>
                   <pic:blipFill>
-                    <a:blip r:embed="rId140"/>
+                    <a:blip r:embed="rId142"/>
                     <a:stretch>
                       <a:fillRect/>
                     </a:stretch>
@@ -17162,18 +19617,18 @@
           <wp:inline>
             <wp:extent cx="2400300" cy="2059408"/>
             <wp:effectExtent b="0" l="0" r="0" t="0"/>
-            <wp:docPr descr="hap.py F1 per variant type vs GIAB truth, restricted to the panel BED (on-target)." title="" id="144" name="Picture"/>
+            <wp:docPr descr="hap.py F1 per variant type vs GIAB truth, restricted to the panel BED (on-target)." title="" id="146" name="Picture"/>
             <a:graphic>
               <a:graphicData uri="http://schemas.openxmlformats.org/drawingml/2006/picture">
                 <pic:pic>
                   <pic:nvPicPr>
-                    <pic:cNvPr descr="figures/giab_f1.png" id="145" name="Picture"/>
+                    <pic:cNvPr descr="figures/giab_f1.png" id="147" name="Picture"/>
                     <pic:cNvPicPr>
                       <a:picLocks noChangeArrowheads="1" noChangeAspect="1"/>
                     </pic:cNvPicPr>
                   </pic:nvPicPr>
                   <pic:blipFill>
-                    <a:blip r:embed="rId143"/>
+                    <a:blip r:embed="rId145"/>
                     <a:stretch>
                       <a:fillRect/>
                     </a:stretch>
@@ -17208,8 +19663,8 @@
         <w:t xml:space="preserve">hap.py F1 per variant type vs GIAB truth, restricted to the panel BED (on-target).</w:t>
       </w:r>
     </w:p>
-    <w:bookmarkEnd w:id="146"/>
-    <w:bookmarkStart w:id="153" w:name="burden-stage-14"/>
+    <w:bookmarkEnd w:id="148"/>
+    <w:bookmarkStart w:id="155" w:name="burden-stage-14"/>
     <w:p>
       <w:pPr>
         <w:pStyle w:val="Heading2"/>
@@ -17227,18 +19682,18 @@
           <wp:inline>
             <wp:extent cx="2667000" cy="2815383"/>
             <wp:effectExtent b="0" l="0" r="0" t="0"/>
-            <wp:docPr descr="QQ plot of gene-burden p-values vs uniform expectation; lambda = genomic inflation. Small-N synthetic results prove the machinery only — not valid association." title="" id="148" name="Picture"/>
+            <wp:docPr descr="QQ plot of gene-burden p-values vs uniform expectation; lambda = genomic inflation. Small-N synthetic results prove the machinery only — not valid association." title="" id="150" name="Picture"/>
             <a:graphic>
               <a:graphicData uri="http://schemas.openxmlformats.org/drawingml/2006/picture">
                 <pic:pic>
                   <pic:nvPicPr>
-                    <pic:cNvPr descr="figures/burden_qq.png" id="149" name="Picture"/>
+                    <pic:cNvPr descr="figures/burden_qq.png" id="151" name="Picture"/>
                     <pic:cNvPicPr>
                       <a:picLocks noChangeArrowheads="1" noChangeAspect="1"/>
                     </pic:cNvPicPr>
                   </pic:nvPicPr>
                   <pic:blipFill>
-                    <a:blip r:embed="rId147"/>
+                    <a:blip r:embed="rId149"/>
                     <a:stretch>
                       <a:fillRect/>
                     </a:stretch>
@@ -17282,18 +19737,18 @@
           <wp:inline>
             <wp:extent cx="2933700" cy="2693162"/>
             <wp:effectExtent b="0" l="0" r="0" t="0"/>
-            <wp:docPr descr="Per-gene burden significance (-log10 p) with a Bonferroni line; collapses rare+functional variants per gene. Validity depends on N, phenotype definition, ancestry matching." title="" id="151" name="Picture"/>
+            <wp:docPr descr="Per-gene burden significance (-log10 p) with a Bonferroni line; collapses rare+functional variants per gene. Validity depends on N, phenotype definition, ancestry matching." title="" id="153" name="Picture"/>
             <a:graphic>
               <a:graphicData uri="http://schemas.openxmlformats.org/drawingml/2006/picture">
                 <pic:pic>
                   <pic:nvPicPr>
-                    <pic:cNvPr descr="figures/burden_manhattan.png" id="152" name="Picture"/>
+                    <pic:cNvPr descr="figures/burden_manhattan.png" id="154" name="Picture"/>
                     <pic:cNvPicPr>
                       <a:picLocks noChangeArrowheads="1" noChangeAspect="1"/>
                     </pic:cNvPicPr>
                   </pic:nvPicPr>
                   <pic:blipFill>
-                    <a:blip r:embed="rId150"/>
+                    <a:blip r:embed="rId152"/>
                     <a:stretch>
                       <a:fillRect/>
                     </a:stretch>
@@ -17328,9 +19783,9 @@
         <w:t xml:space="preserve">Per-gene burden significance (-log10 p) with a Bonferroni line; collapses rare+functional variants per gene. Validity depends on N, phenotype definition, ancestry matching.</w:t>
       </w:r>
     </w:p>
-    <w:bookmarkEnd w:id="153"/>
-    <w:bookmarkEnd w:id="154"/>
-    <w:bookmarkStart w:id="155" w:name="outputs-explained"/>
+    <w:bookmarkEnd w:id="155"/>
+    <w:bookmarkEnd w:id="156"/>
+    <w:bookmarkStart w:id="157" w:name="outputs-explained"/>
     <w:p>
       <w:pPr>
         <w:pStyle w:val="Heading1"/>
@@ -17928,8 +20383,8 @@
         <w:t xml:space="preserve">file is read on its own).</w:t>
       </w:r>
     </w:p>
-    <w:bookmarkEnd w:id="155"/>
-    <w:bookmarkStart w:id="156" w:name="interpreting-results"/>
+    <w:bookmarkEnd w:id="157"/>
+    <w:bookmarkStart w:id="158" w:name="interpreting-results"/>
     <w:p>
       <w:pPr>
         <w:pStyle w:val="Heading1"/>
@@ -18272,8 +20727,8 @@
         <w:t xml:space="preserve">panel’s measured sensitivity.</w:t>
       </w:r>
     </w:p>
-    <w:bookmarkEnd w:id="156"/>
-    <w:bookmarkStart w:id="157" w:name="real-run-checklist"/>
+    <w:bookmarkEnd w:id="158"/>
+    <w:bookmarkStart w:id="159" w:name="real-run-checklist"/>
     <w:p>
       <w:pPr>
         <w:pStyle w:val="Heading1"/>
@@ -18288,77 +20743,6 @@
       </w:pPr>
       <w:r>
         <w:t xml:space="preserve">Before the production cohort:</w:t>
-      </w:r>
-    </w:p>
-    <w:p>
-      <w:pPr>
-        <w:pStyle w:val="Compact"/>
-        <w:numPr>
-          <w:ilvl w:val="0"/>
-          <w:numId w:val="1009"/>
-        </w:numPr>
-      </w:pPr>
-      <w:r>
-        <w:t xml:space="preserve">Demultiplexed FASTQs + sample sheet (with</w:t>
-      </w:r>
-      <w:r>
-        <w:t xml:space="preserve"> </w:t>
-      </w:r>
-      <w:r>
-        <w:rPr>
-          <w:rStyle w:val="VerbatimChar"/>
-        </w:rPr>
-        <w:t xml:space="preserve">phenotype</w:t>
-      </w:r>
-      <w:r>
-        <w:t xml:space="preserve"> </w:t>
-      </w:r>
-      <w:r>
-        <w:t xml:space="preserve">for burden).</w:t>
-      </w:r>
-    </w:p>
-    <w:p>
-      <w:pPr>
-        <w:pStyle w:val="Compact"/>
-        <w:numPr>
-          <w:ilvl w:val="0"/>
-          <w:numId w:val="1010"/>
-        </w:numPr>
-      </w:pPr>
-      <w:r>
-        <w:rPr>
-          <w:b/>
-          <w:bCs/>
-        </w:rPr>
-        <w:t xml:space="preserve">Genome-wide gnomAD (AFR), ClinVar, dbSNP, PhyloP</w:t>
-      </w:r>
-      <w:r>
-        <w:t xml:space="preserve"> </w:t>
-      </w:r>
-      <w:r>
-        <w:t xml:space="preserve">— each must pass the scope gate.</w:t>
-      </w:r>
-      <w:r>
-        <w:t xml:space="preserve"> </w:t>
-      </w:r>
-      <w:r>
-        <w:t xml:space="preserve">dbSNP is needed in</w:t>
-      </w:r>
-      <w:r>
-        <w:t xml:space="preserve"> </w:t>
-      </w:r>
-      <w:r>
-        <w:rPr>
-          <w:b/>
-          <w:bCs/>
-        </w:rPr>
-        <w:t xml:space="preserve">two</w:t>
-      </w:r>
-      <w:r>
-        <w:t xml:space="preserve"> </w:t>
-      </w:r>
-      <w:r>
-        <w:t xml:space="preserve">places (annotation rsIDs + BQSR known-sites).</w:t>
       </w:r>
     </w:p>
     <w:p>
@@ -18370,22 +20754,22 @@
         </w:numPr>
       </w:pPr>
       <w:r>
-        <w:t xml:space="preserve">BQSR known-sites via</w:t>
-      </w:r>
-      <w:r>
-        <w:t xml:space="preserve"> </w:t>
-      </w:r>
-      <w:r>
-        <w:rPr>
-          <w:rStyle w:val="VerbatimChar"/>
-        </w:rPr>
-        <w:t xml:space="preserve">--known_sites</w:t>
-      </w:r>
-      <w:r>
-        <w:t xml:space="preserve"> </w:t>
-      </w:r>
-      <w:r>
-        <w:t xml:space="preserve">(dbSNP + Mills + 1000G indels).</w:t>
+        <w:t xml:space="preserve">Demultiplexed FASTQs + sample sheet (with</w:t>
+      </w:r>
+      <w:r>
+        <w:t xml:space="preserve"> </w:t>
+      </w:r>
+      <w:r>
+        <w:rPr>
+          <w:rStyle w:val="VerbatimChar"/>
+        </w:rPr>
+        <w:t xml:space="preserve">phenotype</w:t>
+      </w:r>
+      <w:r>
+        <w:t xml:space="preserve"> </w:t>
+      </w:r>
+      <w:r>
+        <w:t xml:space="preserve">for burden).</w:t>
       </w:r>
     </w:p>
     <w:p>
@@ -18401,25 +20785,35 @@
           <w:b/>
           <w:bCs/>
         </w:rPr>
-        <w:t xml:space="preserve">1000G GRCh38 somalier sites</w:t>
-      </w:r>
-      <w:r>
-        <w:t xml:space="preserve"> </w:t>
-      </w:r>
-      <w:r>
-        <w:t xml:space="preserve">via</w:t>
-      </w:r>
-      <w:r>
-        <w:t xml:space="preserve"> </w:t>
-      </w:r>
-      <w:r>
-        <w:rPr>
-          <w:rStyle w:val="VerbatimChar"/>
-        </w:rPr>
-        <w:t xml:space="preserve">--somalier_sites</w:t>
-      </w:r>
-      <w:r>
-        <w:t xml:space="preserve">.</w:t>
+        <w:t xml:space="preserve">Genome-wide gnomAD (AFR), ClinVar, dbSNP, PhyloP</w:t>
+      </w:r>
+      <w:r>
+        <w:t xml:space="preserve"> </w:t>
+      </w:r>
+      <w:r>
+        <w:t xml:space="preserve">— each must pass the scope gate.</w:t>
+      </w:r>
+      <w:r>
+        <w:t xml:space="preserve"> </w:t>
+      </w:r>
+      <w:r>
+        <w:t xml:space="preserve">dbSNP is needed in</w:t>
+      </w:r>
+      <w:r>
+        <w:t xml:space="preserve"> </w:t>
+      </w:r>
+      <w:r>
+        <w:rPr>
+          <w:b/>
+          <w:bCs/>
+        </w:rPr>
+        <w:t xml:space="preserve">two</w:t>
+      </w:r>
+      <w:r>
+        <w:t xml:space="preserve"> </w:t>
+      </w:r>
+      <w:r>
+        <w:t xml:space="preserve">places (annotation rsIDs + BQSR known-sites).</w:t>
       </w:r>
     </w:p>
     <w:p>
@@ -18431,28 +20825,22 @@
         </w:numPr>
       </w:pPr>
       <w:r>
-        <w:t xml:space="preserve">GIAB control in the sheet + truth v4.2.1 (</w:t>
-      </w:r>
-      <w:r>
-        <w:rPr>
-          <w:rStyle w:val="VerbatimChar"/>
-        </w:rPr>
-        <w:t xml:space="preserve">--giab_control_id</w:t>
-      </w:r>
-      <w:r>
-        <w:t xml:space="preserve">,</w:t>
-      </w:r>
-      <w:r>
-        <w:t xml:space="preserve"> </w:t>
-      </w:r>
-      <w:r>
-        <w:rPr>
-          <w:rStyle w:val="VerbatimChar"/>
-        </w:rPr>
-        <w:t xml:space="preserve">--giab_truth_vcf/bed</w:t>
-      </w:r>
-      <w:r>
-        <w:t xml:space="preserve">).</w:t>
+        <w:t xml:space="preserve">BQSR known-sites via</w:t>
+      </w:r>
+      <w:r>
+        <w:t xml:space="preserve"> </w:t>
+      </w:r>
+      <w:r>
+        <w:rPr>
+          <w:rStyle w:val="VerbatimChar"/>
+        </w:rPr>
+        <w:t xml:space="preserve">--known_sites</w:t>
+      </w:r>
+      <w:r>
+        <w:t xml:space="preserve"> </w:t>
+      </w:r>
+      <w:r>
+        <w:t xml:space="preserve">(dbSNP + Mills + 1000G indels).</w:t>
       </w:r>
     </w:p>
     <w:p>
@@ -18468,19 +20856,25 @@
           <w:b/>
           <w:bCs/>
         </w:rPr>
-        <w:t xml:space="preserve">Confirm ancestry PCs are stable</w:t>
-      </w:r>
-      <w:r>
-        <w:t xml:space="preserve"> </w:t>
-      </w:r>
-      <w:r>
-        <w:t xml:space="preserve">before using them as burden covariates (the gate</w:t>
-      </w:r>
-      <w:r>
-        <w:t xml:space="preserve"> </w:t>
-      </w:r>
-      <w:r>
-        <w:t xml:space="preserve">enforces this; if unstable it runs unadjusted and says so).</w:t>
+        <w:t xml:space="preserve">1000G GRCh38 somalier sites</w:t>
+      </w:r>
+      <w:r>
+        <w:t xml:space="preserve"> </w:t>
+      </w:r>
+      <w:r>
+        <w:t xml:space="preserve">via</w:t>
+      </w:r>
+      <w:r>
+        <w:t xml:space="preserve"> </w:t>
+      </w:r>
+      <w:r>
+        <w:rPr>
+          <w:rStyle w:val="VerbatimChar"/>
+        </w:rPr>
+        <w:t xml:space="preserve">--somalier_sites</w:t>
+      </w:r>
+      <w:r>
+        <w:t xml:space="preserve">.</w:t>
       </w:r>
     </w:p>
     <w:p>
@@ -18492,14 +20886,28 @@
         </w:numPr>
       </w:pPr>
       <w:r>
-        <w:rPr>
-          <w:b/>
-          <w:bCs/>
-        </w:rPr>
-        <w:t xml:space="preserve">Validate-before-production engines</w:t>
-      </w:r>
-      <w:r>
-        <w:t xml:space="preserve">: DeepVariant+GLnexus, regenie, SKAT-O/STAAR.</w:t>
+        <w:t xml:space="preserve">GIAB control in the sheet + truth v4.2.1 (</w:t>
+      </w:r>
+      <w:r>
+        <w:rPr>
+          <w:rStyle w:val="VerbatimChar"/>
+        </w:rPr>
+        <w:t xml:space="preserve">--giab_control_id</w:t>
+      </w:r>
+      <w:r>
+        <w:t xml:space="preserve">,</w:t>
+      </w:r>
+      <w:r>
+        <w:t xml:space="preserve"> </w:t>
+      </w:r>
+      <w:r>
+        <w:rPr>
+          <w:rStyle w:val="VerbatimChar"/>
+        </w:rPr>
+        <w:t xml:space="preserve">--giab_truth_vcf/bed</w:t>
+      </w:r>
+      <w:r>
+        <w:t xml:space="preserve">).</w:t>
       </w:r>
     </w:p>
     <w:p>
@@ -18511,7 +20919,23 @@
         </w:numPr>
       </w:pPr>
       <w:r>
-        <w:t xml:space="preserve">Re-generate the genome-wide gnomAD panel slice on the HPC (fast network).</w:t>
+        <w:rPr>
+          <w:b/>
+          <w:bCs/>
+        </w:rPr>
+        <w:t xml:space="preserve">Confirm ancestry PCs are stable</w:t>
+      </w:r>
+      <w:r>
+        <w:t xml:space="preserve"> </w:t>
+      </w:r>
+      <w:r>
+        <w:t xml:space="preserve">before using them as burden covariates (the gate</w:t>
+      </w:r>
+      <w:r>
+        <w:t xml:space="preserve"> </w:t>
+      </w:r>
+      <w:r>
+        <w:t xml:space="preserve">enforces this; if unstable it runs unadjusted and says so).</w:t>
       </w:r>
     </w:p>
     <w:p>
@@ -18523,11 +20947,42 @@
         </w:numPr>
       </w:pPr>
       <w:r>
+        <w:rPr>
+          <w:b/>
+          <w:bCs/>
+        </w:rPr>
+        <w:t xml:space="preserve">Validate-before-production engines</w:t>
+      </w:r>
+      <w:r>
+        <w:t xml:space="preserve">: DeepVariant+GLnexus, regenie, SKAT-O/STAAR.</w:t>
+      </w:r>
+    </w:p>
+    <w:p>
+      <w:pPr>
+        <w:pStyle w:val="Compact"/>
+        <w:numPr>
+          <w:ilvl w:val="0"/>
+          <w:numId w:val="1018"/>
+        </w:numPr>
+      </w:pPr>
+      <w:r>
+        <w:t xml:space="preserve">Re-generate the genome-wide gnomAD panel slice on the HPC (fast network).</w:t>
+      </w:r>
+    </w:p>
+    <w:p>
+      <w:pPr>
+        <w:pStyle w:val="Compact"/>
+        <w:numPr>
+          <w:ilvl w:val="0"/>
+          <w:numId w:val="1019"/>
+        </w:numPr>
+      </w:pPr>
+      <w:r>
         <w:t xml:space="preserve">Revisit GATK hard-filter thresholds for targeted data.</w:t>
       </w:r>
     </w:p>
-    <w:bookmarkEnd w:id="157"/>
-    <w:bookmarkStart w:id="158" w:name="troubleshooting"/>
+    <w:bookmarkEnd w:id="159"/>
+    <w:bookmarkStart w:id="160" w:name="troubleshooting"/>
     <w:p>
       <w:pPr>
         <w:pStyle w:val="Heading1"/>
@@ -18962,8 +21417,8 @@
         </w:tc>
       </w:tr>
     </w:tbl>
-    <w:bookmarkEnd w:id="158"/>
-    <w:bookmarkStart w:id="159" w:name="extending-callforge"/>
+    <w:bookmarkEnd w:id="160"/>
+    <w:bookmarkStart w:id="161" w:name="extending-callforge"/>
     <w:p>
       <w:pPr>
         <w:pStyle w:val="Heading1"/>
@@ -18977,7 +21432,7 @@
         <w:pStyle w:val="Compact"/>
         <w:numPr>
           <w:ilvl w:val="0"/>
-          <w:numId w:val="1018"/>
+          <w:numId w:val="1020"/>
         </w:numPr>
       </w:pPr>
       <w:r>
@@ -19011,7 +21466,7 @@
         <w:pStyle w:val="Compact"/>
         <w:numPr>
           <w:ilvl w:val="0"/>
-          <w:numId w:val="1018"/>
+          <w:numId w:val="1020"/>
         </w:numPr>
       </w:pPr>
       <w:r>
@@ -19045,7 +21500,7 @@
         <w:pStyle w:val="Compact"/>
         <w:numPr>
           <w:ilvl w:val="0"/>
-          <w:numId w:val="1018"/>
+          <w:numId w:val="1020"/>
         </w:numPr>
       </w:pPr>
       <w:r>
@@ -19064,7 +21519,7 @@
         <w:pStyle w:val="Compact"/>
         <w:numPr>
           <w:ilvl w:val="0"/>
-          <w:numId w:val="1018"/>
+          <w:numId w:val="1020"/>
         </w:numPr>
       </w:pPr>
       <w:r>
@@ -19084,8 +21539,8 @@
         <w:t xml:space="preserve">SKAT-O on a real cohort; VQSR for large cohorts; manifest-driven BQSR known-sites.</w:t>
       </w:r>
     </w:p>
-    <w:bookmarkEnd w:id="159"/>
-    <w:bookmarkStart w:id="160" w:name="reproducibility-provenance"/>
+    <w:bookmarkEnd w:id="161"/>
+    <w:bookmarkStart w:id="162" w:name="reproducibility-provenance"/>
     <w:p>
       <w:pPr>
         <w:pStyle w:val="Heading1"/>
@@ -19195,8 +21650,8 @@
         <w:t xml:space="preserve">exact reference and database releases recorded in the manifest.</w:t>
       </w:r>
     </w:p>
-    <w:bookmarkEnd w:id="160"/>
-    <w:bookmarkStart w:id="161" w:name="glossary-faq"/>
+    <w:bookmarkEnd w:id="162"/>
+    <w:bookmarkStart w:id="163" w:name="glossary-faq"/>
     <w:p>
       <w:pPr>
         <w:pStyle w:val="Heading1"/>
@@ -19332,7 +21787,7 @@
         <w:pStyle w:val="Compact"/>
         <w:numPr>
           <w:ilvl w:val="0"/>
-          <w:numId w:val="1019"/>
+          <w:numId w:val="1021"/>
         </w:numPr>
       </w:pPr>
       <w:r>
@@ -19390,7 +21845,7 @@
         <w:pStyle w:val="Compact"/>
         <w:numPr>
           <w:ilvl w:val="0"/>
-          <w:numId w:val="1019"/>
+          <w:numId w:val="1021"/>
         </w:numPr>
       </w:pPr>
       <w:r>
@@ -19418,7 +21873,7 @@
         <w:pStyle w:val="Compact"/>
         <w:numPr>
           <w:ilvl w:val="0"/>
-          <w:numId w:val="1019"/>
+          <w:numId w:val="1021"/>
         </w:numPr>
       </w:pPr>
       <w:r>
@@ -19447,8 +21902,8 @@
         <w:t xml:space="preserve">.</w:t>
       </w:r>
     </w:p>
-    <w:bookmarkEnd w:id="161"/>
-    <w:bookmarkStart w:id="162" w:name="Xb6288e317880f4cbc66e34b2e382df0615133a4"/>
+    <w:bookmarkEnd w:id="163"/>
+    <w:bookmarkStart w:id="164" w:name="Xb6288e317880f4cbc66e34b2e382df0615133a4"/>
     <w:p>
       <w:pPr>
         <w:pStyle w:val="Heading1"/>
@@ -19532,7 +21987,7 @@
         <w:t xml:space="preserve">.</w:t>
       </w:r>
     </w:p>
-    <w:bookmarkEnd w:id="162"/>
+    <w:bookmarkEnd w:id="164"/>
     <w:sectPr>
       <w:footnotePr>
         <w:numRestart w:val="eachSect"/>
@@ -19744,6 +22199,91 @@
       <w:rPr>
         <w:rFonts w:ascii="Wingdings" w:hAnsi="Wingdings" w:cs="Wingdings" w:hint="default"/>
       </w:rPr>
+    </w:lvl>
+  </w:abstractNum>
+  <w:abstractNum w:abstractNumId="99411">
+    <w:nsid w:val="00A99411"/>
+    <w:multiLevelType w:val="multilevel"/>
+    <w:lvl w:ilvl="0">
+      <w:start w:val="1"/>
+      <w:numFmt w:val="decimal"/>
+      <w:lvlText w:val="%1."/>
+      <w:lvlJc w:val="left"/>
+      <w:pPr>
+        <w:ind w:left="720" w:hanging="360"/>
+      </w:pPr>
+    </w:lvl>
+    <w:lvl w:ilvl="1">
+      <w:start w:val="1"/>
+      <w:numFmt w:val="decimal"/>
+      <w:lvlText w:val="%2."/>
+      <w:lvlJc w:val="left"/>
+      <w:pPr>
+        <w:ind w:left="1440" w:hanging="360"/>
+      </w:pPr>
+    </w:lvl>
+    <w:lvl w:ilvl="2">
+      <w:start w:val="1"/>
+      <w:numFmt w:val="decimal"/>
+      <w:lvlText w:val="%3."/>
+      <w:lvlJc w:val="left"/>
+      <w:pPr>
+        <w:ind w:left="2160" w:hanging="360"/>
+      </w:pPr>
+    </w:lvl>
+    <w:lvl w:ilvl="3">
+      <w:start w:val="1"/>
+      <w:numFmt w:val="decimal"/>
+      <w:lvlText w:val="%4."/>
+      <w:lvlJc w:val="left"/>
+      <w:pPr>
+        <w:ind w:left="2880" w:hanging="360"/>
+      </w:pPr>
+    </w:lvl>
+    <w:lvl w:ilvl="4">
+      <w:start w:val="1"/>
+      <w:numFmt w:val="decimal"/>
+      <w:lvlText w:val="%5."/>
+      <w:lvlJc w:val="left"/>
+      <w:pPr>
+        <w:ind w:left="3600" w:hanging="360"/>
+      </w:pPr>
+    </w:lvl>
+    <w:lvl w:ilvl="5">
+      <w:start w:val="1"/>
+      <w:numFmt w:val="decimal"/>
+      <w:lvlText w:val="%6."/>
+      <w:lvlJc w:val="left"/>
+      <w:pPr>
+        <w:ind w:left="4320" w:hanging="360"/>
+      </w:pPr>
+    </w:lvl>
+    <w:lvl w:ilvl="6">
+      <w:start w:val="1"/>
+      <w:numFmt w:val="decimal"/>
+      <w:lvlText w:val="%7."/>
+      <w:lvlJc w:val="left"/>
+      <w:pPr>
+        <w:ind w:left="5040" w:hanging="360"/>
+      </w:pPr>
+    </w:lvl>
+    <w:lvl w:ilvl="7">
+      <w:start w:val="1"/>
+      <w:numFmt w:val="decimal"/>
+      <w:lvlText w:val="%8."/>
+      <w:lvlJc w:val="left"/>
+      <w:pPr>
+        <w:ind w:left="5760" w:hanging="360"/>
+      </w:pPr>
+    </w:lvl>
+    <w:lvl w:ilvl="8">
+      <w:start w:val="1"/>
+      <w:numFmt w:val="decimal"/>
+      <w:lvlText w:val="%9."/>
+      <w:lvlJc w:val="left"/>
+      <w:pPr>
+        <w:ind w:left="6480" w:hanging="360"/>
+      </w:pPr>
     </w:lvl>
   </w:abstractNum>
   <w:abstractNum w:abstractNumId="992">
@@ -19847,13 +22387,40 @@
     <w:abstractNumId w:val="991"/>
   </w:num>
   <w:num w:numId="1008">
+    <w:abstractNumId w:val="99411"/>
+    <w:lvlOverride w:ilvl="0">
+      <w:startOverride w:val="1"/>
+    </w:lvlOverride>
+    <w:lvlOverride w:ilvl="1">
+      <w:startOverride w:val="1"/>
+    </w:lvlOverride>
+    <w:lvlOverride w:ilvl="2">
+      <w:startOverride w:val="1"/>
+    </w:lvlOverride>
+    <w:lvlOverride w:ilvl="3">
+      <w:startOverride w:val="1"/>
+    </w:lvlOverride>
+    <w:lvlOverride w:ilvl="4">
+      <w:startOverride w:val="1"/>
+    </w:lvlOverride>
+    <w:lvlOverride w:ilvl="5">
+      <w:startOverride w:val="1"/>
+    </w:lvlOverride>
+    <w:lvlOverride w:ilvl="6">
+      <w:startOverride w:val="1"/>
+    </w:lvlOverride>
+    <w:lvlOverride w:ilvl="7">
+      <w:startOverride w:val="1"/>
+    </w:lvlOverride>
+    <w:lvlOverride w:ilvl="8">
+      <w:startOverride w:val="1"/>
+    </w:lvlOverride>
+  </w:num>
+  <w:num w:numId="1009">
     <w:abstractNumId w:val="991"/>
   </w:num>
-  <w:num w:numId="1009">
-    <w:abstractNumId w:val="992"/>
-  </w:num>
   <w:num w:numId="1010">
-    <w:abstractNumId w:val="992"/>
+    <w:abstractNumId w:val="991"/>
   </w:num>
   <w:num w:numId="1011">
     <w:abstractNumId w:val="992"/>
@@ -19877,9 +22444,15 @@
     <w:abstractNumId w:val="992"/>
   </w:num>
   <w:num w:numId="1018">
+    <w:abstractNumId w:val="992"/>
+  </w:num>
+  <w:num w:numId="1019">
+    <w:abstractNumId w:val="992"/>
+  </w:num>
+  <w:num w:numId="1020">
     <w:abstractNumId w:val="991"/>
   </w:num>
-  <w:num w:numId="1019">
+  <w:num w:numId="1021">
     <w:abstractNumId w:val="991"/>
   </w:num>
 </w:numbering>

--- a/docs/manual/callforge_manual.docx
+++ b/docs/manual/callforge_manual.docx
@@ -3813,50 +3813,67 @@
         <w:t xml:space="preserve">callforge anno</w:t>
       </w:r>
       <w:r>
-        <w:t xml:space="preserve">) are a planned</w:t>
-      </w:r>
-      <w:r>
-        <w:t xml:space="preserve"> </w:t>
-      </w:r>
-      <w:r>
-        <w:t xml:space="preserve">enhancement — they would map to Nextflow</w:t>
-      </w:r>
-      <w:r>
-        <w:t xml:space="preserve"> </w:t>
-      </w:r>
-      <w:r>
-        <w:rPr>
-          <w:rStyle w:val="VerbatimChar"/>
-        </w:rPr>
-        <w:t xml:space="preserve">-entry &lt;subworkflow&gt;</w:t>
-      </w:r>
-      <w:r>
-        <w:t xml:space="preserve"> </w:t>
-      </w:r>
-      <w:r>
-        <w:t xml:space="preserve">to run/resume a single</w:t>
-      </w:r>
-      <w:r>
-        <w:t xml:space="preserve"> </w:t>
-      </w:r>
-      <w:r>
-        <w:t xml:space="preserve">stage. They are</w:t>
-      </w:r>
-      <w:r>
-        <w:t xml:space="preserve"> </w:t>
-      </w:r>
-      <w:r>
-        <w:rPr>
-          <w:b/>
-          <w:bCs/>
-        </w:rPr>
+        <w:t xml:space="preserve">) run a single stage</w:t>
+      </w:r>
+      <w:r>
+        <w:t xml:space="preserve"> </w:t>
+      </w:r>
+      <w:r>
+        <w:t xml:space="preserve">standalone — each maps to</w:t>
+      </w:r>
+      <w:r>
+        <w:t xml:space="preserve"> </w:t>
+      </w:r>
+      <w:r>
+        <w:rPr>
+          <w:rStyle w:val="VerbatimChar"/>
+        </w:rPr>
+        <w:t xml:space="preserve">nextflow run main.nf --stage &lt;name&gt; …</w:t>
+      </w:r>
+      <w:r>
+        <w:t xml:space="preserve"> </w:t>
+      </w:r>
+      <w:r>
+        <w:t xml:space="preserve">(a</w:t>
+      </w:r>
+      <w:r>
+        <w:t xml:space="preserve"> </w:t>
+      </w:r>
+      <w:r>
+        <w:rPr>
+          <w:rStyle w:val="VerbatimChar"/>
+        </w:rPr>
+        <w:t xml:space="preserve">--stage</w:t>
+      </w:r>
+      <w:r>
+        <w:t xml:space="preserve"> </w:t>
+      </w:r>
+      <w:r>
+        <w:t xml:space="preserve">param,</w:t>
+      </w:r>
+      <w:r>
+        <w:t xml:space="preserve"> </w:t>
+      </w:r>
+      <w:r>
         <w:t xml:space="preserve">not</w:t>
       </w:r>
       <w:r>
         <w:t xml:space="preserve"> </w:t>
       </w:r>
       <w:r>
-        <w:t xml:space="preserve">built yet.</w:t>
+        <w:rPr>
+          <w:rStyle w:val="VerbatimChar"/>
+        </w:rPr>
+        <w:t xml:space="preserve">-entry</w:t>
+      </w:r>
+      <w:r>
+        <w:t xml:space="preserve">), reusing the same module as the full pipeline. See §8.10 for the full</w:t>
+      </w:r>
+      <w:r>
+        <w:t xml:space="preserve"> </w:t>
+      </w:r>
+      <w:r>
+        <w:t xml:space="preserve">stage-subcommand reference.</w:t>
       </w:r>
     </w:p>
     <w:bookmarkEnd w:id="17"/>
